--- a/Report Draft/Chapter2-LiteratureReview.docx
+++ b/Report Draft/Chapter2-LiteratureReview.docx
@@ -317,21 +317,24 @@
         <w:t>continuous, non-linear residual dynamics conditional on that state</w:t>
       </w:r>
       <w:r>
-        <w:t xml:space="preserve"> that the Gaussian-emission HMM is deliberately too simple to capture. The regime-aware LSTM proposed in Chapter 3 makes this decomposition explicit by passing the smoothed state probabilities from the HMM as an additional input to the recurrent network.</w:t>
-      </w:r>
-    </w:p>
-    <w:p>
-      <w:r>
-        <w:t>The most direct empirical precedents are two studies of recurrent networks against econometric baselines on equity volatility, and reading them against each other is more instructive than taking either alone. Kim and Won (2018) work on daily KOSPI 200 data and hybridise an LSTM with several GARCH-type models, reporting that the hybrid beats either pure component. Bucci (2020) moves to the S&amp;P 500 but at monthly frequency, benchmarking feed-forward, LSTM and nonlinear autoregressive networks against ARFIMA and HAR, and finds the recurrent architectures the most accurate.</w:t>
-      </w:r>
-    </w:p>
-    <w:p>
-      <w:r>
-        <w:t xml:space="preserve">The two converge on a single claim saying that LSTM-based models can match or modestly exceed econometric baselines on equity volatility. Yet they reach it from opposite corners of the design space, where Kim and Won at daily frequency but on a return-based target in a </w:t>
+        <w:t xml:space="preserve"> that the Gaussian-emission HMM is deliberately too simple to capture. The regime-aware LSTM proposed in Chapter 3 makes this decomposition explicit by passing the </w:t>
+      </w:r>
+      <w:r>
+        <w:t>HMM's filtered state probabilities as an additional input to the recurrent network. In contrast to the smoothed probabilities of Section 2.4, which condition on the entire sample and are therefore suited to retrospective regime description, the filtered posterior P(sₜ | x₁,…,xₜ) conditions only on information available up to the forecast date, so conditioning the forecast on it introduces no look-ahead.</w:t>
+      </w:r>
+    </w:p>
+    <w:p>
+      <w:r>
+        <w:t xml:space="preserve">The most direct empirical precedents are two studies of recurrent networks against econometric baselines on equity volatility, and reading them against each other is more instructive than taking either alone. Kim and Won (2018) work on daily KOSPI 200 data and hybridise an LSTM with several GARCH-type models, reporting that the hybrid beats either pure component. Bucci (2020) moves to the S&amp;P 500 but at monthly frequency, </w:t>
       </w:r>
       <w:r>
         <w:lastRenderedPageBreak/>
-        <w:t>non-US market, and Bucci on a US index but at a monthly horizon that sidesteps the daily realised-volatility problem entirely. Neither conditions on market regime, neither produces calibrated uncertainty, and neither subjects its comparison to the proxy-robust significance tests of Section 2.7.</w:t>
+        <w:t>benchmarking feed-forward, LSTM and nonlinear autoregressive networks against ARFIMA and HAR, and finds the recurrent architectures the most accurate.</w:t>
+      </w:r>
+    </w:p>
+    <w:p>
+      <w:r>
+        <w:t>The two converge on a single claim saying that LSTM-based models can match or modestly exceed econometric baselines on equity volatility. Yet they reach it from opposite corners of the design space, where Kim and Won at daily frequency but on a return-based target in a non-US market, and Bucci on a US index but at a monthly horizon that sidesteps the daily realised-volatility problem entirely. Neither conditions on market regime, neither produces calibrated uncertainty, and neither subjects its comparison to the proxy-robust significance tests of Section 2.7.</w:t>
       </w:r>
     </w:p>
     <w:p>
@@ -391,7 +394,11 @@
         <w:t>Bayesian-approximate</w:t>
       </w:r>
       <w:r>
-        <w:t xml:space="preserve"> route that requires no architectural changes and no additional training. Pinball-loss quantile regression, motivated by the CAViaR framework of Engle and Manganelli (2004), supplies a </w:t>
+        <w:t xml:space="preserve"> route that requires no architectural changes and no additional training. Pinball-loss quantile </w:t>
+      </w:r>
+      <w:r>
+        <w:lastRenderedPageBreak/>
+        <w:t xml:space="preserve">regression, motivated by the CAViaR framework of Engle and Manganelli (2004), supplies a </w:t>
       </w:r>
       <w:r>
         <w:rPr>
@@ -405,11 +412,7 @@
     </w:p>
     <w:p>
       <w:r>
-        <w:t xml:space="preserve">The two are paired deliberately because their failure modes do not overlap. Dropout’s variational approximation may underestimate uncertainty under distribution shift, while </w:t>
-      </w:r>
-      <w:r>
-        <w:lastRenderedPageBreak/>
-        <w:t>quantile-regression intervals lack formal coverage guarantees and must be validated empirically. Reporting both, under the proper scoring rules of Gneiting and Raftery (2007), supplies a more defensible probabilistic forecast than either method alone.</w:t>
+        <w:t>The two are paired deliberately because their failure modes do not overlap. Dropout’s variational approximation may underestimate uncertainty under distribution shift, while quantile-regression intervals lack formal coverage guarantees and must be validated empirically. Reporting both, under the proper scoring rules of Gneiting and Raftery (2007), supplies a more defensible probabilistic forecast than either method alone.</w:t>
       </w:r>
     </w:p>
     <w:p>
@@ -461,17 +464,14 @@
       </w:pPr>
       <w:bookmarkStart w:id="7" w:name="forecast-evaluation-and-comparison"/>
       <w:r>
+        <w:lastRenderedPageBreak/>
         <w:t>2.7 Forecast Evaluation and Comparison</w:t>
       </w:r>
       <w:bookmarkEnd w:id="7"/>
     </w:p>
     <w:p>
       <w:r>
-        <w:t xml:space="preserve">The standard apparatus for testing whether one forecast is statistically more accurate than another is the pairwise test introduced by Diebold and Mariano (1995), which compares the loss differential between two competing forecasts and asks whether its mean is significantly </w:t>
-      </w:r>
-      <w:r>
-        <w:lastRenderedPageBreak/>
-        <w:t>different from zero under a heteroskedasticity- and autocorrelation-consistent estimate of its long-run variance. The test is widely used in volatility forecasting because it accommodates non-Gaussian loss differentials and non-nested model comparisons, both of which are common when comparing parametric econometric models against deep networks (Gu, Kelly and Xiu, 2020; Makridakis et al., 2020).</w:t>
+        <w:t>The standard apparatus for testing whether one forecast is statistically more accurate than another is the pairwise test introduced by Diebold and Mariano (1995), which compares the loss differential between two competing forecasts and asks whether its mean is significantly different from zero under a heteroskedasticity- and autocorrelation-consistent estimate of its long-run variance. The test is widely used in volatility forecasting because it accommodates non-Gaussian loss differentials and non-nested model comparisons, both of which are common when comparing parametric econometric models against deep networks (Gu, Kelly and Xiu, 2020; Makridakis et al., 2020).</w:t>
       </w:r>
     </w:p>
     <w:p>
@@ -547,11 +547,11 @@
         <w:t>probabilistic / uncertainty-quantification</w:t>
       </w:r>
       <w:r>
-        <w:t xml:space="preserve"> tradition provides two complementary routes to calibrated predictive distributions, the Monte Carlo Dropout (Gal and Ghahramani, 2016) and pinball-loss quantile regression rooted in CAViaR (Engle and Manganelli, 2004), evaluated against proper scoring rules (Gneiting and Raftery, 2007), and have been benchmarked extensively on general tasks but rarely on financial volatility. Across all four, </w:t>
+        <w:t xml:space="preserve"> tradition provides two complementary routes to calibrated predictive distributions, the Monte Carlo Dropout (Gal and Ghahramani, 2016) </w:t>
       </w:r>
       <w:r>
         <w:lastRenderedPageBreak/>
-        <w:t>the evidence is uneven (single-market, non-daily, or non-financial) and so indicative rather than decisive here.</w:t>
+        <w:t>and pinball-loss quantile regression rooted in CAViaR (Engle and Manganelli, 2004), evaluated against proper scoring rules (Gneiting and Raftery, 2007), and have been benchmarked extensively on general tasks but rarely on financial volatility. Across all four, the evidence is uneven (single-market, non-daily, or non-financial) and so indicative rather than decisive here.</w:t>
       </w:r>
     </w:p>
     <w:p>
@@ -647,6 +647,7 @@
     </w:p>
     <w:p>
       <w:r>
+        <w:lastRenderedPageBreak/>
         <w:t xml:space="preserve">Andersen, T.G., Bollerslev, T., Diebold, F.X. and Labys, P., 2003. Modeling and forecasting realized volatility. </w:t>
       </w:r>
       <w:r>
@@ -675,227 +676,227 @@
     </w:p>
     <w:p>
       <w:r>
+        <w:t xml:space="preserve">Barndorff-Nielsen, O.E., Hansen, P.R., Lunde, A. and Shephard, N., 2008. Designing realized kernels to measure the ex post variation of equity prices in the presence of noise. </w:t>
+      </w:r>
+      <w:r>
+        <w:rPr>
+          <w:i/>
+        </w:rPr>
+        <w:t>Econometrica</w:t>
+      </w:r>
+      <w:r>
+        <w:t>, 76(6), pp.1481–1536. https://doi.org/10.3982/ECTA6495</w:t>
+      </w:r>
+    </w:p>
+    <w:p>
+      <w:r>
+        <w:t>Blake, A.C., Gandhi, N.A. and Jakkula, A.R., 2025. Improving S&amp;P 500 volatility forecasting through regime-switching methods. arXiv preprint arXiv:2510.03236. https://doi.org/10.48550/arXiv.2510.03236</w:t>
+      </w:r>
+    </w:p>
+    <w:p>
+      <w:r>
+        <w:t xml:space="preserve">Bollerslev, T., 1986. Generalized autoregressive conditional heteroskedasticity. </w:t>
+      </w:r>
+      <w:r>
+        <w:rPr>
+          <w:i/>
+        </w:rPr>
+        <w:t>Journal of Econometrics</w:t>
+      </w:r>
+      <w:r>
+        <w:t>, 31(3), pp.307–327. https://doi.org/10.1016/0304-4076(86)90063-1</w:t>
+      </w:r>
+    </w:p>
+    <w:p>
+      <w:r>
+        <w:t xml:space="preserve">Bollerslev, T., Patton, A.J. and Quaedvlieg, R., 2016. Exploiting the errors: a simple approach for improved volatility forecasting. </w:t>
+      </w:r>
+      <w:r>
+        <w:rPr>
+          <w:i/>
+        </w:rPr>
+        <w:t>Journal of Econometrics</w:t>
+      </w:r>
+      <w:r>
+        <w:t>, 192(1), pp.1–18. https://doi.org/10.1016/j.jeconom.2015.10.007</w:t>
+      </w:r>
+    </w:p>
+    <w:p>
+      <w:r>
+        <w:t xml:space="preserve">Bucci, A., 2020. Realized volatility forecasting with neural networks. </w:t>
+      </w:r>
+      <w:r>
+        <w:rPr>
+          <w:i/>
+        </w:rPr>
+        <w:t>Journal of Financial Econometrics</w:t>
+      </w:r>
+      <w:r>
+        <w:t>, 18(3), pp.502–531. https://doi.org/10.1093/jjfinec/nbaa008</w:t>
+      </w:r>
+    </w:p>
+    <w:p>
+      <w:r>
+        <w:t xml:space="preserve">Christensen, K., Siggaard, M. and Veliyev, B., 2023. A machine learning approach to volatility forecasting. </w:t>
+      </w:r>
+      <w:r>
+        <w:rPr>
+          <w:i/>
+        </w:rPr>
+        <w:t>Journal of Financial Econometrics</w:t>
+      </w:r>
+      <w:r>
+        <w:t>, 21(5), pp.1680–1727. https://doi.org/10.1093/jjfinec/nbac020</w:t>
+      </w:r>
+    </w:p>
+    <w:p>
+      <w:r>
+        <w:t xml:space="preserve">Cont, R., 2001. Empirical properties of asset returns: stylized facts and statistical issues. </w:t>
+      </w:r>
+      <w:r>
+        <w:rPr>
+          <w:i/>
+        </w:rPr>
+        <w:t>Quantitative Finance</w:t>
+      </w:r>
+      <w:r>
+        <w:t>, 1(2), pp.223–236. https://doi.org/10.1080/713665670</w:t>
+      </w:r>
+    </w:p>
+    <w:p>
+      <w:r>
+        <w:t xml:space="preserve">Corsi, F., 2009. A simple approximate long-memory model of realized volatility. </w:t>
+      </w:r>
+      <w:r>
+        <w:rPr>
+          <w:i/>
+        </w:rPr>
+        <w:t>Journal of Financial Econometrics</w:t>
+      </w:r>
+      <w:r>
+        <w:t>, 7(2), pp.174–196. https://doi.org/10.1093/jjfinec/nbp001</w:t>
+      </w:r>
+    </w:p>
+    <w:p>
+      <w:r>
+        <w:t xml:space="preserve">Dacco, R. and Satchell, S., 1999. Why do regime-switching models forecast so badly? </w:t>
+      </w:r>
+      <w:r>
+        <w:rPr>
+          <w:i/>
+        </w:rPr>
+        <w:t>Journal of Forecasting</w:t>
+      </w:r>
+      <w:r>
+        <w:t>, 18(1), pp.1–16. https://doi.org/10.1002/(SICI)1099-131X(199901)18:1%3C1::AID-FOR685%3E3.0.CO;2-B</w:t>
+      </w:r>
+    </w:p>
+    <w:p>
+      <w:r>
+        <w:t xml:space="preserve">Diebold, F.X. and Mariano, R.S., 1995. Comparing predictive accuracy. </w:t>
+      </w:r>
+      <w:r>
+        <w:rPr>
+          <w:i/>
+        </w:rPr>
+        <w:t>Journal of Business &amp; Economic Statistics</w:t>
+      </w:r>
+      <w:r>
+        <w:t>, 13(3), pp.253–263. https://doi.org/10.1080/07350015.1995.10524599</w:t>
+      </w:r>
+    </w:p>
+    <w:p>
+      <w:r>
+        <w:t>Dudek, G., Orzeszko, W. and Fiszeder, P., 2025. Probabilistic forecasting cryptocurrencies volatility: from point to quantile forecasts. arXiv preprint arXiv:2508.15922. https://doi.org/10.48550/arXiv.2508.15922</w:t>
+      </w:r>
+    </w:p>
+    <w:p>
+      <w:r>
+        <w:t xml:space="preserve">Engle, R.F., 1982. Autoregressive conditional heteroscedasticity with estimates of the variance of United Kingdom inflation. </w:t>
+      </w:r>
+      <w:r>
+        <w:rPr>
+          <w:i/>
+        </w:rPr>
+        <w:t>Econometrica</w:t>
+      </w:r>
+      <w:r>
+        <w:t>, 50(4), pp.987–1007. https://doi.org/10.2307/1912773</w:t>
+      </w:r>
+    </w:p>
+    <w:p>
+      <w:r>
+        <w:t xml:space="preserve">Engle, R.F. and Manganelli, S., 2004. CAViaR: conditional autoregressive value at risk by regression quantiles. </w:t>
+      </w:r>
+      <w:r>
+        <w:rPr>
+          <w:i/>
+        </w:rPr>
+        <w:t>Journal of Business &amp; Economic Statistics</w:t>
+      </w:r>
+      <w:r>
+        <w:t>, 22(4), pp.367–381. https://doi.org/10.1198/073500104000000370</w:t>
+      </w:r>
+    </w:p>
+    <w:p>
+      <w:r>
+        <w:t xml:space="preserve">Erlwein-Sayer, C., Grimm, S., Pieper, A. and Alsac, R., 2023. Forecasting corporate credit spreads: regime-switching in LSTM. </w:t>
+      </w:r>
+      <w:r>
+        <w:rPr>
+          <w:i/>
+        </w:rPr>
+        <w:t>The Journal of Finance and Data Science</w:t>
+      </w:r>
+      <w:r>
+        <w:t>, 9. https://www.sciencedirect.com/science/article/pii/S2452306223000916</w:t>
+      </w:r>
+    </w:p>
+    <w:p>
+      <w:r>
+        <w:t xml:space="preserve">Frank, J., 2023. Forecasting realized volatility in turbulent times using temporal fusion transformers. </w:t>
+      </w:r>
+      <w:r>
+        <w:rPr>
+          <w:i/>
+        </w:rPr>
+        <w:t>FAU Discussion Papers in Economics</w:t>
+      </w:r>
+      <w:r>
+        <w:t>, No. 03/2023. https://ideas.repec.org/p/zbw/iwqwdp/032023.html</w:t>
+      </w:r>
+    </w:p>
+    <w:p>
+      <w:r>
+        <w:t xml:space="preserve">Gal, Y. and Ghahramani, Z., 2016. Dropout as a Bayesian approximation: representing model uncertainty in deep learning. In: </w:t>
+      </w:r>
+      <w:r>
+        <w:rPr>
+          <w:i/>
+        </w:rPr>
+        <w:t>Proceedings of the 33rd International Conference on Machine Learning (ICML)</w:t>
+      </w:r>
+      <w:r>
+        <w:t>, New York, USA, 19–24 June 2016. PMLR 48, pp.1050–1059.</w:t>
+      </w:r>
+    </w:p>
+    <w:p>
+      <w:r>
+        <w:t xml:space="preserve">Giacomini, R. and White, H., 2006. Tests of conditional predictive ability. </w:t>
+      </w:r>
+      <w:r>
+        <w:rPr>
+          <w:i/>
+        </w:rPr>
+        <w:t>Econometrica</w:t>
+      </w:r>
+      <w:r>
+        <w:t>, 74(6), pp.1545–1578. https://doi.org/10.1111/j.1468-0262.2006.00718.x</w:t>
+      </w:r>
+    </w:p>
+    <w:p>
+      <w:r>
         <w:lastRenderedPageBreak/>
-        <w:t xml:space="preserve">Barndorff-Nielsen, O.E., Hansen, P.R., Lunde, A. and Shephard, N., 2008. Designing realized kernels to measure the ex post variation of equity prices in the presence of noise. </w:t>
-      </w:r>
-      <w:r>
-        <w:rPr>
-          <w:i/>
-        </w:rPr>
-        <w:t>Econometrica</w:t>
-      </w:r>
-      <w:r>
-        <w:t>, 76(6), pp.1481–1536. https://doi.org/10.3982/ECTA6495</w:t>
-      </w:r>
-    </w:p>
-    <w:p>
-      <w:r>
-        <w:t>Blake, A.C., Gandhi, N.A. and Jakkula, A.R., 2025. Improving S&amp;P 500 volatility forecasting through regime-switching methods. arXiv preprint arXiv:2510.03236. https://doi.org/10.48550/arXiv.2510.03236</w:t>
-      </w:r>
-    </w:p>
-    <w:p>
-      <w:r>
-        <w:t xml:space="preserve">Bollerslev, T., 1986. Generalized autoregressive conditional heteroskedasticity. </w:t>
-      </w:r>
-      <w:r>
-        <w:rPr>
-          <w:i/>
-        </w:rPr>
-        <w:t>Journal of Econometrics</w:t>
-      </w:r>
-      <w:r>
-        <w:t>, 31(3), pp.307–327. https://doi.org/10.1016/0304-4076(86)90063-1</w:t>
-      </w:r>
-    </w:p>
-    <w:p>
-      <w:r>
-        <w:t xml:space="preserve">Bollerslev, T., Patton, A.J. and Quaedvlieg, R., 2016. Exploiting the errors: a simple approach for improved volatility forecasting. </w:t>
-      </w:r>
-      <w:r>
-        <w:rPr>
-          <w:i/>
-        </w:rPr>
-        <w:t>Journal of Econometrics</w:t>
-      </w:r>
-      <w:r>
-        <w:t>, 192(1), pp.1–18. https://doi.org/10.1016/j.jeconom.2015.10.007</w:t>
-      </w:r>
-    </w:p>
-    <w:p>
-      <w:r>
-        <w:t xml:space="preserve">Bucci, A., 2020. Realized volatility forecasting with neural networks. </w:t>
-      </w:r>
-      <w:r>
-        <w:rPr>
-          <w:i/>
-        </w:rPr>
-        <w:t>Journal of Financial Econometrics</w:t>
-      </w:r>
-      <w:r>
-        <w:t>, 18(3), pp.502–531. https://doi.org/10.1093/jjfinec/nbaa008</w:t>
-      </w:r>
-    </w:p>
-    <w:p>
-      <w:r>
-        <w:t xml:space="preserve">Christensen, K., Siggaard, M. and Veliyev, B., 2023. A machine learning approach to volatility forecasting. </w:t>
-      </w:r>
-      <w:r>
-        <w:rPr>
-          <w:i/>
-        </w:rPr>
-        <w:t>Journal of Financial Econometrics</w:t>
-      </w:r>
-      <w:r>
-        <w:t>, 21(5), pp.1680–1727. https://doi.org/10.1093/jjfinec/nbac020</w:t>
-      </w:r>
-    </w:p>
-    <w:p>
-      <w:r>
-        <w:t xml:space="preserve">Cont, R., 2001. Empirical properties of asset returns: stylized facts and statistical issues. </w:t>
-      </w:r>
-      <w:r>
-        <w:rPr>
-          <w:i/>
-        </w:rPr>
-        <w:t>Quantitative Finance</w:t>
-      </w:r>
-      <w:r>
-        <w:t>, 1(2), pp.223–236. https://doi.org/10.1080/713665670</w:t>
-      </w:r>
-    </w:p>
-    <w:p>
-      <w:r>
-        <w:t xml:space="preserve">Corsi, F., 2009. A simple approximate long-memory model of realized volatility. </w:t>
-      </w:r>
-      <w:r>
-        <w:rPr>
-          <w:i/>
-        </w:rPr>
-        <w:t>Journal of Financial Econometrics</w:t>
-      </w:r>
-      <w:r>
-        <w:t>, 7(2), pp.174–196. https://doi.org/10.1093/jjfinec/nbp001</w:t>
-      </w:r>
-    </w:p>
-    <w:p>
-      <w:r>
-        <w:t xml:space="preserve">Dacco, R. and Satchell, S., 1999. Why do regime-switching models forecast so badly? </w:t>
-      </w:r>
-      <w:r>
-        <w:rPr>
-          <w:i/>
-        </w:rPr>
-        <w:t>Journal of Forecasting</w:t>
-      </w:r>
-      <w:r>
-        <w:t>, 18(1), pp.1–16. https://doi.org/10.1002/(SICI)1099-131X(199901)18:1%3C1::AID-FOR685%3E3.0.CO;2-B</w:t>
-      </w:r>
-    </w:p>
-    <w:p>
-      <w:r>
-        <w:t xml:space="preserve">Diebold, F.X. and Mariano, R.S., 1995. Comparing predictive accuracy. </w:t>
-      </w:r>
-      <w:r>
-        <w:rPr>
-          <w:i/>
-        </w:rPr>
-        <w:t>Journal of Business &amp; Economic Statistics</w:t>
-      </w:r>
-      <w:r>
-        <w:t>, 13(3), pp.253–263. https://doi.org/10.1080/07350015.1995.10524599</w:t>
-      </w:r>
-    </w:p>
-    <w:p>
-      <w:r>
-        <w:t>Dudek, G., Orzeszko, W. and Fiszeder, P., 2025. Probabilistic forecasting cryptocurrencies volatility: from point to quantile forecasts. arXiv preprint arXiv:2508.15922. https://doi.org/10.48550/arXiv.2508.15922</w:t>
-      </w:r>
-    </w:p>
-    <w:p>
-      <w:r>
-        <w:t xml:space="preserve">Engle, R.F., 1982. Autoregressive conditional heteroscedasticity with estimates of the variance of United Kingdom inflation. </w:t>
-      </w:r>
-      <w:r>
-        <w:rPr>
-          <w:i/>
-        </w:rPr>
-        <w:t>Econometrica</w:t>
-      </w:r>
-      <w:r>
-        <w:t>, 50(4), pp.987–1007. https://doi.org/10.2307/1912773</w:t>
-      </w:r>
-    </w:p>
-    <w:p>
-      <w:r>
-        <w:t xml:space="preserve">Engle, R.F. and Manganelli, S., 2004. CAViaR: conditional autoregressive value at risk by regression quantiles. </w:t>
-      </w:r>
-      <w:r>
-        <w:rPr>
-          <w:i/>
-        </w:rPr>
-        <w:t>Journal of Business &amp; Economic Statistics</w:t>
-      </w:r>
-      <w:r>
-        <w:t>, 22(4), pp.367–381. https://doi.org/10.1198/073500104000000370</w:t>
-      </w:r>
-    </w:p>
-    <w:p>
-      <w:r>
-        <w:t xml:space="preserve">Erlwein-Sayer, C., Grimm, S., Pieper, A. and Alsac, R., 2023. Forecasting corporate credit spreads: regime-switching in LSTM. </w:t>
-      </w:r>
-      <w:r>
-        <w:rPr>
-          <w:i/>
-        </w:rPr>
-        <w:t>The Journal of Finance and Data Science</w:t>
-      </w:r>
-      <w:r>
-        <w:t>, 9. https://www.sciencedirect.com/science/article/pii/S2452306223000916</w:t>
-      </w:r>
-    </w:p>
-    <w:p>
-      <w:r>
-        <w:t xml:space="preserve">Frank, J., 2023. Forecasting realized volatility in turbulent times using temporal fusion transformers. </w:t>
-      </w:r>
-      <w:r>
-        <w:rPr>
-          <w:i/>
-        </w:rPr>
-        <w:t>FAU Discussion Papers in Economics</w:t>
-      </w:r>
-      <w:r>
-        <w:t>, No. 03/2023. https://ideas.repec.org/p/zbw/iwqwdp/032023.html</w:t>
-      </w:r>
-    </w:p>
-    <w:p>
-      <w:r>
-        <w:t xml:space="preserve">Gal, Y. and Ghahramani, Z., 2016. Dropout as a Bayesian approximation: representing model uncertainty in deep learning. In: </w:t>
-      </w:r>
-      <w:r>
-        <w:rPr>
-          <w:i/>
-        </w:rPr>
-        <w:t>Proceedings of the 33rd International Conference on Machine Learning (ICML)</w:t>
-      </w:r>
-      <w:r>
-        <w:t>, New York, USA, 19–24 June 2016. PMLR 48, pp.1050–1059.</w:t>
-      </w:r>
-    </w:p>
-    <w:p>
-      <w:r>
-        <w:t xml:space="preserve">Giacomini, R. and White, H., 2006. Tests of conditional predictive ability. </w:t>
-      </w:r>
-      <w:r>
-        <w:rPr>
-          <w:i/>
-        </w:rPr>
-        <w:t>Econometrica</w:t>
-      </w:r>
-      <w:r>
-        <w:t>, 74(6), pp.1545–1578. https://doi.org/10.1111/j.1468-0262.2006.00718.x</w:t>
-      </w:r>
-    </w:p>
-    <w:p>
-      <w:r>
         <w:t xml:space="preserve">Gibbs, I. and Candès, E., 2021. Adaptive conformal inference under distribution shift. In: </w:t>
       </w:r>
       <w:r>
@@ -924,7 +925,6 @@
     </w:p>
     <w:p>
       <w:r>
-        <w:lastRenderedPageBreak/>
         <w:t xml:space="preserve">Gneiting, T. and Raftery, A.E., 2007. Strictly proper scoring rules, prediction, and estimation. </w:t>
       </w:r>
       <w:r>
@@ -1154,6 +1154,7 @@
     </w:p>
     <w:p>
       <w:r>
+        <w:lastRenderedPageBreak/>
         <w:t xml:space="preserve">Lakshminarayanan, B., Pritzel, A. and Blundell, C., 2017. Simple and scalable predictive uncertainty estimation using deep ensembles. In: </w:t>
       </w:r>
       <w:r>
@@ -1182,7 +1183,6 @@
     </w:p>
     <w:p>
       <w:r>
-        <w:lastRenderedPageBreak/>
         <w:t xml:space="preserve">Lim, B. and Zohren, S., 2021. Time-series forecasting with deep learning: a survey. </w:t>
       </w:r>
       <w:r>
@@ -1426,6 +1426,7 @@
     </w:p>
     <w:p>
       <w:r>
+        <w:lastRenderedPageBreak/>
         <w:t xml:space="preserve">Zhang, L., Mykland, P.A. and Aït-Sahalia, Y., 2005. A tale of two time scales: determining integrated volatility with noisy high-frequency data. </w:t>
       </w:r>
       <w:r>
@@ -2229,7 +2230,6 @@
   <w:style w:type="character" w:default="1" w:styleId="DefaultParagraphFont">
     <w:name w:val="Default Paragraph Font"/>
     <w:uiPriority w:val="1"/>
-    <w:semiHidden/>
     <w:unhideWhenUsed/>
   </w:style>
   <w:style w:type="table" w:default="1" w:styleId="TableNormal">

--- a/Report Draft/Chapter2-LiteratureReview.docx
+++ b/Report Draft/Chapter2-LiteratureReview.docx
@@ -199,13 +199,17 @@
       <w:bookmarkEnd w:id="4"/>
     </w:p>
     <w:p>
+      <w:bookmarkStart w:id="5" w:name="deep-learning-for-financial-time-series"/>
       <w:r>
         <w:t>The empirical proposition that financial markets transition between qualitatively distinct dynamic regimes is older than the deep-learning literature by half a century, and its formal econometric foundation is the Markov-switching model of Hamilton (1989). Treating the data-generating process for a non-stationary series as a mixture of stationary processes governed by an unobservable discrete state that evolves as a first-order Markov chain, the model captures abrupt regime changes, such as recessions, monetary-policy shifts and financial crises, that single-regime specifications cannot accommodate, and admits efficient maximum-likelihood estimation through the filter that bears his name.</w:t>
       </w:r>
     </w:p>
     <w:p>
       <w:r>
-        <w:t xml:space="preserve">The smoothed state probabilities furnish interpretable retrospective inference about which regime was active at each historical date, a property that makes the framework attractive for both forecasting and ex-post narrative. The dissertation adopts a </w:t>
+        <w:t>While smoothed state probabilities provide interpretable retrospective inference for historical analysis (ex-post narrative), forecasting applications should instead rely on filtered state probabilities. Filtered state probabilities estimate the active regime using only information available up to each point in time, thereby avoiding look-ahead bias. Within this forecasting framework</w:t>
+      </w:r>
+      <w:r>
+        <w:t xml:space="preserve">, the dissertation adopts a </w:t>
       </w:r>
       <w:r>
         <w:rPr>
@@ -248,88 +252,84 @@
     </w:p>
     <w:p>
       <w:r>
-        <w:t>The tradition remains active on the dissertation’s own target: Blake, Gandhi and Jakkula (2025) apply soft Markov-switching and clustering-based regimes to daily S&amp;P 500 realised volatility and report material gains over a baseline autoregressive model, but use neither a deep sequence model nor any uncertainty quantification</w:t>
-      </w:r>
-      <w:r>
-        <w:t>,</w:t>
-      </w:r>
-      <w:r>
-        <w:t xml:space="preserve"> precisely the two layers Sections 2.5 and 2.6 add on top of the regime signal.</w:t>
+        <w:t xml:space="preserve">The tradition remains active on the dissertation’s own target: Blake, Gandhi and Jakkula (2025) apply soft Markov-switching and clustering-based regimes to daily S&amp;P 500 realised volatility and report material gains over a baseline autoregressive model, but use neither a </w:t>
+      </w:r>
+      <w:r>
+        <w:lastRenderedPageBreak/>
+        <w:t>deep sequence model nor any uncertainty quantification, precisely the two layers Sections 2.5 and 2.6 add on top of the regime signal.</w:t>
       </w:r>
     </w:p>
     <w:p>
       <w:pPr>
         <w:pStyle w:val="Heading2"/>
       </w:pPr>
-      <w:bookmarkStart w:id="5" w:name="deep-learning-for-financial-time-series"/>
+      <w:r>
+        <w:t>2.5 Deep Learning for Financial Time Series</w:t>
+      </w:r>
+      <w:bookmarkEnd w:id="5"/>
+    </w:p>
+    <w:p>
+      <w:r>
+        <w:t>The architectural backbone of the dissertation’s deep models is the Long Short-Term Memory cell of Hochreiter and Schmidhuber (1997), which remains the workhorse of sequence modelling on tasks with moderate context lengths and limited data, both of which describe daily financial time series. By introducing input, output and forget gates that regulate information flow through a constant-error-carousel memory unit, the design overcame the vanishing-gradient pathology that had previously made recurrent networks impractical for long-range dependencies. The LSTM’s inductive bias, that the present is best predicted from a learned, selectively retained summary of the recent past, aligns with the persistence structure of volatility documented by Cont (2001).</w:t>
+      </w:r>
+    </w:p>
+    <w:p>
+      <w:r>
+        <w:t>The architecture is retained over the attention-based models that now dominate language and vision, namely the Transformer (Vaswani et al., 2017) and the Temporal Fusion Transformer (Lim et al., 2021), on evidential rather than merely conservative grounds. Attention is data-hungry relative to the modest effective sample sizes of daily financial data, precisely the regime in which Lim and Zohren (2021) argue a strong temporal inductive bias is most valuable. Recent benchmarks reinforce the point, with simple recurrent and linear models matching or exceeding elaborate transformers on long-horizon forecasting (Zeng et al., 2023). It retains, too, the stable optimisation and interpretable gate activations that recommend it here.</w:t>
+      </w:r>
+    </w:p>
+    <w:p>
+      <w:r>
+        <w:t>The broader landscape of deep learning for time series is most usefully surveyed by Lim and Zohren (2021), whose review supplies the design vocabulary used throughout this dissertation. They systematise the field into encoder-decoder architectures, hybrid models that combine neural components with classical statistical structure, and attention-based approaches such as the Temporal Fusion Transformer, and they articulate two principles particularly relevant to volatility forecasting.</w:t>
+      </w:r>
+    </w:p>
+    <w:p>
+      <w:r>
+        <w:t xml:space="preserve">The first is that financial sequences benefit from architectures with strong temporal inductive bias, because their effective sample sizes are small relative to those of natural-language or vision tasks. The second is that hybrid approaches, in which a neural network learns residual structure on top of a statistical baseline, frequently outperform either component alone. Both observations motivate the </w:t>
+      </w:r>
+      <w:r>
+        <w:rPr>
+          <w:bCs/>
+        </w:rPr>
+        <w:t>regime-aware</w:t>
+      </w:r>
+      <w:r>
+        <w:t xml:space="preserve"> variant proposed in Chapter 3, in which the network is conditioned on an external state estimate rather than expected to learn the regime structure unsupervised.</w:t>
+      </w:r>
+    </w:p>
+    <w:p>
+      <w:r>
+        <w:t xml:space="preserve">The theoretical motivation for this division of labour is precise, as the Hidden Markov Model of Section 2.4 resolves the </w:t>
+      </w:r>
+      <w:r>
+        <w:rPr>
+          <w:bCs/>
+        </w:rPr>
+        <w:t>discrete regime-identification problem</w:t>
+      </w:r>
+      <w:r>
+        <w:t xml:space="preserve"> of calm, transitional, and crisis states that a single-regime parametric specification cannot accommodate, while the LSTM resolves the </w:t>
+      </w:r>
+      <w:r>
+        <w:rPr>
+          <w:bCs/>
+        </w:rPr>
+        <w:t>continuous, non-linear residual dynamics conditional on that state</w:t>
+      </w:r>
+      <w:r>
+        <w:t xml:space="preserve"> that the Gaussian-emission HMM is deliberately too simple to capture. The regime-aware LSTM proposed in Chapter 3 makes this decomposition explicit by passing the </w:t>
+      </w:r>
+      <w:r>
+        <w:t>HMM's filtered state probabilities as an additional input to the recurrent network. In contrast to the smoothed probabilities of Section 2.4, which condition on the entire sample and are therefore suited to retrospective regime description, the filtered posterior P(sₜ | x₁,…,xₜ) conditions only on information available up to the forecast date, so conditioning the forecast on it introduces no look-ahead.</w:t>
+      </w:r>
+    </w:p>
+    <w:p>
+      <w:r>
+        <w:t xml:space="preserve">The most direct empirical precedents are two studies of recurrent networks against econometric baselines on equity volatility, and reading them against each other is more instructive than taking either alone. Kim and Won (2018) work on daily KOSPI 200 data and </w:t>
+      </w:r>
       <w:r>
         <w:lastRenderedPageBreak/>
-        <w:t>2.5 Deep Learning for Financial Time Series</w:t>
-      </w:r>
-      <w:bookmarkEnd w:id="5"/>
-    </w:p>
-    <w:p>
-      <w:r>
-        <w:t>The architectural backbone of the dissertation’s deep models is the Long Short-Term Memory cell of Hochreiter and Schmidhuber (1997), which remains the workhorse of sequence modelling on tasks with moderate context lengths and limited data, both of which describe daily financial time series. By introducing input, output and forget gates that regulate information flow through a constant-error-carousel memory unit, the design overcame the vanishing-gradient pathology that had previously made recurrent networks impractical for long-range dependencies. The LSTM’s inductive bias, that the present is best predicted from a learned, selectively retained summary of the recent past, aligns with the persistence structure of volatility documented by Cont (2001).</w:t>
-      </w:r>
-    </w:p>
-    <w:p>
-      <w:r>
-        <w:t>The architecture is retained over the attention-based models that now dominate language and vision, namely the Transformer (Vaswani et al., 2017) and the Temporal Fusion Transformer (Lim et al., 2021), on evidential rather than merely conservative grounds. Attention is data-hungry relative to the modest effective sample sizes of daily financial data, precisely the regime in which Lim and Zohren (2021) argue a strong temporal inductive bias is most valuable. Recent benchmarks reinforce the point, with simple recurrent and linear models matching or exceeding elaborate transformers on long-horizon forecasting (Zeng et al., 2023). It retains, too, the stable optimisation and interpretable gate activations that recommend it here.</w:t>
-      </w:r>
-    </w:p>
-    <w:p>
-      <w:r>
-        <w:t>The broader landscape of deep learning for time series is most usefully surveyed by Lim and Zohren (2021), whose review supplies the design vocabulary used throughout this dissertation. They systematise the field into encoder-decoder architectures, hybrid models that combine neural components with classical statistical structure, and attention-based approaches such as the Temporal Fusion Transformer, and they articulate two principles particularly relevant to volatility forecasting.</w:t>
-      </w:r>
-    </w:p>
-    <w:p>
-      <w:r>
-        <w:t xml:space="preserve">The first is that financial sequences benefit from architectures with strong temporal inductive bias, because their effective sample sizes are small relative to those of natural-language or vision tasks. The second is that hybrid approaches, in which a neural network learns residual structure on top of a statistical baseline, frequently outperform either component alone. Both observations motivate the </w:t>
-      </w:r>
-      <w:r>
-        <w:rPr>
-          <w:bCs/>
-        </w:rPr>
-        <w:t>regime-aware</w:t>
-      </w:r>
-      <w:r>
-        <w:t xml:space="preserve"> variant proposed in Chapter 3, in which the network is conditioned on an external state estimate rather than expected to learn the regime structure unsupervised.</w:t>
-      </w:r>
-    </w:p>
-    <w:p>
-      <w:r>
-        <w:t xml:space="preserve">The theoretical motivation for this division of labour is precise, as the Hidden Markov Model of Section 2.4 resolves the </w:t>
-      </w:r>
-      <w:r>
-        <w:rPr>
-          <w:bCs/>
-        </w:rPr>
-        <w:t>discrete regime-identification problem</w:t>
-      </w:r>
-      <w:r>
-        <w:t xml:space="preserve"> of calm, transitional, and crisis states that a single-regime parametric specification cannot accommodate, while the LSTM resolves the </w:t>
-      </w:r>
-      <w:r>
-        <w:rPr>
-          <w:bCs/>
-        </w:rPr>
-        <w:t>continuous, non-linear residual dynamics conditional on that state</w:t>
-      </w:r>
-      <w:r>
-        <w:t xml:space="preserve"> that the Gaussian-emission HMM is deliberately too simple to capture. The regime-aware LSTM proposed in Chapter 3 makes this decomposition explicit by passing the </w:t>
-      </w:r>
-      <w:r>
-        <w:t>HMM's filtered state probabilities as an additional input to the recurrent network. In contrast to the smoothed probabilities of Section 2.4, which condition on the entire sample and are therefore suited to retrospective regime description, the filtered posterior P(sₜ | x₁,…,xₜ) conditions only on information available up to the forecast date, so conditioning the forecast on it introduces no look-ahead.</w:t>
-      </w:r>
-    </w:p>
-    <w:p>
-      <w:r>
-        <w:t xml:space="preserve">The most direct empirical precedents are two studies of recurrent networks against econometric baselines on equity volatility, and reading them against each other is more instructive than taking either alone. Kim and Won (2018) work on daily KOSPI 200 data and hybridise an LSTM with several GARCH-type models, reporting that the hybrid beats either pure component. Bucci (2020) moves to the S&amp;P 500 but at monthly frequency, </w:t>
-      </w:r>
-      <w:r>
-        <w:lastRenderedPageBreak/>
-        <w:t>benchmarking feed-forward, LSTM and nonlinear autoregressive networks against ARFIMA and HAR, and finds the recurrent architectures the most accurate.</w:t>
+        <w:t>hybridise an LSTM with several GARCH-type models, reporting that the hybrid beats either pure component. Bucci (2020) moves to the S&amp;P 500 but at monthly frequency, benchmarking feed-forward, LSTM and nonlinear autoregressive networks against ARFIMA and HAR, and finds the recurrent architectures the most accurate.</w:t>
       </w:r>
     </w:p>
     <w:p>
@@ -385,7 +385,11 @@
         <w:t>balance computational efficiency with econometric robustness</w:t>
       </w:r>
       <w:r>
-        <w:t xml:space="preserve">. Deep ensembles (Lakshminarayanan, Pritzel and Blundell, 2017) and full Bayesian inference were set aside on cost. Monte Carlo Dropout (Gal and Ghahramani, 2016) supplies a </w:t>
+        <w:t xml:space="preserve">. Deep ensembles (Lakshminarayanan, Pritzel and Blundell, 2017) and full Bayesian inference were set aside on </w:t>
+      </w:r>
+      <w:r>
+        <w:lastRenderedPageBreak/>
+        <w:t xml:space="preserve">cost. Monte Carlo Dropout (Gal and Ghahramani, 2016) supplies a </w:t>
       </w:r>
       <w:r>
         <w:rPr>
@@ -394,11 +398,7 @@
         <w:t>Bayesian-approximate</w:t>
       </w:r>
       <w:r>
-        <w:t xml:space="preserve"> route that requires no architectural changes and no additional training. Pinball-loss quantile </w:t>
-      </w:r>
-      <w:r>
-        <w:lastRenderedPageBreak/>
-        <w:t xml:space="preserve">regression, motivated by the CAViaR framework of Engle and Manganelli (2004), supplies a </w:t>
+        <w:t xml:space="preserve"> route that requires no architectural changes and no additional training. Pinball-loss quantile regression, motivated by the CAViaR framework of Engle and Manganelli (2004), supplies a </w:t>
       </w:r>
       <w:r>
         <w:rPr>
@@ -464,7 +464,6 @@
       </w:pPr>
       <w:bookmarkStart w:id="7" w:name="forecast-evaluation-and-comparison"/>
       <w:r>
-        <w:lastRenderedPageBreak/>
         <w:t>2.7 Forecast Evaluation and Comparison</w:t>
       </w:r>
       <w:bookmarkEnd w:id="7"/>
@@ -547,11 +546,7 @@
         <w:t>probabilistic / uncertainty-quantification</w:t>
       </w:r>
       <w:r>
-        <w:t xml:space="preserve"> tradition provides two complementary routes to calibrated predictive distributions, the Monte Carlo Dropout (Gal and Ghahramani, 2016) </w:t>
-      </w:r>
-      <w:r>
-        <w:lastRenderedPageBreak/>
-        <w:t>and pinball-loss quantile regression rooted in CAViaR (Engle and Manganelli, 2004), evaluated against proper scoring rules (Gneiting and Raftery, 2007), and have been benchmarked extensively on general tasks but rarely on financial volatility. Across all four, the evidence is uneven (single-market, non-daily, or non-financial) and so indicative rather than decisive here.</w:t>
+        <w:t xml:space="preserve"> tradition provides two complementary routes to calibrated predictive distributions, the Monte Carlo Dropout (Gal and Ghahramani, 2016) and pinball-loss quantile regression rooted in CAViaR (Engle and Manganelli, 2004), evaluated against proper scoring rules (Gneiting and Raftery, 2007), and have been benchmarked extensively on general tasks but rarely on financial volatility. Across all four, the evidence is uneven (single-market, non-daily, or non-financial) and so indicative rather than decisive here.</w:t>
       </w:r>
     </w:p>
     <w:p>
@@ -647,7 +642,6 @@
     </w:p>
     <w:p>
       <w:r>
-        <w:lastRenderedPageBreak/>
         <w:t xml:space="preserve">Andersen, T.G., Bollerslev, T., Diebold, F.X. and Labys, P., 2003. Modeling and forecasting realized volatility. </w:t>
       </w:r>
       <w:r>
@@ -896,7 +890,6 @@
     </w:p>
     <w:p>
       <w:r>
-        <w:lastRenderedPageBreak/>
         <w:t xml:space="preserve">Gibbs, I. and Candès, E., 2021. Adaptive conformal inference under distribution shift. In: </w:t>
       </w:r>
       <w:r>
@@ -1154,7 +1147,6 @@
     </w:p>
     <w:p>
       <w:r>
-        <w:lastRenderedPageBreak/>
         <w:t xml:space="preserve">Lakshminarayanan, B., Pritzel, A. and Blundell, C., 2017. Simple and scalable predictive uncertainty estimation using deep ensembles. In: </w:t>
       </w:r>
       <w:r>
@@ -1426,7 +1418,6 @@
     </w:p>
     <w:p>
       <w:r>
-        <w:lastRenderedPageBreak/>
         <w:t xml:space="preserve">Zhang, L., Mykland, P.A. and Aït-Sahalia, Y., 2005. A tale of two time scales: determining integrated volatility with noisy high-frequency data. </w:t>
       </w:r>
       <w:r>
@@ -2230,6 +2221,7 @@
   <w:style w:type="character" w:default="1" w:styleId="DefaultParagraphFont">
     <w:name w:val="Default Paragraph Font"/>
     <w:uiPriority w:val="1"/>
+    <w:semiHidden/>
     <w:unhideWhenUsed/>
   </w:style>
   <w:style w:type="table" w:default="1" w:styleId="TableNormal">

--- a/Report Draft/Chapter2-LiteratureReview.docx
+++ b/Report Draft/Chapter2-LiteratureReview.docx
@@ -96,8 +96,6 @@
     <w:p>
       <w:r>
         <w:t xml:space="preserve">They serve two purposes for the present dissertation. First, they define the empirical contract against which the GARCH baselines and the deep models of Section 2.5 are judged, second they justify the move toward regime-aware estimation, since the magnitude and persistence </w:t>
-      </w:r>
-      <w:r>
         <w:lastRenderedPageBreak/>
         <w:t>of these features differ qualitatively across market environments and cannot be captured by a single parametric specification calibrated to the full sample.</w:t>
       </w:r>
@@ -135,8 +133,6 @@
     <w:p>
       <w:r>
         <w:t xml:space="preserve">The implication is direct, an alternative model must not merely fit better in-sample but deliver consistent out-of-sample gains that survive statistical scrutiny under proxy-robust losses. One caveat tempers how much weight this benchmark can bear. The comparison is now two decades old and was conducted largely on daily-return proxies rather than the high-frequency realised-volatility targets used here. Whether the GARCH(1,1) floor still binds in the present setting is therefore an open question, one the dissertation treats as testable rather than settled, and a further reason to retain GARCH(1,1) and EGARCH as live baselines </w:t>
-      </w:r>
-      <w:r>
         <w:lastRenderedPageBreak/>
         <w:t>rather than assume their adequacy. This evidence also motivates the rigorous pairwise significance testing of Section 2.7.</w:t>
       </w:r>
@@ -206,10 +202,7 @@
     </w:p>
     <w:p>
       <w:r>
-        <w:t>While smoothed state probabilities provide interpretable retrospective inference for historical analysis (ex-post narrative), forecasting applications should instead rely on filtered state probabilities. Filtered state probabilities estimate the active regime using only information available up to each point in time, thereby avoiding look-ahead bias. Within this forecasting framework</w:t>
-      </w:r>
-      <w:r>
-        <w:t xml:space="preserve">, the dissertation adopts a </w:t>
+        <w:t xml:space="preserve">While smoothed state probabilities provide interpretable retrospective inference for historical analysis (ex-post narrative), forecasting applications should instead rely on filtered state probabilities. Filtered state probabilities estimate the active regime using only information available up to each point in time, thereby avoiding look-ahead bias. Within this forecasting framework, the dissertation adopts a </w:t>
       </w:r>
       <w:r>
         <w:rPr>
@@ -253,8 +246,6 @@
     <w:p>
       <w:r>
         <w:t xml:space="preserve">The tradition remains active on the dissertation’s own target: Blake, Gandhi and Jakkula (2025) apply soft Markov-switching and clustering-based regimes to daily S&amp;P 500 realised volatility and report material gains over a baseline autoregressive model, but use neither a </w:t>
-      </w:r>
-      <w:r>
         <w:lastRenderedPageBreak/>
         <w:t>deep sequence model nor any uncertainty quantification, precisely the two layers Sections 2.5 and 2.6 add on top of the regime signal.</w:t>
       </w:r>
@@ -317,17 +308,12 @@
         <w:t>continuous, non-linear residual dynamics conditional on that state</w:t>
       </w:r>
       <w:r>
-        <w:t xml:space="preserve"> that the Gaussian-emission HMM is deliberately too simple to capture. The regime-aware LSTM proposed in Chapter 3 makes this decomposition explicit by passing the </w:t>
-      </w:r>
-      <w:r>
-        <w:t>HMM's filtered state probabilities as an additional input to the recurrent network. In contrast to the smoothed probabilities of Section 2.4, which condition on the entire sample and are therefore suited to retrospective regime description, the filtered posterior P(sₜ | x₁,…,xₜ) conditions only on information available up to the forecast date, so conditioning the forecast on it introduces no look-ahead.</w:t>
+        <w:t xml:space="preserve"> that the Gaussian-emission HMM is deliberately too simple to capture. The regime-aware LSTM proposed in Chapter 3 makes this decomposition explicit through two complementary conditioning architectures: a regime-as-feature model, which appends the HMM’s filtered state probabilities to the recurrent network’s input vector, and a regime-specific mixture-of-experts, which trains one LSTM expert per state and combines them through a soft gate given by the same filtered posterior, so that each expert specialises in a single regime’s dynamics rather than one network serving every regime at once. In contrast to the smoothed probabilities of Section 2.4, which condition on the entire sample and are therefore suited to retrospective regime description, the filtered posterior P(sₜ | x₁,…,xₜ) conditions only on information available up to the forecast date, so conditioning the forecast on it introduces no look-ahead.</w:t>
       </w:r>
     </w:p>
     <w:p>
       <w:r>
         <w:t xml:space="preserve">The most direct empirical precedents are two studies of recurrent networks against econometric baselines on equity volatility, and reading them against each other is more instructive than taking either alone. Kim and Won (2018) work on daily KOSPI 200 data and </w:t>
-      </w:r>
-      <w:r>
         <w:lastRenderedPageBreak/>
         <w:t>hybridise an LSTM with several GARCH-type models, reporting that the hybrid beats either pure component. Bucci (2020) moves to the S&amp;P 500 but at monthly frequency, benchmarking feed-forward, LSTM and nonlinear autoregressive networks against ARFIMA and HAR, and finds the recurrent architectures the most accurate.</w:t>
       </w:r>
@@ -344,13 +330,7 @@
     </w:p>
     <w:p>
       <w:r>
-        <w:t>A wave of very recent work sharpens these precedents, and it is instructive that each occupies only part of the pipeline assembled here. The closest comparator is Kılıç (2025), who benchmarks LSTM, GRU and attention-augmented recurrent networks against Markov-switching, threshold and smooth-transition HAR on daily S&amp;P 500 realised volatility under QLIKE with Diebold-Mariano and Model-Confidence-Set testing, and finds the regime-switching HAR specifications outperform the deep models</w:t>
-      </w:r>
-      <w:r>
-        <w:t xml:space="preserve"> which is</w:t>
-      </w:r>
-      <w:r>
-        <w:t xml:space="preserve"> a result this dissertation confronts directly by placing the regime signal inside the network rather than the HAR and testing whether that conclusion survives once uncertainty is added.</w:t>
+        <w:t xml:space="preserve">A wave of very recent work sharpens these precedents, and it is instructive that each occupies only part of the pipeline assembled here. The closest comparator is Kılıç (2025), who benchmarks LSTM, GRU and attention-augmented recurrent networks against Markov-switching, threshold and smooth-transition HAR on daily S&amp;P 500 realised volatility under QLIKE with Diebold-Mariano and Model-Confidence-Set testing, and finds the regime-switching HAR specifications outperform the deep models which is a result this dissertation confronts directly by placing the regime signal inside the network rather than the HAR and testing whether that conclusion survives once uncertainty is added.</w:t>
       </w:r>
     </w:p>
     <w:p>
@@ -386,8 +366,6 @@
       </w:r>
       <w:r>
         <w:t xml:space="preserve">. Deep ensembles (Lakshminarayanan, Pritzel and Blundell, 2017) and full Bayesian inference were set aside on </w:t>
-      </w:r>
-      <w:r>
         <w:lastRenderedPageBreak/>
         <w:t xml:space="preserve">cost. Monte Carlo Dropout (Gal and Ghahramani, 2016) supplies a </w:t>
       </w:r>
@@ -432,30 +410,12 @@
     </w:p>
     <w:p>
       <w:r>
-        <w:t xml:space="preserve">Two very recent studies bring these ideas onto realised volatility itself and are the dissertation’s nearest probabilistic neighbours, though each stops short of the present design. Song, Lee, Lee and Chang (2025) couple a bidirectional LSTM with a deep quantile function to produce probabilistic realised-volatility forecasts for major US equity ETFs, but without regime conditioning, Monte Carlo Dropout, or econometric baselines, while Dudek, Orzeszko and Fiszeder (2025) convert point forecasts </w:t>
-      </w:r>
-      <w:r>
-        <w:t>(</w:t>
-      </w:r>
-      <w:r>
-        <w:t>an LSTM among them</w:t>
-      </w:r>
-      <w:r>
-        <w:t>)</w:t>
-      </w:r>
-      <w:r>
-        <w:t xml:space="preserve"> into quantile and interval forecasts of cryptocurrency realised variance, evaluated with the Winkler interval score and the continuous ranked probability score alongside HAR and GARCH baselines, but on a crypto target and without regimes or Monte Carlo Dropout.</w:t>
-      </w:r>
-    </w:p>
-    <w:p>
-      <w:r>
-        <w:t>That the full stack is technically coherent is shown outside finance by Isik and Yalcinkaya (2026), who integrate regime detection, a bidirectional LSTM, Monte Carlo Dropout and quantile intervals end-to-end for wind-power forecasting</w:t>
-      </w:r>
-      <w:r>
-        <w:t>,</w:t>
-      </w:r>
-      <w:r>
-        <w:t xml:space="preserve"> evidence that the methodology composes, even though its financial, realised-volatility instantiation remains unoccupied. That the uncertainty dimension is itself under-developed in financial machine learning is underscored by Gunnarsson et al. (2024), who find deep recurrent models among the strongest realised-volatility forecasters yet explicitly identify probabilistic, uncertainty-aware machine learning as an open direction.</w:t>
+        <w:t xml:space="preserve">Two very recent studies bring these ideas onto realised volatility itself and are the dissertation’s nearest probabilistic neighbours, though each stops short of the present design. Song, Lee, Lee and Chang (2025) couple a bidirectional LSTM with a deep quantile function to produce probabilistic realised-volatility forecasts for major US equity ETFs, but without regime conditioning, Monte Carlo Dropout, or econometric baselines, while Dudek, Orzeszko and Fiszeder (2025) convert point forecasts (an LSTM among them) into quantile and interval forecasts of cryptocurrency realised variance, evaluated with the Winkler interval score and the continuous ranked probability score alongside HAR and GARCH baselines, but on a crypto target and without regimes or Monte Carlo Dropout.</w:t>
+      </w:r>
+    </w:p>
+    <w:p>
+      <w:r>
+        <w:t xml:space="preserve">That the full stack is technically coherent is shown outside finance by Isik and Yalcinkaya (2026), who integrate regime detection, a bidirectional LSTM, Monte Carlo Dropout and quantile intervals end-to-end for wind-power forecasting, evidence that the methodology composes, even though its financial, realised-volatility instantiation remains unoccupied. That the uncertainty dimension is itself under-developed in financial machine learning is underscored by Gunnarsson et al. (2024), who find deep recurrent models among the strongest realised-volatility forecasters yet explicitly identify probabilistic, uncertainty-aware machine learning as an open direction.</w:t>
       </w:r>
     </w:p>
     <w:p>
@@ -565,64 +525,22 @@
     </w:p>
     <w:p>
       <w:r>
-        <w:t>The proposed pipeline assembles GARCH(1,1), EGARCH and HAR-RV as parametric baselines, an unconditional LSTM as a non-linear sequence baseline, a regime-aware LSTM conditioned on a Gaussian-emission HMM estimated with the Nystrup et al. (2020) jump penalty, and uncertainty-aware variants using Monte Carlo Dropout and pinball-loss quantile regression. All models are evaluated on the same out-of-sample window under QLIKE and MSE with Diebold-Mariano significance tests for point forecasts and proper-score diagnostics for the probabilistic variants. The aim is not a novel architecture but a rigorous test of the integrated pipeline, identifying which component from regime conditioning, uncertainty quantification, or architectural depth, most improves daily realised-volatility forecasts for the S&amp;P 500.</w:t>
-      </w:r>
-    </w:p>
-    <w:p>
-      <w:r>
-        <w:t>Positioned against this most recent literature, the contribution is best understood as an integration and a controlled empirical comparison rather than a new architecture, and the near-neighbours make the boundary precise. Kılıç (2025) pairs deep networks with regime-switching HAR but keeps them as separate competing models and quantifies no uncertainty</w:t>
-      </w:r>
-      <w:r>
-        <w:t>,</w:t>
-      </w:r>
-      <w:r>
-        <w:t xml:space="preserve"> Blake et al. (2025) infer regimes on the same S&amp;P 500 realised-volatility target but use neither deep learning nor uncertainty</w:t>
-      </w:r>
-      <w:r>
-        <w:t>,</w:t>
-      </w:r>
-      <w:r>
-        <w:t xml:space="preserve"> Song et al. (2025) and Dudek et al. (2025) attach quantile uncertainty to an LSTM but omit regime conditioning, Monte Carlo Dropout and, respectively, an equity target and econometric baselines</w:t>
-      </w:r>
-      <w:r>
-        <w:t>,</w:t>
-      </w:r>
-      <w:r>
-        <w:t xml:space="preserve"> and Taneva-Angelova and Granchev (2025) with Kumar et al. (2026) reproduce the baseline-versus-network comparison without calibrated uncertainty.</w:t>
-      </w:r>
-    </w:p>
-    <w:p>
-      <w:r>
-        <w:t>To the best of the present review, which was extensive but not exhaustive, no study combines a regime-conditioned LSTM with dual uncertainty quantification for equity realised volatility on the Oxford-Man Realized Library under Model-Confidence-Set and interval-coverage evaluation</w:t>
-      </w:r>
-      <w:r>
-        <w:t>,</w:t>
-      </w:r>
-      <w:r>
-        <w:t xml:space="preserve"> that specific intersection, an integrative rather than a methodological novelty, is what the dissertation claims.</w:t>
-      </w:r>
-    </w:p>
-    <w:p>
-      <w:r>
-        <w:t>The value of the study accordingly rests less on whether deep learning wins outright</w:t>
-      </w:r>
-      <w:r>
-        <w:t>,</w:t>
-      </w:r>
-      <w:r>
-        <w:t xml:space="preserve"> </w:t>
-      </w:r>
-      <w:r>
-        <w:t>as</w:t>
-      </w:r>
-      <w:r>
-        <w:t xml:space="preserve"> the evidence above, and Kılıç (2025) in particular, suggests it may not, and HAR-RV remains a demanding benchmark on its native target</w:t>
-      </w:r>
-      <w:r>
-        <w:t>,</w:t>
-      </w:r>
-      <w:r>
-        <w:t xml:space="preserve"> than on an honest, leakage-free ablation that isolates when regime-awareness and calibrated uncertainty improve daily S&amp;P 500 realised-volatility forecasts and when they do not, with particular attention to per-regime interval calibration, where the contribution is most distinctive.</w:t>
+        <w:t>The proposed pipeline assembles GARCH(1,1), EGARCH and HAR-RV as parametric baselines, an unconditional LSTM as a non-linear sequence baseline, two regime-aware LSTMs — a regime-as-feature model and a regime-specific mixture-of-experts — conditioned on a Gaussian-emission HMM estimated with the Nystrup et al. (2020) jump penalty, and uncertainty-aware variants using Monte Carlo Dropout and pinball-loss quantile regression. All models are evaluated on the same out-of-sample window under QLIKE and MSE with Diebold-Mariano significance tests for point forecasts and proper-score diagnostics for the probabilistic variants. The aim is not a novel architecture but a rigorous test of the integrated pipeline, identifying which component from regime conditioning, uncertainty quantification, or architectural depth, most improves daily realised-volatility forecasts for the S&amp;P 500.</w:t>
+      </w:r>
+    </w:p>
+    <w:p>
+      <w:r>
+        <w:t xml:space="preserve">Positioned against this most recent literature, the contribution is best understood as an integration and a controlled empirical comparison rather than a new architecture, and the near-neighbours make the boundary precise. Kılıç (2025) pairs deep networks with regime-switching HAR but keeps them as separate competing models and quantifies no uncertainty, Blake et al. (2025) infer regimes on the same S&amp;P 500 realised-volatility target but use neither deep learning nor uncertainty, Song et al. (2025) and Dudek et al. (2025) attach quantile uncertainty to an LSTM but omit regime conditioning, Monte Carlo Dropout and, respectively, an equity target and econometric baselines, and Taneva-Angelova and Granchev (2025) with Kumar et al. (2026) reproduce the baseline-versus-network comparison without calibrated uncertainty.</w:t>
+      </w:r>
+    </w:p>
+    <w:p>
+      <w:r>
+        <w:t xml:space="preserve">To the best of the present review, which was extensive but not exhaustive, no study combines a regime-conditioned LSTM with dual uncertainty quantification for equity realised volatility on the Oxford-Man Realized Library under Model-Confidence-Set and interval-coverage evaluation, that specific intersection, an integrative rather than a methodological novelty, is what the dissertation claims.</w:t>
+      </w:r>
+    </w:p>
+    <w:p>
+      <w:r>
+        <w:t xml:space="preserve">The value of the study accordingly rests less on whether deep learning wins outright, as the evidence above, and Kılıç (2025) in particular, suggests it may not, and HAR-RV remains a demanding benchmark on its native target, than on an honest, leakage-free ablation that isolates when regime-awareness and calibrated uncertainty improve daily S&amp;P 500 realised-volatility forecasts and when they do not, with particular attention to per-regime interval calibration, where the contribution is most distinctive.</w:t>
       </w:r>
     </w:p>
     <w:p>
@@ -1060,10 +978,7 @@
     </w:p>
     <w:p>
       <w:r>
-        <w:t xml:space="preserve">Hochreiter, S. and Schmidhuber, J., 1997. </w:t>
-      </w:r>
-      <w:r>
-        <w:t xml:space="preserve">Long short-term memory. </w:t>
+        <w:t xml:space="preserve">Hochreiter, S. and Schmidhuber, J., 1997. Long short-term memory. </w:t>
       </w:r>
       <w:r>
         <w:rPr>

--- a/Report Draft/Chapter2-LiteratureReview.docx
+++ b/Report Draft/Chapter2-LiteratureReview.docx
@@ -1,10 +1,11 @@
 
 <file path=word/document.xml><?xml version="1.0" encoding="utf-8"?>
-<w:document xmlns:wpc="http://schemas.microsoft.com/office/word/2010/wordprocessingCanvas" xmlns:cx="http://schemas.microsoft.com/office/drawing/2014/chartex" xmlns:cx1="http://schemas.microsoft.com/office/drawing/2015/9/8/chartex" xmlns:cx2="http://schemas.microsoft.com/office/drawing/2015/10/21/chartex" xmlns:cx3="http://schemas.microsoft.com/office/drawing/2016/5/9/chartex" xmlns:cx4="http://schemas.microsoft.com/office/drawing/2016/5/10/chartex" xmlns:cx5="http://schemas.microsoft.com/office/drawing/2016/5/11/chartex" xmlns:cx6="http://schemas.microsoft.com/office/drawing/2016/5/12/chartex" xmlns:cx7="http://schemas.microsoft.com/office/drawing/2016/5/13/chartex" xmlns:cx8="http://schemas.microsoft.com/office/drawing/2016/5/14/chartex" xmlns:mc="http://schemas.openxmlformats.org/markup-compatibility/2006" xmlns:aink="http://schemas.microsoft.com/office/drawing/2016/ink" xmlns:am3d="http://schemas.microsoft.com/office/drawing/2017/model3d" xmlns:o="urn:schemas-microsoft-com:office:office" xmlns:oel="http://schemas.microsoft.com/office/2019/extlst" xmlns:r="http://schemas.openxmlformats.org/officeDocument/2006/relationships" xmlns:m="http://schemas.openxmlformats.org/officeDocument/2006/math" xmlns:v="urn:schemas-microsoft-com:vml" xmlns:wp14="http://schemas.microsoft.com/office/word/2010/wordprocessingDrawing" xmlns:wp="http://schemas.openxmlformats.org/drawingml/2006/wordprocessingDrawing" xmlns:w10="urn:schemas-microsoft-com:office:word" xmlns:w="http://schemas.openxmlformats.org/wordprocessingml/2006/main" xmlns:w14="http://schemas.microsoft.com/office/word/2010/wordml" xmlns:w15="http://schemas.microsoft.com/office/word/2012/wordml" xmlns:w16cex="http://schemas.microsoft.com/office/word/2018/wordml/cex" xmlns:w16cid="http://schemas.microsoft.com/office/word/2016/wordml/cid" xmlns:w16="http://schemas.microsoft.com/office/word/2018/wordml" xmlns:w16du="http://schemas.microsoft.com/office/word/2023/wordml/word16du" xmlns:w16sdtdh="http://schemas.microsoft.com/office/word/2020/wordml/sdtdatahash" xmlns:w16sdtfl="http://schemas.microsoft.com/office/word/2024/wordml/sdtformatlock" xmlns:w16se="http://schemas.microsoft.com/office/word/2015/wordml/symex" xmlns:wpg="http://schemas.microsoft.com/office/word/2010/wordprocessingGroup" xmlns:wpi="http://schemas.microsoft.com/office/word/2010/wordprocessingInk" xmlns:wne="http://schemas.microsoft.com/office/word/2006/wordml" xmlns:wps="http://schemas.microsoft.com/office/word/2010/wordprocessingShape" mc:Ignorable="w14 w15 w16se w16cid w16 w16cex w16sdtdh w16sdtfl w16du wp14">
+<w:document xmlns:wpc="http://schemas.microsoft.com/office/word/2010/wordprocessingCanvas" xmlns:cx="http://schemas.microsoft.com/office/drawing/2014/chartex" xmlns:cx1="http://schemas.microsoft.com/office/drawing/2015/9/8/chartex" xmlns:cx2="http://schemas.microsoft.com/office/drawing/2015/10/21/chartex" xmlns:cx3="http://schemas.microsoft.com/office/drawing/2016/5/9/chartex" xmlns:cx4="http://schemas.microsoft.com/office/drawing/2016/5/10/chartex" xmlns:cx5="http://schemas.microsoft.com/office/drawing/2016/5/11/chartex" xmlns:cx6="http://schemas.microsoft.com/office/drawing/2016/5/12/chartex" xmlns:cx7="http://schemas.microsoft.com/office/drawing/2016/5/13/chartex" xmlns:cx8="http://schemas.microsoft.com/office/drawing/2016/5/14/chartex" xmlns:mc="http://schemas.openxmlformats.org/markup-compatibility/2006" xmlns:aink="http://schemas.microsoft.com/office/drawing/2016/ink" xmlns:am3d="http://schemas.microsoft.com/office/drawing/2017/model3d" xmlns:o="urn:schemas-microsoft-com:office:office" xmlns:oel="http://schemas.microsoft.com/office/2019/extlst" xmlns:r="http://schemas.openxmlformats.org/officeDocument/2006/relationships" xmlns:m="http://schemas.openxmlformats.org/officeDocument/2006/math" xmlns:v="urn:schemas-microsoft-com:vml" xmlns:wp14="http://schemas.microsoft.com/office/word/2010/wordprocessingDrawing" xmlns:wp="http://schemas.openxmlformats.org/drawingml/2006/wordprocessingDrawing" xmlns:w10="urn:schemas-microsoft-com:office:word" xmlns:w="http://schemas.openxmlformats.org/wordprocessingml/2006/main" xmlns:w14="http://schemas.microsoft.com/office/word/2010/wordml" xmlns:w15="http://schemas.microsoft.com/office/word/2012/wordml" xmlns:w16cei="http://schemas.microsoft.com/office/word/2026/wordml/cei" xmlns:w16cex="http://schemas.microsoft.com/office/word/2018/wordml/cex" xmlns:w16cid="http://schemas.microsoft.com/office/word/2016/wordml/cid" xmlns:w16="http://schemas.microsoft.com/office/word/2018/wordml" xmlns:w16du="http://schemas.microsoft.com/office/word/2023/wordml/word16du" xmlns:w16sdtdh="http://schemas.microsoft.com/office/word/2020/wordml/sdtdatahash" xmlns:w16sdtfl="http://schemas.microsoft.com/office/word/2024/wordml/sdtformatlock" xmlns:w16se="http://schemas.microsoft.com/office/word/2015/wordml/symex" xmlns:wpg="http://schemas.microsoft.com/office/word/2010/wordprocessingGroup" xmlns:wpi="http://schemas.microsoft.com/office/word/2010/wordprocessingInk" xmlns:wne="http://schemas.microsoft.com/office/word/2006/wordml" xmlns:wps="http://schemas.microsoft.com/office/word/2010/wordprocessingShape" mc:Ignorable="w14 w15 w16se w16cid w16 w16cex w16sdtdh w16sdtfl w16du wp14">
   <w:body>
     <w:p>
       <w:pPr>
         <w:pStyle w:val="Heading1"/>
+        <w:spacing w:line="360" w:lineRule="auto"/>
       </w:pPr>
       <w:bookmarkStart w:id="0" w:name="chapter-2-literature-review"/>
       <w:r>
@@ -15,6 +16,7 @@
     <w:p>
       <w:pPr>
         <w:pStyle w:val="Heading2"/>
+        <w:spacing w:line="360" w:lineRule="auto"/>
       </w:pPr>
       <w:bookmarkStart w:id="1" w:name="overview"/>
       <w:r>
@@ -23,6 +25,9 @@
       <w:bookmarkEnd w:id="1"/>
     </w:p>
     <w:p>
+      <w:pPr>
+        <w:spacing w:line="360" w:lineRule="auto"/>
+      </w:pPr>
       <w:r>
         <w:t xml:space="preserve">The volatility-forecasting literature has accumulated for four decades along four substantially independent tracks. The </w:t>
       </w:r>
@@ -46,6 +51,9 @@
       </w:r>
     </w:p>
     <w:p>
+      <w:pPr>
+        <w:spacing w:line="360" w:lineRule="auto"/>
+      </w:pPr>
       <w:r>
         <w:t xml:space="preserve">The </w:t>
       </w:r>
@@ -69,18 +77,29 @@
       </w:r>
     </w:p>
     <w:p>
+      <w:pPr>
+        <w:spacing w:line="360" w:lineRule="auto"/>
+      </w:pPr>
       <w:r>
         <w:t>Two broader paradigms lie outside this scope and are acknowledged rather than surveyed, namely option-implied volatility, which extracts forward-looking variance from traded option prices in the manner of the VIX and its model-free successors, and the ultra-high-frequency modelling of the tick-by-tick price process under market-microstructure noise. Both are substantial literatures in their own right, but each targets a different measurement object and is deliberately scoped out to keep the empirical pipeline focused squarely on daily realised volatility constructed from intraday returns.</w:t>
       </w:r>
     </w:p>
     <w:p>
-      <w:r>
-        <w:t>Each paper is included because it directly supports a specific design decision in Chapter 3, by establishing an empirical phenomenon the model must reproduce, defining a benchmark, supplying the technical apparatus on which the implementation rests, or marking a competing approach that the design weighs and sets aside. The chapter proceeds by workstream, Section 2.2 reviews the empirical foundations of conditional volatility, Section 2.3 treats realised volatility and proxy-robust evaluation, Section 2.4 surveys regime-switching dynamics, Section 2.5 considers deep learning for financial time series, Section 2.6 examines uncertainty quantification, Section 2.7 covers forecast-comparison methodology and Section 2.8 synthesises the gap the dissertation addresses.</w:t>
+      <w:pPr>
+        <w:spacing w:line="360" w:lineRule="auto"/>
+      </w:pPr>
+      <w:r>
+        <w:t xml:space="preserve">Each paper is included because it directly supports a specific design decision in Chapter 3, by establishing an empirical phenomenon the model must reproduce, defining a benchmark, supplying the technical apparatus on which the implementation rests, or marking a competing approach that the design weighs and sets aside. The chapter proceeds by workstream, Section 2.2 reviews the empirical foundations of conditional volatility, Section 2.3 treats realised volatility and proxy-robust evaluation, Section 2.4 surveys regime-switching dynamics, Section 2.5 considers deep learning for financial time series, Section 2.6 examines </w:t>
+      </w:r>
+      <w:r>
+        <w:lastRenderedPageBreak/>
+        <w:t>uncertainty quantification, Section 2.7 covers forecast-comparison methodology and Section 2.8 synthesises the gap the dissertation addresses.</w:t>
       </w:r>
     </w:p>
     <w:p>
       <w:pPr>
         <w:pStyle w:val="Heading2"/>
+        <w:spacing w:line="360" w:lineRule="auto"/>
       </w:pPr>
       <w:bookmarkStart w:id="2" w:name="Xdb0b12761a3df46991c3459d4f44373dbcd670f"/>
       <w:r>
@@ -89,58 +108,91 @@
       <w:bookmarkEnd w:id="2"/>
     </w:p>
     <w:p>
+      <w:pPr>
+        <w:spacing w:line="360" w:lineRule="auto"/>
+      </w:pPr>
       <w:r>
         <w:t>Any credible model of asset-return volatility must reproduce a small set of stylised empirical facts now widely accepted across asset classes. These include approximately uncorrelated returns despite strong serial dependence in their absolute and squared values, a leptokurtic and heavy-tailed unconditional distribution, volatility clustering, whereby large price movements are followed by further large movements of either sign, and the tendency for negative shocks to increase future variance more than positive shocks of equal magnitude (Cont, 2001).They are structural features, a specification that fails to capture them misprices tail risk and underreacts to crises.</w:t>
       </w:r>
     </w:p>
     <w:p>
-      <w:r>
-        <w:t xml:space="preserve">They serve two purposes for the present dissertation. First, they define the empirical contract against which the GARCH baselines and the deep models of Section 2.5 are judged, second they justify the move toward regime-aware estimation, since the magnitude and persistence </w:t>
+      <w:pPr>
+        <w:spacing w:line="360" w:lineRule="auto"/>
+      </w:pPr>
+      <w:r>
+        <w:t>They serve two purposes for the present dissertation. First, they define the empirical contract against which the GARCH baselines and the deep models of Section 2.5 are judged, second they justify the move toward regime-aware estimation, since the magnitude and persistence of these features differ qualitatively across market environments and cannot be captured by a single parametric specification calibrated to the full sample.</w:t>
+      </w:r>
+    </w:p>
+    <w:p>
+      <w:pPr>
+        <w:spacing w:line="360" w:lineRule="auto"/>
+      </w:pPr>
+      <w:r>
+        <w:t>The most durable parametric response to those features is the Generalised Autoregressive Conditional Heteroskedasticity model of Bollerslev (1986), which builds directly on Engle’s (1982) ARCH framework by expressing conditional variance as a linear function of past squared residuals and past conditional variances. The GARCH(1,1) specification reduces this to two parameters with a clean economic interpretation which are a short-run shock-response component and a longer-run persistence component alongside a closed-form unconditional variance.</w:t>
+      </w:r>
+    </w:p>
+    <w:p>
+      <w:pPr>
+        <w:spacing w:line="360" w:lineRule="auto"/>
+      </w:pPr>
+      <w:r>
+        <w:t>Its limitations are well documented, including the tendency of Gaussian innovations to understate tail risk, the inability of the symmetric variance equation to accommodate the leverage effect, and the implicit assumption that a single parameter vector remains stable across market regimes. The principal alternative that is the parameter-driven stochastic-volatility tradition (Taylor, 1986), is set aside because its likelihood demands simulation-based filtering (Kim, Shephard and Chib, 1998), whereas the observation-driven GARCH variance is estimated directly. The model is adopted as the dissertation’s primary econometric baseline not for its sophistication but as the standard any alternative must beat.</w:t>
+      </w:r>
+    </w:p>
+    <w:p>
+      <w:pPr>
+        <w:spacing w:line="360" w:lineRule="auto"/>
+      </w:pPr>
+      <w:r>
         <w:lastRenderedPageBreak/>
-        <w:t>of these features differ qualitatively across market environments and cannot be captured by a single parametric specification calibrated to the full sample.</w:t>
-      </w:r>
-    </w:p>
-    <w:p>
-      <w:r>
-        <w:t>The most durable parametric response to those features is the Generalised Autoregressive Conditional Heteroskedasticity model of Bollerslev (1986), which builds directly on Engle’s (1982) ARCH framework by expressing conditional variance as a linear function of past squared residuals and past conditional variances. The GARCH(1,1) specification reduces this to two parameters with a clean economic interpretation which are a short-run shock-response component and a longer-run persistence component alongside a closed-form unconditional variance.</w:t>
-      </w:r>
-    </w:p>
-    <w:p>
-      <w:r>
-        <w:t>Its limitations are well documented, including the tendency of Gaussian innovations to understate tail risk, the inability of the symmetric variance equation to accommodate the leverage effect, and the implicit assumption that a single parameter vector remains stable across market regimes. The principal alternative that is the parameter-driven stochastic-volatility tradition (Taylor, 1986), is set aside because its likelihood demands simulation-based filtering (Kim, Shephard and Chib, 1998), whereas the observation-driven GARCH variance is estimated directly. The model is adopted as the dissertation’s primary econometric baseline not for its sophistication but as the standard any alternative must beat.</w:t>
-      </w:r>
-    </w:p>
-    <w:p>
-      <w:r>
         <w:t>The leverage effect which is the tendency of negative shocks to raise future variance more than positive shocks of equal magnitude, drew two competing parametric responses that are most informative read against each other rather than in isolation. The Exponential GARCH (EGARCH) of Nelson (1991) models the logarithm of conditional variance, which guarantees positivity without imposing parameter restrictions and so removes a recurrent source of numerical instability in extended GARCH-family models, because innovations enter through both their sign and their magnitude, asymmetry is captured by a smooth functional form.</w:t>
       </w:r>
     </w:p>
     <w:p>
+      <w:pPr>
+        <w:spacing w:line="360" w:lineRule="auto"/>
+      </w:pPr>
       <w:r>
         <w:t>The GJR-GARCH of Glosten, Jagannathan and Runkle (1993) reaches the same target by a different route, keeping the variance in levels and adding a single threshold term that activates only for negative shocks which is more parsimonious, but discontinuous.</w:t>
       </w:r>
     </w:p>
     <w:p>
+      <w:pPr>
+        <w:spacing w:line="360" w:lineRule="auto"/>
+      </w:pPr>
       <w:r>
         <w:t>The two encode an identical stylised fact through contrasting mechanisms, and, as the large-scale comparison discussed below shows, the literature has never decisively separated them. EGARCH is adopted here as the second econometric baseline because it isolates one dimension along which GARCH(1,1) is demonstrably deficient. Comparing the proposed regime-aware deep model with both GARCH(1,1) and EGARCH then tests whether any improvement reflects genuine non-linear learning of regime-dependent dynamics or simply the model's ability to capture asymmetric responses that an asymmetric parametric specification already represents within a single regime.</w:t>
       </w:r>
     </w:p>
     <w:p>
+      <w:pPr>
+        <w:spacing w:line="360" w:lineRule="auto"/>
+      </w:pPr>
       <w:r>
         <w:t>The bar that any new volatility forecast must clear remains high, and the most cited evidence on the matter is Hansen and Lunde’s (2005) comparison of 330 GARCH-family specifications on exchange-rate and equity data. For exchange-rate volatility their conclusion was uncompromising, where under proxy-robust loss functions, none of the elaborate specifications they evaluated produced a statistically significant improvement over the basic GARCH(1,1). The equity result was more nuanced, with asymmetric specifications such as EGARCH and GJR-GARCH sometimes preferred (the empirical counterpart to the rivalry set out above).</w:t>
       </w:r>
     </w:p>
     <w:p>
+      <w:pPr>
+        <w:spacing w:line="360" w:lineRule="auto"/>
+      </w:pPr>
       <w:r>
         <w:t xml:space="preserve">The implication is direct, an alternative model must not merely fit better in-sample but deliver consistent out-of-sample gains that survive statistical scrutiny under proxy-robust losses. One caveat tempers how much weight this benchmark can bear. The comparison is now two decades old and was conducted largely on daily-return proxies rather than the high-frequency realised-volatility targets used here. Whether the GARCH(1,1) floor still binds in the present setting is therefore an open question, one the dissertation treats as testable rather than settled, and a further reason to retain GARCH(1,1) and EGARCH as live baselines </w:t>
+      </w:r>
+      <w:r>
         <w:lastRenderedPageBreak/>
         <w:t>rather than assume their adequacy. This evidence also motivates the rigorous pairwise significance testing of Section 2.7.</w:t>
       </w:r>
     </w:p>
-    <w:p/>
+    <w:p>
+      <w:pPr>
+        <w:spacing w:line="360" w:lineRule="auto"/>
+      </w:pPr>
+    </w:p>
     <w:p>
       <w:pPr>
         <w:pStyle w:val="Heading2"/>
+        <w:spacing w:line="360" w:lineRule="auto"/>
       </w:pPr>
       <w:bookmarkStart w:id="3" w:name="X6a674fe5361fec0b03881d7accfdc05a4ff0d1d"/>
       <w:r>
@@ -149,36 +201,61 @@
       <w:bookmarkEnd w:id="3"/>
     </w:p>
     <w:p>
+      <w:pPr>
+        <w:spacing w:line="360" w:lineRule="auto"/>
+      </w:pPr>
       <w:r>
         <w:t>The most consequential shift in the volatility-forecasting literature of the past two decades was the recognition that, with high-frequency data, volatility ceases to be a latent quantity that must be inferred under parametric assumptions and becomes approximately observable. Andersen, Bollerslev, Diebold and Labys (2003) made the argument rigorous by showing that the sum of squared intraday returns over a daily window (the realised variance) converges, under standard regularity conditions, to the integrated variance of the underlying diffusion process, and therefore furnishes a nearly model-free estimator of the latent target.</w:t>
       </w:r>
     </w:p>
     <w:p>
+      <w:pPr>
+        <w:spacing w:line="360" w:lineRule="auto"/>
+      </w:pPr>
       <w:r>
         <w:t>That observability is only approximate, where at high frequencies, microstructure noise biases the naive realised variance, motivating sparse five-minute sampling and the noise-robust two-scales estimator (Zhang, Mykland and Aït-Sahalia, 2005) and realised kernels (Barndorff-Nielsen, Hansen, Lunde and Shephard, 2008). With realised volatility as the dependent variable, the target is no longer a noisy function of squared daily returns but a smoother, less leptokurtic series that is materially easier to forecast (Corsi, 2009).</w:t>
       </w:r>
     </w:p>
     <w:p>
-      <w:r>
-        <w:t>It is also on this observable target, rather than on return-based proxies, that neural architectures have most consistently outperformed parametric alternatives (Bucci, 2020; Christensen, Siggaard and Veliyev, 2023). The present dissertation accordingly adopts daily realised volatility, constructed from intraday returns in the Andersen et al. (2003) sense, as the dependent variable throughout. For the S&amp;P 500, this target is obtained from the Oxford-Man Realized Library (Heber et al., 2009), which publishes five-minute realised variance for major indices.</w:t>
-      </w:r>
-    </w:p>
-    <w:p>
+      <w:pPr>
+        <w:spacing w:line="360" w:lineRule="auto"/>
+      </w:pPr>
+      <w:r>
+        <w:t>It is also on this observable target, rather than on return-based proxies, that neural architectures have most consistently outperformed parametric alternatives (Bucci, 2020; Christensen, Siggaard and Veliyev, 2023). The present dissertation accordingly adopts daily realised volatility, constructed from intraday returns in the Andersen et al. (2003) sense, as the dependent variable throughout. For the S&amp;P 500, this target is obtained from the Oxford-Man Realized Library (Heber et al., 2009), which publishes five-minute realised variance for major indices.</w:t>
+      </w:r>
+    </w:p>
+    <w:p>
+      <w:pPr>
+        <w:spacing w:line="360" w:lineRule="auto"/>
+      </w:pPr>
       <w:r>
         <w:t>Once realised volatility becomes the target, the choice of loss function acquires direct inferential consequence. Patton (2011) establishes that, when conditional variance is unobserved and replaced by a noisy proxy, only a restricted family of loss functions yields forecast rankings robust to proxy noise. Mean squared error remains valid and the QLIKE loss enjoys particularly attractive properties, whereas losses outside this family can reverse the ordering of two models depending on how the proxy is constructed.</w:t>
       </w:r>
     </w:p>
     <w:p>
-      <w:r>
-        <w:t>QLIKE suits volatility because it penalises under-prediction more heavily than over-prediction, aligning the objective with the asymmetric cost of underestimating risk. On the strength of Patton’s (2011) analysis the dissertation adopts QLIKE as its primary out-of-sample metric, with mean squared error reported as a robustness check.</w:t>
-      </w:r>
-    </w:p>
-    <w:p>
+      <w:pPr>
+        <w:spacing w:line="360" w:lineRule="auto"/>
+      </w:pPr>
+      <w:r>
+        <w:t xml:space="preserve">QLIKE suits volatility because it penalises under-prediction more heavily than over-prediction, aligning the objective with the asymmetric cost of underestimating risk. On the </w:t>
+      </w:r>
+      <w:r>
+        <w:lastRenderedPageBreak/>
+        <w:t>strength of Patton’s (2011) analysis the dissertation adopts QLIKE as its primary out-of-sample metric, with mean squared error reported as a robustness check.</w:t>
+      </w:r>
+    </w:p>
+    <w:p>
+      <w:pPr>
+        <w:spacing w:line="360" w:lineRule="auto"/>
+      </w:pPr>
       <w:r>
         <w:t>A second methodological development of equal practical importance is the heterogeneous autoregressive model of realised volatility of Corsi (2009), which decomposes the conditional expectation of daily realised variance into linear contributions from daily, weekly and monthly lagged components. Although strictly an approximation rather than a true long-memory specification, the heterogeneous structure captures the persistence of realised volatility parsimoniously and routinely matches or exceeds more elaborate fractionally integrated alternatives on equity indices.</w:t>
       </w:r>
     </w:p>
     <w:p>
+      <w:pPr>
+        <w:spacing w:line="360" w:lineRule="auto"/>
+      </w:pPr>
       <w:r>
         <w:t>Its extensions including the measurement-error-corrected HARQ (Bollerslev, Patton and Quaedvlieg, 2016) and the joint return-and-RV model Realized GARCH (Hansen, Huang and Shek, 2012), refine but do not displace it. HAR-RV has become the de facto benchmark in the modern realised-volatility literature and is included in this dissertation as a third econometric baseline alongside GARCH(1,1) and EGARCH. A deep-learning forecaster that fails to beat HAR-RV on its native target is not a credible alternative, however well it compares against return-based GARCH.</w:t>
       </w:r>
@@ -186,186 +263,260 @@
     <w:p>
       <w:pPr>
         <w:pStyle w:val="Heading2"/>
+        <w:spacing w:line="360" w:lineRule="auto"/>
       </w:pPr>
       <w:bookmarkStart w:id="4" w:name="regime-switching-dynamics"/>
       <w:r>
+        <w:t>2.4 Regime-Switching Dynamics</w:t>
+      </w:r>
+      <w:bookmarkEnd w:id="4"/>
+    </w:p>
+    <w:p>
+      <w:pPr>
+        <w:spacing w:line="360" w:lineRule="auto"/>
+      </w:pPr>
+      <w:r>
+        <w:t>The empirical proposition that financial markets transition between qualitatively distinct dynamic regimes is older than the deep-learning literature by half a century, and its formal econometric foundation is the Markov-switching model of Hamilton (1989). Treating the data-generating process for a non-stationary series as a mixture of stationary processes governed by an unobservable discrete state that evolves as a first-order Markov chain, the model captures abrupt regime changes, such as recessions, monetary-policy shifts and financial crises, that single-regime specifications cannot accommodate, and admits efficient maximum-likelihood estimation through the filter that bears his name.</w:t>
+      </w:r>
+    </w:p>
+    <w:p>
+      <w:pPr>
+        <w:spacing w:line="360" w:lineRule="auto"/>
+      </w:pPr>
+      <w:r>
+        <w:t>While smoothed state probabilities provide interpretable retrospective inference for historical analysis (ex-post narrative), forecasting applications should instead rely on filtered state probabilities. Filtered state probabilities estimate the active regime using only information available up to each point in time, thereby avoiding look-ahead bias. Within this forecasting framework</w:t>
+      </w:r>
+      <w:r>
+        <w:t xml:space="preserve">, the dissertation adopts a </w:t>
+      </w:r>
+      <w:r>
+        <w:rPr>
+          <w:b/>
+        </w:rPr>
+        <w:t>Gaussian-emission Hidden Markov Model</w:t>
+      </w:r>
+      <w:r>
+        <w:t xml:space="preserve"> rather than a Markov-switching autoregression, where each regime is parameterised as a Gaussian distribution over standardised daily log returns.</w:t>
+      </w:r>
+    </w:p>
+    <w:p>
+      <w:pPr>
+        <w:spacing w:line="360" w:lineRule="auto"/>
+      </w:pPr>
+      <w:r>
         <w:lastRenderedPageBreak/>
-        <w:t>2.4 Regime-Switching Dynamics</w:t>
-      </w:r>
-      <w:bookmarkEnd w:id="4"/>
-    </w:p>
-    <w:p>
+        <w:t>The choice is deliberate. The Gaussian-emission form keeps the regime model deliberately simple, leaving the non-linear within-regime structure to be modelled downstream by the LSTM (Section 2.5), and avoiding the identification difficulties that arise when both the switching dynamics and the within-regime dynamics are estimated jointly under a richer emission family. Whether regime-switching improves out-of-sample forecasts is contested, Dacco and Satchell (1999) found such models forecasting poorly despite strong in-sample fit, though regimes add value in asset allocation (Ang and Bekaert, 2002). The dissertation accordingly tests this rather than assuming it.</w:t>
+      </w:r>
+    </w:p>
+    <w:p>
+      <w:pPr>
+        <w:spacing w:line="360" w:lineRule="auto"/>
+      </w:pPr>
+      <w:r>
+        <w:t>Regime identification is itself an inferential problem with non-trivial robustness implications, and Nystrup, Lindstrom and Madsen (2020) sharpen the practical case for Hidden Markov regime detection in finance by isolating one of its most persistent pathologies. Standard maximum-likelihood estimation switches states more rapidly than the data warrant, contaminating any forecast that conditions on them, whereas their remedy penalises transitions in the log-likelihood, yielding more persistent states and better out-of-sample classification on equity data.</w:t>
+      </w:r>
+    </w:p>
+    <w:p>
+      <w:pPr>
+        <w:spacing w:line="360" w:lineRule="auto"/>
+      </w:pPr>
+      <w:r>
+        <w:t xml:space="preserve">A model conditioned on a misclassified regime inherits that error rather than correcting it, so apparent gains from conditioning can mask noise in the regime estimate. </w:t>
+      </w:r>
+      <w:r>
+        <w:rPr>
+          <w:b/>
+        </w:rPr>
+        <w:t>The dissertation operationalises the Nystrup et al. (2020) jump penalty as its specific remedy for state-switching noise, in the two-stage form those authors themselves describe: the penalised objective is solved to obtain a persistent state path, and the Gaussian emissions and transition matrix of the hidden Markov model are then estimated from that path, so that the filtered posterior on which the forecasts are conditioned inherits the penalty's persistence rather than maximum likelihood's excessive switching.</w:t>
+      </w:r>
+      <w:r>
+        <w:t xml:space="preserve"> Adopting it well depends on principles the literature makes clear rather than on parameters fixed in advance. The strength of the transition penalty governs a bias-variance trade-off between over smoothed and over switching state sequences and is therefore best treated as a quantity to be tuned rather than set a priori.</w:t>
+      </w:r>
+    </w:p>
+    <w:p>
+      <w:pPr>
+        <w:spacing w:line="360" w:lineRule="auto"/>
+      </w:pPr>
+      <w:r>
+        <w:t>The number of regimes is kept deliberately small and interpretable, broadly distinguishing calm, transitional and crisis states, because a richer state space dilutes interpretability and invites overfitting on the modest samples of daily financial data (Guidolin, 2011). And since a forecast conditioned on a misclassified regime inherits rather than corrects that error, the value added by regime conditioning must be demonstrated empirically rather than assumed. The estimation and tuning procedures that operationalise these principles are specified in Chapter 3.</w:t>
+      </w:r>
+    </w:p>
+    <w:p>
+      <w:pPr>
+        <w:spacing w:line="360" w:lineRule="auto"/>
+      </w:pPr>
+      <w:r>
+        <w:t>The tradition remains active on the dissertation’s own target: Blake, Gandhi and Jakkula (2025) apply soft Markov-switching and clustering-based regimes to daily S&amp;P 500 realised volatility and report material gains over a baseline autoregressive model, but use neither a deep sequence model nor any uncertainty quantification, precisely the two layers Sections 2.5 and 2.6 add on top of the regime signal.</w:t>
+      </w:r>
+    </w:p>
+    <w:p>
+      <w:pPr>
+        <w:pStyle w:val="Heading2"/>
+        <w:spacing w:line="360" w:lineRule="auto"/>
+      </w:pPr>
       <w:bookmarkStart w:id="5" w:name="deep-learning-for-financial-time-series"/>
       <w:r>
-        <w:t>The empirical proposition that financial markets transition between qualitatively distinct dynamic regimes is older than the deep-learning literature by half a century, and its formal econometric foundation is the Markov-switching model of Hamilton (1989). Treating the data-generating process for a non-stationary series as a mixture of stationary processes governed by an unobservable discrete state that evolves as a first-order Markov chain, the model captures abrupt regime changes, such as recessions, monetary-policy shifts and financial crises, that single-regime specifications cannot accommodate, and admits efficient maximum-likelihood estimation through the filter that bears his name.</w:t>
-      </w:r>
-    </w:p>
-    <w:p>
-      <w:r>
-        <w:t xml:space="preserve">While smoothed state probabilities provide interpretable retrospective inference for historical analysis (ex-post narrative), forecasting applications should instead rely on filtered state probabilities. Filtered state probabilities estimate the active regime using only information available up to each point in time, thereby avoiding look-ahead bias. Within this forecasting framework, the dissertation adopts a </w:t>
-      </w:r>
-      <w:r>
-        <w:rPr>
-          <w:b/>
-        </w:rPr>
-        <w:t>Gaussian-emission Hidden Markov Model</w:t>
-      </w:r>
-      <w:r>
-        <w:t xml:space="preserve"> rather than a Markov-switching autoregression, where each regime is parameterised as a Gaussian distribution over standardised daily log returns.</w:t>
-      </w:r>
-    </w:p>
-    <w:p>
-      <w:r>
-        <w:t>The choice is deliberate. The Gaussian-emission form keeps the regime model deliberately simple, leaving the non-linear within-regime structure to be modelled downstream by the LSTM (Section 2.5), and avoiding the identification difficulties that arise when both the switching dynamics and the within-regime dynamics are estimated jointly under a richer emission family. Whether regime-switching improves out-of-sample forecasts is contested, Dacco and Satchell (1999) found such models forecasting poorly despite strong in-sample fit, though regimes add value in asset allocation (Ang and Bekaert, 2002). The dissertation accordingly tests this rather than assuming it.</w:t>
-      </w:r>
-    </w:p>
-    <w:p>
-      <w:r>
-        <w:t>Regime identification is itself an inferential problem with non-trivial robustness implications, and Nystrup, Lindstrom and Madsen (2020) sharpen the practical case for Hidden Markov regime detection in finance by isolating one of its most persistent pathologies. Standard maximum-likelihood estimation switches states more rapidly than the data warrant, contaminating any forecast that conditions on them, whereas their remedy penalises transitions in the log-likelihood, yielding more persistent states and better out-of-sample classification on equity data.</w:t>
-      </w:r>
-    </w:p>
-    <w:p>
-      <w:r>
-        <w:t xml:space="preserve">A model conditioned on a misclassified regime inherits that error rather than correcting it, so apparent gains from conditioning can mask noise in the regime estimate. </w:t>
-      </w:r>
-      <w:r>
-        <w:rPr>
-          <w:b/>
-        </w:rPr>
-        <w:t>The dissertation adopts the Nystrup et al. (2020) jump-penalised estimator directly as the specific remedy for state-switching noise.</w:t>
-      </w:r>
-      <w:r>
-        <w:t xml:space="preserve"> Adopting it well depends on principles the literature makes clear rather than on parameters fixed in advance. The strength of the transition penalty governs a bias-variance trade-off between over smoothed and over switching state sequences and is therefore best treated as a quantity to be tuned rather than set a priori.</w:t>
-      </w:r>
-    </w:p>
-    <w:p>
-      <w:r>
-        <w:t>The number of regimes is kept deliberately small and interpretable, broadly distinguishing calm, transitional and crisis states, because a richer state space dilutes interpretability and invites overfitting on the modest samples of daily financial data (Guidolin, 2011). And since a forecast conditioned on a misclassified regime inherits rather than corrects that error, the value added by regime conditioning must be demonstrated empirically rather than assumed. The estimation and tuning procedures that operationalise these principles are specified in Chapter 3.</w:t>
-      </w:r>
-    </w:p>
-    <w:p>
-      <w:r>
-        <w:t xml:space="preserve">The tradition remains active on the dissertation’s own target: Blake, Gandhi and Jakkula (2025) apply soft Markov-switching and clustering-based regimes to daily S&amp;P 500 realised volatility and report material gains over a baseline autoregressive model, but use neither a </w:t>
         <w:lastRenderedPageBreak/>
-        <w:t>deep sequence model nor any uncertainty quantification, precisely the two layers Sections 2.5 and 2.6 add on top of the regime signal.</w:t>
-      </w:r>
+        <w:t>2.5 Deep Learning for Financial Time Series</w:t>
+      </w:r>
+      <w:bookmarkEnd w:id="5"/>
+    </w:p>
+    <w:p>
+      <w:pPr>
+        <w:spacing w:line="360" w:lineRule="auto"/>
+      </w:pPr>
+      <w:r>
+        <w:t>The architectural backbone of the dissertation’s deep models is the Long Short-Term Memory cell of Hochreiter and Schmidhuber (1997), which remains the workhorse of sequence modelling on tasks with moderate context lengths and limited data, both of which describe daily financial time series. By introducing input, output and forget gates that regulate information flow through a constant-error-carousel memory unit, the design overcame the vanishing-gradient pathology that had previously made recurrent networks impractical for long-range dependencies. The LSTM’s inductive bias, that the present is best predicted from a learned, selectively retained summary of the recent past, aligns with the persistence structure of volatility documented by Cont (2001).</w:t>
+      </w:r>
+    </w:p>
+    <w:p>
+      <w:pPr>
+        <w:spacing w:line="360" w:lineRule="auto"/>
+      </w:pPr>
+      <w:r>
+        <w:t>The architecture is retained over the attention-based models that now dominate language and vision, namely the Transformer (Vaswani et al., 2017) and the Temporal Fusion Transformer (Lim et al., 2021), on evidential rather than merely conservative grounds. Attention is data-hungry relative to the modest effective sample sizes of daily financial data, precisely the regime in which Lim and Zohren (2021) argue a strong temporal inductive bias is most valuable. Recent benchmarks reinforce the point, with simple recurrent and linear models matching or exceeding elaborate transformers on long-horizon forecasting (Zeng et al., 2023). It retains, too, the stable optimisation and interpretable gate activations that recommend it here.</w:t>
+      </w:r>
+    </w:p>
+    <w:p>
+      <w:pPr>
+        <w:spacing w:line="360" w:lineRule="auto"/>
+      </w:pPr>
+      <w:r>
+        <w:t>The broader landscape of deep learning for time series is most usefully surveyed by Lim and Zohren (2021), whose review supplies the design vocabulary used throughout this dissertation. They systematise the field into encoder-decoder architectures, hybrid models that combine neural components with classical statistical structure, and attention-based approaches such as the Temporal Fusion Transformer, and they articulate two principles particularly relevant to volatility forecasting.</w:t>
+      </w:r>
+    </w:p>
+    <w:p>
+      <w:pPr>
+        <w:spacing w:line="360" w:lineRule="auto"/>
+      </w:pPr>
+      <w:r>
+        <w:t xml:space="preserve">The first is that financial sequences benefit from architectures with strong temporal inductive bias, because their effective sample sizes are small relative to those of natural-language or vision tasks. The second is that hybrid approaches, in which a neural network learns residual structure on top of a statistical baseline, frequently outperform either component alone. Both observations motivate the </w:t>
+      </w:r>
+      <w:r>
+        <w:rPr>
+          <w:bCs/>
+        </w:rPr>
+        <w:t>regime-aware</w:t>
+      </w:r>
+      <w:r>
+        <w:t xml:space="preserve"> variant proposed in Chapter 3, in which the network is conditioned on an external state estimate rather than expected to learn the regime structure unsupervised.</w:t>
+      </w:r>
+    </w:p>
+    <w:p>
+      <w:pPr>
+        <w:spacing w:line="360" w:lineRule="auto"/>
+      </w:pPr>
+      <w:r>
+        <w:lastRenderedPageBreak/>
+        <w:t xml:space="preserve">The theoretical motivation for this division of labour is precise, as the Hidden Markov Model of Section 2.4 resolves the </w:t>
+      </w:r>
+      <w:r>
+        <w:rPr>
+          <w:bCs/>
+        </w:rPr>
+        <w:t>discrete regime-identification problem</w:t>
+      </w:r>
+      <w:r>
+        <w:t xml:space="preserve"> of calm, transitional, and crisis states that a single-regime parametric specification cannot accommodate, while the LSTM resolves the </w:t>
+      </w:r>
+      <w:r>
+        <w:rPr>
+          <w:bCs/>
+        </w:rPr>
+        <w:t>continuous, non-linear residual dynamics conditional on that state</w:t>
+      </w:r>
+      <w:r>
+        <w:t xml:space="preserve"> that the Gaussian-emission HMM is deliberately too simple to capture. The regime-aware LSTM proposed in Chapter 3 makes this decomposition explicit through two complementary conditioning architectures: a regime-as-feature model, which appends the HMM’s filtered state probabilities to the recurrent network’s input vector, and a regime-specific mixture-of-experts, which trains one LSTM expert per state and combines them through a soft gate given by the same filtered posterior, so that each expert specialises in a single regime’s dynamics rather than one network serving every regime at once</w:t>
+      </w:r>
+      <w:r>
+        <w:t>. In contrast to the smoothed probabilities of Section 2.4, which condition on the entire sample and are therefore suited to retrospective regime description, the filtered posterior P(sₜ | x₁,…,xₜ) conditions only on information available up to the forecast date, so conditioning the forecast on it introduces no look-ahead.</w:t>
+      </w:r>
+    </w:p>
+    <w:p>
+      <w:pPr>
+        <w:spacing w:line="360" w:lineRule="auto"/>
+      </w:pPr>
+      <w:r>
+        <w:t>The most direct empirical precedents are two studies of recurrent networks against econometric baselines on equity volatility, and reading them against each other is more instructive than taking either alone. Kim and Won (2018) work on daily KOSPI 200 data and hybridise an LSTM with several GARCH-type models, reporting that the hybrid beats either pure component. Bucci (2020) moves to the S&amp;P 500 but at monthly frequency, benchmarking feed-forward, LSTM and nonlinear autoregressive networks against ARFIMA and HAR, and finds the recurrent architectures the most accurate.</w:t>
+      </w:r>
+    </w:p>
+    <w:p>
+      <w:pPr>
+        <w:spacing w:line="360" w:lineRule="auto"/>
+      </w:pPr>
+      <w:r>
+        <w:t>The two converge on a single claim saying that LSTM-based models can match or modestly exceed econometric baselines on equity volatility. Yet they reach it from opposite corners of the design space, where Kim and Won at daily frequency but on a return-based target in a non-US market, and Bucci on a US index but at a monthly horizon that sidesteps the daily realised-volatility problem entirely. Neither conditions on market regime, neither produces calibrated uncertainty, and neither subjects its comparison to the proxy-robust significance tests of Section 2.7.</w:t>
+      </w:r>
+    </w:p>
+    <w:p>
+      <w:pPr>
+        <w:spacing w:line="360" w:lineRule="auto"/>
+      </w:pPr>
+      <w:r>
+        <w:t xml:space="preserve">These are precisely the four gaps, namely daily realised volatility on a major US index, regime conditioning, calibrated uncertainty, and proxy-robust testing, that the present dissertation closes jointly. More recent work modernises this base, and the two leading examples warrant different evidential weight, Christensen, Siggaard and Veliyev (2023), peer-reviewed in a leading econometrics journal, show machine learning outperforming HAR </w:t>
+      </w:r>
+      <w:r>
+        <w:lastRenderedPageBreak/>
+        <w:t>on daily realised volatility, while Reisenhofer, Bayer and Hautsch (2022), a HAR-initialised convolutional network, remains an arXiv preprint and is read here as indicative rather than settled. Neither, in any case, addresses the four gaps jointly.</w:t>
+      </w:r>
+    </w:p>
+    <w:p>
+      <w:pPr>
+        <w:spacing w:line="360" w:lineRule="auto"/>
+      </w:pPr>
+      <w:r>
+        <w:t>A wave of very recent work sharpens these precedents, and it is instructive that each occupies only part of the pipeline assembled here. The closest comparator is Kılıç (2025), who benchmarks LSTM, GRU and attention-augmented recurrent networks against Markov-switching, threshold and smooth-transition HAR on daily S&amp;P 500 realised volatility under QLIKE with Diebold-Mariano and Model-Confidence-Set testing, and finds the regime-switching HAR specifications outperform the deep models which is a result this dissertation confronts directly by placing the regime signal inside the network rather than the HAR and testing whether that conclusion survives once uncertainty is added.</w:t>
+      </w:r>
+    </w:p>
+    <w:p>
+      <w:pPr>
+        <w:spacing w:line="360" w:lineRule="auto"/>
+      </w:pPr>
+      <w:r>
+        <w:t>Taneva-Angelova and Granchev (2025) provide the nearest baseline design, pitting GARCH(1,1), HAR-RV and ARIMA against LSTM, CNN-LSTM and Transformer models on US-index realised variance under QLIKE and Diebold-Mariano, but without any regime or uncertainty component, while Kumar, Umeorah and Alochukwu (2026) pair an LSTM with a graph network and the full GARCH(1,1)/EGARCH/HAR-RV baseline set yet make regimes structural through partition-dependent graphs rather than inferred latent states and forecast a squared-return proxy rather than intraday realised volatility.</w:t>
+      </w:r>
+    </w:p>
+    <w:p>
+      <w:pPr>
+        <w:spacing w:line="360" w:lineRule="auto"/>
+      </w:pPr>
+      <w:r>
+        <w:t>On the data side, Goel, Pasricha, Magris and Kanniainen (2025) are among the few to use the Oxford-Man Realized Library directly, fine-tuning a time-series foundation model against HAR, CHAR and Realized-GARCH, but employ neither a recurrent architecture, regime conditioning, nor uncertainty; the related realised-volatility deep models of Moreno-Pino and Zohren (2024), Zhang et al. (2024) and Frank (2023) likewise omit both regime conditioning and calibrated uncertainty. The regime-conditioned-network mechanism itself has a precedent outside volatility in Erlwein-Sayer et al. (2023), who feed hidden-Markov regime information into an LSTM to forecast corporate credit spreads, confirming the architecture while leaving its realised-volatility application, econometric baselines and uncertainty layer open.</w:t>
+      </w:r>
+    </w:p>
+    <w:p>
+      <w:pPr>
+        <w:spacing w:line="360" w:lineRule="auto"/>
+      </w:pPr>
     </w:p>
     <w:p>
       <w:pPr>
         <w:pStyle w:val="Heading2"/>
-      </w:pPr>
-      <w:r>
-        <w:t>2.5 Deep Learning for Financial Time Series</w:t>
-      </w:r>
-      <w:bookmarkEnd w:id="5"/>
-    </w:p>
-    <w:p>
-      <w:r>
-        <w:t>The architectural backbone of the dissertation’s deep models is the Long Short-Term Memory cell of Hochreiter and Schmidhuber (1997), which remains the workhorse of sequence modelling on tasks with moderate context lengths and limited data, both of which describe daily financial time series. By introducing input, output and forget gates that regulate information flow through a constant-error-carousel memory unit, the design overcame the vanishing-gradient pathology that had previously made recurrent networks impractical for long-range dependencies. The LSTM’s inductive bias, that the present is best predicted from a learned, selectively retained summary of the recent past, aligns with the persistence structure of volatility documented by Cont (2001).</w:t>
-      </w:r>
-    </w:p>
-    <w:p>
-      <w:r>
-        <w:t>The architecture is retained over the attention-based models that now dominate language and vision, namely the Transformer (Vaswani et al., 2017) and the Temporal Fusion Transformer (Lim et al., 2021), on evidential rather than merely conservative grounds. Attention is data-hungry relative to the modest effective sample sizes of daily financial data, precisely the regime in which Lim and Zohren (2021) argue a strong temporal inductive bias is most valuable. Recent benchmarks reinforce the point, with simple recurrent and linear models matching or exceeding elaborate transformers on long-horizon forecasting (Zeng et al., 2023). It retains, too, the stable optimisation and interpretable gate activations that recommend it here.</w:t>
-      </w:r>
-    </w:p>
-    <w:p>
-      <w:r>
-        <w:t>The broader landscape of deep learning for time series is most usefully surveyed by Lim and Zohren (2021), whose review supplies the design vocabulary used throughout this dissertation. They systematise the field into encoder-decoder architectures, hybrid models that combine neural components with classical statistical structure, and attention-based approaches such as the Temporal Fusion Transformer, and they articulate two principles particularly relevant to volatility forecasting.</w:t>
-      </w:r>
-    </w:p>
-    <w:p>
-      <w:r>
-        <w:t xml:space="preserve">The first is that financial sequences benefit from architectures with strong temporal inductive bias, because their effective sample sizes are small relative to those of natural-language or vision tasks. The second is that hybrid approaches, in which a neural network learns residual structure on top of a statistical baseline, frequently outperform either component alone. Both observations motivate the </w:t>
+        <w:spacing w:line="360" w:lineRule="auto"/>
+      </w:pPr>
+      <w:bookmarkStart w:id="6" w:name="X52a78444787454871f991dd5dc3eed38c292db5"/>
+      <w:r>
+        <w:t>2.6 Uncertainty Quantification in Deep Forecasting</w:t>
+      </w:r>
+      <w:bookmarkEnd w:id="6"/>
+    </w:p>
+    <w:p>
+      <w:pPr>
+        <w:spacing w:line="360" w:lineRule="auto"/>
+      </w:pPr>
+      <w:r>
+        <w:t xml:space="preserve">The dissertation adopts two complementary uncertainty-quantification methods, chosen to </w:t>
       </w:r>
       <w:r>
         <w:rPr>
           <w:bCs/>
         </w:rPr>
-        <w:t>regime-aware</w:t>
-      </w:r>
-      <w:r>
-        <w:t xml:space="preserve"> variant proposed in Chapter 3, in which the network is conditioned on an external state estimate rather than expected to learn the regime structure unsupervised.</w:t>
-      </w:r>
-    </w:p>
-    <w:p>
-      <w:r>
-        <w:t xml:space="preserve">The theoretical motivation for this division of labour is precise, as the Hidden Markov Model of Section 2.4 resolves the </w:t>
-      </w:r>
-      <w:r>
-        <w:rPr>
-          <w:bCs/>
-        </w:rPr>
-        <w:t>discrete regime-identification problem</w:t>
-      </w:r>
-      <w:r>
-        <w:t xml:space="preserve"> of calm, transitional, and crisis states that a single-regime parametric specification cannot accommodate, while the LSTM resolves the </w:t>
-      </w:r>
-      <w:r>
-        <w:rPr>
-          <w:bCs/>
-        </w:rPr>
-        <w:t>continuous, non-linear residual dynamics conditional on that state</w:t>
-      </w:r>
-      <w:r>
-        <w:t xml:space="preserve"> that the Gaussian-emission HMM is deliberately too simple to capture. The regime-aware LSTM proposed in Chapter 3 makes this decomposition explicit through two complementary conditioning architectures: a regime-as-feature model, which appends the HMM’s filtered state probabilities to the recurrent network’s input vector, and a regime-specific mixture-of-experts, which trains one LSTM expert per state and combines them through a soft gate given by the same filtered posterior, so that each expert specialises in a single regime’s dynamics rather than one network serving every regime at once. In contrast to the smoothed probabilities of Section 2.4, which condition on the entire sample and are therefore suited to retrospective regime description, the filtered posterior P(sₜ | x₁,…,xₜ) conditions only on information available up to the forecast date, so conditioning the forecast on it introduces no look-ahead.</w:t>
-      </w:r>
-    </w:p>
-    <w:p>
-      <w:r>
-        <w:t xml:space="preserve">The most direct empirical precedents are two studies of recurrent networks against econometric baselines on equity volatility, and reading them against each other is more instructive than taking either alone. Kim and Won (2018) work on daily KOSPI 200 data and </w:t>
-        <w:lastRenderedPageBreak/>
-        <w:t>hybridise an LSTM with several GARCH-type models, reporting that the hybrid beats either pure component. Bucci (2020) moves to the S&amp;P 500 but at monthly frequency, benchmarking feed-forward, LSTM and nonlinear autoregressive networks against ARFIMA and HAR, and finds the recurrent architectures the most accurate.</w:t>
-      </w:r>
-    </w:p>
-    <w:p>
-      <w:r>
-        <w:t>The two converge on a single claim saying that LSTM-based models can match or modestly exceed econometric baselines on equity volatility. Yet they reach it from opposite corners of the design space, where Kim and Won at daily frequency but on a return-based target in a non-US market, and Bucci on a US index but at a monthly horizon that sidesteps the daily realised-volatility problem entirely. Neither conditions on market regime, neither produces calibrated uncertainty, and neither subjects its comparison to the proxy-robust significance tests of Section 2.7.</w:t>
-      </w:r>
-    </w:p>
-    <w:p>
-      <w:r>
-        <w:t>These are precisely the four gaps, namely daily realised volatility on a major US index, regime conditioning, calibrated uncertainty, and proxy-robust testing, that the present dissertation closes jointly. More recent work modernises this base, and the two leading examples warrant different evidential weight, Christensen, Siggaard and Veliyev (2023), peer-reviewed in a leading econometrics journal, show machine learning outperforming HAR on daily realised volatility, while Reisenhofer, Bayer and Hautsch (2022), a HAR-initialised convolutional network, remains an arXiv preprint and is read here as indicative rather than settled. Neither, in any case, addresses the four gaps jointly.</w:t>
-      </w:r>
-    </w:p>
-    <w:p>
-      <w:r>
-        <w:t xml:space="preserve">A wave of very recent work sharpens these precedents, and it is instructive that each occupies only part of the pipeline assembled here. The closest comparator is Kılıç (2025), who benchmarks LSTM, GRU and attention-augmented recurrent networks against Markov-switching, threshold and smooth-transition HAR on daily S&amp;P 500 realised volatility under QLIKE with Diebold-Mariano and Model-Confidence-Set testing, and finds the regime-switching HAR specifications outperform the deep models which is a result this dissertation confronts directly by placing the regime signal inside the network rather than the HAR and testing whether that conclusion survives once uncertainty is added.</w:t>
-      </w:r>
-    </w:p>
-    <w:p>
-      <w:r>
-        <w:t>Taneva-Angelova and Granchev (2025) provide the nearest baseline design, pitting GARCH(1,1), HAR-RV and ARIMA against LSTM, CNN-LSTM and Transformer models on US-index realised variance under QLIKE and Diebold-Mariano, but without any regime or uncertainty component, while Kumar, Umeorah and Alochukwu (2026) pair an LSTM with a graph network and the full GARCH(1,1)/EGARCH/HAR-RV baseline set yet make regimes structural through partition-dependent graphs rather than inferred latent states and forecast a squared-return proxy rather than intraday realised volatility.</w:t>
-      </w:r>
-    </w:p>
-    <w:p>
-      <w:r>
-        <w:t>On the data side, Goel, Pasricha, Magris and Kanniainen (2025) are among the few to use the Oxford-Man Realized Library directly, fine-tuning a time-series foundation model against HAR, CHAR and Realized-GARCH, but employ neither a recurrent architecture, regime conditioning, nor uncertainty; the related realised-volatility deep models of Moreno-Pino and Zohren (2024), Zhang et al. (2024) and Frank (2023) likewise omit both regime conditioning and calibrated uncertainty. The regime-conditioned-network mechanism itself has a precedent outside volatility in Erlwein-Sayer et al. (2023), who feed hidden-Markov regime information into an LSTM to forecast corporate credit spreads, confirming the architecture while leaving its realised-volatility application, econometric baselines and uncertainty layer open.</w:t>
-      </w:r>
-    </w:p>
-    <w:p/>
-    <w:p>
-      <w:pPr>
-        <w:pStyle w:val="Heading2"/>
-      </w:pPr>
-      <w:bookmarkStart w:id="6" w:name="X52a78444787454871f991dd5dc3eed38c292db5"/>
-      <w:r>
-        <w:t>2.6 Uncertainty Quantification in Deep Forecasting</w:t>
-      </w:r>
-      <w:bookmarkEnd w:id="6"/>
-    </w:p>
-    <w:p>
-      <w:r>
-        <w:t xml:space="preserve">The dissertation adopts two complementary uncertainty-quantification methods, chosen to </w:t>
-      </w:r>
-      <w:r>
-        <w:rPr>
-          <w:bCs/>
-        </w:rPr>
         <w:t>balance computational efficiency with econometric robustness</w:t>
       </w:r>
       <w:r>
         <w:t xml:space="preserve">. Deep ensembles (Lakshminarayanan, Pritzel and Blundell, 2017) and full Bayesian inference were set aside on </w:t>
+      </w:r>
+      <w:r>
         <w:lastRenderedPageBreak/>
         <w:t xml:space="preserve">cost. Monte Carlo Dropout (Gal and Ghahramani, 2016) supplies a </w:t>
       </w:r>
@@ -389,38 +540,58 @@
       </w:r>
     </w:p>
     <w:p>
+      <w:pPr>
+        <w:spacing w:line="360" w:lineRule="auto"/>
+      </w:pPr>
       <w:r>
         <w:t>The two are paired deliberately because their failure modes do not overlap. Dropout’s variational approximation may underestimate uncertainty under distribution shift, while quantile-regression intervals lack formal coverage guarantees and must be validated empirically. Reporting both, under the proper scoring rules of Gneiting and Raftery (2007), supplies a more defensible probabilistic forecast than either method alone.</w:t>
       </w:r>
     </w:p>
     <w:p>
+      <w:pPr>
+        <w:spacing w:line="360" w:lineRule="auto"/>
+      </w:pPr>
       <w:r>
         <w:t>Gal and Ghahramani (2016) show that a deep network trained with dropout regularisation can be reinterpreted as approximate Bayesian inference over a deep Gaussian-process prior, with stochastic forward passes at test time sampling from the posterior predictive distribution. The principal limitation, well documented in subsequent work, is that the dropout rate functions as a hyperparameter materially affecting the magnitude of predictive variance, and that the resulting estimates can be over-confident under distribution shift, the regime that dominates financial test periods, where this over-confidence is empirically documented (Ovadia et al., 2019). The dissertation therefore validates Monte Carlo Dropout’s calibration empirically against held-out coverage rather than asserting the theoretical Bayesian interpretation.</w:t>
       </w:r>
     </w:p>
     <w:p>
+      <w:pPr>
+        <w:spacing w:line="360" w:lineRule="auto"/>
+      </w:pPr>
       <w:r>
         <w:t>Engle and Manganelli (2004) introduced the Conditional Autoregressive Value at Risk (CAViaR) framework, in which the conditional quantiles of the return distribution are modelled through an autoregressive recursion estimated by minimising the pinball loss. That same asymmetric, distribution-free loss was later adopted by neural quantile regression and refined for finite-sample coverage by conformal methods, such as conformalized quantile regression (Romano, Patterson and Candès, 2019) and its time-series extensions (Xu and Xie, 2021; Gibbs and Candès, 2021). Their paper also introduced the dynamic quantile test for assessing value-at-risk forecasts.</w:t>
       </w:r>
     </w:p>
     <w:p>
+      <w:pPr>
+        <w:spacing w:line="360" w:lineRule="auto"/>
+      </w:pPr>
       <w:r>
         <w:t>The CAViaR framework supplies the methodological justification for training the LSTM to output a set of conditional quantiles directly via the pinball loss rather than samples from a posterior. It imposes no distributional assumption and remains valid for heavy-tailed equity returns, but the literature notes two theoretical caveats in that the estimated quantiles are not guaranteed to be monotonic, and the resulting intervals lack the finite-sample coverage guarantees of Bayesian or conformal procedures. Their empirical coverage must therefore be established rather than assumed, with the procedures for doing so deferred to Chapter 3.</w:t>
       </w:r>
     </w:p>
     <w:p>
-      <w:r>
-        <w:t xml:space="preserve">Two very recent studies bring these ideas onto realised volatility itself and are the dissertation’s nearest probabilistic neighbours, though each stops short of the present design. Song, Lee, Lee and Chang (2025) couple a bidirectional LSTM with a deep quantile function to produce probabilistic realised-volatility forecasts for major US equity ETFs, but without regime conditioning, Monte Carlo Dropout, or econometric baselines, while Dudek, Orzeszko and Fiszeder (2025) convert point forecasts (an LSTM among them) into quantile and interval forecasts of cryptocurrency realised variance, evaluated with the Winkler interval score and the continuous ranked probability score alongside HAR and GARCH baselines, but on a crypto target and without regimes or Monte Carlo Dropout.</w:t>
-      </w:r>
-    </w:p>
-    <w:p>
-      <w:r>
-        <w:t xml:space="preserve">That the full stack is technically coherent is shown outside finance by Isik and Yalcinkaya (2026), who integrate regime detection, a bidirectional LSTM, Monte Carlo Dropout and quantile intervals end-to-end for wind-power forecasting, evidence that the methodology composes, even though its financial, realised-volatility instantiation remains unoccupied. That the uncertainty dimension is itself under-developed in financial machine learning is underscored by Gunnarsson et al. (2024), who find deep recurrent models among the strongest realised-volatility forecasters yet explicitly identify probabilistic, uncertainty-aware machine learning as an open direction.</w:t>
+      <w:pPr>
+        <w:spacing w:line="360" w:lineRule="auto"/>
+      </w:pPr>
+      <w:r>
+        <w:lastRenderedPageBreak/>
+        <w:t>Two very recent studies bring these ideas onto realised volatility itself and are the dissertation’s nearest probabilistic neighbours, though each stops short of the present design. Song, Lee, Lee and Chang (2025) couple a bidirectional LSTM with a deep quantile function to produce probabilistic realised-volatility forecasts for major US equity ETFs, but without regime conditioning, Monte Carlo Dropout, or econometric baselines, while Dudek, Orzeszko and Fiszeder (2025) convert point forecasts (an LSTM among them) into quantile and interval forecasts of cryptocurrency realised variance, evaluated with the Winkler interval score and the continuous ranked probability score alongside HAR and GARCH baselines, but on a crypto target and without regimes or Monte Carlo Dropout.</w:t>
+      </w:r>
+    </w:p>
+    <w:p>
+      <w:pPr>
+        <w:spacing w:line="360" w:lineRule="auto"/>
+      </w:pPr>
+      <w:r>
+        <w:t>That the full stack is technically coherent is shown outside finance by Isik and Yalcinkaya (2026), who integrate regime detection, a bidirectional LSTM, Monte Carlo Dropout and quantile intervals end-to-end for wind-power forecasting, evidence that the methodology composes, even though its financial, realised-volatility instantiation remains unoccupied. That the uncertainty dimension is itself under-developed in financial machine learning is underscored by Gunnarsson et al. (2024), who find deep recurrent models among the strongest realised-volatility forecasters yet explicitly identify probabilistic, uncertainty-aware machine learning as an open direction.</w:t>
       </w:r>
     </w:p>
     <w:p>
       <w:pPr>
         <w:pStyle w:val="Heading2"/>
+        <w:spacing w:line="360" w:lineRule="auto"/>
       </w:pPr>
       <w:bookmarkStart w:id="7" w:name="forecast-evaluation-and-comparison"/>
       <w:r>
@@ -429,21 +600,36 @@
       <w:bookmarkEnd w:id="7"/>
     </w:p>
     <w:p>
+      <w:pPr>
+        <w:spacing w:line="360" w:lineRule="auto"/>
+      </w:pPr>
       <w:r>
         <w:t>The standard apparatus for testing whether one forecast is statistically more accurate than another is the pairwise test introduced by Diebold and Mariano (1995), which compares the loss differential between two competing forecasts and asks whether its mean is significantly different from zero under a heteroskedasticity- and autocorrelation-consistent estimate of its long-run variance. The test is widely used in volatility forecasting because it accommodates non-Gaussian loss differentials and non-nested model comparisons, both of which are common when comparing parametric econometric models against deep networks (Gu, Kelly and Xiu, 2020; Makridakis et al., 2020).</w:t>
       </w:r>
     </w:p>
     <w:p>
-      <w:r>
-        <w:t>The dissertation uses the Diebold-Mariano test as its primary pairwise significance test for forecast superiority, with the QLIKE loss adopted following Patton (2011). Because the pipeline compares many models, pairwise testing invites multiple-comparison error, so superiority is also assessed with the Model Confidence Set (Hansen, Lunde and Nason, 2011). The test’s regularity conditions, in particular weak dependence in the loss differential, are inspected and reported as a robustness exercise, since highly persistent forecast errors can degrade the test’s power and inflate its size, and Giacomini and White (2006) refine this framework for the long-memory loss series typical of volatility.</w:t>
-      </w:r>
-    </w:p>
-    <w:p>
+      <w:pPr>
+        <w:spacing w:line="360" w:lineRule="auto"/>
+      </w:pPr>
+      <w:r>
+        <w:t xml:space="preserve">The dissertation uses the Diebold-Mariano test as its primary pairwise significance test for forecast superiority, with the QLIKE loss adopted following Patton (2011). Because the pipeline compares many models, pairwise testing invites multiple-comparison error, so superiority is also assessed with the Model Confidence Set (Hansen, Lunde and Nason, 2011). The test’s regularity conditions, in particular weak dependence in the loss differential, are inspected and reported as a robustness exercise, since highly persistent forecast errors can </w:t>
+      </w:r>
+      <w:r>
+        <w:t>degrade the test’s power and inflate its size, and Giacomini and White (2006) refine this framework for the long-memory loss series typical of volatility. One condition of that refinement is worth stating plainly, because the present design does not satisfy it uniformly: the Giacomini-White asymptotics assume forecasts are produced from a finite estimation window, so that estimation error does not vanish and the object being tested is the forecasting method rather than the population model. The deep models here, estimated once and held fixed, satisfy this; the econometric baselines, re-estimated on an expanding window, do not. The test is nonetheless applied in the form standard in the applied volatility literature, and the qualification is recorded rather than left implicit.</w:t>
+      </w:r>
+    </w:p>
+    <w:p>
+      <w:pPr>
+        <w:spacing w:line="360" w:lineRule="auto"/>
+      </w:pPr>
       <w:r>
         <w:t>The criteria against which the dissertation’s uncertainty-aware variants are judged are supplied by Gneiting and Raftery (2007), whose treatment of proper scoring rules has become the canonical reference for evaluating probabilistic forecasts. They formalise the notion of a strictly proper scoring rule, which is a loss function whose expected value is minimised at the true predictive distribution, and develop the continuous ranked probability score and the interval (Winkler) score as integrated criteria that reward both location and spread.</w:t>
       </w:r>
     </w:p>
     <w:p>
+      <w:pPr>
+        <w:spacing w:line="360" w:lineRule="auto"/>
+      </w:pPr>
       <w:r>
         <w:t>The paper crystallises a principle implicit in much of the volatility literature. A probabilistic forecast cannot be evaluated by its point estimate alone, since two forecasts with identical means may differ substantially in their tail behaviour and therefore in their economic value to a risk manager who must size positions or set capital reserves. The dissertation accordingly evaluates the Monte Carlo Dropout and quantile-regression variants on coverage, sharpness and a proper scoring rule, treating point-forecast accuracy as necessary but not sufficient evidence of model quality.</w:t>
       </w:r>
@@ -451,6 +637,7 @@
     <w:p>
       <w:pPr>
         <w:pStyle w:val="Heading2"/>
+        <w:spacing w:line="360" w:lineRule="auto"/>
       </w:pPr>
       <w:bookmarkStart w:id="8" w:name="synthesis-and-identified-gap"/>
       <w:r>
@@ -459,6 +646,9 @@
       <w:bookmarkEnd w:id="8"/>
     </w:p>
     <w:p>
+      <w:pPr>
+        <w:spacing w:line="360" w:lineRule="auto"/>
+      </w:pPr>
       <w:r>
         <w:t xml:space="preserve">The four traditions reviewed above describe a coherent intellectual landscape, but one whose components have not yet been integrated into a single empirical pipeline for daily realised-volatility forecasting on a major US equity index. The </w:t>
       </w:r>
@@ -473,6 +663,9 @@
       </w:r>
     </w:p>
     <w:p>
+      <w:pPr>
+        <w:spacing w:line="360" w:lineRule="auto"/>
+      </w:pPr>
       <w:r>
         <w:t xml:space="preserve">The </w:t>
       </w:r>
@@ -496,7 +689,11 @@
       </w:r>
     </w:p>
     <w:p>
-      <w:r>
+      <w:pPr>
+        <w:spacing w:line="360" w:lineRule="auto"/>
+      </w:pPr>
+      <w:r>
+        <w:lastRenderedPageBreak/>
         <w:t xml:space="preserve">The </w:t>
       </w:r>
       <w:r>
@@ -510,6 +707,9 @@
       </w:r>
     </w:p>
     <w:p>
+      <w:pPr>
+        <w:spacing w:line="360" w:lineRule="auto"/>
+      </w:pPr>
       <w:r>
         <w:t xml:space="preserve">The gap is therefore one of </w:t>
       </w:r>
@@ -524,26 +724,45 @@
       </w:r>
     </w:p>
     <w:p>
-      <w:r>
-        <w:t>The proposed pipeline assembles GARCH(1,1), EGARCH and HAR-RV as parametric baselines, an unconditional LSTM as a non-linear sequence baseline, two regime-aware LSTMs — a regime-as-feature model and a regime-specific mixture-of-experts — conditioned on a Gaussian-emission HMM estimated with the Nystrup et al. (2020) jump penalty, and uncertainty-aware variants using Monte Carlo Dropout and pinball-loss quantile regression. All models are evaluated on the same out-of-sample window under QLIKE and MSE with Diebold-Mariano significance tests for point forecasts and proper-score diagnostics for the probabilistic variants. The aim is not a novel architecture but a rigorous test of the integrated pipeline, identifying which component from regime conditioning, uncertainty quantification, or architectural depth, most improves daily realised-volatility forecasts for the S&amp;P 500.</w:t>
-      </w:r>
-    </w:p>
-    <w:p>
-      <w:r>
-        <w:t xml:space="preserve">Positioned against this most recent literature, the contribution is best understood as an integration and a controlled empirical comparison rather than a new architecture, and the near-neighbours make the boundary precise. Kılıç (2025) pairs deep networks with regime-switching HAR but keeps them as separate competing models and quantifies no uncertainty, Blake et al. (2025) infer regimes on the same S&amp;P 500 realised-volatility target but use neither deep learning nor uncertainty, Song et al. (2025) and Dudek et al. (2025) attach quantile uncertainty to an LSTM but omit regime conditioning, Monte Carlo Dropout and, respectively, an equity target and econometric baselines, and Taneva-Angelova and Granchev (2025) with Kumar et al. (2026) reproduce the baseline-versus-network comparison without calibrated uncertainty.</w:t>
-      </w:r>
-    </w:p>
-    <w:p>
-      <w:r>
-        <w:t xml:space="preserve">To the best of the present review, which was extensive but not exhaustive, no study combines a regime-conditioned LSTM with dual uncertainty quantification for equity realised volatility on the Oxford-Man Realized Library under Model-Confidence-Set and interval-coverage evaluation, that specific intersection, an integrative rather than a methodological novelty, is what the dissertation claims.</w:t>
-      </w:r>
-    </w:p>
-    <w:p>
-      <w:r>
-        <w:t xml:space="preserve">The value of the study accordingly rests less on whether deep learning wins outright, as the evidence above, and Kılıç (2025) in particular, suggests it may not, and HAR-RV remains a demanding benchmark on its native target, than on an honest, leakage-free ablation that isolates when regime-awareness and calibrated uncertainty improve daily S&amp;P 500 realised-volatility forecasts and when they do not, with particular attention to per-regime interval calibration, where the contribution is most distinctive.</w:t>
-      </w:r>
-    </w:p>
-    <w:p>
+      <w:pPr>
+        <w:spacing w:line="360" w:lineRule="auto"/>
+      </w:pPr>
+      <w:r>
+        <w:t>The proposed pipeline assembles GARCH(1,1), EGARCH and HAR-RV as parametric baselines, an unconditional LSTM as a non-linear sequence baseline, two regime-aware LSTMs (a regime-as-feature model and a regime-specific mixture-of-experts) conditioned on a Gaussian-emission HMM whose states are identified by the Nystrup et al. (2020) jump-penalised objective and whose parameters are estimated from the resulting penalised state path, and uncertainty-aware variants using Monte Carlo Dropout and pinball-loss quantile regression. All models are evaluated on the same out-of-sample window under QLIKE and MSE with Diebold-Mariano significance tests for point forecasts and proper-score diagnostics for the probabilistic variants. The aim is not a novel architecture but a rigorous test of the integrated pipeline, identifying which component from regime conditioning, uncertainty quantification, or architectural depth, most improves daily realised-volatility forecasts for the S&amp;P 500.</w:t>
+      </w:r>
+    </w:p>
+    <w:p>
+      <w:pPr>
+        <w:spacing w:line="360" w:lineRule="auto"/>
+      </w:pPr>
+      <w:r>
+        <w:t>Positioned against this most recent literature, the contribution is best understood as an integration and a controlled empirical comparison rather than a new architecture, and the near-neighbours make the boundary precise. Kılıç (2025) pairs deep networks with regime-switching HAR but keeps them as separate competing models and quantifies no uncertainty, Blake et al. (2025) infer regimes on the same S&amp;P 500 realised-volatility target but use neither deep learning nor uncertainty, Song et al. (2025) and Dudek et al. (2025) attach quantile uncertainty to an LSTM but omit regime conditioning, Monte Carlo Dropout and, respectively, an equity target and econometric baselines, and Taneva-Angelova and Granchev (2025) with Kumar et al. (2026) reproduce the baseline-versus-network comparison without calibrated uncertainty.</w:t>
+      </w:r>
+    </w:p>
+    <w:p>
+      <w:pPr>
+        <w:spacing w:line="360" w:lineRule="auto"/>
+      </w:pPr>
+      <w:r>
+        <w:t xml:space="preserve">To the best of the present review, which was extensive but not exhaustive, no study combines a regime-conditioned LSTM with dual uncertainty quantification for equity realised volatility </w:t>
+      </w:r>
+      <w:r>
+        <w:lastRenderedPageBreak/>
+        <w:t>on the Oxford-Man Realized Library under Model-Confidence-Set and interval-coverage evaluation, that specific intersection, an integrative rather than a methodological novelty, is what the dissertation claims.</w:t>
+      </w:r>
+    </w:p>
+    <w:p>
+      <w:pPr>
+        <w:spacing w:line="360" w:lineRule="auto"/>
+      </w:pPr>
+      <w:r>
+        <w:t>The value of the study accordingly rests less on whether deep learning wins outright, as the evidence above, and Kılıç (2025) in particular, suggests it may not, and HAR-RV remains a demanding benchmark on its native target, than on an honest, leakage-free ablation that isolates when regime-awareness and calibrated uncertainty improve daily S&amp;P 500 realised-volatility forecasts and when they do not, with particular attention to per-regime interval calibration, where the contribution is most distinctive.</w:t>
+      </w:r>
+    </w:p>
+    <w:p>
+      <w:pPr>
+        <w:spacing w:line="360" w:lineRule="auto"/>
+      </w:pPr>
       <w:r>
         <w:t>On this reading, a model that adds well-calibrated predictive intervals without necessarily lowering point error remains a useful and defensible result for downstream risk management, and the study is framed to report that outcome as readily as a headline improvement.</w:t>
       </w:r>
@@ -551,6 +770,7 @@
     <w:p>
       <w:pPr>
         <w:pStyle w:val="Heading1"/>
+        <w:spacing w:line="360" w:lineRule="auto"/>
       </w:pPr>
       <w:bookmarkStart w:id="9" w:name="references"/>
       <w:r>
@@ -559,6 +779,9 @@
       <w:bookmarkEnd w:id="9"/>
     </w:p>
     <w:p>
+      <w:pPr>
+        <w:spacing w:line="360" w:lineRule="auto"/>
+      </w:pPr>
       <w:r>
         <w:t xml:space="preserve">Andersen, T.G., Bollerslev, T., Diebold, F.X. and Labys, P., 2003. Modeling and forecasting realized volatility. </w:t>
       </w:r>
@@ -573,6 +796,9 @@
       </w:r>
     </w:p>
     <w:p>
+      <w:pPr>
+        <w:spacing w:line="360" w:lineRule="auto"/>
+      </w:pPr>
       <w:r>
         <w:t xml:space="preserve">Ang, A. and Bekaert, G., 2002. International asset allocation with regime shifts. </w:t>
       </w:r>
@@ -587,6 +813,9 @@
       </w:r>
     </w:p>
     <w:p>
+      <w:pPr>
+        <w:spacing w:line="360" w:lineRule="auto"/>
+      </w:pPr>
       <w:r>
         <w:t xml:space="preserve">Barndorff-Nielsen, O.E., Hansen, P.R., Lunde, A. and Shephard, N., 2008. Designing realized kernels to measure the ex post variation of equity prices in the presence of noise. </w:t>
       </w:r>
@@ -601,11 +830,17 @@
       </w:r>
     </w:p>
     <w:p>
+      <w:pPr>
+        <w:spacing w:line="360" w:lineRule="auto"/>
+      </w:pPr>
       <w:r>
         <w:t>Blake, A.C., Gandhi, N.A. and Jakkula, A.R., 2025. Improving S&amp;P 500 volatility forecasting through regime-switching methods. arXiv preprint arXiv:2510.03236. https://doi.org/10.48550/arXiv.2510.03236</w:t>
       </w:r>
     </w:p>
     <w:p>
+      <w:pPr>
+        <w:spacing w:line="360" w:lineRule="auto"/>
+      </w:pPr>
       <w:r>
         <w:t xml:space="preserve">Bollerslev, T., 1986. Generalized autoregressive conditional heteroskedasticity. </w:t>
       </w:r>
@@ -620,6 +855,9 @@
       </w:r>
     </w:p>
     <w:p>
+      <w:pPr>
+        <w:spacing w:line="360" w:lineRule="auto"/>
+      </w:pPr>
       <w:r>
         <w:t xml:space="preserve">Bollerslev, T., Patton, A.J. and Quaedvlieg, R., 2016. Exploiting the errors: a simple approach for improved volatility forecasting. </w:t>
       </w:r>
@@ -634,6 +872,9 @@
       </w:r>
     </w:p>
     <w:p>
+      <w:pPr>
+        <w:spacing w:line="360" w:lineRule="auto"/>
+      </w:pPr>
       <w:r>
         <w:t xml:space="preserve">Bucci, A., 2020. Realized volatility forecasting with neural networks. </w:t>
       </w:r>
@@ -648,7 +889,11 @@
       </w:r>
     </w:p>
     <w:p>
-      <w:r>
+      <w:pPr>
+        <w:spacing w:line="360" w:lineRule="auto"/>
+      </w:pPr>
+      <w:r>
+        <w:lastRenderedPageBreak/>
         <w:t xml:space="preserve">Christensen, K., Siggaard, M. and Veliyev, B., 2023. A machine learning approach to volatility forecasting. </w:t>
       </w:r>
       <w:r>
@@ -662,6 +907,9 @@
       </w:r>
     </w:p>
     <w:p>
+      <w:pPr>
+        <w:spacing w:line="360" w:lineRule="auto"/>
+      </w:pPr>
       <w:r>
         <w:t xml:space="preserve">Cont, R., 2001. Empirical properties of asset returns: stylized facts and statistical issues. </w:t>
       </w:r>
@@ -676,6 +924,9 @@
       </w:r>
     </w:p>
     <w:p>
+      <w:pPr>
+        <w:spacing w:line="360" w:lineRule="auto"/>
+      </w:pPr>
       <w:r>
         <w:t xml:space="preserve">Corsi, F., 2009. A simple approximate long-memory model of realized volatility. </w:t>
       </w:r>
@@ -690,6 +941,9 @@
       </w:r>
     </w:p>
     <w:p>
+      <w:pPr>
+        <w:spacing w:line="360" w:lineRule="auto"/>
+      </w:pPr>
       <w:r>
         <w:t xml:space="preserve">Dacco, R. and Satchell, S., 1999. Why do regime-switching models forecast so badly? </w:t>
       </w:r>
@@ -704,6 +958,9 @@
       </w:r>
     </w:p>
     <w:p>
+      <w:pPr>
+        <w:spacing w:line="360" w:lineRule="auto"/>
+      </w:pPr>
       <w:r>
         <w:t xml:space="preserve">Diebold, F.X. and Mariano, R.S., 1995. Comparing predictive accuracy. </w:t>
       </w:r>
@@ -718,11 +975,17 @@
       </w:r>
     </w:p>
     <w:p>
+      <w:pPr>
+        <w:spacing w:line="360" w:lineRule="auto"/>
+      </w:pPr>
       <w:r>
         <w:t>Dudek, G., Orzeszko, W. and Fiszeder, P., 2025. Probabilistic forecasting cryptocurrencies volatility: from point to quantile forecasts. arXiv preprint arXiv:2508.15922. https://doi.org/10.48550/arXiv.2508.15922</w:t>
       </w:r>
     </w:p>
     <w:p>
+      <w:pPr>
+        <w:spacing w:line="360" w:lineRule="auto"/>
+      </w:pPr>
       <w:r>
         <w:t xml:space="preserve">Engle, R.F., 1982. Autoregressive conditional heteroscedasticity with estimates of the variance of United Kingdom inflation. </w:t>
       </w:r>
@@ -737,6 +1000,9 @@
       </w:r>
     </w:p>
     <w:p>
+      <w:pPr>
+        <w:spacing w:line="360" w:lineRule="auto"/>
+      </w:pPr>
       <w:r>
         <w:t xml:space="preserve">Engle, R.F. and Manganelli, S., 2004. CAViaR: conditional autoregressive value at risk by regression quantiles. </w:t>
       </w:r>
@@ -751,6 +1017,9 @@
       </w:r>
     </w:p>
     <w:p>
+      <w:pPr>
+        <w:spacing w:line="360" w:lineRule="auto"/>
+      </w:pPr>
       <w:r>
         <w:t xml:space="preserve">Erlwein-Sayer, C., Grimm, S., Pieper, A. and Alsac, R., 2023. Forecasting corporate credit spreads: regime-switching in LSTM. </w:t>
       </w:r>
@@ -765,6 +1034,9 @@
       </w:r>
     </w:p>
     <w:p>
+      <w:pPr>
+        <w:spacing w:line="360" w:lineRule="auto"/>
+      </w:pPr>
       <w:r>
         <w:t xml:space="preserve">Frank, J., 2023. Forecasting realized volatility in turbulent times using temporal fusion transformers. </w:t>
       </w:r>
@@ -779,6 +1051,9 @@
       </w:r>
     </w:p>
     <w:p>
+      <w:pPr>
+        <w:spacing w:line="360" w:lineRule="auto"/>
+      </w:pPr>
       <w:r>
         <w:t xml:space="preserve">Gal, Y. and Ghahramani, Z., 2016. Dropout as a Bayesian approximation: representing model uncertainty in deep learning. In: </w:t>
       </w:r>
@@ -793,6 +1068,9 @@
       </w:r>
     </w:p>
     <w:p>
+      <w:pPr>
+        <w:spacing w:line="360" w:lineRule="auto"/>
+      </w:pPr>
       <w:r>
         <w:t xml:space="preserve">Giacomini, R. and White, H., 2006. Tests of conditional predictive ability. </w:t>
       </w:r>
@@ -807,6 +1085,9 @@
       </w:r>
     </w:p>
     <w:p>
+      <w:pPr>
+        <w:spacing w:line="360" w:lineRule="auto"/>
+      </w:pPr>
       <w:r>
         <w:t xml:space="preserve">Gibbs, I. and Candès, E., 2021. Adaptive conformal inference under distribution shift. In: </w:t>
       </w:r>
@@ -821,7 +1102,11 @@
       </w:r>
     </w:p>
     <w:p>
-      <w:r>
+      <w:pPr>
+        <w:spacing w:line="360" w:lineRule="auto"/>
+      </w:pPr>
+      <w:r>
+        <w:lastRenderedPageBreak/>
         <w:t xml:space="preserve">Glosten, L.R., Jagannathan, R. and Runkle, D.E., 1993. On the relation between the expected value and the volatility of the nominal excess return on stocks. </w:t>
       </w:r>
       <w:r>
@@ -835,6 +1120,9 @@
       </w:r>
     </w:p>
     <w:p>
+      <w:pPr>
+        <w:spacing w:line="360" w:lineRule="auto"/>
+      </w:pPr>
       <w:r>
         <w:t xml:space="preserve">Gneiting, T. and Raftery, A.E., 2007. Strictly proper scoring rules, prediction, and estimation. </w:t>
       </w:r>
@@ -857,11 +1145,17 @@
       </w:hyperlink>
     </w:p>
     <w:p>
+      <w:pPr>
+        <w:spacing w:line="360" w:lineRule="auto"/>
+      </w:pPr>
       <w:r>
         <w:t>Goel, A., Pasricha, P., Magris, M. and Kanniainen, J., 2025. Foundation time-series AI model for realized volatility forecasting. arXiv preprint arXiv:2505.11163. https://doi.org/10.48550/arXiv.2505.11163</w:t>
       </w:r>
     </w:p>
     <w:p>
+      <w:pPr>
+        <w:spacing w:line="360" w:lineRule="auto"/>
+      </w:pPr>
       <w:r>
         <w:t xml:space="preserve">Guidolin, M. (2011) 'Markov switching models in empirical finance', in Drukker, D.M. (ed.) </w:t>
       </w:r>
@@ -877,8 +1171,11 @@
       </w:r>
     </w:p>
     <w:p>
-      <w:r>
-        <w:t>Gu, S., Kelly, B. and Xiu, D., 2020. Empirical asset pricing via machine learning. </w:t>
+      <w:pPr>
+        <w:spacing w:line="360" w:lineRule="auto"/>
+      </w:pPr>
+      <w:r>
+        <w:t xml:space="preserve">Gu, S., Kelly, B. and Xiu, D., 2020. Empirical asset pricing via machine learning. </w:t>
       </w:r>
       <w:r>
         <w:rPr>
@@ -888,7 +1185,7 @@
         <w:t>The Review of Financial Studies</w:t>
       </w:r>
       <w:r>
-        <w:t>, </w:t>
+        <w:t xml:space="preserve">, </w:t>
       </w:r>
       <w:r>
         <w:rPr>
@@ -902,6 +1199,9 @@
       </w:r>
     </w:p>
     <w:p>
+      <w:pPr>
+        <w:spacing w:line="360" w:lineRule="auto"/>
+      </w:pPr>
       <w:r>
         <w:t xml:space="preserve">Gunnarsson, E.S., Isern, H.R., Kaloudis, A., Risstad, M., Vigdel, B. and Westgaard, S., 2024. Prediction of realized volatility and implied volatility indices using AI and machine learning: a review. </w:t>
       </w:r>
@@ -916,6 +1216,9 @@
       </w:r>
     </w:p>
     <w:p>
+      <w:pPr>
+        <w:spacing w:line="360" w:lineRule="auto"/>
+      </w:pPr>
       <w:r>
         <w:t xml:space="preserve">Hamilton, J.D., 1989. A new approach to the economic analysis of nonstationary time series and the business cycle. </w:t>
       </w:r>
@@ -930,6 +1233,9 @@
       </w:r>
     </w:p>
     <w:p>
+      <w:pPr>
+        <w:spacing w:line="360" w:lineRule="auto"/>
+      </w:pPr>
       <w:r>
         <w:t xml:space="preserve">Hansen, P.R., Huang, Z. and Shek, H.H., 2012. Realized GARCH: a joint model for returns and realized measures of volatility. </w:t>
       </w:r>
@@ -944,6 +1250,9 @@
       </w:r>
     </w:p>
     <w:p>
+      <w:pPr>
+        <w:spacing w:line="360" w:lineRule="auto"/>
+      </w:pPr>
       <w:r>
         <w:t xml:space="preserve">Hansen, P.R. and Lunde, A., 2005. A forecast comparison of volatility models: does anything beat a GARCH(1,1)? </w:t>
       </w:r>
@@ -958,6 +1267,9 @@
       </w:r>
     </w:p>
     <w:p>
+      <w:pPr>
+        <w:spacing w:line="360" w:lineRule="auto"/>
+      </w:pPr>
       <w:r>
         <w:t xml:space="preserve">Hansen, P.R., Lunde, A. and Nason, J.M., 2011. The model confidence set. </w:t>
       </w:r>
@@ -972,13 +1284,22 @@
       </w:r>
     </w:p>
     <w:p>
+      <w:pPr>
+        <w:spacing w:line="360" w:lineRule="auto"/>
+      </w:pPr>
       <w:r>
         <w:t>Heber, G., Lunde, A., Shephard, N. and Sheppard, K., 2009. Oxford-Man Institute’s realized library. Oxford-Man Institute, University of Oxford.</w:t>
       </w:r>
     </w:p>
     <w:p>
-      <w:r>
-        <w:t xml:space="preserve">Hochreiter, S. and Schmidhuber, J., 1997. Long short-term memory. </w:t>
+      <w:pPr>
+        <w:spacing w:line="360" w:lineRule="auto"/>
+      </w:pPr>
+      <w:r>
+        <w:t xml:space="preserve">Hochreiter, S. and Schmidhuber, J., 1997. </w:t>
+      </w:r>
+      <w:r>
+        <w:t xml:space="preserve">Long short-term memory. </w:t>
       </w:r>
       <w:r>
         <w:rPr>
@@ -991,7 +1312,11 @@
       </w:r>
     </w:p>
     <w:p>
-      <w:r>
+      <w:pPr>
+        <w:spacing w:line="360" w:lineRule="auto"/>
+      </w:pPr>
+      <w:r>
+        <w:lastRenderedPageBreak/>
         <w:t xml:space="preserve">Isik, M. and Yalcinkaya, M.A., 2026. Integrated regime-aware wind power forecasting using multi-altitude meteorological features and hybrid machine learning. </w:t>
       </w:r>
       <w:r>
@@ -1005,6 +1330,9 @@
       </w:r>
     </w:p>
     <w:p>
+      <w:pPr>
+        <w:spacing w:line="360" w:lineRule="auto"/>
+      </w:pPr>
       <w:r>
         <w:t xml:space="preserve">Kılıç, R., 2025. Linear and nonlinear econometric models against machine learning models: realized volatility prediction. </w:t>
       </w:r>
@@ -1019,6 +1347,9 @@
       </w:r>
     </w:p>
     <w:p>
+      <w:pPr>
+        <w:spacing w:line="360" w:lineRule="auto"/>
+      </w:pPr>
       <w:r>
         <w:t xml:space="preserve">Kim, S., Shephard, N. and Chib, S., 1998. Stochastic volatility: likelihood inference and comparison with ARCH models. </w:t>
       </w:r>
@@ -1033,6 +1364,9 @@
       </w:r>
     </w:p>
     <w:p>
+      <w:pPr>
+        <w:spacing w:line="360" w:lineRule="auto"/>
+      </w:pPr>
       <w:r>
         <w:t xml:space="preserve">Kim, H.Y. and Won, C.H., 2018. Forecasting the volatility of stock price index: a hybrid model integrating LSTM with multiple GARCH-type models. </w:t>
       </w:r>
@@ -1047,6 +1381,9 @@
       </w:r>
     </w:p>
     <w:p>
+      <w:pPr>
+        <w:spacing w:line="360" w:lineRule="auto"/>
+      </w:pPr>
       <w:r>
         <w:t xml:space="preserve">Kumar, P.N., Umeorah, N. and Alochukwu, A., 2026. Regime-dependent graph neural networks for enhanced volatility prediction in financial markets. </w:t>
       </w:r>
@@ -1061,6 +1398,9 @@
       </w:r>
     </w:p>
     <w:p>
+      <w:pPr>
+        <w:spacing w:line="360" w:lineRule="auto"/>
+      </w:pPr>
       <w:r>
         <w:t xml:space="preserve">Lakshminarayanan, B., Pritzel, A. and Blundell, C., 2017. Simple and scalable predictive uncertainty estimation using deep ensembles. In: </w:t>
       </w:r>
@@ -1075,6 +1415,9 @@
       </w:r>
     </w:p>
     <w:p>
+      <w:pPr>
+        <w:spacing w:line="360" w:lineRule="auto"/>
+      </w:pPr>
       <w:r>
         <w:t xml:space="preserve">Lim, B., Arık, S.Ö., Loeff, N. and Pfister, T., 2021. Temporal fusion transformers for interpretable multi-horizon time series forecasting. </w:t>
       </w:r>
@@ -1089,6 +1432,9 @@
       </w:r>
     </w:p>
     <w:p>
+      <w:pPr>
+        <w:spacing w:line="360" w:lineRule="auto"/>
+      </w:pPr>
       <w:r>
         <w:t xml:space="preserve">Lim, B. and Zohren, S., 2021. Time-series forecasting with deep learning: a survey. </w:t>
       </w:r>
@@ -1111,8 +1457,11 @@
       </w:hyperlink>
     </w:p>
     <w:p>
-      <w:r>
-        <w:t>Makridakis, S., Spiliotis, E. and Assimakopoulos, V., 2020. The M4 Competition: 100,000 time series and 61 forecasting methods. </w:t>
+      <w:pPr>
+        <w:spacing w:line="360" w:lineRule="auto"/>
+      </w:pPr>
+      <w:r>
+        <w:t xml:space="preserve">Makridakis, S., Spiliotis, E. and Assimakopoulos, V., 2020. The M4 Competition: 100,000 time series and 61 forecasting methods. </w:t>
       </w:r>
       <w:r>
         <w:rPr>
@@ -1122,7 +1471,7 @@
         <w:t>International Journal of Forecasting</w:t>
       </w:r>
       <w:r>
-        <w:t>, </w:t>
+        <w:t xml:space="preserve">, </w:t>
       </w:r>
       <w:r>
         <w:rPr>
@@ -1136,6 +1485,9 @@
       </w:r>
     </w:p>
     <w:p>
+      <w:pPr>
+        <w:spacing w:line="360" w:lineRule="auto"/>
+      </w:pPr>
       <w:r>
         <w:t xml:space="preserve">Moreno-Pino, F. and Zohren, S., 2024. DeepVol: volatility forecasting from high-frequency data with dilated causal convolutions. </w:t>
       </w:r>
@@ -1150,6 +1502,9 @@
       </w:r>
     </w:p>
     <w:p>
+      <w:pPr>
+        <w:spacing w:line="360" w:lineRule="auto"/>
+      </w:pPr>
       <w:r>
         <w:t xml:space="preserve">Nelson, D.B., 1991. Conditional heteroskedasticity in asset returns: a new approach. </w:t>
       </w:r>
@@ -1164,7 +1519,11 @@
       </w:r>
     </w:p>
     <w:p>
-      <w:r>
+      <w:pPr>
+        <w:spacing w:line="360" w:lineRule="auto"/>
+      </w:pPr>
+      <w:r>
+        <w:lastRenderedPageBreak/>
         <w:t xml:space="preserve">Nystrup, P., Lindstrom, E. and Madsen, H., 2020. Learning hidden Markov models with persistent states by penalizing jumps. </w:t>
       </w:r>
       <w:r>
@@ -1178,6 +1537,9 @@
       </w:r>
     </w:p>
     <w:p>
+      <w:pPr>
+        <w:spacing w:line="360" w:lineRule="auto"/>
+      </w:pPr>
       <w:r>
         <w:t xml:space="preserve">Ovadia, Y., Fertig, E., Ren, J., Nado, Z., Sculley, D., Nowozin, S., Dillon, J.V., Lakshminarayanan, B. and Snoek, J., 2019. Can you trust your model’s uncertainty? Evaluating predictive uncertainty under dataset shift. In: </w:t>
       </w:r>
@@ -1192,6 +1554,9 @@
       </w:r>
     </w:p>
     <w:p>
+      <w:pPr>
+        <w:spacing w:line="360" w:lineRule="auto"/>
+      </w:pPr>
       <w:r>
         <w:t xml:space="preserve">Patton, A.J., 2011. Volatility forecast comparison using imperfect volatility proxies. </w:t>
       </w:r>
@@ -1206,6 +1571,9 @@
       </w:r>
     </w:p>
     <w:p>
+      <w:pPr>
+        <w:spacing w:line="360" w:lineRule="auto"/>
+      </w:pPr>
       <w:r>
         <w:t xml:space="preserve">Reisenhofer, R., Bayer, X. and Hautsch, N., 2022. HARNet: a convolutional neural network for realized volatility forecasting. </w:t>
       </w:r>
@@ -1220,6 +1588,9 @@
       </w:r>
     </w:p>
     <w:p>
+      <w:pPr>
+        <w:spacing w:line="360" w:lineRule="auto"/>
+      </w:pPr>
       <w:r>
         <w:t xml:space="preserve">Romano, Y., Patterson, E. and Candès, E., 2019. Conformalized quantile regression. In: </w:t>
       </w:r>
@@ -1234,6 +1605,9 @@
       </w:r>
     </w:p>
     <w:p>
+      <w:pPr>
+        <w:spacing w:line="360" w:lineRule="auto"/>
+      </w:pPr>
       <w:r>
         <w:t xml:space="preserve">Song, J., Lee, H., Lee, J. and Chang, W., 2025. Forecasting realized volatility using deep learning quantile function. </w:t>
       </w:r>
@@ -1248,6 +1622,9 @@
       </w:r>
     </w:p>
     <w:p>
+      <w:pPr>
+        <w:spacing w:line="360" w:lineRule="auto"/>
+      </w:pPr>
       <w:r>
         <w:t xml:space="preserve">Taneva-Angelova, G. and Granchev, D., 2025. Deep learning and transformer architectures for volatility forecasting: evidence from U.S. equity indices. </w:t>
       </w:r>
@@ -1262,6 +1639,9 @@
       </w:r>
     </w:p>
     <w:p>
+      <w:pPr>
+        <w:spacing w:line="360" w:lineRule="auto"/>
+      </w:pPr>
       <w:r>
         <w:t xml:space="preserve">Taylor, S.J., 1986. </w:t>
       </w:r>
@@ -1276,6 +1656,9 @@
       </w:r>
     </w:p>
     <w:p>
+      <w:pPr>
+        <w:spacing w:line="360" w:lineRule="auto"/>
+      </w:pPr>
       <w:r>
         <w:t xml:space="preserve">Vaswani, A., Shazeer, N., Parmar, N., Uszkoreit, J., Jones, L., Gomez, A.N., Kaiser, Ł. and Polosukhin, I., 2017. Attention is all you need. In: </w:t>
       </w:r>
@@ -1290,6 +1673,9 @@
       </w:r>
     </w:p>
     <w:p>
+      <w:pPr>
+        <w:spacing w:line="360" w:lineRule="auto"/>
+      </w:pPr>
       <w:r>
         <w:t xml:space="preserve">Xu, C. and Xie, Y., 2021. Conformal prediction interval for dynamic time-series. In: </w:t>
       </w:r>
@@ -1304,6 +1690,9 @@
       </w:r>
     </w:p>
     <w:p>
+      <w:pPr>
+        <w:spacing w:line="360" w:lineRule="auto"/>
+      </w:pPr>
       <w:r>
         <w:t xml:space="preserve">Zeng, A., Chen, M., Zhang, L. and Xu, Q., 2023. Are transformers effective for time series forecasting? </w:t>
       </w:r>
@@ -1318,6 +1707,9 @@
       </w:r>
     </w:p>
     <w:p>
+      <w:pPr>
+        <w:spacing w:line="360" w:lineRule="auto"/>
+      </w:pPr>
       <w:r>
         <w:t xml:space="preserve">Zhang, C., Zhang, Y., Cucuringu, M. and Qian, Z., 2024. Volatility forecasting with machine learning and intraday commonality. </w:t>
       </w:r>
@@ -1332,7 +1724,11 @@
       </w:r>
     </w:p>
     <w:p>
-      <w:r>
+      <w:pPr>
+        <w:spacing w:line="360" w:lineRule="auto"/>
+      </w:pPr>
+      <w:r>
+        <w:lastRenderedPageBreak/>
         <w:t xml:space="preserve">Zhang, L., Mykland, P.A. and Aït-Sahalia, Y., 2005. A tale of two time scales: determining integrated volatility with noisy high-frequency data. </w:t>
       </w:r>
       <w:r>
@@ -1357,7 +1753,7 @@
 </file>
 
 <file path=word/endnotes.xml><?xml version="1.0" encoding="utf-8"?>
-<w:endnotes xmlns:wpc="http://schemas.microsoft.com/office/word/2010/wordprocessingCanvas" xmlns:cx="http://schemas.microsoft.com/office/drawing/2014/chartex" xmlns:cx1="http://schemas.microsoft.com/office/drawing/2015/9/8/chartex" xmlns:cx2="http://schemas.microsoft.com/office/drawing/2015/10/21/chartex" xmlns:cx3="http://schemas.microsoft.com/office/drawing/2016/5/9/chartex" xmlns:cx4="http://schemas.microsoft.com/office/drawing/2016/5/10/chartex" xmlns:cx5="http://schemas.microsoft.com/office/drawing/2016/5/11/chartex" xmlns:cx6="http://schemas.microsoft.com/office/drawing/2016/5/12/chartex" xmlns:cx7="http://schemas.microsoft.com/office/drawing/2016/5/13/chartex" xmlns:cx8="http://schemas.microsoft.com/office/drawing/2016/5/14/chartex" xmlns:mc="http://schemas.openxmlformats.org/markup-compatibility/2006" xmlns:aink="http://schemas.microsoft.com/office/drawing/2016/ink" xmlns:am3d="http://schemas.microsoft.com/office/drawing/2017/model3d" xmlns:o="urn:schemas-microsoft-com:office:office" xmlns:oel="http://schemas.microsoft.com/office/2019/extlst" xmlns:r="http://schemas.openxmlformats.org/officeDocument/2006/relationships" xmlns:m="http://schemas.openxmlformats.org/officeDocument/2006/math" xmlns:v="urn:schemas-microsoft-com:vml" xmlns:wp14="http://schemas.microsoft.com/office/word/2010/wordprocessingDrawing" xmlns:wp="http://schemas.openxmlformats.org/drawingml/2006/wordprocessingDrawing" xmlns:w10="urn:schemas-microsoft-com:office:word" xmlns:w="http://schemas.openxmlformats.org/wordprocessingml/2006/main" xmlns:w14="http://schemas.microsoft.com/office/word/2010/wordml" xmlns:w15="http://schemas.microsoft.com/office/word/2012/wordml" xmlns:w16cex="http://schemas.microsoft.com/office/word/2018/wordml/cex" xmlns:w16cid="http://schemas.microsoft.com/office/word/2016/wordml/cid" xmlns:w16="http://schemas.microsoft.com/office/word/2018/wordml" xmlns:w16du="http://schemas.microsoft.com/office/word/2023/wordml/word16du" xmlns:w16sdtdh="http://schemas.microsoft.com/office/word/2020/wordml/sdtdatahash" xmlns:w16sdtfl="http://schemas.microsoft.com/office/word/2024/wordml/sdtformatlock" xmlns:w16se="http://schemas.microsoft.com/office/word/2015/wordml/symex" xmlns:wpg="http://schemas.microsoft.com/office/word/2010/wordprocessingGroup" xmlns:wpi="http://schemas.microsoft.com/office/word/2010/wordprocessingInk" xmlns:wne="http://schemas.microsoft.com/office/word/2006/wordml" xmlns:wps="http://schemas.microsoft.com/office/word/2010/wordprocessingShape" mc:Ignorable="w14 w15 w16se w16cid w16 w16cex w16sdtdh w16sdtfl w16du wp14">
+<w:endnotes xmlns:wpc="http://schemas.microsoft.com/office/word/2010/wordprocessingCanvas" xmlns:cx="http://schemas.microsoft.com/office/drawing/2014/chartex" xmlns:cx1="http://schemas.microsoft.com/office/drawing/2015/9/8/chartex" xmlns:cx2="http://schemas.microsoft.com/office/drawing/2015/10/21/chartex" xmlns:cx3="http://schemas.microsoft.com/office/drawing/2016/5/9/chartex" xmlns:cx4="http://schemas.microsoft.com/office/drawing/2016/5/10/chartex" xmlns:cx5="http://schemas.microsoft.com/office/drawing/2016/5/11/chartex" xmlns:cx6="http://schemas.microsoft.com/office/drawing/2016/5/12/chartex" xmlns:cx7="http://schemas.microsoft.com/office/drawing/2016/5/13/chartex" xmlns:cx8="http://schemas.microsoft.com/office/drawing/2016/5/14/chartex" xmlns:mc="http://schemas.openxmlformats.org/markup-compatibility/2006" xmlns:aink="http://schemas.microsoft.com/office/drawing/2016/ink" xmlns:am3d="http://schemas.microsoft.com/office/drawing/2017/model3d" xmlns:o="urn:schemas-microsoft-com:office:office" xmlns:oel="http://schemas.microsoft.com/office/2019/extlst" xmlns:r="http://schemas.openxmlformats.org/officeDocument/2006/relationships" xmlns:m="http://schemas.openxmlformats.org/officeDocument/2006/math" xmlns:v="urn:schemas-microsoft-com:vml" xmlns:wp14="http://schemas.microsoft.com/office/word/2010/wordprocessingDrawing" xmlns:wp="http://schemas.openxmlformats.org/drawingml/2006/wordprocessingDrawing" xmlns:w10="urn:schemas-microsoft-com:office:word" xmlns:w="http://schemas.openxmlformats.org/wordprocessingml/2006/main" xmlns:w14="http://schemas.microsoft.com/office/word/2010/wordml" xmlns:w15="http://schemas.microsoft.com/office/word/2012/wordml" xmlns:w16cei="http://schemas.microsoft.com/office/word/2026/wordml/cei" xmlns:w16cex="http://schemas.microsoft.com/office/word/2018/wordml/cex" xmlns:w16cid="http://schemas.microsoft.com/office/word/2016/wordml/cid" xmlns:w16="http://schemas.microsoft.com/office/word/2018/wordml" xmlns:w16du="http://schemas.microsoft.com/office/word/2023/wordml/word16du" xmlns:w16sdtdh="http://schemas.microsoft.com/office/word/2020/wordml/sdtdatahash" xmlns:w16sdtfl="http://schemas.microsoft.com/office/word/2024/wordml/sdtformatlock" xmlns:w16se="http://schemas.microsoft.com/office/word/2015/wordml/symex" xmlns:wpg="http://schemas.microsoft.com/office/word/2010/wordprocessingGroup" xmlns:wpi="http://schemas.microsoft.com/office/word/2010/wordprocessingInk" xmlns:wne="http://schemas.microsoft.com/office/word/2006/wordml" xmlns:wps="http://schemas.microsoft.com/office/word/2010/wordprocessingShape" mc:Ignorable="w14 w15 w16se w16cid w16 w16cex w16sdtdh w16sdtfl w16du wp14">
   <w:endnote w:type="separator" w:id="-1">
     <w:p>
       <w:r>
@@ -1376,7 +1772,7 @@
 </file>
 
 <file path=word/footer1.xml><?xml version="1.0" encoding="utf-8"?>
-<w:ftr xmlns:wpc="http://schemas.microsoft.com/office/word/2010/wordprocessingCanvas" xmlns:cx="http://schemas.microsoft.com/office/drawing/2014/chartex" xmlns:cx1="http://schemas.microsoft.com/office/drawing/2015/9/8/chartex" xmlns:cx2="http://schemas.microsoft.com/office/drawing/2015/10/21/chartex" xmlns:cx3="http://schemas.microsoft.com/office/drawing/2016/5/9/chartex" xmlns:cx4="http://schemas.microsoft.com/office/drawing/2016/5/10/chartex" xmlns:cx5="http://schemas.microsoft.com/office/drawing/2016/5/11/chartex" xmlns:cx6="http://schemas.microsoft.com/office/drawing/2016/5/12/chartex" xmlns:cx7="http://schemas.microsoft.com/office/drawing/2016/5/13/chartex" xmlns:cx8="http://schemas.microsoft.com/office/drawing/2016/5/14/chartex" xmlns:mc="http://schemas.openxmlformats.org/markup-compatibility/2006" xmlns:aink="http://schemas.microsoft.com/office/drawing/2016/ink" xmlns:am3d="http://schemas.microsoft.com/office/drawing/2017/model3d" xmlns:o="urn:schemas-microsoft-com:office:office" xmlns:oel="http://schemas.microsoft.com/office/2019/extlst" xmlns:r="http://schemas.openxmlformats.org/officeDocument/2006/relationships" xmlns:m="http://schemas.openxmlformats.org/officeDocument/2006/math" xmlns:v="urn:schemas-microsoft-com:vml" xmlns:wp14="http://schemas.microsoft.com/office/word/2010/wordprocessingDrawing" xmlns:wp="http://schemas.openxmlformats.org/drawingml/2006/wordprocessingDrawing" xmlns:w10="urn:schemas-microsoft-com:office:word" xmlns:w="http://schemas.openxmlformats.org/wordprocessingml/2006/main" xmlns:w14="http://schemas.microsoft.com/office/word/2010/wordml" xmlns:w15="http://schemas.microsoft.com/office/word/2012/wordml" xmlns:w16cex="http://schemas.microsoft.com/office/word/2018/wordml/cex" xmlns:w16cid="http://schemas.microsoft.com/office/word/2016/wordml/cid" xmlns:w16="http://schemas.microsoft.com/office/word/2018/wordml" xmlns:w16du="http://schemas.microsoft.com/office/word/2023/wordml/word16du" xmlns:w16sdtdh="http://schemas.microsoft.com/office/word/2020/wordml/sdtdatahash" xmlns:w16sdtfl="http://schemas.microsoft.com/office/word/2024/wordml/sdtformatlock" xmlns:w16se="http://schemas.microsoft.com/office/word/2015/wordml/symex" xmlns:wpg="http://schemas.microsoft.com/office/word/2010/wordprocessingGroup" xmlns:wpi="http://schemas.microsoft.com/office/word/2010/wordprocessingInk" xmlns:wne="http://schemas.microsoft.com/office/word/2006/wordml" xmlns:wps="http://schemas.microsoft.com/office/word/2010/wordprocessingShape" mc:Ignorable="w14 w15 w16se w16cid w16 w16cex w16sdtdh w16sdtfl w16du wp14">
+<w:ftr xmlns:wpc="http://schemas.microsoft.com/office/word/2010/wordprocessingCanvas" xmlns:cx="http://schemas.microsoft.com/office/drawing/2014/chartex" xmlns:cx1="http://schemas.microsoft.com/office/drawing/2015/9/8/chartex" xmlns:cx2="http://schemas.microsoft.com/office/drawing/2015/10/21/chartex" xmlns:cx3="http://schemas.microsoft.com/office/drawing/2016/5/9/chartex" xmlns:cx4="http://schemas.microsoft.com/office/drawing/2016/5/10/chartex" xmlns:cx5="http://schemas.microsoft.com/office/drawing/2016/5/11/chartex" xmlns:cx6="http://schemas.microsoft.com/office/drawing/2016/5/12/chartex" xmlns:cx7="http://schemas.microsoft.com/office/drawing/2016/5/13/chartex" xmlns:cx8="http://schemas.microsoft.com/office/drawing/2016/5/14/chartex" xmlns:mc="http://schemas.openxmlformats.org/markup-compatibility/2006" xmlns:aink="http://schemas.microsoft.com/office/drawing/2016/ink" xmlns:am3d="http://schemas.microsoft.com/office/drawing/2017/model3d" xmlns:o="urn:schemas-microsoft-com:office:office" xmlns:oel="http://schemas.microsoft.com/office/2019/extlst" xmlns:r="http://schemas.openxmlformats.org/officeDocument/2006/relationships" xmlns:m="http://schemas.openxmlformats.org/officeDocument/2006/math" xmlns:v="urn:schemas-microsoft-com:vml" xmlns:wp14="http://schemas.microsoft.com/office/word/2010/wordprocessingDrawing" xmlns:wp="http://schemas.openxmlformats.org/drawingml/2006/wordprocessingDrawing" xmlns:w10="urn:schemas-microsoft-com:office:word" xmlns:w="http://schemas.openxmlformats.org/wordprocessingml/2006/main" xmlns:w14="http://schemas.microsoft.com/office/word/2010/wordml" xmlns:w15="http://schemas.microsoft.com/office/word/2012/wordml" xmlns:w16cei="http://schemas.microsoft.com/office/word/2026/wordml/cei" xmlns:w16cex="http://schemas.microsoft.com/office/word/2018/wordml/cex" xmlns:w16cid="http://schemas.microsoft.com/office/word/2016/wordml/cid" xmlns:w16="http://schemas.microsoft.com/office/word/2018/wordml" xmlns:w16du="http://schemas.microsoft.com/office/word/2023/wordml/word16du" xmlns:w16sdtdh="http://schemas.microsoft.com/office/word/2020/wordml/sdtdatahash" xmlns:w16sdtfl="http://schemas.microsoft.com/office/word/2024/wordml/sdtformatlock" xmlns:w16se="http://schemas.microsoft.com/office/word/2015/wordml/symex" xmlns:wpg="http://schemas.microsoft.com/office/word/2010/wordprocessingGroup" xmlns:wpi="http://schemas.microsoft.com/office/word/2010/wordprocessingInk" xmlns:wne="http://schemas.microsoft.com/office/word/2006/wordml" xmlns:wps="http://schemas.microsoft.com/office/word/2010/wordprocessingShape" mc:Ignorable="w14 w15 w16se w16cid w16 w16cex w16sdtdh w16sdtfl w16du wp14">
   <w:p>
     <w:pPr>
       <w:jc w:val="center"/>
@@ -1429,7 +1825,7 @@
 </file>
 
 <file path=word/footnotes.xml><?xml version="1.0" encoding="utf-8"?>
-<w:footnotes xmlns:wpc="http://schemas.microsoft.com/office/word/2010/wordprocessingCanvas" xmlns:cx="http://schemas.microsoft.com/office/drawing/2014/chartex" xmlns:cx1="http://schemas.microsoft.com/office/drawing/2015/9/8/chartex" xmlns:cx2="http://schemas.microsoft.com/office/drawing/2015/10/21/chartex" xmlns:cx3="http://schemas.microsoft.com/office/drawing/2016/5/9/chartex" xmlns:cx4="http://schemas.microsoft.com/office/drawing/2016/5/10/chartex" xmlns:cx5="http://schemas.microsoft.com/office/drawing/2016/5/11/chartex" xmlns:cx6="http://schemas.microsoft.com/office/drawing/2016/5/12/chartex" xmlns:cx7="http://schemas.microsoft.com/office/drawing/2016/5/13/chartex" xmlns:cx8="http://schemas.microsoft.com/office/drawing/2016/5/14/chartex" xmlns:mc="http://schemas.openxmlformats.org/markup-compatibility/2006" xmlns:aink="http://schemas.microsoft.com/office/drawing/2016/ink" xmlns:am3d="http://schemas.microsoft.com/office/drawing/2017/model3d" xmlns:o="urn:schemas-microsoft-com:office:office" xmlns:oel="http://schemas.microsoft.com/office/2019/extlst" xmlns:r="http://schemas.openxmlformats.org/officeDocument/2006/relationships" xmlns:m="http://schemas.openxmlformats.org/officeDocument/2006/math" xmlns:v="urn:schemas-microsoft-com:vml" xmlns:wp14="http://schemas.microsoft.com/office/word/2010/wordprocessingDrawing" xmlns:wp="http://schemas.openxmlformats.org/drawingml/2006/wordprocessingDrawing" xmlns:w10="urn:schemas-microsoft-com:office:word" xmlns:w="http://schemas.openxmlformats.org/wordprocessingml/2006/main" xmlns:w14="http://schemas.microsoft.com/office/word/2010/wordml" xmlns:w15="http://schemas.microsoft.com/office/word/2012/wordml" xmlns:w16cex="http://schemas.microsoft.com/office/word/2018/wordml/cex" xmlns:w16cid="http://schemas.microsoft.com/office/word/2016/wordml/cid" xmlns:w16="http://schemas.microsoft.com/office/word/2018/wordml" xmlns:w16du="http://schemas.microsoft.com/office/word/2023/wordml/word16du" xmlns:w16sdtdh="http://schemas.microsoft.com/office/word/2020/wordml/sdtdatahash" xmlns:w16sdtfl="http://schemas.microsoft.com/office/word/2024/wordml/sdtformatlock" xmlns:w16se="http://schemas.microsoft.com/office/word/2015/wordml/symex" xmlns:wpg="http://schemas.microsoft.com/office/word/2010/wordprocessingGroup" xmlns:wpi="http://schemas.microsoft.com/office/word/2010/wordprocessingInk" xmlns:wne="http://schemas.microsoft.com/office/word/2006/wordml" xmlns:wps="http://schemas.microsoft.com/office/word/2010/wordprocessingShape" mc:Ignorable="w14 w15 w16se w16cid w16 w16cex w16sdtdh w16sdtfl w16du wp14">
+<w:footnotes xmlns:wpc="http://schemas.microsoft.com/office/word/2010/wordprocessingCanvas" xmlns:cx="http://schemas.microsoft.com/office/drawing/2014/chartex" xmlns:cx1="http://schemas.microsoft.com/office/drawing/2015/9/8/chartex" xmlns:cx2="http://schemas.microsoft.com/office/drawing/2015/10/21/chartex" xmlns:cx3="http://schemas.microsoft.com/office/drawing/2016/5/9/chartex" xmlns:cx4="http://schemas.microsoft.com/office/drawing/2016/5/10/chartex" xmlns:cx5="http://schemas.microsoft.com/office/drawing/2016/5/11/chartex" xmlns:cx6="http://schemas.microsoft.com/office/drawing/2016/5/12/chartex" xmlns:cx7="http://schemas.microsoft.com/office/drawing/2016/5/13/chartex" xmlns:cx8="http://schemas.microsoft.com/office/drawing/2016/5/14/chartex" xmlns:mc="http://schemas.openxmlformats.org/markup-compatibility/2006" xmlns:aink="http://schemas.microsoft.com/office/drawing/2016/ink" xmlns:am3d="http://schemas.microsoft.com/office/drawing/2017/model3d" xmlns:o="urn:schemas-microsoft-com:office:office" xmlns:oel="http://schemas.microsoft.com/office/2019/extlst" xmlns:r="http://schemas.openxmlformats.org/officeDocument/2006/relationships" xmlns:m="http://schemas.openxmlformats.org/officeDocument/2006/math" xmlns:v="urn:schemas-microsoft-com:vml" xmlns:wp14="http://schemas.microsoft.com/office/word/2010/wordprocessingDrawing" xmlns:wp="http://schemas.openxmlformats.org/drawingml/2006/wordprocessingDrawing" xmlns:w10="urn:schemas-microsoft-com:office:word" xmlns:w="http://schemas.openxmlformats.org/wordprocessingml/2006/main" xmlns:w14="http://schemas.microsoft.com/office/word/2010/wordml" xmlns:w15="http://schemas.microsoft.com/office/word/2012/wordml" xmlns:w16cei="http://schemas.microsoft.com/office/word/2026/wordml/cei" xmlns:w16cex="http://schemas.microsoft.com/office/word/2018/wordml/cex" xmlns:w16cid="http://schemas.microsoft.com/office/word/2016/wordml/cid" xmlns:w16="http://schemas.microsoft.com/office/word/2018/wordml" xmlns:w16du="http://schemas.microsoft.com/office/word/2023/wordml/word16du" xmlns:w16sdtdh="http://schemas.microsoft.com/office/word/2020/wordml/sdtdatahash" xmlns:w16sdtfl="http://schemas.microsoft.com/office/word/2024/wordml/sdtformatlock" xmlns:w16se="http://schemas.microsoft.com/office/word/2015/wordml/symex" xmlns:wpg="http://schemas.microsoft.com/office/word/2010/wordprocessingGroup" xmlns:wpi="http://schemas.microsoft.com/office/word/2010/wordprocessingInk" xmlns:wne="http://schemas.microsoft.com/office/word/2006/wordml" xmlns:wps="http://schemas.microsoft.com/office/word/2010/wordprocessingShape" mc:Ignorable="w14 w15 w16se w16cid w16 w16cex w16sdtdh w16sdtfl w16du wp14">
   <w:footnote w:type="separator" w:id="-1">
     <w:p>
       <w:r>
@@ -1448,7 +1844,7 @@
 </file>
 
 <file path=word/numbering.xml><?xml version="1.0" encoding="utf-8"?>
-<w:numbering xmlns:wpc="http://schemas.microsoft.com/office/word/2010/wordprocessingCanvas" xmlns:cx="http://schemas.microsoft.com/office/drawing/2014/chartex" xmlns:cx1="http://schemas.microsoft.com/office/drawing/2015/9/8/chartex" xmlns:cx2="http://schemas.microsoft.com/office/drawing/2015/10/21/chartex" xmlns:cx3="http://schemas.microsoft.com/office/drawing/2016/5/9/chartex" xmlns:cx4="http://schemas.microsoft.com/office/drawing/2016/5/10/chartex" xmlns:cx5="http://schemas.microsoft.com/office/drawing/2016/5/11/chartex" xmlns:cx6="http://schemas.microsoft.com/office/drawing/2016/5/12/chartex" xmlns:cx7="http://schemas.microsoft.com/office/drawing/2016/5/13/chartex" xmlns:cx8="http://schemas.microsoft.com/office/drawing/2016/5/14/chartex" xmlns:mc="http://schemas.openxmlformats.org/markup-compatibility/2006" xmlns:aink="http://schemas.microsoft.com/office/drawing/2016/ink" xmlns:am3d="http://schemas.microsoft.com/office/drawing/2017/model3d" xmlns:o="urn:schemas-microsoft-com:office:office" xmlns:oel="http://schemas.microsoft.com/office/2019/extlst" xmlns:r="http://schemas.openxmlformats.org/officeDocument/2006/relationships" xmlns:m="http://schemas.openxmlformats.org/officeDocument/2006/math" xmlns:v="urn:schemas-microsoft-com:vml" xmlns:wp14="http://schemas.microsoft.com/office/word/2010/wordprocessingDrawing" xmlns:wp="http://schemas.openxmlformats.org/drawingml/2006/wordprocessingDrawing" xmlns:w10="urn:schemas-microsoft-com:office:word" xmlns:w="http://schemas.openxmlformats.org/wordprocessingml/2006/main" xmlns:w14="http://schemas.microsoft.com/office/word/2010/wordml" xmlns:w15="http://schemas.microsoft.com/office/word/2012/wordml" xmlns:w16cex="http://schemas.microsoft.com/office/word/2018/wordml/cex" xmlns:w16cid="http://schemas.microsoft.com/office/word/2016/wordml/cid" xmlns:w16="http://schemas.microsoft.com/office/word/2018/wordml" xmlns:w16du="http://schemas.microsoft.com/office/word/2023/wordml/word16du" xmlns:w16sdtdh="http://schemas.microsoft.com/office/word/2020/wordml/sdtdatahash" xmlns:w16sdtfl="http://schemas.microsoft.com/office/word/2024/wordml/sdtformatlock" xmlns:w16se="http://schemas.microsoft.com/office/word/2015/wordml/symex" xmlns:wpg="http://schemas.microsoft.com/office/word/2010/wordprocessingGroup" xmlns:wpi="http://schemas.microsoft.com/office/word/2010/wordprocessingInk" xmlns:wne="http://schemas.microsoft.com/office/word/2006/wordml" xmlns:wps="http://schemas.microsoft.com/office/word/2010/wordprocessingShape" mc:Ignorable="w14 w15 w16se w16cid w16 w16cex w16sdtdh w16sdtfl w16du wp14">
+<w:numbering xmlns:wpc="http://schemas.microsoft.com/office/word/2010/wordprocessingCanvas" xmlns:cx="http://schemas.microsoft.com/office/drawing/2014/chartex" xmlns:cx1="http://schemas.microsoft.com/office/drawing/2015/9/8/chartex" xmlns:cx2="http://schemas.microsoft.com/office/drawing/2015/10/21/chartex" xmlns:cx3="http://schemas.microsoft.com/office/drawing/2016/5/9/chartex" xmlns:cx4="http://schemas.microsoft.com/office/drawing/2016/5/10/chartex" xmlns:cx5="http://schemas.microsoft.com/office/drawing/2016/5/11/chartex" xmlns:cx6="http://schemas.microsoft.com/office/drawing/2016/5/12/chartex" xmlns:cx7="http://schemas.microsoft.com/office/drawing/2016/5/13/chartex" xmlns:cx8="http://schemas.microsoft.com/office/drawing/2016/5/14/chartex" xmlns:mc="http://schemas.openxmlformats.org/markup-compatibility/2006" xmlns:aink="http://schemas.microsoft.com/office/drawing/2016/ink" xmlns:am3d="http://schemas.microsoft.com/office/drawing/2017/model3d" xmlns:o="urn:schemas-microsoft-com:office:office" xmlns:oel="http://schemas.microsoft.com/office/2019/extlst" xmlns:r="http://schemas.openxmlformats.org/officeDocument/2006/relationships" xmlns:m="http://schemas.openxmlformats.org/officeDocument/2006/math" xmlns:v="urn:schemas-microsoft-com:vml" xmlns:wp14="http://schemas.microsoft.com/office/word/2010/wordprocessingDrawing" xmlns:wp="http://schemas.openxmlformats.org/drawingml/2006/wordprocessingDrawing" xmlns:w10="urn:schemas-microsoft-com:office:word" xmlns:w="http://schemas.openxmlformats.org/wordprocessingml/2006/main" xmlns:w14="http://schemas.microsoft.com/office/word/2010/wordml" xmlns:w15="http://schemas.microsoft.com/office/word/2012/wordml" xmlns:w16cei="http://schemas.microsoft.com/office/word/2026/wordml/cei" xmlns:w16cex="http://schemas.microsoft.com/office/word/2018/wordml/cex" xmlns:w16cid="http://schemas.microsoft.com/office/word/2016/wordml/cid" xmlns:w16="http://schemas.microsoft.com/office/word/2018/wordml" xmlns:w16du="http://schemas.microsoft.com/office/word/2023/wordml/word16du" xmlns:w16sdtdh="http://schemas.microsoft.com/office/word/2020/wordml/sdtdatahash" xmlns:w16sdtfl="http://schemas.microsoft.com/office/word/2024/wordml/sdtformatlock" xmlns:w16se="http://schemas.microsoft.com/office/word/2015/wordml/symex" xmlns:wpg="http://schemas.microsoft.com/office/word/2010/wordprocessingGroup" xmlns:wpi="http://schemas.microsoft.com/office/word/2010/wordprocessingInk" xmlns:wne="http://schemas.microsoft.com/office/word/2006/wordml" xmlns:wps="http://schemas.microsoft.com/office/word/2010/wordprocessingShape" mc:Ignorable="w14 w15 w16se w16cid w16 w16cex w16sdtdh w16sdtfl w16du wp14">
   <w:abstractNum w:abstractNumId="0" w15:restartNumberingAfterBreak="0">
     <w:nsid w:val="20785146"/>
     <w:multiLevelType w:val="hybridMultilevel"/>
@@ -2048,6 +2444,7 @@
   </w:style>
   <w:style w:type="paragraph" w:styleId="Heading1">
     <w:name w:val="heading 1"/>
+    <w:link w:val="Heading1Char"/>
     <w:uiPriority w:val="9"/>
     <w:qFormat/>
     <w:pPr>
@@ -2064,6 +2461,7 @@
   </w:style>
   <w:style w:type="paragraph" w:styleId="Heading2">
     <w:name w:val="heading 2"/>
+    <w:link w:val="Heading2Char"/>
     <w:uiPriority w:val="9"/>
     <w:unhideWhenUsed/>
     <w:qFormat/>
@@ -2455,6 +2853,34 @@
   </w:style>
   <w:style w:type="character" w:customStyle="1" w:styleId="NormalTok">
     <w:name w:val="NormalTok"/>
+  </w:style>
+  <w:style w:type="character" w:customStyle="1" w:styleId="Heading1Char">
+    <w:name w:val="Heading 1 Char"/>
+    <w:basedOn w:val="DefaultParagraphFont"/>
+    <w:link w:val="Heading1"/>
+    <w:uiPriority w:val="9"/>
+    <w:rsid w:val="008A3CB1"/>
+    <w:rPr>
+      <w:b/>
+      <w:bCs/>
+      <w:color w:val="000000"/>
+      <w:sz w:val="36"/>
+      <w:szCs w:val="36"/>
+    </w:rPr>
+  </w:style>
+  <w:style w:type="character" w:customStyle="1" w:styleId="Heading2Char">
+    <w:name w:val="Heading 2 Char"/>
+    <w:basedOn w:val="DefaultParagraphFont"/>
+    <w:link w:val="Heading2"/>
+    <w:uiPriority w:val="9"/>
+    <w:rsid w:val="008A3CB1"/>
+    <w:rPr>
+      <w:b/>
+      <w:bCs/>
+      <w:color w:val="000000"/>
+      <w:sz w:val="28"/>
+      <w:szCs w:val="28"/>
+    </w:rPr>
   </w:style>
 </w:styles>
 </file>

--- a/Report Draft/Chapter2-LiteratureReview.docx
+++ b/Report Draft/Chapter2-LiteratureReview.docx
@@ -560,7 +560,7 @@
         <w:spacing w:line="360" w:lineRule="auto"/>
       </w:pPr>
       <w:r>
-        <w:t>Engle and Manganelli (2004) introduced the Conditional Autoregressive Value at Risk (CAViaR) framework, in which the conditional quantiles of the return distribution are modelled through an autoregressive recursion estimated by minimising the pinball loss. That same asymmetric, distribution-free loss was later adopted by neural quantile regression and refined for finite-sample coverage by conformal methods, such as conformalized quantile regression (Romano, Patterson and Candès, 2019) and its time-series extensions (Xu and Xie, 2021; Gibbs and Candès, 2021). Their paper also introduced the dynamic quantile test for assessing value-at-risk forecasts.</w:t>
+        <w:t>Engle and Manganelli (2004) introduced the Conditional Autoregressive Value at Risk (CAViaR) framework, in which the conditional quantiles of the return distribution are modelled through an autoregressive recursion estimated by minimising the pinball loss. That same asymmetric, distribution-free loss was later adopted by neural quantile regression and refined for finite-sample coverage by conformal methods, such as conformalized quantile regression (Romano, Patterson and Candès, 2019) and its time-series extensions (Xu and Xie, 2021; Gibbs and Candès, 2021). Those conformal procedures are acknowledged here rather than adopted, for a reason specific to this design: conformal calibration requires a held-out set disjoint from both the training data and the evaluation window, and the pre-test sample here is committed in full to estimating models that are then held fixed across the test period, so carving a calibration split out of it would alter the estimation protocol on which every other comparison in the study rests. Their paper also introduced the dynamic quantile test for assessing value-at-risk forecasts.</w:t>
       </w:r>
     </w:p>
     <w:p>

--- a/Report Draft/Chapter2-LiteratureReview.docx
+++ b/Report Draft/Chapter2-LiteratureReview.docx
@@ -38,7 +38,7 @@
         <w:t>parametric econometric</w:t>
       </w:r>
       <w:r>
-        <w:t xml:space="preserve"> tradition, originating in the ARCH model of Engle (1982) and maturing into the GARCH family of conditional-variance specifications, supplies the parsimonious baselines against which any new proposal must be measured. The </w:t>
+        <w:t xml:space="preserve"> tradition, from Engle's (1982) ARCH to the GARCH family of conditional-variance specifications, supplies the parsimonious baselines any new proposal must beat. The </w:t>
       </w:r>
       <w:r>
         <w:rPr>
@@ -47,7 +47,7 @@
         <w:t>regime-switching</w:t>
       </w:r>
       <w:r>
-        <w:t xml:space="preserve"> tradition treats markets as transitioning between qualitatively distinct latent states and supplies the inferential machinery for extracting them from observed returns.</w:t>
+        <w:t xml:space="preserve"> tradition treats markets as transitioning between qualitatively distinct latent states and supplies the machinery for extracting them from returns.</w:t>
       </w:r>
     </w:p>
     <w:p>
@@ -73,28 +73,25 @@
         <w:t>probabilistic-machine-learning</w:t>
       </w:r>
       <w:r>
-        <w:t xml:space="preserve"> tradition addresses the uncertainty of neural predictions through stochastic forward passes and direct quantile estimation, converting point forecasts into calibrated predictive distributions. Underpinning all four, the realised-volatility framework of Andersen, Bollerslev, Diebold and Labys (2003) defines the dependent variable, Patton (2011) supplies the proxy-robust loss functions, and Diebold and Mariano (1995) with Giacomini and White (2006) supply the inferential apparatus for pairwise forecast comparison.</w:t>
-      </w:r>
-    </w:p>
-    <w:p>
-      <w:pPr>
-        <w:spacing w:line="360" w:lineRule="auto"/>
-      </w:pPr>
-      <w:r>
-        <w:t>Two broader paradigms lie outside this scope and are acknowledged rather than surveyed, namely option-implied volatility, which extracts forward-looking variance from traded option prices in the manner of the VIX and its model-free successors, and the ultra-high-frequency modelling of the tick-by-tick price process under market-microstructure noise. Both are substantial literatures in their own right, but each targets a different measurement object and is deliberately scoped out to keep the empirical pipeline focused squarely on daily realised volatility constructed from intraday returns.</w:t>
-      </w:r>
-    </w:p>
-    <w:p>
-      <w:pPr>
-        <w:spacing w:line="360" w:lineRule="auto"/>
-      </w:pPr>
-      <w:r>
-        <w:t xml:space="preserve">Each paper is included because it directly supports a specific design decision in Chapter 3, by establishing an empirical phenomenon the model must reproduce, defining a benchmark, supplying the technical apparatus on which the implementation rests, or marking a competing approach that the design weighs and sets aside. The chapter proceeds by workstream, Section 2.2 reviews the empirical foundations of conditional volatility, Section 2.3 treats realised volatility and proxy-robust evaluation, Section 2.4 surveys regime-switching dynamics, Section 2.5 considers deep learning for financial time series, Section 2.6 examines </w:t>
-      </w:r>
-      <w:r>
-        <w:lastRenderedPageBreak/>
-        <w:t>uncertainty quantification, Section 2.7 covers forecast-comparison methodology and Section 2.8 synthesises the gap the dissertation addresses.</w:t>
-      </w:r>
+        <w:t xml:space="preserve"> tradition converts point forecasts into calibrated predictive distributions through stochastic forward passes and direct quantile estimation. Underpinning all four, Andersen et al. (2003) define the dependent variable, Patton (2011) the proxy-robust losses, and Diebold and Mariano (1995) with Giacomini and White (2006) the apparatus for pairwise comparison.</w:t>
+      </w:r>
+    </w:p>
+    <w:p>
+      <w:pPr>
+        <w:spacing w:line="360" w:lineRule="auto"/>
+      </w:pPr>
+      <w:r>
+        <w:t>Two broader paradigms are acknowledged rather than surveyed: option-implied volatility, as the VIX and its model-free successors extract it from traded option prices, and ultra-high-frequency modelling of the tick-by-tick price process under microstructure noise. Each targets a different measurement object, and both are scoped out to keep the pipeline on daily realised volatility built from intraday returns.</w:t>
+      </w:r>
+    </w:p>
+    <w:p>
+      <w:pPr>
+        <w:spacing w:line="360" w:lineRule="auto"/>
+      </w:pPr>
+      <w:r>
+        <w:t>Each paper below is included because it supports a specific design decision in Chapter 3 — establishing a phenomenon the model must reproduce, defining a benchmark, supplying technical apparatus, or marking a competing approach the design weighs and sets aside. The chapter proceeds by workstream, in the order of the section headings.</w:t>
+      </w:r>
+      <w:r/>
     </w:p>
     <w:p>
       <w:pPr>
@@ -112,77 +109,65 @@
         <w:spacing w:line="360" w:lineRule="auto"/>
       </w:pPr>
       <w:r>
-        <w:t>Any credible model of asset-return volatility must reproduce a small set of stylised empirical facts now widely accepted across asset classes. These include approximately uncorrelated returns despite strong serial dependence in their absolute and squared values, a leptokurtic and heavy-tailed unconditional distribution, volatility clustering, whereby large price movements are followed by further large movements of either sign, and the tendency for negative shocks to increase future variance more than positive shocks of equal magnitude (Cont, 2001).They are structural features, a specification that fails to capture them misprices tail risk and underreacts to crises.</w:t>
-      </w:r>
-    </w:p>
-    <w:p>
-      <w:pPr>
-        <w:spacing w:line="360" w:lineRule="auto"/>
-      </w:pPr>
-      <w:r>
-        <w:t>They serve two purposes for the present dissertation. First, they define the empirical contract against which the GARCH baselines and the deep models of Section 2.5 are judged, second they justify the move toward regime-aware estimation, since the magnitude and persistence of these features differ qualitatively across market environments and cannot be captured by a single parametric specification calibrated to the full sample.</w:t>
-      </w:r>
-    </w:p>
-    <w:p>
-      <w:pPr>
-        <w:spacing w:line="360" w:lineRule="auto"/>
-      </w:pPr>
-      <w:r>
-        <w:t>The most durable parametric response to those features is the Generalised Autoregressive Conditional Heteroskedasticity model of Bollerslev (1986), which builds directly on Engle’s (1982) ARCH framework by expressing conditional variance as a linear function of past squared residuals and past conditional variances. The GARCH(1,1) specification reduces this to two parameters with a clean economic interpretation which are a short-run shock-response component and a longer-run persistence component alongside a closed-form unconditional variance.</w:t>
-      </w:r>
-    </w:p>
-    <w:p>
-      <w:pPr>
-        <w:spacing w:line="360" w:lineRule="auto"/>
-      </w:pPr>
-      <w:r>
-        <w:t>Its limitations are well documented, including the tendency of Gaussian innovations to understate tail risk, the inability of the symmetric variance equation to accommodate the leverage effect, and the implicit assumption that a single parameter vector remains stable across market regimes. The principal alternative that is the parameter-driven stochastic-volatility tradition (Taylor, 1986), is set aside because its likelihood demands simulation-based filtering (Kim, Shephard and Chib, 1998), whereas the observation-driven GARCH variance is estimated directly. The model is adopted as the dissertation’s primary econometric baseline not for its sophistication but as the standard any alternative must beat.</w:t>
-      </w:r>
-    </w:p>
-    <w:p>
-      <w:pPr>
-        <w:spacing w:line="360" w:lineRule="auto"/>
-      </w:pPr>
-      <w:r>
-        <w:lastRenderedPageBreak/>
-        <w:t>The leverage effect which is the tendency of negative shocks to raise future variance more than positive shocks of equal magnitude, drew two competing parametric responses that are most informative read against each other rather than in isolation. The Exponential GARCH (EGARCH) of Nelson (1991) models the logarithm of conditional variance, which guarantees positivity without imposing parameter restrictions and so removes a recurrent source of numerical instability in extended GARCH-family models, because innovations enter through both their sign and their magnitude, asymmetry is captured by a smooth functional form.</w:t>
-      </w:r>
-    </w:p>
-    <w:p>
-      <w:pPr>
-        <w:spacing w:line="360" w:lineRule="auto"/>
-      </w:pPr>
-      <w:r>
-        <w:t>The GJR-GARCH of Glosten, Jagannathan and Runkle (1993) reaches the same target by a different route, keeping the variance in levels and adding a single threshold term that activates only for negative shocks which is more parsimonious, but discontinuous.</w:t>
-      </w:r>
-    </w:p>
-    <w:p>
-      <w:pPr>
-        <w:spacing w:line="360" w:lineRule="auto"/>
-      </w:pPr>
-      <w:r>
-        <w:t>The two encode an identical stylised fact through contrasting mechanisms, and, as the large-scale comparison discussed below shows, the literature has never decisively separated them. EGARCH is adopted here as the second econometric baseline because it isolates one dimension along which GARCH(1,1) is demonstrably deficient. Comparing the proposed regime-aware deep model with both GARCH(1,1) and EGARCH then tests whether any improvement reflects genuine non-linear learning of regime-dependent dynamics or simply the model's ability to capture asymmetric responses that an asymmetric parametric specification already represents within a single regime.</w:t>
-      </w:r>
-    </w:p>
-    <w:p>
-      <w:pPr>
-        <w:spacing w:line="360" w:lineRule="auto"/>
-      </w:pPr>
-      <w:r>
-        <w:t>The bar that any new volatility forecast must clear remains high, and the most cited evidence on the matter is Hansen and Lunde’s (2005) comparison of 330 GARCH-family specifications on exchange-rate and equity data. For exchange-rate volatility their conclusion was uncompromising, where under proxy-robust loss functions, none of the elaborate specifications they evaluated produced a statistically significant improvement over the basic GARCH(1,1). The equity result was more nuanced, with asymmetric specifications such as EGARCH and GJR-GARCH sometimes preferred (the empirical counterpart to the rivalry set out above).</w:t>
-      </w:r>
-    </w:p>
-    <w:p>
-      <w:pPr>
-        <w:spacing w:line="360" w:lineRule="auto"/>
-      </w:pPr>
-      <w:r>
-        <w:t xml:space="preserve">The implication is direct, an alternative model must not merely fit better in-sample but deliver consistent out-of-sample gains that survive statistical scrutiny under proxy-robust losses. One caveat tempers how much weight this benchmark can bear. The comparison is now two decades old and was conducted largely on daily-return proxies rather than the high-frequency realised-volatility targets used here. Whether the GARCH(1,1) floor still binds in the present setting is therefore an open question, one the dissertation treats as testable rather than settled, and a further reason to retain GARCH(1,1) and EGARCH as live baselines </w:t>
-      </w:r>
-      <w:r>
-        <w:lastRenderedPageBreak/>
-        <w:t>rather than assume their adequacy. This evidence also motivates the rigorous pairwise significance testing of Section 2.7.</w:t>
-      </w:r>
+        <w:t>Any credible model of asset-return volatility must reproduce a small set of stylised facts: returns approximately uncorrelated despite strong serial dependence in their absolute and squared values, a leptokurtic unconditional distribution, volatility clustering, and negative shocks raising future variance more than positive shocks of equal magnitude (Cont, 2001). A specification that fails to capture them misprices tail risk and underreacts to crises.</w:t>
+      </w:r>
+    </w:p>
+    <w:p>
+      <w:pPr>
+        <w:spacing w:line="360" w:lineRule="auto"/>
+      </w:pPr>
+      <w:r>
+        <w:t>They serve two purposes here. They define the empirical contract against which the GARCH baselines and the deep models of Section 2.5 are judged; and they justify regime-aware estimation, since the magnitude and persistence of these features differ qualitatively across market environments and resist a single specification calibrated to the full sample.</w:t>
+      </w:r>
+    </w:p>
+    <w:p>
+      <w:pPr>
+        <w:spacing w:line="360" w:lineRule="auto"/>
+      </w:pPr>
+      <w:r>
+        <w:t>The most durable parametric response is the Generalised Autoregressive Conditional Heteroskedasticity model of Bollerslev (1986), which extends Engle's (1982) ARCH by expressing conditional variance as a linear function of past squared residuals and past conditional variances. GARCH(1,1) reduces this to two interpretable parameters — a short-run shock response and a longer-run persistence component — with a closed-form unconditional variance.</w:t>
+      </w:r>
+    </w:p>
+    <w:p>
+      <w:pPr>
+        <w:spacing w:line="360" w:lineRule="auto"/>
+      </w:pPr>
+      <w:r>
+        <w:t>Its limitations are well documented: Gaussian innovations understate tail risk, the symmetric variance equation cannot accommodate the leverage effect, and one parameter vector is assumed stable across regimes. The stochastic-volatility alternative (Taylor, 1986) is set aside because its likelihood demands simulation-based filtering (Kim, Shephard and Chib, 1998), whereas the observation-driven GARCH variance is estimated directly. GARCH(1,1) is the primary econometric baseline not for sophistication but as the standard any alternative must beat.</w:t>
+      </w:r>
+    </w:p>
+    <w:p>
+      <w:pPr>
+        <w:spacing w:line="360" w:lineRule="auto"/>
+      </w:pPr>
+      <w:r>
+        <w:t>The leverage effect drew two competing parametric responses. The Exponential GARCH of Nelson (1991) models the logarithm of conditional variance, guaranteeing positivity without parameter restrictions, with innovations entering through both sign and magnitude so that asymmetry is captured by a smooth functional form; the GJR-GARCH of Glosten, Jagannathan and Runkle (1993) reaches the same target in levels, adding one threshold term that activates only for negative shocks — more parsimonious, but discontinuous.</w:t>
+      </w:r>
+    </w:p>
+    <w:p>
+      <w:pPr>
+        <w:spacing w:line="360" w:lineRule="auto"/>
+      </w:pPr>
+      <w:r>
+        <w:t>The two encode an identical stylised fact through contrasting mechanisms, and the literature has never decisively separated them. EGARCH is the second econometric baseline because it isolates one dimension along which GARCH(1,1) is demonstrably deficient: comparing the regime-aware deep model against both tests whether any improvement reflects genuine non-linear learning of regime-dependent dynamics, or merely an asymmetric response an asymmetric parametric model already captures within a single regime.</w:t>
+      </w:r>
+    </w:p>
+    <w:p>
+      <w:pPr>
+        <w:spacing w:line="360" w:lineRule="auto"/>
+      </w:pPr>
+      <w:r>
+        <w:t>The bar remains high. Hansen and Lunde's (2005) comparison of 330 GARCH-family specifications found that, under proxy-robust losses, none of the elaborate specifications improved significantly on plain GARCH(1,1) for exchange-rate volatility; the equity result was more nuanced, with asymmetric specifications such as EGARCH and GJR-GARCH sometimes preferred.</w:t>
+      </w:r>
+    </w:p>
+    <w:p>
+      <w:pPr>
+        <w:spacing w:line="360" w:lineRule="auto"/>
+      </w:pPr>
+      <w:r>
+        <w:t>An alternative must therefore deliver out-of-sample gains that survive scrutiny under proxy-robust losses, not merely fit better in-sample. One caveat tempers the benchmark: it is two decades old and was conducted largely on daily-return proxies rather than the high-frequency realised targets used here, so whether the GARCH(1,1) floor still binds is treated as testable rather than settled — a further reason to retain both as live baselines, and a motivation for the testing of Section 2.7.</w:t>
+      </w:r>
+      <w:r/>
     </w:p>
     <w:p>
       <w:pPr>
@@ -205,59 +190,56 @@
         <w:spacing w:line="360" w:lineRule="auto"/>
       </w:pPr>
       <w:r>
-        <w:t>The most consequential shift in the volatility-forecasting literature of the past two decades was the recognition that, with high-frequency data, volatility ceases to be a latent quantity that must be inferred under parametric assumptions and becomes approximately observable. Andersen, Bollerslev, Diebold and Labys (2003) made the argument rigorous by showing that the sum of squared intraday returns over a daily window (the realised variance) converges, under standard regularity conditions, to the integrated variance of the underlying diffusion process, and therefore furnishes a nearly model-free estimator of the latent target.</w:t>
-      </w:r>
-    </w:p>
-    <w:p>
-      <w:pPr>
-        <w:spacing w:line="360" w:lineRule="auto"/>
-      </w:pPr>
-      <w:r>
-        <w:t>That observability is only approximate, where at high frequencies, microstructure noise biases the naive realised variance, motivating sparse five-minute sampling and the noise-robust two-scales estimator (Zhang, Mykland and Aït-Sahalia, 2005) and realised kernels (Barndorff-Nielsen, Hansen, Lunde and Shephard, 2008). With realised volatility as the dependent variable, the target is no longer a noisy function of squared daily returns but a smoother, less leptokurtic series that is materially easier to forecast (Corsi, 2009).</w:t>
-      </w:r>
-    </w:p>
-    <w:p>
-      <w:pPr>
-        <w:spacing w:line="360" w:lineRule="auto"/>
-      </w:pPr>
-      <w:r>
-        <w:t>It is also on this observable target, rather than on return-based proxies, that neural architectures have most consistently outperformed parametric alternatives (Bucci, 2020; Christensen, Siggaard and Veliyev, 2023). The present dissertation accordingly adopts daily realised volatility, constructed from intraday returns in the Andersen et al. (2003) sense, as the dependent variable throughout. For the S&amp;P 500, this target is obtained from the Oxford-Man Realized Library (Heber et al., 2009), which publishes five-minute realised variance for major indices.</w:t>
-      </w:r>
-    </w:p>
-    <w:p>
-      <w:pPr>
-        <w:spacing w:line="360" w:lineRule="auto"/>
-      </w:pPr>
-      <w:r>
-        <w:t>Once realised volatility becomes the target, the choice of loss function acquires direct inferential consequence. Patton (2011) establishes that, when conditional variance is unobserved and replaced by a noisy proxy, only a restricted family of loss functions yields forecast rankings robust to proxy noise. Mean squared error remains valid and the QLIKE loss enjoys particularly attractive properties, whereas losses outside this family can reverse the ordering of two models depending on how the proxy is constructed.</w:t>
-      </w:r>
-    </w:p>
-    <w:p>
-      <w:pPr>
-        <w:spacing w:line="360" w:lineRule="auto"/>
-      </w:pPr>
-      <w:r>
-        <w:t xml:space="preserve">QLIKE suits volatility because it penalises under-prediction more heavily than over-prediction, aligning the objective with the asymmetric cost of underestimating risk. On the </w:t>
-      </w:r>
-      <w:r>
-        <w:lastRenderedPageBreak/>
-        <w:t>strength of Patton’s (2011) analysis the dissertation adopts QLIKE as its primary out-of-sample metric, with mean squared error reported as a robustness check.</w:t>
-      </w:r>
-    </w:p>
-    <w:p>
-      <w:pPr>
-        <w:spacing w:line="360" w:lineRule="auto"/>
-      </w:pPr>
-      <w:r>
-        <w:t>A second methodological development of equal practical importance is the heterogeneous autoregressive model of realised volatility of Corsi (2009), which decomposes the conditional expectation of daily realised variance into linear contributions from daily, weekly and monthly lagged components. Although strictly an approximation rather than a true long-memory specification, the heterogeneous structure captures the persistence of realised volatility parsimoniously and routinely matches or exceeds more elaborate fractionally integrated alternatives on equity indices.</w:t>
-      </w:r>
-    </w:p>
-    <w:p>
-      <w:pPr>
-        <w:spacing w:line="360" w:lineRule="auto"/>
-      </w:pPr>
-      <w:r>
-        <w:t>Its extensions including the measurement-error-corrected HARQ (Bollerslev, Patton and Quaedvlieg, 2016) and the joint return-and-RV model Realized GARCH (Hansen, Huang and Shek, 2012), refine but do not displace it. HAR-RV has become the de facto benchmark in the modern realised-volatility literature and is included in this dissertation as a third econometric baseline alongside GARCH(1,1) and EGARCH. A deep-learning forecaster that fails to beat HAR-RV on its native target is not a credible alternative, however well it compares against return-based GARCH.</w:t>
+        <w:t>The most consequential shift of the past two decades was the recognition that with high-frequency data volatility ceases to be a latent quantity inferred under parametric assumptions and becomes approximately observable. Andersen, Bollerslev, Diebold and Labys (2003) showed that the sum of squared intraday returns over a daily window — the realised variance — converges to the integrated variance of the underlying diffusion, a nearly model-free estimator of the latent target.</w:t>
+      </w:r>
+    </w:p>
+    <w:p>
+      <w:pPr>
+        <w:spacing w:line="360" w:lineRule="auto"/>
+      </w:pPr>
+      <w:r>
+        <w:t>That observability is only approximate: at high frequencies microstructure noise biases the naive estimator, motivating sparse five-minute sampling, the two-scales estimator (Zhang, Mykland and Aït-Sahalia, 2005) and realised kernels (Barndorff-Nielsen et al., 2008). With realised volatility as the dependent variable the target is a smoother, less leptokurtic series that is materially easier to forecast (Corsi, 2009).</w:t>
+      </w:r>
+    </w:p>
+    <w:p>
+      <w:pPr>
+        <w:spacing w:line="360" w:lineRule="auto"/>
+      </w:pPr>
+      <w:r>
+        <w:t>It is on this observable target rather than on return-based proxies that neural architectures have most consistently outperformed parametric alternatives (Bucci, 2020; Christensen, Siggaard and Veliyev, 2023). The dissertation adopts daily realised volatility in the Andersen et al. (2003) sense throughout, obtained for the S&amp;P 500 from the Oxford-Man Realized Library (Heber et al., 2009).</w:t>
+      </w:r>
+    </w:p>
+    <w:p>
+      <w:pPr>
+        <w:spacing w:line="360" w:lineRule="auto"/>
+      </w:pPr>
+      <w:r>
+        <w:t>Once realised volatility is the target, the loss function acquires direct inferential consequence. Patton (2011) establishes that when conditional variance is replaced by a noisy proxy, only a restricted family of losses yields rankings robust to that noise: mean squared error remains valid and QLIKE has particularly attractive properties, while losses outside the family can reverse the ordering of two models.</w:t>
+      </w:r>
+    </w:p>
+    <w:p>
+      <w:pPr>
+        <w:spacing w:line="360" w:lineRule="auto"/>
+      </w:pPr>
+      <w:r>
+        <w:t>QLIKE also penalises under-prediction more heavily than over-prediction, aligning the objective with the asymmetric cost of underestimating risk. It is adopted as the primary out-of-sample metric, with mean squared error reported as a robustness check.</w:t>
+      </w:r>
+      <w:r/>
+    </w:p>
+    <w:p>
+      <w:pPr>
+        <w:spacing w:line="360" w:lineRule="auto"/>
+      </w:pPr>
+      <w:r>
+        <w:t>A second development of equal practical importance is Corsi's (2009) heterogeneous autoregressive model of realised volatility, which decomposes the conditional expectation of daily realised variance into linear contributions from daily, weekly and monthly lagged components. The heterogeneous structure captures persistence parsimoniously and routinely matches or exceeds fractionally integrated alternatives on equity indices.</w:t>
+      </w:r>
+    </w:p>
+    <w:p>
+      <w:pPr>
+        <w:spacing w:line="360" w:lineRule="auto"/>
+      </w:pPr>
+      <w:r>
+        <w:t>Its extensions — HARQ, which corrects for measurement error (Bollerslev, Patton and Quaedvlieg, 2016), and the joint return-and-RV Realized GARCH (Hansen, Huang and Shek, 2012) — refine but do not displace it. HAR-RV is the de facto benchmark on realised-volatility targets and is the third econometric baseline: a deep forecaster that fails to beat it on its native target is not a credible alternative.</w:t>
       </w:r>
     </w:p>
     <w:p>
@@ -276,15 +258,15 @@
         <w:spacing w:line="360" w:lineRule="auto"/>
       </w:pPr>
       <w:r>
-        <w:t>The empirical proposition that financial markets transition between qualitatively distinct dynamic regimes is older than the deep-learning literature by half a century, and its formal econometric foundation is the Markov-switching model of Hamilton (1989). Treating the data-generating process for a non-stationary series as a mixture of stationary processes governed by an unobservable discrete state that evolves as a first-order Markov chain, the model captures abrupt regime changes, such as recessions, monetary-policy shifts and financial crises, that single-regime specifications cannot accommodate, and admits efficient maximum-likelihood estimation through the filter that bears his name.</w:t>
-      </w:r>
-    </w:p>
-    <w:p>
-      <w:pPr>
-        <w:spacing w:line="360" w:lineRule="auto"/>
-      </w:pPr>
-      <w:r>
-        <w:t>While smoothed state probabilities provide interpretable retrospective inference for historical analysis (ex-post narrative), forecasting applications should instead rely on filtered state probabilities. Filtered state probabilities estimate the active regime using only information available up to each point in time, thereby avoiding look-ahead bias. Within this forecasting framework</w:t>
+        <w:t>The proposition that markets transition between qualitatively distinct regimes predates the deep-learning literature by half a century, and its formal foundation is the Markov-switching model of Hamilton (1989). Treating a non-stationary series as a mixture of stationary processes governed by an unobservable discrete state evolving as a first-order Markov chain, it captures abrupt changes that single-regime specifications cannot, and admits efficient maximum-likelihood estimation through the filter that bears his name.</w:t>
+      </w:r>
+    </w:p>
+    <w:p>
+      <w:pPr>
+        <w:spacing w:line="360" w:lineRule="auto"/>
+      </w:pPr>
+      <w:r>
+        <w:t>Smoothed state probabilities give interpretable retrospective inference, but forecasting must rely on filtered probabilities, which estimate the active regime from information available up to each date and so avoid look-ahead bias. Within that framework</w:t>
       </w:r>
       <w:r>
         <w:t xml:space="preserve">, the dissertation adopts a </w:t>
@@ -296,24 +278,23 @@
         <w:t>Gaussian-emission Hidden Markov Model</w:t>
       </w:r>
       <w:r>
-        <w:t xml:space="preserve"> rather than a Markov-switching autoregression, where each regime is parameterised as a Gaussian distribution over standardised daily log returns.</w:t>
-      </w:r>
-    </w:p>
-    <w:p>
-      <w:pPr>
-        <w:spacing w:line="360" w:lineRule="auto"/>
-      </w:pPr>
-      <w:r>
-        <w:lastRenderedPageBreak/>
-        <w:t>The choice is deliberate. The Gaussian-emission form keeps the regime model deliberately simple, leaving the non-linear within-regime structure to be modelled downstream by the LSTM (Section 2.5), and avoiding the identification difficulties that arise when both the switching dynamics and the within-regime dynamics are estimated jointly under a richer emission family. Whether regime-switching improves out-of-sample forecasts is contested, Dacco and Satchell (1999) found such models forecasting poorly despite strong in-sample fit, though regimes add value in asset allocation (Ang and Bekaert, 2002). The dissertation accordingly tests this rather than assuming it.</w:t>
-      </w:r>
-    </w:p>
-    <w:p>
-      <w:pPr>
-        <w:spacing w:line="360" w:lineRule="auto"/>
-      </w:pPr>
-      <w:r>
-        <w:t>Regime identification is itself an inferential problem with non-trivial robustness implications, and Nystrup, Lindstrom and Madsen (2020) sharpen the practical case for Hidden Markov regime detection in finance by isolating one of its most persistent pathologies. Standard maximum-likelihood estimation switches states more rapidly than the data warrant, contaminating any forecast that conditions on them, whereas their remedy penalises transitions in the log-likelihood, yielding more persistent states and better out-of-sample classification on equity data.</w:t>
+        <w:t xml:space="preserve"> rather than a Markov-switching autoregression, each regime parameterised as a Gaussian distribution over standardised daily log returns.</w:t>
+      </w:r>
+    </w:p>
+    <w:p>
+      <w:pPr>
+        <w:spacing w:line="360" w:lineRule="auto"/>
+      </w:pPr>
+      <w:r>
+        <w:t>The choice is deliberate: the Gaussian-emission form keeps the regime model simple, leaving the non-linear within-regime structure to the LSTM of Section 2.5 and avoiding the identification difficulties of estimating switching and within-regime dynamics jointly. Whether regime-switching improves out-of-sample forecasts is contested — Dacco and Satchell (1999) found such models forecasting poorly despite strong in-sample fit, though regimes add value in asset allocation (Ang and Bekaert, 2002) — so the dissertation tests it rather than assuming it.</w:t>
+      </w:r>
+    </w:p>
+    <w:p>
+      <w:pPr>
+        <w:spacing w:line="360" w:lineRule="auto"/>
+      </w:pPr>
+      <w:r>
+        <w:t>Regime identification is itself an inferential problem. Nystrup, Lindstrom and Madsen (2020) isolate its most persistent pathology: standard maximum-likelihood estimation switches states more rapidly than the data warrant, contaminating any forecast conditioned on them. Their remedy penalises transitions in the log-likelihood, yielding more persistent states and better out-of-sample classification on equity data.</w:t>
       </w:r>
     </w:p>
     <w:p>
@@ -327,26 +308,26 @@
         <w:rPr>
           <w:b/>
         </w:rPr>
-        <w:t>The dissertation operationalises the Nystrup et al. (2020) jump penalty as its specific remedy for state-switching noise, in the two-stage form those authors themselves describe: the penalised objective is solved to obtain a persistent state path, and the Gaussian emissions and transition matrix of the hidden Markov model are then estimated from that path, so that the filtered posterior on which the forecasts are conditioned inherits the penalty's persistence rather than maximum likelihood's excessive switching.</w:t>
-      </w:r>
-      <w:r>
-        <w:t xml:space="preserve"> Adopting it well depends on principles the literature makes clear rather than on parameters fixed in advance. The strength of the transition penalty governs a bias-variance trade-off between over smoothed and over switching state sequences and is therefore best treated as a quantity to be tuned rather than set a priori.</w:t>
-      </w:r>
-    </w:p>
-    <w:p>
-      <w:pPr>
-        <w:spacing w:line="360" w:lineRule="auto"/>
-      </w:pPr>
-      <w:r>
-        <w:t>The number of regimes is kept deliberately small and interpretable, broadly distinguishing calm, transitional and crisis states, because a richer state space dilutes interpretability and invites overfitting on the modest samples of daily financial data (Guidolin, 2011). And since a forecast conditioned on a misclassified regime inherits rather than corrects that error, the value added by regime conditioning must be demonstrated empirically rather than assumed. The estimation and tuning procedures that operationalise these principles are specified in Chapter 3.</w:t>
-      </w:r>
-    </w:p>
-    <w:p>
-      <w:pPr>
-        <w:spacing w:line="360" w:lineRule="auto"/>
-      </w:pPr>
-      <w:r>
-        <w:t>The tradition remains active on the dissertation’s own target: Blake, Gandhi and Jakkula (2025) apply soft Markov-switching and clustering-based regimes to daily S&amp;P 500 realised volatility and report material gains over a baseline autoregressive model, but use neither a deep sequence model nor any uncertainty quantification, precisely the two layers Sections 2.5 and 2.6 add on top of the regime signal.</w:t>
+        <w:t>The dissertation operationalises the Nystrup et al. (2020) jump penalty in the two-stage form those authors describe: the penalised objective is solved for a persistent state path, and the hidden Markov model's emissions and transition matrix are estimated from it, so the filtered posterior inherits that persistence rather than maximum likelihood's excessive switching.</w:t>
+      </w:r>
+      <w:r>
+        <w:t xml:space="preserve"> The penalty's strength governs a bias-variance trade-off between over-smoothed and over-switching state sequences, and is tuned rather than set a priori.</w:t>
+      </w:r>
+    </w:p>
+    <w:p>
+      <w:pPr>
+        <w:spacing w:line="360" w:lineRule="auto"/>
+      </w:pPr>
+      <w:r>
+        <w:t>The number of regimes is kept small and interpretable — broadly calm, transitional and crisis — because a richer state space dilutes interpretability and invites overfitting on the modest samples of daily financial data (Guidolin, 2011). Chapter 3 specifies the estimation and tuning procedures.</w:t>
+      </w:r>
+    </w:p>
+    <w:p>
+      <w:pPr>
+        <w:spacing w:line="360" w:lineRule="auto"/>
+      </w:pPr>
+      <w:r>
+        <w:t>The tradition remains active on this dissertation's own target: Blake, Gandhi and Jakkula (2025) apply soft Markov-switching and clustering-based regimes to daily S&amp;P 500 realised volatility and report material gains over an autoregressive baseline, but use neither a deep sequence model nor uncertainty quantification — the two layers Sections 2.5 and 2.6 add.</w:t>
       </w:r>
     </w:p>
     <w:p>
@@ -366,122 +347,91 @@
         <w:spacing w:line="360" w:lineRule="auto"/>
       </w:pPr>
       <w:r>
-        <w:t>The architectural backbone of the dissertation’s deep models is the Long Short-Term Memory cell of Hochreiter and Schmidhuber (1997), which remains the workhorse of sequence modelling on tasks with moderate context lengths and limited data, both of which describe daily financial time series. By introducing input, output and forget gates that regulate information flow through a constant-error-carousel memory unit, the design overcame the vanishing-gradient pathology that had previously made recurrent networks impractical for long-range dependencies. The LSTM’s inductive bias, that the present is best predicted from a learned, selectively retained summary of the recent past, aligns with the persistence structure of volatility documented by Cont (2001).</w:t>
-      </w:r>
-    </w:p>
-    <w:p>
-      <w:pPr>
-        <w:spacing w:line="360" w:lineRule="auto"/>
-      </w:pPr>
-      <w:r>
-        <w:t>The architecture is retained over the attention-based models that now dominate language and vision, namely the Transformer (Vaswani et al., 2017) and the Temporal Fusion Transformer (Lim et al., 2021), on evidential rather than merely conservative grounds. Attention is data-hungry relative to the modest effective sample sizes of daily financial data, precisely the regime in which Lim and Zohren (2021) argue a strong temporal inductive bias is most valuable. Recent benchmarks reinforce the point, with simple recurrent and linear models matching or exceeding elaborate transformers on long-horizon forecasting (Zeng et al., 2023). It retains, too, the stable optimisation and interpretable gate activations that recommend it here.</w:t>
-      </w:r>
-    </w:p>
-    <w:p>
-      <w:pPr>
-        <w:spacing w:line="360" w:lineRule="auto"/>
-      </w:pPr>
-      <w:r>
-        <w:t>The broader landscape of deep learning for time series is most usefully surveyed by Lim and Zohren (2021), whose review supplies the design vocabulary used throughout this dissertation. They systematise the field into encoder-decoder architectures, hybrid models that combine neural components with classical statistical structure, and attention-based approaches such as the Temporal Fusion Transformer, and they articulate two principles particularly relevant to volatility forecasting.</w:t>
-      </w:r>
-    </w:p>
-    <w:p>
-      <w:pPr>
-        <w:spacing w:line="360" w:lineRule="auto"/>
-      </w:pPr>
-      <w:r>
-        <w:t xml:space="preserve">The first is that financial sequences benefit from architectures with strong temporal inductive bias, because their effective sample sizes are small relative to those of natural-language or vision tasks. The second is that hybrid approaches, in which a neural network learns residual structure on top of a statistical baseline, frequently outperform either component alone. Both observations motivate the </w:t>
+        <w:t>The architectural backbone is the Long Short-Term Memory cell of Hochreiter and Schmidhuber (1997), still the workhorse for sequences with moderate context length and limited data — both of which describe daily financial series. Its gated constant-error carousel overcame the vanishing-gradient pathology that had made recurrent networks impractical for long-range dependencies, and its inductive bias — that the present is best predicted from a selectively retained summary of the recent past — aligns with the persistence structure of volatility (Cont, 2001).</w:t>
+      </w:r>
+    </w:p>
+    <w:p>
+      <w:pPr>
+        <w:spacing w:line="360" w:lineRule="auto"/>
+      </w:pPr>
+      <w:r>
+        <w:t>It is retained over attention-based models — the Transformer (Vaswani et al., 2017) and the Temporal Fusion Transformer (Lim et al., 2021) — on evidential rather than conservative grounds. Attention is data-hungry relative to the modest effective sample sizes of daily financial data, precisely the regime in which Lim and Zohren (2021) argue a strong temporal inductive bias is most valuable, and recent benchmarks find simple recurrent and linear models matching elaborate transformers (Zeng et al., 2023).</w:t>
+      </w:r>
+    </w:p>
+    <w:p>
+      <w:pPr>
+        <w:spacing w:line="360" w:lineRule="auto"/>
+      </w:pPr>
+      <w:r>
+        <w:t>Lim and Zohren's (2021) survey supplies the design vocabulary used here. Two of its principles bear directly on volatility: financial sequences benefit from architectures with strong temporal inductive bias, their effective sample sizes being small relative to language or vision tasks; and hybrids in which a network learns residual structure on top of a statistical baseline frequently outperform either component alone.</w:t>
+      </w:r>
+    </w:p>
+    <w:p>
+      <w:pPr>
+        <w:spacing w:line="360" w:lineRule="auto"/>
+      </w:pPr>
+      <w:r>
+        <w:t>Both motivate the regime-aware variant of Chapter 3, in which the network is conditioned on an external state estimate rather than expected to learn regime structure unsupervised.</w:t>
       </w:r>
       <w:r>
         <w:rPr>
           <w:bCs/>
         </w:rPr>
-        <w:t>regime-aware</w:t>
-      </w:r>
-      <w:r>
-        <w:t xml:space="preserve"> variant proposed in Chapter 3, in which the network is conditioned on an external state estimate rather than expected to learn the regime structure unsupervised.</w:t>
-      </w:r>
-    </w:p>
-    <w:p>
-      <w:pPr>
-        <w:spacing w:line="360" w:lineRule="auto"/>
-      </w:pPr>
-      <w:r>
-        <w:lastRenderedPageBreak/>
-        <w:t xml:space="preserve">The theoretical motivation for this division of labour is precise, as the Hidden Markov Model of Section 2.4 resolves the </w:t>
+      </w:r>
+      <w:r/>
+    </w:p>
+    <w:p>
+      <w:pPr>
+        <w:spacing w:line="360" w:lineRule="auto"/>
+      </w:pPr>
+      <w:r>
+        <w:t>The division of labour is precise: the hidden Markov model of Section 2.4 resolves the discrete regime-identification problem that a single-regime parametric specification cannot accommodate, while the LSTM resolves the continuous, non-linear residual dynamics conditional on that state, which the Gaussian-emission HMM is deliberately too simple to capture. Chapter 3 makes the decomposition explicit through two conditioning architectures, one supplying the state posterior as a feature and one gating a mixture of per-state experts with it. Because that posterior is filtered rather than smoothed, conditioning on it introduces no look-ahead.</w:t>
       </w:r>
       <w:r>
         <w:rPr>
           <w:bCs/>
         </w:rPr>
-        <w:t>discrete regime-identification problem</w:t>
-      </w:r>
-      <w:r>
-        <w:t xml:space="preserve"> of calm, transitional, and crisis states that a single-regime parametric specification cannot accommodate, while the LSTM resolves the </w:t>
-      </w:r>
+      </w:r>
+      <w:r/>
       <w:r>
         <w:rPr>
           <w:bCs/>
         </w:rPr>
-        <w:t>continuous, non-linear residual dynamics conditional on that state</w:t>
-      </w:r>
-      <w:r>
-        <w:t xml:space="preserve"> that the Gaussian-emission HMM is deliberately too simple to capture. The regime-aware LSTM proposed in Chapter 3 makes this decomposition explicit through two complementary conditioning architectures: a regime-as-feature model, which appends the HMM’s filtered state probabilities to the recurrent network’s input vector, and a regime-specific mixture-of-experts, which trains one LSTM expert per state and combines them through a soft gate given by the same filtered posterior, so that each expert specialises in a single regime’s dynamics rather than one network serving every regime at once</w:t>
-      </w:r>
-      <w:r>
-        <w:t>. In contrast to the smoothed probabilities of Section 2.4, which condition on the entire sample and are therefore suited to retrospective regime description, the filtered posterior P(sₜ | x₁,…,xₜ) conditions only on information available up to the forecast date, so conditioning the forecast on it introduces no look-ahead.</w:t>
-      </w:r>
-    </w:p>
-    <w:p>
-      <w:pPr>
-        <w:spacing w:line="360" w:lineRule="auto"/>
-      </w:pPr>
-      <w:r>
-        <w:t>The most direct empirical precedents are two studies of recurrent networks against econometric baselines on equity volatility, and reading them against each other is more instructive than taking either alone. Kim and Won (2018) work on daily KOSPI 200 data and hybridise an LSTM with several GARCH-type models, reporting that the hybrid beats either pure component. Bucci (2020) moves to the S&amp;P 500 but at monthly frequency, benchmarking feed-forward, LSTM and nonlinear autoregressive networks against ARFIMA and HAR, and finds the recurrent architectures the most accurate.</w:t>
-      </w:r>
-    </w:p>
-    <w:p>
-      <w:pPr>
-        <w:spacing w:line="360" w:lineRule="auto"/>
-      </w:pPr>
-      <w:r>
-        <w:t>The two converge on a single claim saying that LSTM-based models can match or modestly exceed econometric baselines on equity volatility. Yet they reach it from opposite corners of the design space, where Kim and Won at daily frequency but on a return-based target in a non-US market, and Bucci on a US index but at a monthly horizon that sidesteps the daily realised-volatility problem entirely. Neither conditions on market regime, neither produces calibrated uncertainty, and neither subjects its comparison to the proxy-robust significance tests of Section 2.7.</w:t>
-      </w:r>
-    </w:p>
-    <w:p>
-      <w:pPr>
-        <w:spacing w:line="360" w:lineRule="auto"/>
-      </w:pPr>
-      <w:r>
-        <w:t xml:space="preserve">These are precisely the four gaps, namely daily realised volatility on a major US index, regime conditioning, calibrated uncertainty, and proxy-robust testing, that the present dissertation closes jointly. More recent work modernises this base, and the two leading examples warrant different evidential weight, Christensen, Siggaard and Veliyev (2023), peer-reviewed in a leading econometrics journal, show machine learning outperforming HAR </w:t>
-      </w:r>
-      <w:r>
-        <w:lastRenderedPageBreak/>
-        <w:t>on daily realised volatility, while Reisenhofer, Bayer and Hautsch (2022), a HAR-initialised convolutional network, remains an arXiv preprint and is read here as indicative rather than settled. Neither, in any case, addresses the four gaps jointly.</w:t>
-      </w:r>
-    </w:p>
-    <w:p>
-      <w:pPr>
-        <w:spacing w:line="360" w:lineRule="auto"/>
-      </w:pPr>
-      <w:r>
-        <w:t>A wave of very recent work sharpens these precedents, and it is instructive that each occupies only part of the pipeline assembled here. The closest comparator is Kılıç (2025), who benchmarks LSTM, GRU and attention-augmented recurrent networks against Markov-switching, threshold and smooth-transition HAR on daily S&amp;P 500 realised volatility under QLIKE with Diebold-Mariano and Model-Confidence-Set testing, and finds the regime-switching HAR specifications outperform the deep models which is a result this dissertation confronts directly by placing the regime signal inside the network rather than the HAR and testing whether that conclusion survives once uncertainty is added.</w:t>
-      </w:r>
-    </w:p>
-    <w:p>
-      <w:pPr>
-        <w:spacing w:line="360" w:lineRule="auto"/>
-      </w:pPr>
-      <w:r>
-        <w:t>Taneva-Angelova and Granchev (2025) provide the nearest baseline design, pitting GARCH(1,1), HAR-RV and ARIMA against LSTM, CNN-LSTM and Transformer models on US-index realised variance under QLIKE and Diebold-Mariano, but without any regime or uncertainty component, while Kumar, Umeorah and Alochukwu (2026) pair an LSTM with a graph network and the full GARCH(1,1)/EGARCH/HAR-RV baseline set yet make regimes structural through partition-dependent graphs rather than inferred latent states and forecast a squared-return proxy rather than intraday realised volatility.</w:t>
-      </w:r>
-    </w:p>
-    <w:p>
-      <w:pPr>
-        <w:spacing w:line="360" w:lineRule="auto"/>
-      </w:pPr>
-      <w:r>
-        <w:t>On the data side, Goel, Pasricha, Magris and Kanniainen (2025) are among the few to use the Oxford-Man Realized Library directly, fine-tuning a time-series foundation model against HAR, CHAR and Realized-GARCH, but employ neither a recurrent architecture, regime conditioning, nor uncertainty; the related realised-volatility deep models of Moreno-Pino and Zohren (2024), Zhang et al. (2024) and Frank (2023) likewise omit both regime conditioning and calibrated uncertainty. The regime-conditioned-network mechanism itself has a precedent outside volatility in Erlwein-Sayer et al. (2023), who feed hidden-Markov regime information into an LSTM to forecast corporate credit spreads, confirming the architecture while leaving its realised-volatility application, econometric baselines and uncertainty layer open.</w:t>
+      </w:r>
+      <w:r/>
+      <w:r/>
+    </w:p>
+    <w:p>
+      <w:pPr>
+        <w:spacing w:line="360" w:lineRule="auto"/>
+      </w:pPr>
+      <w:r>
+        <w:t>The most direct empirical precedents are two studies of recurrent networks against econometric baselines, more instructive read against each other than alone. Kim and Won (2018) hybridise an LSTM with GARCH-type models on daily KOSPI 200 data and report the hybrid beating either component; Bucci (2020) benchmarks feed-forward, LSTM and nonlinear autoregressive networks against ARFIMA and HAR on the S&amp;P 500 at monthly frequency and finds the recurrent architectures most accurate.</w:t>
+      </w:r>
+    </w:p>
+    <w:p>
+      <w:pPr>
+        <w:spacing w:line="360" w:lineRule="auto"/>
+      </w:pPr>
+      <w:r>
+        <w:t>They converge on one claim — LSTM-based models can match or modestly exceed econometric baselines on equity volatility — from opposite corners of the design space: daily frequency but a return-based target in a non-US market, against a US index at a horizon that sidesteps the daily realised-volatility problem. Neither conditions on regime, produces calibrated uncertainty, or applies proxy-robust significance tests.</w:t>
+      </w:r>
+    </w:p>
+    <w:p>
+      <w:pPr>
+        <w:spacing w:line="360" w:lineRule="auto"/>
+      </w:pPr>
+      <w:r>
+        <w:t>Those are the four gaps the dissertation closes jointly: daily realised volatility on a major US index, regime conditioning, calibrated uncertainty and proxy-robust testing. More recent work modernises the base — Christensen, Siggaard and Veliyev (2023) show machine learning outperforming HAR on daily realised volatility, while Reisenhofer, Bayer and Hautsch (2022) remains an arXiv preprint and is read as indicative — but neither addresses the four jointly.</w:t>
+      </w:r>
+      <w:r/>
+    </w:p>
+    <w:p>
+      <w:pPr>
+        <w:spacing w:line="360" w:lineRule="auto"/>
+      </w:pPr>
+      <w:r>
+        <w:t>A wave of very recent work sharpens these precedents, each study occupying only part of the pipeline assembled here; Table 2.1 in Section 2.8 sets out the comparison. The closest comparator, Kılıç (2025), finds regime-switching HAR specifications outperforming deep models on daily S&amp;P 500 realised volatility under QLIKE — a result this dissertation confronts by placing the regime signal inside the network rather than the HAR, and testing whether the conclusion survives once uncertainty is added.</w:t>
       </w:r>
     </w:p>
     <w:p>
@@ -505,87 +455,74 @@
         <w:spacing w:line="360" w:lineRule="auto"/>
       </w:pPr>
       <w:r>
-        <w:t xml:space="preserve">The dissertation adopts two complementary uncertainty-quantification methods, chosen to </w:t>
+        <w:t>Two complementary uncertainty-quantification methods are adopted, balancing computational cost against econometric robustness. Deep ensembles (Lakshminarayanan, Pritzel and Blundell, 2017) and full Bayesian inference were set aside on cost. Monte Carlo Dropout (Gal and Ghahramani, 2016) needs no architectural change and no extra training; pinball-loss quantile regression, motivated by CAViaR (Engle and Manganelli, 2004), imposes no parametric assumption on the conditional distribution.</w:t>
       </w:r>
       <w:r>
         <w:rPr>
           <w:bCs/>
         </w:rPr>
-        <w:t>balance computational efficiency with econometric robustness</w:t>
-      </w:r>
-      <w:r>
-        <w:t xml:space="preserve">. Deep ensembles (Lakshminarayanan, Pritzel and Blundell, 2017) and full Bayesian inference were set aside on </w:t>
-      </w:r>
-      <w:r>
-        <w:lastRenderedPageBreak/>
-        <w:t xml:space="preserve">cost. Monte Carlo Dropout (Gal and Ghahramani, 2016) supplies a </w:t>
-      </w:r>
+      </w:r>
+      <w:r/>
+      <w:r/>
       <w:r>
         <w:rPr>
           <w:bCs/>
         </w:rPr>
-        <w:t>Bayesian-approximate</w:t>
-      </w:r>
-      <w:r>
-        <w:t xml:space="preserve"> route that requires no architectural changes and no additional training. Pinball-loss quantile regression, motivated by the CAViaR framework of Engle and Manganelli (2004), supplies a </w:t>
-      </w:r>
+      </w:r>
+      <w:r/>
       <w:r>
         <w:rPr>
           <w:bCs/>
         </w:rPr>
-        <w:t>distribution-free econometric</w:t>
-      </w:r>
-      <w:r>
-        <w:t xml:space="preserve"> route that imposes no parametric assumption on the conditional return distribution.</w:t>
-      </w:r>
-    </w:p>
-    <w:p>
-      <w:pPr>
-        <w:spacing w:line="360" w:lineRule="auto"/>
-      </w:pPr>
-      <w:r>
-        <w:t>The two are paired deliberately because their failure modes do not overlap. Dropout’s variational approximation may underestimate uncertainty under distribution shift, while quantile-regression intervals lack formal coverage guarantees and must be validated empirically. Reporting both, under the proper scoring rules of Gneiting and Raftery (2007), supplies a more defensible probabilistic forecast than either method alone.</w:t>
-      </w:r>
-    </w:p>
-    <w:p>
-      <w:pPr>
-        <w:spacing w:line="360" w:lineRule="auto"/>
-      </w:pPr>
-      <w:r>
-        <w:t>Gal and Ghahramani (2016) show that a deep network trained with dropout regularisation can be reinterpreted as approximate Bayesian inference over a deep Gaussian-process prior, with stochastic forward passes at test time sampling from the posterior predictive distribution. The principal limitation, well documented in subsequent work, is that the dropout rate functions as a hyperparameter materially affecting the magnitude of predictive variance, and that the resulting estimates can be over-confident under distribution shift, the regime that dominates financial test periods, where this over-confidence is empirically documented (Ovadia et al., 2019). The dissertation therefore validates Monte Carlo Dropout’s calibration empirically against held-out coverage rather than asserting the theoretical Bayesian interpretation.</w:t>
-      </w:r>
-    </w:p>
-    <w:p>
-      <w:pPr>
-        <w:spacing w:line="360" w:lineRule="auto"/>
-      </w:pPr>
-      <w:r>
-        <w:t>Engle and Manganelli (2004) introduced the Conditional Autoregressive Value at Risk (CAViaR) framework, in which the conditional quantiles of the return distribution are modelled through an autoregressive recursion estimated by minimising the pinball loss. That same asymmetric, distribution-free loss was later adopted by neural quantile regression and refined for finite-sample coverage by conformal methods, such as conformalized quantile regression (Romano, Patterson and Candès, 2019) and its time-series extensions (Xu and Xie, 2021; Gibbs and Candès, 2021). Those conformal procedures are acknowledged here rather than adopted, for a reason specific to this design: conformal calibration requires a held-out set disjoint from both the training data and the evaluation window, and the pre-test sample here is committed in full to estimating models that are then held fixed across the test period, so carving a calibration split out of it would alter the estimation protocol on which every other comparison in the study rests. Their paper also introduced the dynamic quantile test for assessing value-at-risk forecasts.</w:t>
-      </w:r>
-    </w:p>
-    <w:p>
-      <w:pPr>
-        <w:spacing w:line="360" w:lineRule="auto"/>
-      </w:pPr>
-      <w:r>
-        <w:t>The CAViaR framework supplies the methodological justification for training the LSTM to output a set of conditional quantiles directly via the pinball loss rather than samples from a posterior. It imposes no distributional assumption and remains valid for heavy-tailed equity returns, but the literature notes two theoretical caveats in that the estimated quantiles are not guaranteed to be monotonic, and the resulting intervals lack the finite-sample coverage guarantees of Bayesian or conformal procedures. Their empirical coverage must therefore be established rather than assumed, with the procedures for doing so deferred to Chapter 3.</w:t>
-      </w:r>
-    </w:p>
-    <w:p>
-      <w:pPr>
-        <w:spacing w:line="360" w:lineRule="auto"/>
-      </w:pPr>
-      <w:r>
-        <w:lastRenderedPageBreak/>
-        <w:t>Two very recent studies bring these ideas onto realised volatility itself and are the dissertation’s nearest probabilistic neighbours, though each stops short of the present design. Song, Lee, Lee and Chang (2025) couple a bidirectional LSTM with a deep quantile function to produce probabilistic realised-volatility forecasts for major US equity ETFs, but without regime conditioning, Monte Carlo Dropout, or econometric baselines, while Dudek, Orzeszko and Fiszeder (2025) convert point forecasts (an LSTM among them) into quantile and interval forecasts of cryptocurrency realised variance, evaluated with the Winkler interval score and the continuous ranked probability score alongside HAR and GARCH baselines, but on a crypto target and without regimes or Monte Carlo Dropout.</w:t>
-      </w:r>
-    </w:p>
-    <w:p>
-      <w:pPr>
-        <w:spacing w:line="360" w:lineRule="auto"/>
-      </w:pPr>
-      <w:r>
-        <w:t>That the full stack is technically coherent is shown outside finance by Isik and Yalcinkaya (2026), who integrate regime detection, a bidirectional LSTM, Monte Carlo Dropout and quantile intervals end-to-end for wind-power forecasting, evidence that the methodology composes, even though its financial, realised-volatility instantiation remains unoccupied. That the uncertainty dimension is itself under-developed in financial machine learning is underscored by Gunnarsson et al. (2024), who find deep recurrent models among the strongest realised-volatility forecasters yet explicitly identify probabilistic, uncertainty-aware machine learning as an open direction.</w:t>
+      </w:r>
+      <w:r/>
+    </w:p>
+    <w:p>
+      <w:pPr>
+        <w:spacing w:line="360" w:lineRule="auto"/>
+      </w:pPr>
+      <w:r>
+        <w:t>They are paired because their failure modes do not overlap: dropout's variational approximation may understate uncertainty under distribution shift, while quantile-regression intervals lack formal coverage guarantees and must be validated empirically. Reporting both under the proper scoring rules of Gneiting and Raftery (2007) is more defensible than either alone.</w:t>
+      </w:r>
+    </w:p>
+    <w:p>
+      <w:pPr>
+        <w:spacing w:line="360" w:lineRule="auto"/>
+      </w:pPr>
+      <w:r>
+        <w:t>Gal and Ghahramani (2016) show that a network trained with dropout can be reinterpreted as approximate Bayesian inference over a deep Gaussian-process prior, stochastic passes at test time sampling the posterior predictive distribution. Its documented limitation is that the dropout rate acts as a hyperparameter materially affecting predictive variance, and that estimates can be over-confident under distribution shift — the regime that dominates financial test periods (Ovadia et al., 2019). Calibration is therefore validated against held-out coverage.</w:t>
+      </w:r>
+    </w:p>
+    <w:p>
+      <w:pPr>
+        <w:spacing w:line="360" w:lineRule="auto"/>
+      </w:pPr>
+      <w:r>
+        <w:t>Engle and Manganelli (2004) introduced the Conditional Autoregressive Value at Risk framework, modelling conditional quantiles through an autoregressive recursion estimated by minimising the pinball loss. That same distribution-free loss was later adopted by neural quantile regression and refined for finite-sample coverage by conformal methods (Romano, Patterson and Candès, 2019; Xu and Xie, 2021; Gibbs and Candès, 2021). Those are acknowledged rather than adopted: conformal calibration needs a held-out set disjoint from both training data and evaluation window, and the pre-test sample here is committed in full to estimating models held fixed across the test period.</w:t>
+      </w:r>
+    </w:p>
+    <w:p>
+      <w:pPr>
+        <w:spacing w:line="360" w:lineRule="auto"/>
+      </w:pPr>
+      <w:r>
+        <w:t>CAViaR justifies training the LSTM to output conditional quantiles directly via the pinball loss rather than sampling a posterior. It imposes no distributional assumption and remains valid for heavy-tailed returns, but carries two caveats: the estimated quantiles are not guaranteed monotonic, and the intervals lack the finite-sample coverage guarantees of Bayesian or conformal procedures. Their empirical coverage must be established rather than assumed, by procedures deferred to Chapter 3.</w:t>
+      </w:r>
+    </w:p>
+    <w:p>
+      <w:pPr>
+        <w:spacing w:line="360" w:lineRule="auto"/>
+      </w:pPr>
+      <w:r>
+        <w:t>Two recent studies bring these ideas onto realised volatility itself and are the dissertation's nearest probabilistic neighbours, each stopping short of the present design; Table 2.1 records what each omits. That the full stack composes is shown outside finance by Isik and Yalcinkaya (2026), who integrate regime detection, a bidirectional LSTM, Monte Carlo Dropout and quantile intervals end-to-end for wind-power forecasting, while its financial instantiation remains unoccupied.</w:t>
+      </w:r>
+    </w:p>
+    <w:p>
+      <w:pPr>
+        <w:spacing w:line="360" w:lineRule="auto"/>
+      </w:pPr>
+      <w:r>
+        <w:t>That the uncertainty dimension is itself under-developed in financial machine learning is underscored by Gunnarsson et al. (2024), who find deep recurrent models among the strongest realised-volatility forecasters yet explicitly identify probabilistic, uncertainty-aware machine learning as an open direction.</w:t>
       </w:r>
     </w:p>
     <w:p>
@@ -604,34 +541,40 @@
         <w:spacing w:line="360" w:lineRule="auto"/>
       </w:pPr>
       <w:r>
-        <w:t>The standard apparatus for testing whether one forecast is statistically more accurate than another is the pairwise test introduced by Diebold and Mariano (1995), which compares the loss differential between two competing forecasts and asks whether its mean is significantly different from zero under a heteroskedasticity- and autocorrelation-consistent estimate of its long-run variance. The test is widely used in volatility forecasting because it accommodates non-Gaussian loss differentials and non-nested model comparisons, both of which are common when comparing parametric econometric models against deep networks (Gu, Kelly and Xiu, 2020; Makridakis et al., 2020).</w:t>
-      </w:r>
-    </w:p>
-    <w:p>
-      <w:pPr>
-        <w:spacing w:line="360" w:lineRule="auto"/>
-      </w:pPr>
-      <w:r>
-        <w:t xml:space="preserve">The dissertation uses the Diebold-Mariano test as its primary pairwise significance test for forecast superiority, with the QLIKE loss adopted following Patton (2011). Because the pipeline compares many models, pairwise testing invites multiple-comparison error, so superiority is also assessed with the Model Confidence Set (Hansen, Lunde and Nason, 2011). The test’s regularity conditions, in particular weak dependence in the loss differential, are inspected and reported as a robustness exercise, since highly persistent forecast errors can </w:t>
-      </w:r>
-      <w:r>
-        <w:t>degrade the test’s power and inflate its size, and Giacomini and White (2006) refine this framework for the long-memory loss series typical of volatility. One condition of that refinement is worth stating plainly, because the present design does not satisfy it uniformly: the Giacomini-White asymptotics assume forecasts are produced from a finite estimation window, so that estimation error does not vanish and the object being tested is the forecasting method rather than the population model. The deep models here, estimated once and held fixed, satisfy this; the econometric baselines, re-estimated on an expanding window, do not. The test is nonetheless applied in the form standard in the applied volatility literature, and the qualification is recorded rather than left implicit.</w:t>
-      </w:r>
-    </w:p>
-    <w:p>
-      <w:pPr>
-        <w:spacing w:line="360" w:lineRule="auto"/>
-      </w:pPr>
-      <w:r>
-        <w:t>The criteria against which the dissertation’s uncertainty-aware variants are judged are supplied by Gneiting and Raftery (2007), whose treatment of proper scoring rules has become the canonical reference for evaluating probabilistic forecasts. They formalise the notion of a strictly proper scoring rule, which is a loss function whose expected value is minimised at the true predictive distribution, and develop the continuous ranked probability score and the interval (Winkler) score as integrated criteria that reward both location and spread.</w:t>
-      </w:r>
-    </w:p>
-    <w:p>
-      <w:pPr>
-        <w:spacing w:line="360" w:lineRule="auto"/>
-      </w:pPr>
-      <w:r>
-        <w:t>The paper crystallises a principle implicit in much of the volatility literature. A probabilistic forecast cannot be evaluated by its point estimate alone, since two forecasts with identical means may differ substantially in their tail behaviour and therefore in their economic value to a risk manager who must size positions or set capital reserves. The dissertation accordingly evaluates the Monte Carlo Dropout and quantile-regression variants on coverage, sharpness and a proper scoring rule, treating point-forecast accuracy as necessary but not sufficient evidence of model quality.</w:t>
+        <w:t>The standard apparatus for testing whether one forecast is more accurate than another is the pairwise test of Diebold and Mariano (1995), which asks whether the mean loss differential between two forecasts differs significantly from zero under a heteroskedasticity- and autocorrelation-consistent estimate of its long-run variance. It suits volatility forecasting because it accommodates non-Gaussian loss differentials and non-nested comparisons (Gu, Kelly and Xiu, 2020; Makridakis et al., 2020).</w:t>
+      </w:r>
+    </w:p>
+    <w:p>
+      <w:pPr>
+        <w:spacing w:line="360" w:lineRule="auto"/>
+      </w:pPr>
+      <w:r>
+        <w:t>The dissertation uses it as its primary pairwise test, with QLIKE following Patton (2011). Because the pipeline compares many models, pairwise testing invites multiple-comparison error, so superiority is also assessed with the Model Confidence Set (Hansen, Lunde and Nason, 2011). Giacomini and White (2006) refine the framework for the long-memory loss series typical of volatility, and their conditional test asks the sharper question of whether the better model is predictable from the state known at the forecast origin — the form RQ2 takes. One condition of that refinement is not satisfied uniformly here, since it assumes a finite estimation window and the econometric baselines are re-estimated on an expanding one; Chapter 3 records the qualification.</w:t>
+      </w:r>
+      <w:r/>
+    </w:p>
+    <w:p>
+      <w:pPr>
+        <w:spacing w:line="360" w:lineRule="auto"/>
+      </w:pPr>
+      <w:r>
+        <w:t>The criteria for the uncertainty-aware variants come from Gneiting and Raftery (2007), the canonical reference for evaluating probabilistic forecasts. They formalise the strictly proper scoring rule — a loss whose expected value is minimised at the true predictive distribution — and develop the continuous ranked probability score and the interval (Winkler) score as integrated criteria rewarding both location and spread.</w:t>
+      </w:r>
+    </w:p>
+    <w:p>
+      <w:pPr>
+        <w:spacing w:line="360" w:lineRule="auto"/>
+      </w:pPr>
+      <w:r>
+        <w:t>The principle they crystallise is that a probabilistic forecast cannot be judged by its point estimate alone: two forecasts with identical means may differ substantially in tail behaviour, and therefore in economic value to a risk manager sizing positions or setting capital. Coverage, sharpness and a proper score are accordingly reported alongside point accuracy, which is treated as necessary but not sufficient.</w:t>
+      </w:r>
+    </w:p>
+    <w:p>
+      <w:pPr>
+        <w:spacing w:line="360" w:lineRule="auto"/>
+      </w:pPr>
+      <w:r>
+        <w:t>A distinct literature evaluates interval forecasts as value-at-risk backtests and supplies three criteria Chapter 3 applies. Kupiec (1995) tests whether the unconditional rate of violations matches its nominal level; Christoffersen (1998) extends this to conditional coverage by testing their independence, so a band with the right average rate but clustered breaches is rejected; and the dynamic-quantile regression of Engle and Manganelli (2004) asks whether violations are predictable at the forecast origin. Applied across methods, levels and tails they form a family subject to multiple-comparison error, which the Holm (1979) correction controls.</w:t>
       </w:r>
     </w:p>
     <w:p>
@@ -650,7 +593,7 @@
         <w:spacing w:line="360" w:lineRule="auto"/>
       </w:pPr>
       <w:r>
-        <w:t xml:space="preserve">The four traditions reviewed above describe a coherent intellectual landscape, but one whose components have not yet been integrated into a single empirical pipeline for daily realised-volatility forecasting on a major US equity index. The </w:t>
+        <w:t xml:space="preserve">The four traditions describe a coherent landscape whose components have not been integrated into one empirical pipeline for daily realised-volatility forecasting on a major US equity index. The </w:t>
       </w:r>
       <w:r>
         <w:rPr>
@@ -659,7 +602,7 @@
         <w:t>parametric econometric</w:t>
       </w:r>
       <w:r>
-        <w:t xml:space="preserve"> tradition (Engle, 1982; Bollerslev, 1986; Nelson, 1991; Hansen and Lunde, 2005; Corsi, 2009) has produced parsimonious, interpretable benchmarks against which any new proposal must be measured under proxy-robust losses (Patton, 2011) and significance tests (Diebold and Mariano, 1995; Giacomini and White, 2006), with Corsi’s HAR-RV the standard benchmark on realised-volatility targets reframed by Andersen, Bollerslev, Diebold and Labys (2003).</w:t>
+        <w:t xml:space="preserve"> tradition (Engle, 1982; Bollerslev, 1986; Nelson, 1991; Corsi, 2009) supplies the benchmarks, to be measured under proxy-robust losses (Patton, 2011) and significance tests (Diebold and Mariano, 1995).</w:t>
       </w:r>
     </w:p>
     <w:p>
@@ -685,7 +628,7 @@
         <w:t>deep-learning</w:t>
       </w:r>
       <w:r>
-        <w:t xml:space="preserve"> tradition (Hochreiter and Schmidhuber, 1997; Lim and Zohren, 2021) has demonstrated that LSTM-based architectures can match or modestly exceed econometric baselines on equity volatility (Kim and Won, 2018; Bucci, 2020), but rarely on daily realised volatility for a major US index and rarely conditioned on regime.</w:t>
+        <w:t xml:space="preserve"> tradition (Hochreiter and Schmidhuber, 1997; Lim and Zohren, 2021) has shown LSTMs matching or modestly exceeding econometric baselines (Kim and Won, 2018; Bucci, 2020), but rarely on daily realised volatility for a major US index and rarely conditioned on regime.</w:t>
       </w:r>
     </w:p>
     <w:p>
@@ -703,7 +646,7 @@
         <w:t>probabilistic / uncertainty-quantification</w:t>
       </w:r>
       <w:r>
-        <w:t xml:space="preserve"> tradition provides two complementary routes to calibrated predictive distributions, the Monte Carlo Dropout (Gal and Ghahramani, 2016) and pinball-loss quantile regression rooted in CAViaR (Engle and Manganelli, 2004), evaluated against proper scoring rules (Gneiting and Raftery, 2007), and have been benchmarked extensively on general tasks but rarely on financial volatility. Across all four, the evidence is uneven (single-market, non-daily, or non-financial) and so indicative rather than decisive here.</w:t>
+        <w:t xml:space="preserve"> tradition provides two routes to calibrated predictive distributions — Monte Carlo Dropout (Gal and Ghahramani, 2016) and pinball-loss quantile regression (Engle and Manganelli, 2004) — evaluated against proper scoring rules (Gneiting and Raftery, 2007), but benchmarked mostly on general tasks. Across all four the evidence is uneven, and so indicative rather than decisive here.</w:t>
       </w:r>
     </w:p>
     <w:p>
@@ -720,51 +663,1736 @@
         <w:t>integration</w:t>
       </w:r>
       <w:r>
-        <w:t xml:space="preserve"> rather than novelty, the four traditions have matured separately, but their combination on a common evaluation protocol has not been systematically examined. This gap reflects adjudication, not omission. Stochastic volatility, attention models, joint return-and-RV models, and conformal uncertainty were each weighed above and set aside for stated reasons. The present dissertation addresses this gap directly.</w:t>
-      </w:r>
-    </w:p>
-    <w:p>
-      <w:pPr>
-        <w:spacing w:line="360" w:lineRule="auto"/>
-      </w:pPr>
-      <w:r>
-        <w:t>The proposed pipeline assembles GARCH(1,1), EGARCH and HAR-RV as parametric baselines, an unconditional LSTM as a non-linear sequence baseline, two regime-aware LSTMs (a regime-as-feature model and a regime-specific mixture-of-experts) conditioned on a Gaussian-emission HMM whose states are identified by the Nystrup et al. (2020) jump-penalised objective and whose parameters are estimated from the resulting penalised state path, and uncertainty-aware variants using Monte Carlo Dropout and pinball-loss quantile regression. All models are evaluated on the same out-of-sample window under QLIKE and MSE with Diebold-Mariano significance tests for point forecasts and proper-score diagnostics for the probabilistic variants. The aim is not a novel architecture but a rigorous test of the integrated pipeline, identifying which component from regime conditioning, uncertainty quantification, or architectural depth, most improves daily realised-volatility forecasts for the S&amp;P 500.</w:t>
-      </w:r>
-    </w:p>
-    <w:p>
-      <w:pPr>
-        <w:spacing w:line="360" w:lineRule="auto"/>
-      </w:pPr>
-      <w:r>
-        <w:t>Positioned against this most recent literature, the contribution is best understood as an integration and a controlled empirical comparison rather than a new architecture, and the near-neighbours make the boundary precise. Kılıç (2025) pairs deep networks with regime-switching HAR but keeps them as separate competing models and quantifies no uncertainty, Blake et al. (2025) infer regimes on the same S&amp;P 500 realised-volatility target but use neither deep learning nor uncertainty, Song et al. (2025) and Dudek et al. (2025) attach quantile uncertainty to an LSTM but omit regime conditioning, Monte Carlo Dropout and, respectively, an equity target and econometric baselines, and Taneva-Angelova and Granchev (2025) with Kumar et al. (2026) reproduce the baseline-versus-network comparison without calibrated uncertainty.</w:t>
-      </w:r>
-    </w:p>
-    <w:p>
-      <w:pPr>
-        <w:spacing w:line="360" w:lineRule="auto"/>
-      </w:pPr>
-      <w:r>
-        <w:t xml:space="preserve">To the best of the present review, which was extensive but not exhaustive, no study combines a regime-conditioned LSTM with dual uncertainty quantification for equity realised volatility </w:t>
-      </w:r>
-      <w:r>
-        <w:lastRenderedPageBreak/>
-        <w:t>on the Oxford-Man Realized Library under Model-Confidence-Set and interval-coverage evaluation, that specific intersection, an integrative rather than a methodological novelty, is what the dissertation claims.</w:t>
-      </w:r>
-    </w:p>
-    <w:p>
-      <w:pPr>
-        <w:spacing w:line="360" w:lineRule="auto"/>
-      </w:pPr>
-      <w:r>
-        <w:t>The value of the study accordingly rests less on whether deep learning wins outright, as the evidence above, and Kılıç (2025) in particular, suggests it may not, and HAR-RV remains a demanding benchmark on its native target, than on an honest, leakage-free ablation that isolates when regime-awareness and calibrated uncertainty improve daily S&amp;P 500 realised-volatility forecasts and when they do not, with particular attention to per-regime interval calibration, where the contribution is most distinctive.</w:t>
-      </w:r>
-    </w:p>
-    <w:p>
-      <w:pPr>
-        <w:spacing w:line="360" w:lineRule="auto"/>
-      </w:pPr>
-      <w:r>
-        <w:t>On this reading, a model that adds well-calibrated predictive intervals without necessarily lowering point error remains a useful and defensible result for downstream risk management, and the study is framed to report that outcome as readily as a headline improvement.</w:t>
+        <w:t xml:space="preserve"> rather than novelty: the four traditions have matured separately, but their combination on a common evaluation protocol has not been systematically examined. The gap reflects adjudication, not omission — stochastic volatility, attention models, joint return-and-RV models and conformal uncertainty were each weighed above and set aside for stated reasons.</w:t>
+      </w:r>
+    </w:p>
+    <w:p>
+      <w:pPr>
+        <w:spacing w:line="360" w:lineRule="auto"/>
+      </w:pPr>
+      <w:r>
+        <w:t>The proposed pipeline assembles GARCH(1,1), EGARCH and HAR-RV as parametric baselines, an unconditional LSTM as a non-linear sequence baseline, two regime-aware LSTMs conditioned on a jump-penalised Gaussian-emission HMM, and uncertainty-aware variants using Monte Carlo Dropout and pinball-loss quantile regression. All are evaluated on the same out-of-sample window under QLIKE and MSE, with Diebold-Mariano tests for point forecasts and proper-score diagnostics for the probabilistic variants. The aim is not a novel architecture but a rigorous test of the integrated pipeline.</w:t>
+      </w:r>
+    </w:p>
+    <w:p>
+      <w:pPr>
+        <w:spacing w:line="360" w:lineRule="auto"/>
+      </w:pPr>
+      <w:r>
+        <w:t>Table 2.1 places the dissertation against its nearest neighbours and makes the boundary precise: each occupies part of the pipeline, none the whole of it. To the best of this review — extensive but not exhaustive — no study combines a regime-conditioned LSTM with dual uncertainty quantification for equity realised volatility on the Oxford-Man Realized Library under Model-Confidence-Set and interval-coverage evaluation. That intersection, integrative rather than methodological, is what the dissertation claims.</w:t>
+      </w:r>
+    </w:p>
+    <w:p>
+      <w:pPr>
+        <w:spacing w:line="360" w:lineRule="auto"/>
+      </w:pPr>
+      <w:r>
+        <w:t xml:space="preserve">Table 2.1  The nearest studies and what each leaves open. A dash marks a component the study does not include.</w:t>
+      </w:r>
+    </w:p>
+    <w:tbl>
+      <w:tblPr>
+        <w:tblW w:type="dxa" w:w="9026"/>
+        <w:tblBorders>
+          <w:top w:val="single" w:color="auto" w:sz="4"/>
+          <w:left w:val="single" w:color="auto" w:sz="4"/>
+          <w:bottom w:val="single" w:color="auto" w:sz="4"/>
+          <w:right w:val="single" w:color="auto" w:sz="4"/>
+          <w:insideH w:val="single" w:color="auto" w:sz="4"/>
+          <w:insideV w:val="single" w:color="auto" w:sz="4"/>
+        </w:tblBorders>
+        <w:tblLayout w:type="fixed"/>
+      </w:tblPr>
+      <w:tblGrid>
+        <w:gridCol w:w="1850"/>
+        <w:gridCol w:w="1450"/>
+        <w:gridCol w:w="1600"/>
+        <w:gridCol w:w="1450"/>
+        <w:gridCol w:w="1176"/>
+        <w:gridCol w:w="1500"/>
+      </w:tblGrid>
+      <w:tr>
+        <w:trPr>
+          <w:tblHeader/>
+        </w:trPr>
+        <w:tc>
+          <w:tcPr>
+            <w:tcW w:type="dxa" w:w="1850"/>
+          </w:tcPr>
+          <w:p>
+            <w:pPr>
+              <w:spacing w:before="40" w:after="40"/>
+            </w:pPr>
+            <w:r>
+              <w:rPr>
+                <w:b/>
+                <w:sz w:val="18"/>
+              </w:rPr>
+              <w:t>Study</w:t>
+            </w:r>
+          </w:p>
+        </w:tc>
+        <w:tc>
+          <w:tcPr>
+            <w:tcW w:type="dxa" w:w="1450"/>
+          </w:tcPr>
+          <w:p>
+            <w:pPr>
+              <w:spacing w:before="40" w:after="40"/>
+            </w:pPr>
+            <w:r>
+              <w:rPr>
+                <w:b/>
+                <w:sz w:val="18"/>
+              </w:rPr>
+              <w:t>Target</w:t>
+            </w:r>
+          </w:p>
+        </w:tc>
+        <w:tc>
+          <w:tcPr>
+            <w:tcW w:type="dxa" w:w="1600"/>
+          </w:tcPr>
+          <w:p>
+            <w:pPr>
+              <w:spacing w:before="40" w:after="40"/>
+            </w:pPr>
+            <w:r>
+              <w:rPr>
+                <w:b/>
+                <w:sz w:val="18"/>
+              </w:rPr>
+              <w:t>Deep model</w:t>
+            </w:r>
+          </w:p>
+        </w:tc>
+        <w:tc>
+          <w:tcPr>
+            <w:tcW w:type="dxa" w:w="1450"/>
+          </w:tcPr>
+          <w:p>
+            <w:pPr>
+              <w:spacing w:before="40" w:after="40"/>
+            </w:pPr>
+            <w:r>
+              <w:rPr>
+                <w:b/>
+                <w:sz w:val="18"/>
+              </w:rPr>
+              <w:t>Regime</w:t>
+            </w:r>
+          </w:p>
+        </w:tc>
+        <w:tc>
+          <w:tcPr>
+            <w:tcW w:type="dxa" w:w="1176"/>
+          </w:tcPr>
+          <w:p>
+            <w:pPr>
+              <w:spacing w:before="40" w:after="40"/>
+            </w:pPr>
+            <w:r>
+              <w:rPr>
+                <w:b/>
+                <w:sz w:val="18"/>
+              </w:rPr>
+              <w:t>Uncertainty</w:t>
+            </w:r>
+          </w:p>
+        </w:tc>
+        <w:tc>
+          <w:tcPr>
+            <w:tcW w:type="dxa" w:w="1500"/>
+          </w:tcPr>
+          <w:p>
+            <w:pPr>
+              <w:spacing w:before="40" w:after="40"/>
+            </w:pPr>
+            <w:r>
+              <w:rPr>
+                <w:b/>
+                <w:sz w:val="18"/>
+              </w:rPr>
+              <w:t>Econometric baselines</w:t>
+            </w:r>
+          </w:p>
+        </w:tc>
+      </w:tr>
+      <w:tr>
+        <w:tc>
+          <w:tcPr>
+            <w:tcW w:type="dxa" w:w="1850"/>
+          </w:tcPr>
+          <w:p>
+            <w:pPr>
+              <w:spacing w:before="40" w:after="40"/>
+            </w:pPr>
+            <w:r>
+              <w:rPr>
+                <w:sz w:val="18"/>
+              </w:rPr>
+              <w:t>Kim and Won (2018)</w:t>
+            </w:r>
+          </w:p>
+        </w:tc>
+        <w:tc>
+          <w:tcPr>
+            <w:tcW w:type="dxa" w:w="1450"/>
+          </w:tcPr>
+          <w:p>
+            <w:pPr>
+              <w:spacing w:before="40" w:after="40"/>
+            </w:pPr>
+            <w:r>
+              <w:rPr>
+                <w:sz w:val="18"/>
+              </w:rPr>
+              <w:t>KOSPI 200, return-based</w:t>
+            </w:r>
+          </w:p>
+        </w:tc>
+        <w:tc>
+          <w:tcPr>
+            <w:tcW w:type="dxa" w:w="1600"/>
+          </w:tcPr>
+          <w:p>
+            <w:pPr>
+              <w:spacing w:before="40" w:after="40"/>
+            </w:pPr>
+            <w:r>
+              <w:rPr>
+                <w:sz w:val="18"/>
+              </w:rPr>
+              <w:t>LSTM-GARCH hybrid</w:t>
+            </w:r>
+          </w:p>
+        </w:tc>
+        <w:tc>
+          <w:tcPr>
+            <w:tcW w:type="dxa" w:w="1450"/>
+          </w:tcPr>
+          <w:p>
+            <w:pPr>
+              <w:spacing w:before="40" w:after="40"/>
+            </w:pPr>
+            <w:r>
+              <w:rPr>
+                <w:sz w:val="18"/>
+              </w:rPr>
+              <w:t>—</w:t>
+            </w:r>
+          </w:p>
+        </w:tc>
+        <w:tc>
+          <w:tcPr>
+            <w:tcW w:type="dxa" w:w="1176"/>
+          </w:tcPr>
+          <w:p>
+            <w:pPr>
+              <w:spacing w:before="40" w:after="40"/>
+            </w:pPr>
+            <w:r>
+              <w:rPr>
+                <w:sz w:val="18"/>
+              </w:rPr>
+              <w:t>—</w:t>
+            </w:r>
+          </w:p>
+        </w:tc>
+        <w:tc>
+          <w:tcPr>
+            <w:tcW w:type="dxa" w:w="1500"/>
+          </w:tcPr>
+          <w:p>
+            <w:pPr>
+              <w:spacing w:before="40" w:after="40"/>
+            </w:pPr>
+            <w:r>
+              <w:rPr>
+                <w:sz w:val="18"/>
+              </w:rPr>
+              <w:t>GARCH family</w:t>
+            </w:r>
+          </w:p>
+        </w:tc>
+      </w:tr>
+      <w:tr>
+        <w:tc>
+          <w:tcPr>
+            <w:tcW w:type="dxa" w:w="1850"/>
+          </w:tcPr>
+          <w:p>
+            <w:pPr>
+              <w:spacing w:before="40" w:after="40"/>
+            </w:pPr>
+            <w:r>
+              <w:rPr>
+                <w:sz w:val="18"/>
+              </w:rPr>
+              <w:t>Bucci (2020)</w:t>
+            </w:r>
+          </w:p>
+        </w:tc>
+        <w:tc>
+          <w:tcPr>
+            <w:tcW w:type="dxa" w:w="1450"/>
+          </w:tcPr>
+          <w:p>
+            <w:pPr>
+              <w:spacing w:before="40" w:after="40"/>
+            </w:pPr>
+            <w:r>
+              <w:rPr>
+                <w:sz w:val="18"/>
+              </w:rPr>
+              <w:t>S&amp;P 500, monthly</w:t>
+            </w:r>
+          </w:p>
+        </w:tc>
+        <w:tc>
+          <w:tcPr>
+            <w:tcW w:type="dxa" w:w="1600"/>
+          </w:tcPr>
+          <w:p>
+            <w:pPr>
+              <w:spacing w:before="40" w:after="40"/>
+            </w:pPr>
+            <w:r>
+              <w:rPr>
+                <w:sz w:val="18"/>
+              </w:rPr>
+              <w:t>LSTM, NAR, MLP</w:t>
+            </w:r>
+          </w:p>
+        </w:tc>
+        <w:tc>
+          <w:tcPr>
+            <w:tcW w:type="dxa" w:w="1450"/>
+          </w:tcPr>
+          <w:p>
+            <w:pPr>
+              <w:spacing w:before="40" w:after="40"/>
+            </w:pPr>
+            <w:r>
+              <w:rPr>
+                <w:sz w:val="18"/>
+              </w:rPr>
+              <w:t>—</w:t>
+            </w:r>
+          </w:p>
+        </w:tc>
+        <w:tc>
+          <w:tcPr>
+            <w:tcW w:type="dxa" w:w="1176"/>
+          </w:tcPr>
+          <w:p>
+            <w:pPr>
+              <w:spacing w:before="40" w:after="40"/>
+            </w:pPr>
+            <w:r>
+              <w:rPr>
+                <w:sz w:val="18"/>
+              </w:rPr>
+              <w:t>—</w:t>
+            </w:r>
+          </w:p>
+        </w:tc>
+        <w:tc>
+          <w:tcPr>
+            <w:tcW w:type="dxa" w:w="1500"/>
+          </w:tcPr>
+          <w:p>
+            <w:pPr>
+              <w:spacing w:before="40" w:after="40"/>
+            </w:pPr>
+            <w:r>
+              <w:rPr>
+                <w:sz w:val="18"/>
+              </w:rPr>
+              <w:t>ARFIMA, HAR</w:t>
+            </w:r>
+          </w:p>
+        </w:tc>
+      </w:tr>
+      <w:tr>
+        <w:tc>
+          <w:tcPr>
+            <w:tcW w:type="dxa" w:w="1850"/>
+          </w:tcPr>
+          <w:p>
+            <w:pPr>
+              <w:spacing w:before="40" w:after="40"/>
+            </w:pPr>
+            <w:r>
+              <w:rPr>
+                <w:sz w:val="18"/>
+              </w:rPr>
+              <w:t>Reisenhofer et al. (2022)</w:t>
+            </w:r>
+          </w:p>
+        </w:tc>
+        <w:tc>
+          <w:tcPr>
+            <w:tcW w:type="dxa" w:w="1450"/>
+          </w:tcPr>
+          <w:p>
+            <w:pPr>
+              <w:spacing w:before="40" w:after="40"/>
+            </w:pPr>
+            <w:r>
+              <w:rPr>
+                <w:sz w:val="18"/>
+              </w:rPr>
+              <w:t>Daily RV (preprint)</w:t>
+            </w:r>
+          </w:p>
+        </w:tc>
+        <w:tc>
+          <w:tcPr>
+            <w:tcW w:type="dxa" w:w="1600"/>
+          </w:tcPr>
+          <w:p>
+            <w:pPr>
+              <w:spacing w:before="40" w:after="40"/>
+            </w:pPr>
+            <w:r>
+              <w:rPr>
+                <w:sz w:val="18"/>
+              </w:rPr>
+              <w:t>HAR-initialised CNN</w:t>
+            </w:r>
+          </w:p>
+        </w:tc>
+        <w:tc>
+          <w:tcPr>
+            <w:tcW w:type="dxa" w:w="1450"/>
+          </w:tcPr>
+          <w:p>
+            <w:pPr>
+              <w:spacing w:before="40" w:after="40"/>
+            </w:pPr>
+            <w:r>
+              <w:rPr>
+                <w:sz w:val="18"/>
+              </w:rPr>
+              <w:t>—</w:t>
+            </w:r>
+          </w:p>
+        </w:tc>
+        <w:tc>
+          <w:tcPr>
+            <w:tcW w:type="dxa" w:w="1176"/>
+          </w:tcPr>
+          <w:p>
+            <w:pPr>
+              <w:spacing w:before="40" w:after="40"/>
+            </w:pPr>
+            <w:r>
+              <w:rPr>
+                <w:sz w:val="18"/>
+              </w:rPr>
+              <w:t>—</w:t>
+            </w:r>
+          </w:p>
+        </w:tc>
+        <w:tc>
+          <w:tcPr>
+            <w:tcW w:type="dxa" w:w="1500"/>
+          </w:tcPr>
+          <w:p>
+            <w:pPr>
+              <w:spacing w:before="40" w:after="40"/>
+            </w:pPr>
+            <w:r>
+              <w:rPr>
+                <w:sz w:val="18"/>
+              </w:rPr>
+              <w:t>HAR</w:t>
+            </w:r>
+          </w:p>
+        </w:tc>
+      </w:tr>
+      <w:tr>
+        <w:tc>
+          <w:tcPr>
+            <w:tcW w:type="dxa" w:w="1850"/>
+          </w:tcPr>
+          <w:p>
+            <w:pPr>
+              <w:spacing w:before="40" w:after="40"/>
+            </w:pPr>
+            <w:r>
+              <w:rPr>
+                <w:sz w:val="18"/>
+              </w:rPr>
+              <w:t>Christensen et al. (2023)</w:t>
+            </w:r>
+          </w:p>
+        </w:tc>
+        <w:tc>
+          <w:tcPr>
+            <w:tcW w:type="dxa" w:w="1450"/>
+          </w:tcPr>
+          <w:p>
+            <w:pPr>
+              <w:spacing w:before="40" w:after="40"/>
+            </w:pPr>
+            <w:r>
+              <w:rPr>
+                <w:sz w:val="18"/>
+              </w:rPr>
+              <w:t>Daily RV</w:t>
+            </w:r>
+          </w:p>
+        </w:tc>
+        <w:tc>
+          <w:tcPr>
+            <w:tcW w:type="dxa" w:w="1600"/>
+          </w:tcPr>
+          <w:p>
+            <w:pPr>
+              <w:spacing w:before="40" w:after="40"/>
+            </w:pPr>
+            <w:r>
+              <w:rPr>
+                <w:sz w:val="18"/>
+              </w:rPr>
+              <w:t>Trees, networks</w:t>
+            </w:r>
+          </w:p>
+        </w:tc>
+        <w:tc>
+          <w:tcPr>
+            <w:tcW w:type="dxa" w:w="1450"/>
+          </w:tcPr>
+          <w:p>
+            <w:pPr>
+              <w:spacing w:before="40" w:after="40"/>
+            </w:pPr>
+            <w:r>
+              <w:rPr>
+                <w:sz w:val="18"/>
+              </w:rPr>
+              <w:t>—</w:t>
+            </w:r>
+          </w:p>
+        </w:tc>
+        <w:tc>
+          <w:tcPr>
+            <w:tcW w:type="dxa" w:w="1176"/>
+          </w:tcPr>
+          <w:p>
+            <w:pPr>
+              <w:spacing w:before="40" w:after="40"/>
+            </w:pPr>
+            <w:r>
+              <w:rPr>
+                <w:sz w:val="18"/>
+              </w:rPr>
+              <w:t>—</w:t>
+            </w:r>
+          </w:p>
+        </w:tc>
+        <w:tc>
+          <w:tcPr>
+            <w:tcW w:type="dxa" w:w="1500"/>
+          </w:tcPr>
+          <w:p>
+            <w:pPr>
+              <w:spacing w:before="40" w:after="40"/>
+            </w:pPr>
+            <w:r>
+              <w:rPr>
+                <w:sz w:val="18"/>
+              </w:rPr>
+              <w:t>HAR</w:t>
+            </w:r>
+          </w:p>
+        </w:tc>
+      </w:tr>
+      <w:tr>
+        <w:tc>
+          <w:tcPr>
+            <w:tcW w:type="dxa" w:w="1850"/>
+          </w:tcPr>
+          <w:p>
+            <w:pPr>
+              <w:spacing w:before="40" w:after="40"/>
+            </w:pPr>
+            <w:r>
+              <w:rPr>
+                <w:sz w:val="18"/>
+              </w:rPr>
+              <w:t>Erlwein-Sayer et al. (2023)</w:t>
+            </w:r>
+          </w:p>
+        </w:tc>
+        <w:tc>
+          <w:tcPr>
+            <w:tcW w:type="dxa" w:w="1450"/>
+          </w:tcPr>
+          <w:p>
+            <w:pPr>
+              <w:spacing w:before="40" w:after="40"/>
+            </w:pPr>
+            <w:r>
+              <w:rPr>
+                <w:sz w:val="18"/>
+              </w:rPr>
+              <w:t>Credit spreads</w:t>
+            </w:r>
+          </w:p>
+        </w:tc>
+        <w:tc>
+          <w:tcPr>
+            <w:tcW w:type="dxa" w:w="1600"/>
+          </w:tcPr>
+          <w:p>
+            <w:pPr>
+              <w:spacing w:before="40" w:after="40"/>
+            </w:pPr>
+            <w:r>
+              <w:rPr>
+                <w:sz w:val="18"/>
+              </w:rPr>
+              <w:t>LSTM</w:t>
+            </w:r>
+          </w:p>
+        </w:tc>
+        <w:tc>
+          <w:tcPr>
+            <w:tcW w:type="dxa" w:w="1450"/>
+          </w:tcPr>
+          <w:p>
+            <w:pPr>
+              <w:spacing w:before="40" w:after="40"/>
+            </w:pPr>
+            <w:r>
+              <w:rPr>
+                <w:sz w:val="18"/>
+              </w:rPr>
+              <w:t>HMM, as feature</w:t>
+            </w:r>
+          </w:p>
+        </w:tc>
+        <w:tc>
+          <w:tcPr>
+            <w:tcW w:type="dxa" w:w="1176"/>
+          </w:tcPr>
+          <w:p>
+            <w:pPr>
+              <w:spacing w:before="40" w:after="40"/>
+            </w:pPr>
+            <w:r>
+              <w:rPr>
+                <w:sz w:val="18"/>
+              </w:rPr>
+              <w:t>—</w:t>
+            </w:r>
+          </w:p>
+        </w:tc>
+        <w:tc>
+          <w:tcPr>
+            <w:tcW w:type="dxa" w:w="1500"/>
+          </w:tcPr>
+          <w:p>
+            <w:pPr>
+              <w:spacing w:before="40" w:after="40"/>
+            </w:pPr>
+            <w:r>
+              <w:rPr>
+                <w:sz w:val="18"/>
+              </w:rPr>
+              <w:t>—</w:t>
+            </w:r>
+          </w:p>
+        </w:tc>
+      </w:tr>
+      <w:tr>
+        <w:tc>
+          <w:tcPr>
+            <w:tcW w:type="dxa" w:w="1850"/>
+          </w:tcPr>
+          <w:p>
+            <w:pPr>
+              <w:spacing w:before="40" w:after="40"/>
+            </w:pPr>
+            <w:r>
+              <w:rPr>
+                <w:sz w:val="18"/>
+              </w:rPr>
+              <w:t>Moreno-Pino and Zohren (2024); Zhang et al. (2024); Frank (2023)</w:t>
+            </w:r>
+          </w:p>
+        </w:tc>
+        <w:tc>
+          <w:tcPr>
+            <w:tcW w:type="dxa" w:w="1450"/>
+          </w:tcPr>
+          <w:p>
+            <w:pPr>
+              <w:spacing w:before="40" w:after="40"/>
+            </w:pPr>
+            <w:r>
+              <w:rPr>
+                <w:sz w:val="18"/>
+              </w:rPr>
+              <w:t>Daily RV</w:t>
+            </w:r>
+          </w:p>
+        </w:tc>
+        <w:tc>
+          <w:tcPr>
+            <w:tcW w:type="dxa" w:w="1600"/>
+          </w:tcPr>
+          <w:p>
+            <w:pPr>
+              <w:spacing w:before="40" w:after="40"/>
+            </w:pPr>
+            <w:r>
+              <w:rPr>
+                <w:sz w:val="18"/>
+              </w:rPr>
+              <w:t>CNN, TFT, ML</w:t>
+            </w:r>
+          </w:p>
+        </w:tc>
+        <w:tc>
+          <w:tcPr>
+            <w:tcW w:type="dxa" w:w="1450"/>
+          </w:tcPr>
+          <w:p>
+            <w:pPr>
+              <w:spacing w:before="40" w:after="40"/>
+            </w:pPr>
+            <w:r>
+              <w:rPr>
+                <w:sz w:val="18"/>
+              </w:rPr>
+              <w:t>—</w:t>
+            </w:r>
+          </w:p>
+        </w:tc>
+        <w:tc>
+          <w:tcPr>
+            <w:tcW w:type="dxa" w:w="1176"/>
+          </w:tcPr>
+          <w:p>
+            <w:pPr>
+              <w:spacing w:before="40" w:after="40"/>
+            </w:pPr>
+            <w:r>
+              <w:rPr>
+                <w:sz w:val="18"/>
+              </w:rPr>
+              <w:t>—</w:t>
+            </w:r>
+          </w:p>
+        </w:tc>
+        <w:tc>
+          <w:tcPr>
+            <w:tcW w:type="dxa" w:w="1500"/>
+          </w:tcPr>
+          <w:p>
+            <w:pPr>
+              <w:spacing w:before="40" w:after="40"/>
+            </w:pPr>
+            <w:r>
+              <w:rPr>
+                <w:sz w:val="18"/>
+              </w:rPr>
+              <w:t>HAR</w:t>
+            </w:r>
+          </w:p>
+        </w:tc>
+      </w:tr>
+      <w:tr>
+        <w:tc>
+          <w:tcPr>
+            <w:tcW w:type="dxa" w:w="1850"/>
+          </w:tcPr>
+          <w:p>
+            <w:pPr>
+              <w:spacing w:before="40" w:after="40"/>
+            </w:pPr>
+            <w:r>
+              <w:rPr>
+                <w:sz w:val="18"/>
+              </w:rPr>
+              <w:t>Gunnarsson et al. (2024)</w:t>
+            </w:r>
+          </w:p>
+        </w:tc>
+        <w:tc>
+          <w:tcPr>
+            <w:tcW w:type="dxa" w:w="1450"/>
+          </w:tcPr>
+          <w:p>
+            <w:pPr>
+              <w:spacing w:before="40" w:after="40"/>
+            </w:pPr>
+            <w:r>
+              <w:rPr>
+                <w:sz w:val="18"/>
+              </w:rPr>
+              <w:t>Daily RV</w:t>
+            </w:r>
+          </w:p>
+        </w:tc>
+        <w:tc>
+          <w:tcPr>
+            <w:tcW w:type="dxa" w:w="1600"/>
+          </w:tcPr>
+          <w:p>
+            <w:pPr>
+              <w:spacing w:before="40" w:after="40"/>
+            </w:pPr>
+            <w:r>
+              <w:rPr>
+                <w:sz w:val="18"/>
+              </w:rPr>
+              <w:t>Recurrent, ensembles</w:t>
+            </w:r>
+          </w:p>
+        </w:tc>
+        <w:tc>
+          <w:tcPr>
+            <w:tcW w:type="dxa" w:w="1450"/>
+          </w:tcPr>
+          <w:p>
+            <w:pPr>
+              <w:spacing w:before="40" w:after="40"/>
+            </w:pPr>
+            <w:r>
+              <w:rPr>
+                <w:sz w:val="18"/>
+              </w:rPr>
+              <w:t>—</w:t>
+            </w:r>
+          </w:p>
+        </w:tc>
+        <w:tc>
+          <w:tcPr>
+            <w:tcW w:type="dxa" w:w="1176"/>
+          </w:tcPr>
+          <w:p>
+            <w:pPr>
+              <w:spacing w:before="40" w:after="40"/>
+            </w:pPr>
+            <w:r>
+              <w:rPr>
+                <w:sz w:val="18"/>
+              </w:rPr>
+              <w:t>—</w:t>
+            </w:r>
+          </w:p>
+        </w:tc>
+        <w:tc>
+          <w:tcPr>
+            <w:tcW w:type="dxa" w:w="1500"/>
+          </w:tcPr>
+          <w:p>
+            <w:pPr>
+              <w:spacing w:before="40" w:after="40"/>
+            </w:pPr>
+            <w:r>
+              <w:rPr>
+                <w:sz w:val="18"/>
+              </w:rPr>
+              <w:t>HAR, GARCH</w:t>
+            </w:r>
+          </w:p>
+        </w:tc>
+      </w:tr>
+      <w:tr>
+        <w:tc>
+          <w:tcPr>
+            <w:tcW w:type="dxa" w:w="1850"/>
+          </w:tcPr>
+          <w:p>
+            <w:pPr>
+              <w:spacing w:before="40" w:after="40"/>
+            </w:pPr>
+            <w:r>
+              <w:rPr>
+                <w:sz w:val="18"/>
+              </w:rPr>
+              <w:t>Blake et al. (2025)</w:t>
+            </w:r>
+          </w:p>
+        </w:tc>
+        <w:tc>
+          <w:tcPr>
+            <w:tcW w:type="dxa" w:w="1450"/>
+          </w:tcPr>
+          <w:p>
+            <w:pPr>
+              <w:spacing w:before="40" w:after="40"/>
+            </w:pPr>
+            <w:r>
+              <w:rPr>
+                <w:sz w:val="18"/>
+              </w:rPr>
+              <w:t>S&amp;P 500 daily RV</w:t>
+            </w:r>
+          </w:p>
+        </w:tc>
+        <w:tc>
+          <w:tcPr>
+            <w:tcW w:type="dxa" w:w="1600"/>
+          </w:tcPr>
+          <w:p>
+            <w:pPr>
+              <w:spacing w:before="40" w:after="40"/>
+            </w:pPr>
+            <w:r>
+              <w:rPr>
+                <w:sz w:val="18"/>
+              </w:rPr>
+              <w:t>—</w:t>
+            </w:r>
+          </w:p>
+        </w:tc>
+        <w:tc>
+          <w:tcPr>
+            <w:tcW w:type="dxa" w:w="1450"/>
+          </w:tcPr>
+          <w:p>
+            <w:pPr>
+              <w:spacing w:before="40" w:after="40"/>
+            </w:pPr>
+            <w:r>
+              <w:rPr>
+                <w:sz w:val="18"/>
+              </w:rPr>
+              <w:t>Soft Markov-switching</w:t>
+            </w:r>
+          </w:p>
+        </w:tc>
+        <w:tc>
+          <w:tcPr>
+            <w:tcW w:type="dxa" w:w="1176"/>
+          </w:tcPr>
+          <w:p>
+            <w:pPr>
+              <w:spacing w:before="40" w:after="40"/>
+            </w:pPr>
+            <w:r>
+              <w:rPr>
+                <w:sz w:val="18"/>
+              </w:rPr>
+              <w:t>—</w:t>
+            </w:r>
+          </w:p>
+        </w:tc>
+        <w:tc>
+          <w:tcPr>
+            <w:tcW w:type="dxa" w:w="1500"/>
+          </w:tcPr>
+          <w:p>
+            <w:pPr>
+              <w:spacing w:before="40" w:after="40"/>
+            </w:pPr>
+            <w:r>
+              <w:rPr>
+                <w:sz w:val="18"/>
+              </w:rPr>
+              <w:t>Autoregressive</w:t>
+            </w:r>
+          </w:p>
+        </w:tc>
+      </w:tr>
+      <w:tr>
+        <w:tc>
+          <w:tcPr>
+            <w:tcW w:type="dxa" w:w="1850"/>
+          </w:tcPr>
+          <w:p>
+            <w:pPr>
+              <w:spacing w:before="40" w:after="40"/>
+            </w:pPr>
+            <w:r>
+              <w:rPr>
+                <w:sz w:val="18"/>
+              </w:rPr>
+              <w:t>Kılıç (2025)</w:t>
+            </w:r>
+          </w:p>
+        </w:tc>
+        <w:tc>
+          <w:tcPr>
+            <w:tcW w:type="dxa" w:w="1450"/>
+          </w:tcPr>
+          <w:p>
+            <w:pPr>
+              <w:spacing w:before="40" w:after="40"/>
+            </w:pPr>
+            <w:r>
+              <w:rPr>
+                <w:sz w:val="18"/>
+              </w:rPr>
+              <w:t>S&amp;P 500 daily RV</w:t>
+            </w:r>
+          </w:p>
+        </w:tc>
+        <w:tc>
+          <w:tcPr>
+            <w:tcW w:type="dxa" w:w="1600"/>
+          </w:tcPr>
+          <w:p>
+            <w:pPr>
+              <w:spacing w:before="40" w:after="40"/>
+            </w:pPr>
+            <w:r>
+              <w:rPr>
+                <w:sz w:val="18"/>
+              </w:rPr>
+              <w:t>LSTM, GRU, attention</w:t>
+            </w:r>
+          </w:p>
+        </w:tc>
+        <w:tc>
+          <w:tcPr>
+            <w:tcW w:type="dxa" w:w="1450"/>
+          </w:tcPr>
+          <w:p>
+            <w:pPr>
+              <w:spacing w:before="40" w:after="40"/>
+            </w:pPr>
+            <w:r>
+              <w:rPr>
+                <w:sz w:val="18"/>
+              </w:rPr>
+              <w:t>Regime-switching HAR</w:t>
+            </w:r>
+          </w:p>
+        </w:tc>
+        <w:tc>
+          <w:tcPr>
+            <w:tcW w:type="dxa" w:w="1176"/>
+          </w:tcPr>
+          <w:p>
+            <w:pPr>
+              <w:spacing w:before="40" w:after="40"/>
+            </w:pPr>
+            <w:r>
+              <w:rPr>
+                <w:sz w:val="18"/>
+              </w:rPr>
+              <w:t>—</w:t>
+            </w:r>
+          </w:p>
+        </w:tc>
+        <w:tc>
+          <w:tcPr>
+            <w:tcW w:type="dxa" w:w="1500"/>
+          </w:tcPr>
+          <w:p>
+            <w:pPr>
+              <w:spacing w:before="40" w:after="40"/>
+            </w:pPr>
+            <w:r>
+              <w:rPr>
+                <w:sz w:val="18"/>
+              </w:rPr>
+              <w:t>HAR variants</w:t>
+            </w:r>
+          </w:p>
+        </w:tc>
+      </w:tr>
+      <w:tr>
+        <w:tc>
+          <w:tcPr>
+            <w:tcW w:type="dxa" w:w="1850"/>
+          </w:tcPr>
+          <w:p>
+            <w:pPr>
+              <w:spacing w:before="40" w:after="40"/>
+            </w:pPr>
+            <w:r>
+              <w:rPr>
+                <w:sz w:val="18"/>
+              </w:rPr>
+              <w:t>Taneva-Angelova and Granchev (2025)</w:t>
+            </w:r>
+          </w:p>
+        </w:tc>
+        <w:tc>
+          <w:tcPr>
+            <w:tcW w:type="dxa" w:w="1450"/>
+          </w:tcPr>
+          <w:p>
+            <w:pPr>
+              <w:spacing w:before="40" w:after="40"/>
+            </w:pPr>
+            <w:r>
+              <w:rPr>
+                <w:sz w:val="18"/>
+              </w:rPr>
+              <w:t>US-index RV</w:t>
+            </w:r>
+          </w:p>
+        </w:tc>
+        <w:tc>
+          <w:tcPr>
+            <w:tcW w:type="dxa" w:w="1600"/>
+          </w:tcPr>
+          <w:p>
+            <w:pPr>
+              <w:spacing w:before="40" w:after="40"/>
+            </w:pPr>
+            <w:r>
+              <w:rPr>
+                <w:sz w:val="18"/>
+              </w:rPr>
+              <w:t>LSTM, CNN-LSTM, Transformer</w:t>
+            </w:r>
+          </w:p>
+        </w:tc>
+        <w:tc>
+          <w:tcPr>
+            <w:tcW w:type="dxa" w:w="1450"/>
+          </w:tcPr>
+          <w:p>
+            <w:pPr>
+              <w:spacing w:before="40" w:after="40"/>
+            </w:pPr>
+            <w:r>
+              <w:rPr>
+                <w:sz w:val="18"/>
+              </w:rPr>
+              <w:t>—</w:t>
+            </w:r>
+          </w:p>
+        </w:tc>
+        <w:tc>
+          <w:tcPr>
+            <w:tcW w:type="dxa" w:w="1176"/>
+          </w:tcPr>
+          <w:p>
+            <w:pPr>
+              <w:spacing w:before="40" w:after="40"/>
+            </w:pPr>
+            <w:r>
+              <w:rPr>
+                <w:sz w:val="18"/>
+              </w:rPr>
+              <w:t>—</w:t>
+            </w:r>
+          </w:p>
+        </w:tc>
+        <w:tc>
+          <w:tcPr>
+            <w:tcW w:type="dxa" w:w="1500"/>
+          </w:tcPr>
+          <w:p>
+            <w:pPr>
+              <w:spacing w:before="40" w:after="40"/>
+            </w:pPr>
+            <w:r>
+              <w:rPr>
+                <w:sz w:val="18"/>
+              </w:rPr>
+              <w:t>GARCH, HAR-RV, ARIMA</w:t>
+            </w:r>
+          </w:p>
+        </w:tc>
+      </w:tr>
+      <w:tr>
+        <w:tc>
+          <w:tcPr>
+            <w:tcW w:type="dxa" w:w="1850"/>
+          </w:tcPr>
+          <w:p>
+            <w:pPr>
+              <w:spacing w:before="40" w:after="40"/>
+            </w:pPr>
+            <w:r>
+              <w:rPr>
+                <w:sz w:val="18"/>
+              </w:rPr>
+              <w:t>Goel et al. (2025)</w:t>
+            </w:r>
+          </w:p>
+        </w:tc>
+        <w:tc>
+          <w:tcPr>
+            <w:tcW w:type="dxa" w:w="1450"/>
+          </w:tcPr>
+          <w:p>
+            <w:pPr>
+              <w:spacing w:before="40" w:after="40"/>
+            </w:pPr>
+            <w:r>
+              <w:rPr>
+                <w:sz w:val="18"/>
+              </w:rPr>
+              <w:t>Oxford-Man RV</w:t>
+            </w:r>
+          </w:p>
+        </w:tc>
+        <w:tc>
+          <w:tcPr>
+            <w:tcW w:type="dxa" w:w="1600"/>
+          </w:tcPr>
+          <w:p>
+            <w:pPr>
+              <w:spacing w:before="40" w:after="40"/>
+            </w:pPr>
+            <w:r>
+              <w:rPr>
+                <w:sz w:val="18"/>
+              </w:rPr>
+              <w:t>Foundation model</w:t>
+            </w:r>
+          </w:p>
+        </w:tc>
+        <w:tc>
+          <w:tcPr>
+            <w:tcW w:type="dxa" w:w="1450"/>
+          </w:tcPr>
+          <w:p>
+            <w:pPr>
+              <w:spacing w:before="40" w:after="40"/>
+            </w:pPr>
+            <w:r>
+              <w:rPr>
+                <w:sz w:val="18"/>
+              </w:rPr>
+              <w:t>—</w:t>
+            </w:r>
+          </w:p>
+        </w:tc>
+        <w:tc>
+          <w:tcPr>
+            <w:tcW w:type="dxa" w:w="1176"/>
+          </w:tcPr>
+          <w:p>
+            <w:pPr>
+              <w:spacing w:before="40" w:after="40"/>
+            </w:pPr>
+            <w:r>
+              <w:rPr>
+                <w:sz w:val="18"/>
+              </w:rPr>
+              <w:t>—</w:t>
+            </w:r>
+          </w:p>
+        </w:tc>
+        <w:tc>
+          <w:tcPr>
+            <w:tcW w:type="dxa" w:w="1500"/>
+          </w:tcPr>
+          <w:p>
+            <w:pPr>
+              <w:spacing w:before="40" w:after="40"/>
+            </w:pPr>
+            <w:r>
+              <w:rPr>
+                <w:sz w:val="18"/>
+              </w:rPr>
+              <w:t>HAR, CHAR, Realized GARCH</w:t>
+            </w:r>
+          </w:p>
+        </w:tc>
+      </w:tr>
+      <w:tr>
+        <w:tc>
+          <w:tcPr>
+            <w:tcW w:type="dxa" w:w="1850"/>
+          </w:tcPr>
+          <w:p>
+            <w:pPr>
+              <w:spacing w:before="40" w:after="40"/>
+            </w:pPr>
+            <w:r>
+              <w:rPr>
+                <w:sz w:val="18"/>
+              </w:rPr>
+              <w:t>Song et al. (2025)</w:t>
+            </w:r>
+          </w:p>
+        </w:tc>
+        <w:tc>
+          <w:tcPr>
+            <w:tcW w:type="dxa" w:w="1450"/>
+          </w:tcPr>
+          <w:p>
+            <w:pPr>
+              <w:spacing w:before="40" w:after="40"/>
+            </w:pPr>
+            <w:r>
+              <w:rPr>
+                <w:sz w:val="18"/>
+              </w:rPr>
+              <w:t>US ETF RV</w:t>
+            </w:r>
+          </w:p>
+        </w:tc>
+        <w:tc>
+          <w:tcPr>
+            <w:tcW w:type="dxa" w:w="1600"/>
+          </w:tcPr>
+          <w:p>
+            <w:pPr>
+              <w:spacing w:before="40" w:after="40"/>
+            </w:pPr>
+            <w:r>
+              <w:rPr>
+                <w:sz w:val="18"/>
+              </w:rPr>
+              <w:t>Bidirectional LSTM</w:t>
+            </w:r>
+          </w:p>
+        </w:tc>
+        <w:tc>
+          <w:tcPr>
+            <w:tcW w:type="dxa" w:w="1450"/>
+          </w:tcPr>
+          <w:p>
+            <w:pPr>
+              <w:spacing w:before="40" w:after="40"/>
+            </w:pPr>
+            <w:r>
+              <w:rPr>
+                <w:sz w:val="18"/>
+              </w:rPr>
+              <w:t>—</w:t>
+            </w:r>
+          </w:p>
+        </w:tc>
+        <w:tc>
+          <w:tcPr>
+            <w:tcW w:type="dxa" w:w="1176"/>
+          </w:tcPr>
+          <w:p>
+            <w:pPr>
+              <w:spacing w:before="40" w:after="40"/>
+            </w:pPr>
+            <w:r>
+              <w:rPr>
+                <w:sz w:val="18"/>
+              </w:rPr>
+              <w:t>Quantile</w:t>
+            </w:r>
+          </w:p>
+        </w:tc>
+        <w:tc>
+          <w:tcPr>
+            <w:tcW w:type="dxa" w:w="1500"/>
+          </w:tcPr>
+          <w:p>
+            <w:pPr>
+              <w:spacing w:before="40" w:after="40"/>
+            </w:pPr>
+            <w:r>
+              <w:rPr>
+                <w:sz w:val="18"/>
+              </w:rPr>
+              <w:t>—</w:t>
+            </w:r>
+          </w:p>
+        </w:tc>
+      </w:tr>
+      <w:tr>
+        <w:tc>
+          <w:tcPr>
+            <w:tcW w:type="dxa" w:w="1850"/>
+          </w:tcPr>
+          <w:p>
+            <w:pPr>
+              <w:spacing w:before="40" w:after="40"/>
+            </w:pPr>
+            <w:r>
+              <w:rPr>
+                <w:sz w:val="18"/>
+              </w:rPr>
+              <w:t>Dudek et al. (2025)</w:t>
+            </w:r>
+          </w:p>
+        </w:tc>
+        <w:tc>
+          <w:tcPr>
+            <w:tcW w:type="dxa" w:w="1450"/>
+          </w:tcPr>
+          <w:p>
+            <w:pPr>
+              <w:spacing w:before="40" w:after="40"/>
+            </w:pPr>
+            <w:r>
+              <w:rPr>
+                <w:sz w:val="18"/>
+              </w:rPr>
+              <w:t>Crypto RV</w:t>
+            </w:r>
+          </w:p>
+        </w:tc>
+        <w:tc>
+          <w:tcPr>
+            <w:tcW w:type="dxa" w:w="1600"/>
+          </w:tcPr>
+          <w:p>
+            <w:pPr>
+              <w:spacing w:before="40" w:after="40"/>
+            </w:pPr>
+            <w:r>
+              <w:rPr>
+                <w:sz w:val="18"/>
+              </w:rPr>
+              <w:t>LSTM among others</w:t>
+            </w:r>
+          </w:p>
+        </w:tc>
+        <w:tc>
+          <w:tcPr>
+            <w:tcW w:type="dxa" w:w="1450"/>
+          </w:tcPr>
+          <w:p>
+            <w:pPr>
+              <w:spacing w:before="40" w:after="40"/>
+            </w:pPr>
+            <w:r>
+              <w:rPr>
+                <w:sz w:val="18"/>
+              </w:rPr>
+              <w:t>—</w:t>
+            </w:r>
+          </w:p>
+        </w:tc>
+        <w:tc>
+          <w:tcPr>
+            <w:tcW w:type="dxa" w:w="1176"/>
+          </w:tcPr>
+          <w:p>
+            <w:pPr>
+              <w:spacing w:before="40" w:after="40"/>
+            </w:pPr>
+            <w:r>
+              <w:rPr>
+                <w:sz w:val="18"/>
+              </w:rPr>
+              <w:t>Quantile, interval</w:t>
+            </w:r>
+          </w:p>
+        </w:tc>
+        <w:tc>
+          <w:tcPr>
+            <w:tcW w:type="dxa" w:w="1500"/>
+          </w:tcPr>
+          <w:p>
+            <w:pPr>
+              <w:spacing w:before="40" w:after="40"/>
+            </w:pPr>
+            <w:r>
+              <w:rPr>
+                <w:sz w:val="18"/>
+              </w:rPr>
+              <w:t>HAR, GARCH</w:t>
+            </w:r>
+          </w:p>
+        </w:tc>
+      </w:tr>
+      <w:tr>
+        <w:tc>
+          <w:tcPr>
+            <w:tcW w:type="dxa" w:w="1850"/>
+          </w:tcPr>
+          <w:p>
+            <w:pPr>
+              <w:spacing w:before="40" w:after="40"/>
+            </w:pPr>
+            <w:r>
+              <w:rPr>
+                <w:sz w:val="18"/>
+              </w:rPr>
+              <w:t>Kumar et al. (2026)</w:t>
+            </w:r>
+          </w:p>
+        </w:tc>
+        <w:tc>
+          <w:tcPr>
+            <w:tcW w:type="dxa" w:w="1450"/>
+          </w:tcPr>
+          <w:p>
+            <w:pPr>
+              <w:spacing w:before="40" w:after="40"/>
+            </w:pPr>
+            <w:r>
+              <w:rPr>
+                <w:sz w:val="18"/>
+              </w:rPr>
+              <w:t>Squared-return proxy</w:t>
+            </w:r>
+          </w:p>
+        </w:tc>
+        <w:tc>
+          <w:tcPr>
+            <w:tcW w:type="dxa" w:w="1600"/>
+          </w:tcPr>
+          <w:p>
+            <w:pPr>
+              <w:spacing w:before="40" w:after="40"/>
+            </w:pPr>
+            <w:r>
+              <w:rPr>
+                <w:sz w:val="18"/>
+              </w:rPr>
+              <w:t>LSTM and graph network</w:t>
+            </w:r>
+          </w:p>
+        </w:tc>
+        <w:tc>
+          <w:tcPr>
+            <w:tcW w:type="dxa" w:w="1450"/>
+          </w:tcPr>
+          <w:p>
+            <w:pPr>
+              <w:spacing w:before="40" w:after="40"/>
+            </w:pPr>
+            <w:r>
+              <w:rPr>
+                <w:sz w:val="18"/>
+              </w:rPr>
+              <w:t>Partition graphs</w:t>
+            </w:r>
+          </w:p>
+        </w:tc>
+        <w:tc>
+          <w:tcPr>
+            <w:tcW w:type="dxa" w:w="1176"/>
+          </w:tcPr>
+          <w:p>
+            <w:pPr>
+              <w:spacing w:before="40" w:after="40"/>
+            </w:pPr>
+            <w:r>
+              <w:rPr>
+                <w:sz w:val="18"/>
+              </w:rPr>
+              <w:t>—</w:t>
+            </w:r>
+          </w:p>
+        </w:tc>
+        <w:tc>
+          <w:tcPr>
+            <w:tcW w:type="dxa" w:w="1500"/>
+          </w:tcPr>
+          <w:p>
+            <w:pPr>
+              <w:spacing w:before="40" w:after="40"/>
+            </w:pPr>
+            <w:r>
+              <w:rPr>
+                <w:sz w:val="18"/>
+              </w:rPr>
+              <w:t>GARCH, EGARCH, HAR-RV</w:t>
+            </w:r>
+          </w:p>
+        </w:tc>
+      </w:tr>
+      <w:tr>
+        <w:tc>
+          <w:tcPr>
+            <w:tcW w:type="dxa" w:w="1850"/>
+          </w:tcPr>
+          <w:p>
+            <w:pPr>
+              <w:spacing w:before="40" w:after="40"/>
+            </w:pPr>
+            <w:r>
+              <w:rPr>
+                <w:sz w:val="18"/>
+              </w:rPr>
+              <w:t>Isik and Yalcinkaya (2026)</w:t>
+            </w:r>
+          </w:p>
+        </w:tc>
+        <w:tc>
+          <w:tcPr>
+            <w:tcW w:type="dxa" w:w="1450"/>
+          </w:tcPr>
+          <w:p>
+            <w:pPr>
+              <w:spacing w:before="40" w:after="40"/>
+            </w:pPr>
+            <w:r>
+              <w:rPr>
+                <w:sz w:val="18"/>
+              </w:rPr>
+              <w:t>Wind power</w:t>
+            </w:r>
+          </w:p>
+        </w:tc>
+        <w:tc>
+          <w:tcPr>
+            <w:tcW w:type="dxa" w:w="1600"/>
+          </w:tcPr>
+          <w:p>
+            <w:pPr>
+              <w:spacing w:before="40" w:after="40"/>
+            </w:pPr>
+            <w:r>
+              <w:rPr>
+                <w:sz w:val="18"/>
+              </w:rPr>
+              <w:t>Bidirectional LSTM</w:t>
+            </w:r>
+          </w:p>
+        </w:tc>
+        <w:tc>
+          <w:tcPr>
+            <w:tcW w:type="dxa" w:w="1450"/>
+          </w:tcPr>
+          <w:p>
+            <w:pPr>
+              <w:spacing w:before="40" w:after="40"/>
+            </w:pPr>
+            <w:r>
+              <w:rPr>
+                <w:sz w:val="18"/>
+              </w:rPr>
+              <w:t>Regime detection</w:t>
+            </w:r>
+          </w:p>
+        </w:tc>
+        <w:tc>
+          <w:tcPr>
+            <w:tcW w:type="dxa" w:w="1176"/>
+          </w:tcPr>
+          <w:p>
+            <w:pPr>
+              <w:spacing w:before="40" w:after="40"/>
+            </w:pPr>
+            <w:r>
+              <w:rPr>
+                <w:sz w:val="18"/>
+              </w:rPr>
+              <w:t>Dropout and quantile</w:t>
+            </w:r>
+          </w:p>
+        </w:tc>
+        <w:tc>
+          <w:tcPr>
+            <w:tcW w:type="dxa" w:w="1500"/>
+          </w:tcPr>
+          <w:p>
+            <w:pPr>
+              <w:spacing w:before="40" w:after="40"/>
+            </w:pPr>
+            <w:r>
+              <w:rPr>
+                <w:sz w:val="18"/>
+              </w:rPr>
+              <w:t>—</w:t>
+            </w:r>
+          </w:p>
+        </w:tc>
+      </w:tr>
+      <w:tr>
+        <w:tc>
+          <w:tcPr>
+            <w:tcW w:type="dxa" w:w="1850"/>
+          </w:tcPr>
+          <w:p>
+            <w:pPr>
+              <w:spacing w:before="40" w:after="40"/>
+            </w:pPr>
+            <w:r>
+              <w:rPr>
+                <w:sz w:val="18"/>
+              </w:rPr>
+              <w:t>This dissertation</w:t>
+            </w:r>
+          </w:p>
+        </w:tc>
+        <w:tc>
+          <w:tcPr>
+            <w:tcW w:type="dxa" w:w="1450"/>
+          </w:tcPr>
+          <w:p>
+            <w:pPr>
+              <w:spacing w:before="40" w:after="40"/>
+            </w:pPr>
+            <w:r>
+              <w:rPr>
+                <w:sz w:val="18"/>
+              </w:rPr>
+              <w:t>S&amp;P 500 daily RV (Oxford-Man)</w:t>
+            </w:r>
+          </w:p>
+        </w:tc>
+        <w:tc>
+          <w:tcPr>
+            <w:tcW w:type="dxa" w:w="1600"/>
+          </w:tcPr>
+          <w:p>
+            <w:pPr>
+              <w:spacing w:before="40" w:after="40"/>
+            </w:pPr>
+            <w:r>
+              <w:rPr>
+                <w:sz w:val="18"/>
+              </w:rPr>
+              <w:t>LSTM</w:t>
+            </w:r>
+          </w:p>
+        </w:tc>
+        <w:tc>
+          <w:tcPr>
+            <w:tcW w:type="dxa" w:w="1450"/>
+          </w:tcPr>
+          <w:p>
+            <w:pPr>
+              <w:spacing w:before="40" w:after="40"/>
+            </w:pPr>
+            <w:r>
+              <w:rPr>
+                <w:sz w:val="18"/>
+              </w:rPr>
+              <w:t>Jump-penalised HMM, filtered</w:t>
+            </w:r>
+          </w:p>
+        </w:tc>
+        <w:tc>
+          <w:tcPr>
+            <w:tcW w:type="dxa" w:w="1176"/>
+          </w:tcPr>
+          <w:p>
+            <w:pPr>
+              <w:spacing w:before="40" w:after="40"/>
+            </w:pPr>
+            <w:r>
+              <w:rPr>
+                <w:sz w:val="18"/>
+              </w:rPr>
+              <w:t>Dropout and quantile</w:t>
+            </w:r>
+          </w:p>
+        </w:tc>
+        <w:tc>
+          <w:tcPr>
+            <w:tcW w:type="dxa" w:w="1500"/>
+          </w:tcPr>
+          <w:p>
+            <w:pPr>
+              <w:spacing w:before="40" w:after="40"/>
+            </w:pPr>
+            <w:r>
+              <w:rPr>
+                <w:sz w:val="18"/>
+              </w:rPr>
+              <w:t>GARCH, EGARCH, HAR-RV</w:t>
+            </w:r>
+          </w:p>
+        </w:tc>
+      </w:tr>
+    </w:tbl>
+    <w:p>
+      <w:pPr>
+        <w:spacing w:line="360" w:lineRule="auto"/>
+      </w:pPr>
+      <w:r>
+        <w:t>The value of the study accordingly rests less on whether deep learning wins outright — Kılıç (2025) suggests it may not, HAR-RV remaining demanding on its native target — than on an honest, leakage-free ablation isolating when regime-awareness and calibrated uncertainty improve daily S&amp;P 500 forecasts and when they do not, with particular attention to per-regime interval calibration. A model that adds well-calibrated intervals without lowering point error remains a defensible result for risk management, and the study is framed to report that outcome as readily as a headline improvement.</w:t>
       </w:r>
     </w:p>
     <w:p>

--- a/Report Draft/Chapter2-LiteratureReview.docx
+++ b/Report Draft/Chapter2-LiteratureReview.docx
@@ -294,7 +294,7 @@
         <w:spacing w:line="360" w:lineRule="auto"/>
       </w:pPr>
       <w:r>
-        <w:t>Regime identification is itself an inferential problem. Nystrup, Lindstrom and Madsen (2020) isolate its most persistent pathology: standard maximum-likelihood estimation switches states more rapidly than the data warrant, contaminating any forecast conditioned on them. Their remedy penalises transitions in the log-likelihood, yielding more persistent states and better out-of-sample classification on equity data.</w:t>
+        <w:t>Regime identification is itself an inferential problem. Nystrup, Lindström and Madsen (2020) isolate its most persistent pathology: standard maximum-likelihood estimation switches states more rapidly than the data warrant, contaminating any forecast conditioned on them. Their remedy penalises transitions in the log-likelihood, yielding more persistent states and better out-of-sample classification on equity data.</w:t>
       </w:r>
     </w:p>
     <w:p>
@@ -385,7 +385,7 @@
         <w:spacing w:line="360" w:lineRule="auto"/>
       </w:pPr>
       <w:r>
-        <w:t>The division of labour is precise: the hidden Markov model of Section 2.4 resolves the discrete regime-identification problem that a single-regime parametric specification cannot accommodate, while the LSTM resolves the continuous, non-linear residual dynamics conditional on that state, which the Gaussian-emission HMM is deliberately too simple to capture. Chapter 3 makes the decomposition explicit through two conditioning architectures, one supplying the state posterior as a feature and one gating a mixture of per-state experts with it. Because that posterior is filtered rather than smoothed, conditioning on it introduces no look-ahead.</w:t>
+        <w:t>The division of labour is precise: the hidden Markov model of Section 2.4 resolves the discrete regime-identification problem that a single-regime parametric specification cannot accommodate, while the LSTM resolves the continuous, non-linear residual dynamics conditional on that state, which the Gaussian-emission HMM is deliberately too simple to capture. Chapter 3 makes the decomposition explicit through two conditioning architectures, one supplying the state posterior as a feature and one gating a mixture of per-state experts (Jacobs et al., 1991) with it. Because that posterior is filtered rather than smoothed, conditioning on it introduces no look-ahead.</w:t>
       </w:r>
       <w:r>
         <w:rPr>
@@ -455,7 +455,7 @@
         <w:spacing w:line="360" w:lineRule="auto"/>
       </w:pPr>
       <w:r>
-        <w:t>Two complementary uncertainty-quantification methods are adopted, balancing computational cost against econometric robustness. Deep ensembles (Lakshminarayanan, Pritzel and Blundell, 2017) and full Bayesian inference were set aside on cost. Monte Carlo Dropout (Gal and Ghahramani, 2016) needs no architectural change and no extra training; pinball-loss quantile regression, motivated by CAViaR (Engle and Manganelli, 2004), imposes no parametric assumption on the conditional distribution.</w:t>
+        <w:t>Two complementary uncertainty-quantification methods are adopted, balancing computational cost against econometric robustness. Deep ensembles (Lakshminarayanan, Pritzel and Blundell, 2017) and full Bayesian inference were set aside on cost. Monte Carlo Dropout (Gal and Ghahramani, 2016) needs no architectural change and no extra training; pinball-loss quantile regression (Koenker and Bassett, 1978), motivated by CAViaR (Engle and Manganelli, 2004), imposes no parametric assumption on the conditional distribution.</w:t>
       </w:r>
       <w:r>
         <w:rPr>
@@ -619,7 +619,7 @@
         <w:t>regime-switching</w:t>
       </w:r>
       <w:r>
-        <w:t xml:space="preserve"> tradition (Hamilton, 1989; Nystrup, Lindstrom and Madsen, 2020) supplies mature machinery for extracting persistent states, but almost always paired with parametric rather than neural models. The </w:t>
+        <w:t xml:space="preserve"> tradition (Hamilton, 1989; Nystrup, Lindström and Madsen, 2020) supplies mature machinery for extracting persistent states, but almost always paired with parametric rather than neural models. The </w:t>
       </w:r>
       <w:r>
         <w:rPr>
@@ -2409,6 +2409,8 @@
     <w:p>
       <w:pPr>
         <w:spacing w:line="360" w:lineRule="auto"/>
+        <w:ind w:left="567" w:hanging="567"/>
+        <w:jc w:val="left"/>
       </w:pPr>
       <w:r>
         <w:t xml:space="preserve">Andersen, T.G., Bollerslev, T., Diebold, F.X. and Labys, P., 2003. Modeling and forecasting realized volatility. </w:t>
@@ -2426,6 +2428,8 @@
     <w:p>
       <w:pPr>
         <w:spacing w:line="360" w:lineRule="auto"/>
+        <w:ind w:left="567" w:hanging="567"/>
+        <w:jc w:val="left"/>
       </w:pPr>
       <w:r>
         <w:t xml:space="preserve">Ang, A. and Bekaert, G., 2002. International asset allocation with regime shifts. </w:t>
@@ -2443,6 +2447,8 @@
     <w:p>
       <w:pPr>
         <w:spacing w:line="360" w:lineRule="auto"/>
+        <w:ind w:left="567" w:hanging="567"/>
+        <w:jc w:val="left"/>
       </w:pPr>
       <w:r>
         <w:t xml:space="preserve">Barndorff-Nielsen, O.E., Hansen, P.R., Lunde, A. and Shephard, N., 2008. Designing realized kernels to measure the ex post variation of equity prices in the presence of noise. </w:t>
@@ -2460,6 +2466,8 @@
     <w:p>
       <w:pPr>
         <w:spacing w:line="360" w:lineRule="auto"/>
+        <w:ind w:left="567" w:hanging="567"/>
+        <w:jc w:val="left"/>
       </w:pPr>
       <w:r>
         <w:t>Blake, A.C., Gandhi, N.A. and Jakkula, A.R., 2025. Improving S&amp;P 500 volatility forecasting through regime-switching methods. arXiv preprint arXiv:2510.03236. https://doi.org/10.48550/arXiv.2510.03236</w:t>
@@ -2468,6 +2476,8 @@
     <w:p>
       <w:pPr>
         <w:spacing w:line="360" w:lineRule="auto"/>
+        <w:ind w:left="567" w:hanging="567"/>
+        <w:jc w:val="left"/>
       </w:pPr>
       <w:r>
         <w:t xml:space="preserve">Bollerslev, T., 1986. Generalized autoregressive conditional heteroskedasticity. </w:t>
@@ -2485,6 +2495,8 @@
     <w:p>
       <w:pPr>
         <w:spacing w:line="360" w:lineRule="auto"/>
+        <w:ind w:left="567" w:hanging="567"/>
+        <w:jc w:val="left"/>
       </w:pPr>
       <w:r>
         <w:t xml:space="preserve">Bollerslev, T., Patton, A.J. and Quaedvlieg, R., 2016. Exploiting the errors: a simple approach for improved volatility forecasting. </w:t>
@@ -2502,6 +2514,8 @@
     <w:p>
       <w:pPr>
         <w:spacing w:line="360" w:lineRule="auto"/>
+        <w:ind w:left="567" w:hanging="567"/>
+        <w:jc w:val="left"/>
       </w:pPr>
       <w:r>
         <w:t xml:space="preserve">Bucci, A., 2020. Realized volatility forecasting with neural networks. </w:t>
@@ -2519,6 +2533,8 @@
     <w:p>
       <w:pPr>
         <w:spacing w:line="360" w:lineRule="auto"/>
+        <w:ind w:left="567" w:hanging="567"/>
+        <w:jc w:val="left"/>
       </w:pPr>
       <w:r>
         <w:lastRenderedPageBreak/>
@@ -2537,6 +2553,8 @@
     <w:p>
       <w:pPr>
         <w:spacing w:line="360" w:lineRule="auto"/>
+        <w:ind w:left="567" w:hanging="567"/>
+        <w:jc w:val="left"/>
       </w:pPr>
       <w:r>
         <w:t xml:space="preserve">Cont, R., 2001. Empirical properties of asset returns: stylized facts and statistical issues. </w:t>
@@ -2554,6 +2572,8 @@
     <w:p>
       <w:pPr>
         <w:spacing w:line="360" w:lineRule="auto"/>
+        <w:ind w:left="567" w:hanging="567"/>
+        <w:jc w:val="left"/>
       </w:pPr>
       <w:r>
         <w:t xml:space="preserve">Corsi, F., 2009. A simple approximate long-memory model of realized volatility. </w:t>
@@ -2571,6 +2591,8 @@
     <w:p>
       <w:pPr>
         <w:spacing w:line="360" w:lineRule="auto"/>
+        <w:ind w:left="567" w:hanging="567"/>
+        <w:jc w:val="left"/>
       </w:pPr>
       <w:r>
         <w:t xml:space="preserve">Dacco, R. and Satchell, S., 1999. Why do regime-switching models forecast so badly? </w:t>
@@ -2588,6 +2610,8 @@
     <w:p>
       <w:pPr>
         <w:spacing w:line="360" w:lineRule="auto"/>
+        <w:ind w:left="567" w:hanging="567"/>
+        <w:jc w:val="left"/>
       </w:pPr>
       <w:r>
         <w:t xml:space="preserve">Diebold, F.X. and Mariano, R.S., 1995. Comparing predictive accuracy. </w:t>
@@ -2605,6 +2629,8 @@
     <w:p>
       <w:pPr>
         <w:spacing w:line="360" w:lineRule="auto"/>
+        <w:ind w:left="567" w:hanging="567"/>
+        <w:jc w:val="left"/>
       </w:pPr>
       <w:r>
         <w:t>Dudek, G., Orzeszko, W. and Fiszeder, P., 2025. Probabilistic forecasting cryptocurrencies volatility: from point to quantile forecasts. arXiv preprint arXiv:2508.15922. https://doi.org/10.48550/arXiv.2508.15922</w:t>
@@ -2613,6 +2639,8 @@
     <w:p>
       <w:pPr>
         <w:spacing w:line="360" w:lineRule="auto"/>
+        <w:ind w:left="567" w:hanging="567"/>
+        <w:jc w:val="left"/>
       </w:pPr>
       <w:r>
         <w:t xml:space="preserve">Engle, R.F., 1982. Autoregressive conditional heteroscedasticity with estimates of the variance of United Kingdom inflation. </w:t>
@@ -2630,6 +2658,8 @@
     <w:p>
       <w:pPr>
         <w:spacing w:line="360" w:lineRule="auto"/>
+        <w:ind w:left="567" w:hanging="567"/>
+        <w:jc w:val="left"/>
       </w:pPr>
       <w:r>
         <w:t xml:space="preserve">Engle, R.F. and Manganelli, S., 2004. CAViaR: conditional autoregressive value at risk by regression quantiles. </w:t>
@@ -2647,6 +2677,8 @@
     <w:p>
       <w:pPr>
         <w:spacing w:line="360" w:lineRule="auto"/>
+        <w:ind w:left="567" w:hanging="567"/>
+        <w:jc w:val="left"/>
       </w:pPr>
       <w:r>
         <w:t xml:space="preserve">Erlwein-Sayer, C., Grimm, S., Pieper, A. and Alsac, R., 2023. Forecasting corporate credit spreads: regime-switching in LSTM. </w:t>
@@ -2664,6 +2696,8 @@
     <w:p>
       <w:pPr>
         <w:spacing w:line="360" w:lineRule="auto"/>
+        <w:ind w:left="567" w:hanging="567"/>
+        <w:jc w:val="left"/>
       </w:pPr>
       <w:r>
         <w:t xml:space="preserve">Frank, J., 2023. Forecasting realized volatility in turbulent times using temporal fusion transformers. </w:t>
@@ -2681,6 +2715,8 @@
     <w:p>
       <w:pPr>
         <w:spacing w:line="360" w:lineRule="auto"/>
+        <w:ind w:left="567" w:hanging="567"/>
+        <w:jc w:val="left"/>
       </w:pPr>
       <w:r>
         <w:t xml:space="preserve">Gal, Y. and Ghahramani, Z., 2016. Dropout as a Bayesian approximation: representing model uncertainty in deep learning. In: </w:t>
@@ -2698,6 +2734,8 @@
     <w:p>
       <w:pPr>
         <w:spacing w:line="360" w:lineRule="auto"/>
+        <w:ind w:left="567" w:hanging="567"/>
+        <w:jc w:val="left"/>
       </w:pPr>
       <w:r>
         <w:t xml:space="preserve">Giacomini, R. and White, H., 2006. Tests of conditional predictive ability. </w:t>
@@ -2715,6 +2753,8 @@
     <w:p>
       <w:pPr>
         <w:spacing w:line="360" w:lineRule="auto"/>
+        <w:ind w:left="567" w:hanging="567"/>
+        <w:jc w:val="left"/>
       </w:pPr>
       <w:r>
         <w:t xml:space="preserve">Gibbs, I. and Candès, E., 2021. Adaptive conformal inference under distribution shift. In: </w:t>
@@ -2732,6 +2772,8 @@
     <w:p>
       <w:pPr>
         <w:spacing w:line="360" w:lineRule="auto"/>
+        <w:ind w:left="567" w:hanging="567"/>
+        <w:jc w:val="left"/>
       </w:pPr>
       <w:r>
         <w:lastRenderedPageBreak/>
@@ -2750,6 +2792,8 @@
     <w:p>
       <w:pPr>
         <w:spacing w:line="360" w:lineRule="auto"/>
+        <w:ind w:left="567" w:hanging="567"/>
+        <w:jc w:val="left"/>
       </w:pPr>
       <w:r>
         <w:t xml:space="preserve">Gneiting, T. and Raftery, A.E., 2007. Strictly proper scoring rules, prediction, and estimation. </w:t>
@@ -2775,6 +2819,8 @@
     <w:p>
       <w:pPr>
         <w:spacing w:line="360" w:lineRule="auto"/>
+        <w:ind w:left="567" w:hanging="567"/>
+        <w:jc w:val="left"/>
       </w:pPr>
       <w:r>
         <w:t>Goel, A., Pasricha, P., Magris, M. and Kanniainen, J., 2025. Foundation time-series AI model for realized volatility forecasting. arXiv preprint arXiv:2505.11163. https://doi.org/10.48550/arXiv.2505.11163</w:t>
@@ -2783,6 +2829,8 @@
     <w:p>
       <w:pPr>
         <w:spacing w:line="360" w:lineRule="auto"/>
+        <w:ind w:left="567" w:hanging="567"/>
+        <w:jc w:val="left"/>
       </w:pPr>
       <w:r>
         <w:t xml:space="preserve">Guidolin, M. (2011) 'Markov switching models in empirical finance', in Drukker, D.M. (ed.) </w:t>
@@ -2801,6 +2849,8 @@
     <w:p>
       <w:pPr>
         <w:spacing w:line="360" w:lineRule="auto"/>
+        <w:ind w:left="567" w:hanging="567"/>
+        <w:jc w:val="left"/>
       </w:pPr>
       <w:r>
         <w:t xml:space="preserve">Gu, S., Kelly, B. and Xiu, D., 2020. Empirical asset pricing via machine learning. </w:t>
@@ -2829,6 +2879,8 @@
     <w:p>
       <w:pPr>
         <w:spacing w:line="360" w:lineRule="auto"/>
+        <w:ind w:left="567" w:hanging="567"/>
+        <w:jc w:val="left"/>
       </w:pPr>
       <w:r>
         <w:t xml:space="preserve">Gunnarsson, E.S., Isern, H.R., Kaloudis, A., Risstad, M., Vigdel, B. and Westgaard, S., 2024. Prediction of realized volatility and implied volatility indices using AI and machine learning: a review. </w:t>
@@ -2846,6 +2898,8 @@
     <w:p>
       <w:pPr>
         <w:spacing w:line="360" w:lineRule="auto"/>
+        <w:ind w:left="567" w:hanging="567"/>
+        <w:jc w:val="left"/>
       </w:pPr>
       <w:r>
         <w:t xml:space="preserve">Hamilton, J.D., 1989. A new approach to the economic analysis of nonstationary time series and the business cycle. </w:t>
@@ -2863,6 +2917,8 @@
     <w:p>
       <w:pPr>
         <w:spacing w:line="360" w:lineRule="auto"/>
+        <w:ind w:left="567" w:hanging="567"/>
+        <w:jc w:val="left"/>
       </w:pPr>
       <w:r>
         <w:t xml:space="preserve">Hansen, P.R., Huang, Z. and Shek, H.H., 2012. Realized GARCH: a joint model for returns and realized measures of volatility. </w:t>
@@ -2880,6 +2936,8 @@
     <w:p>
       <w:pPr>
         <w:spacing w:line="360" w:lineRule="auto"/>
+        <w:ind w:left="567" w:hanging="567"/>
+        <w:jc w:val="left"/>
       </w:pPr>
       <w:r>
         <w:t xml:space="preserve">Hansen, P.R. and Lunde, A., 2005. A forecast comparison of volatility models: does anything beat a GARCH(1,1)? </w:t>
@@ -2897,6 +2955,8 @@
     <w:p>
       <w:pPr>
         <w:spacing w:line="360" w:lineRule="auto"/>
+        <w:ind w:left="567" w:hanging="567"/>
+        <w:jc w:val="left"/>
       </w:pPr>
       <w:r>
         <w:t xml:space="preserve">Hansen, P.R., Lunde, A. and Nason, J.M., 2011. The model confidence set. </w:t>
@@ -2914,6 +2974,8 @@
     <w:p>
       <w:pPr>
         <w:spacing w:line="360" w:lineRule="auto"/>
+        <w:ind w:left="567" w:hanging="567"/>
+        <w:jc w:val="left"/>
       </w:pPr>
       <w:r>
         <w:t>Heber, G., Lunde, A., Shephard, N. and Sheppard, K., 2009. Oxford-Man Institute’s realized library. Oxford-Man Institute, University of Oxford.</w:t>
@@ -2922,6 +2984,8 @@
     <w:p>
       <w:pPr>
         <w:spacing w:line="360" w:lineRule="auto"/>
+        <w:ind w:left="567" w:hanging="567"/>
+        <w:jc w:val="left"/>
       </w:pPr>
       <w:r>
         <w:t xml:space="preserve">Hochreiter, S. and Schmidhuber, J., 1997. </w:t>
@@ -2942,6 +3006,8 @@
     <w:p>
       <w:pPr>
         <w:spacing w:line="360" w:lineRule="auto"/>
+        <w:ind w:left="567" w:hanging="567"/>
+        <w:jc w:val="left"/>
       </w:pPr>
       <w:r>
         <w:lastRenderedPageBreak/>
@@ -2960,6 +3026,27 @@
     <w:p>
       <w:pPr>
         <w:spacing w:line="360" w:lineRule="auto"/>
+        <w:ind w:left="567" w:hanging="567"/>
+        <w:jc w:val="left"/>
+      </w:pPr>
+      <w:r>
+        <w:t xml:space="preserve">Jacobs, R.A., Jordan, M.I., Nowlan, S.J. and Hinton, G.E., 1991. Adaptive mixtures of local experts. </w:t>
+      </w:r>
+      <w:r>
+        <w:rPr>
+          <w:i/>
+        </w:rPr>
+        <w:t xml:space="preserve">Neural Computation</w:t>
+      </w:r>
+      <w:r>
+        <w:t xml:space="preserve">, 3(1), pp.79–87. https://doi.org/10.1162/neco.1991.3.1.79</w:t>
+      </w:r>
+    </w:p>
+    <w:p>
+      <w:pPr>
+        <w:spacing w:line="360" w:lineRule="auto"/>
+        <w:ind w:left="567" w:hanging="567"/>
+        <w:jc w:val="left"/>
       </w:pPr>
       <w:r>
         <w:t xml:space="preserve">Kılıç, R., 2025. Linear and nonlinear econometric models against machine learning models: realized volatility prediction. </w:t>
@@ -2977,6 +3064,8 @@
     <w:p>
       <w:pPr>
         <w:spacing w:line="360" w:lineRule="auto"/>
+        <w:ind w:left="567" w:hanging="567"/>
+        <w:jc w:val="left"/>
       </w:pPr>
       <w:r>
         <w:t xml:space="preserve">Kim, S., Shephard, N. and Chib, S., 1998. Stochastic volatility: likelihood inference and comparison with ARCH models. </w:t>
@@ -2994,6 +3083,8 @@
     <w:p>
       <w:pPr>
         <w:spacing w:line="360" w:lineRule="auto"/>
+        <w:ind w:left="567" w:hanging="567"/>
+        <w:jc w:val="left"/>
       </w:pPr>
       <w:r>
         <w:t xml:space="preserve">Kim, H.Y. and Won, C.H., 2018. Forecasting the volatility of stock price index: a hybrid model integrating LSTM with multiple GARCH-type models. </w:t>
@@ -3011,6 +3102,27 @@
     <w:p>
       <w:pPr>
         <w:spacing w:line="360" w:lineRule="auto"/>
+        <w:ind w:left="567" w:hanging="567"/>
+        <w:jc w:val="left"/>
+      </w:pPr>
+      <w:r>
+        <w:t xml:space="preserve">Koenker, R. and Bassett, G., 1978. Regression quantiles. </w:t>
+      </w:r>
+      <w:r>
+        <w:rPr>
+          <w:i/>
+        </w:rPr>
+        <w:t xml:space="preserve">Econometrica</w:t>
+      </w:r>
+      <w:r>
+        <w:t xml:space="preserve">, 46(1), pp.33–50. https://doi.org/10.2307/1913643</w:t>
+      </w:r>
+    </w:p>
+    <w:p>
+      <w:pPr>
+        <w:spacing w:line="360" w:lineRule="auto"/>
+        <w:ind w:left="567" w:hanging="567"/>
+        <w:jc w:val="left"/>
       </w:pPr>
       <w:r>
         <w:t xml:space="preserve">Kumar, P.N., Umeorah, N. and Alochukwu, A., 2026. Regime-dependent graph neural networks for enhanced volatility prediction in financial markets. </w:t>
@@ -3028,6 +3140,8 @@
     <w:p>
       <w:pPr>
         <w:spacing w:line="360" w:lineRule="auto"/>
+        <w:ind w:left="567" w:hanging="567"/>
+        <w:jc w:val="left"/>
       </w:pPr>
       <w:r>
         <w:t xml:space="preserve">Lakshminarayanan, B., Pritzel, A. and Blundell, C., 2017. Simple and scalable predictive uncertainty estimation using deep ensembles. In: </w:t>
@@ -3045,6 +3159,8 @@
     <w:p>
       <w:pPr>
         <w:spacing w:line="360" w:lineRule="auto"/>
+        <w:ind w:left="567" w:hanging="567"/>
+        <w:jc w:val="left"/>
       </w:pPr>
       <w:r>
         <w:t xml:space="preserve">Lim, B., Arık, S.Ö., Loeff, N. and Pfister, T., 2021. Temporal fusion transformers for interpretable multi-horizon time series forecasting. </w:t>
@@ -3062,6 +3178,8 @@
     <w:p>
       <w:pPr>
         <w:spacing w:line="360" w:lineRule="auto"/>
+        <w:ind w:left="567" w:hanging="567"/>
+        <w:jc w:val="left"/>
       </w:pPr>
       <w:r>
         <w:t xml:space="preserve">Lim, B. and Zohren, S., 2021. Time-series forecasting with deep learning: a survey. </w:t>
@@ -3087,6 +3205,8 @@
     <w:p>
       <w:pPr>
         <w:spacing w:line="360" w:lineRule="auto"/>
+        <w:ind w:left="567" w:hanging="567"/>
+        <w:jc w:val="left"/>
       </w:pPr>
       <w:r>
         <w:t xml:space="preserve">Makridakis, S., Spiliotis, E. and Assimakopoulos, V., 2020. The M4 Competition: 100,000 time series and 61 forecasting methods. </w:t>
@@ -3115,6 +3235,8 @@
     <w:p>
       <w:pPr>
         <w:spacing w:line="360" w:lineRule="auto"/>
+        <w:ind w:left="567" w:hanging="567"/>
+        <w:jc w:val="left"/>
       </w:pPr>
       <w:r>
         <w:t xml:space="preserve">Moreno-Pino, F. and Zohren, S., 2024. DeepVol: volatility forecasting from high-frequency data with dilated causal convolutions. </w:t>
@@ -3132,6 +3254,8 @@
     <w:p>
       <w:pPr>
         <w:spacing w:line="360" w:lineRule="auto"/>
+        <w:ind w:left="567" w:hanging="567"/>
+        <w:jc w:val="left"/>
       </w:pPr>
       <w:r>
         <w:t xml:space="preserve">Nelson, D.B., 1991. Conditional heteroskedasticity in asset returns: a new approach. </w:t>
@@ -3149,10 +3273,11 @@
     <w:p>
       <w:pPr>
         <w:spacing w:line="360" w:lineRule="auto"/>
-      </w:pPr>
-      <w:r>
-        <w:lastRenderedPageBreak/>
-        <w:t xml:space="preserve">Nystrup, P., Lindstrom, E. and Madsen, H., 2020. Learning hidden Markov models with persistent states by penalizing jumps. </w:t>
+        <w:ind w:left="567" w:hanging="567"/>
+        <w:jc w:val="left"/>
+      </w:pPr>
+      <w:r>
+        <w:t xml:space="preserve">Nystrup, P., Lindström, E. and Madsen, H., 2020. Learning hidden Markov models with persistent states by penalizing jumps. </w:t>
       </w:r>
       <w:r>
         <w:rPr>
@@ -3167,6 +3292,8 @@
     <w:p>
       <w:pPr>
         <w:spacing w:line="360" w:lineRule="auto"/>
+        <w:ind w:left="567" w:hanging="567"/>
+        <w:jc w:val="left"/>
       </w:pPr>
       <w:r>
         <w:t xml:space="preserve">Ovadia, Y., Fertig, E., Ren, J., Nado, Z., Sculley, D., Nowozin, S., Dillon, J.V., Lakshminarayanan, B. and Snoek, J., 2019. Can you trust your model’s uncertainty? Evaluating predictive uncertainty under dataset shift. In: </w:t>
@@ -3184,6 +3311,8 @@
     <w:p>
       <w:pPr>
         <w:spacing w:line="360" w:lineRule="auto"/>
+        <w:ind w:left="567" w:hanging="567"/>
+        <w:jc w:val="left"/>
       </w:pPr>
       <w:r>
         <w:t xml:space="preserve">Patton, A.J., 2011. Volatility forecast comparison using imperfect volatility proxies. </w:t>
@@ -3201,6 +3330,8 @@
     <w:p>
       <w:pPr>
         <w:spacing w:line="360" w:lineRule="auto"/>
+        <w:ind w:left="567" w:hanging="567"/>
+        <w:jc w:val="left"/>
       </w:pPr>
       <w:r>
         <w:t xml:space="preserve">Reisenhofer, R., Bayer, X. and Hautsch, N., 2022. HARNet: a convolutional neural network for realized volatility forecasting. </w:t>
@@ -3218,6 +3349,8 @@
     <w:p>
       <w:pPr>
         <w:spacing w:line="360" w:lineRule="auto"/>
+        <w:ind w:left="567" w:hanging="567"/>
+        <w:jc w:val="left"/>
       </w:pPr>
       <w:r>
         <w:t xml:space="preserve">Romano, Y., Patterson, E. and Candès, E., 2019. Conformalized quantile regression. In: </w:t>
@@ -3235,6 +3368,8 @@
     <w:p>
       <w:pPr>
         <w:spacing w:line="360" w:lineRule="auto"/>
+        <w:ind w:left="567" w:hanging="567"/>
+        <w:jc w:val="left"/>
       </w:pPr>
       <w:r>
         <w:t xml:space="preserve">Song, J., Lee, H., Lee, J. and Chang, W., 2025. Forecasting realized volatility using deep learning quantile function. </w:t>
@@ -3252,6 +3387,8 @@
     <w:p>
       <w:pPr>
         <w:spacing w:line="360" w:lineRule="auto"/>
+        <w:ind w:left="567" w:hanging="567"/>
+        <w:jc w:val="left"/>
       </w:pPr>
       <w:r>
         <w:t xml:space="preserve">Taneva-Angelova, G. and Granchev, D., 2025. Deep learning and transformer architectures for volatility forecasting: evidence from U.S. equity indices. </w:t>
@@ -3269,6 +3406,8 @@
     <w:p>
       <w:pPr>
         <w:spacing w:line="360" w:lineRule="auto"/>
+        <w:ind w:left="567" w:hanging="567"/>
+        <w:jc w:val="left"/>
       </w:pPr>
       <w:r>
         <w:t xml:space="preserve">Taylor, S.J., 1986. </w:t>
@@ -3286,6 +3425,8 @@
     <w:p>
       <w:pPr>
         <w:spacing w:line="360" w:lineRule="auto"/>
+        <w:ind w:left="567" w:hanging="567"/>
+        <w:jc w:val="left"/>
       </w:pPr>
       <w:r>
         <w:t xml:space="preserve">Vaswani, A., Shazeer, N., Parmar, N., Uszkoreit, J., Jones, L., Gomez, A.N., Kaiser, Ł. and Polosukhin, I., 2017. Attention is all you need. In: </w:t>
@@ -3303,6 +3444,8 @@
     <w:p>
       <w:pPr>
         <w:spacing w:line="360" w:lineRule="auto"/>
+        <w:ind w:left="567" w:hanging="567"/>
+        <w:jc w:val="left"/>
       </w:pPr>
       <w:r>
         <w:t xml:space="preserve">Xu, C. and Xie, Y., 2021. Conformal prediction interval for dynamic time-series. In: </w:t>
@@ -3320,6 +3463,8 @@
     <w:p>
       <w:pPr>
         <w:spacing w:line="360" w:lineRule="auto"/>
+        <w:ind w:left="567" w:hanging="567"/>
+        <w:jc w:val="left"/>
       </w:pPr>
       <w:r>
         <w:t xml:space="preserve">Zeng, A., Chen, M., Zhang, L. and Xu, Q., 2023. Are transformers effective for time series forecasting? </w:t>
@@ -3337,6 +3482,8 @@
     <w:p>
       <w:pPr>
         <w:spacing w:line="360" w:lineRule="auto"/>
+        <w:ind w:left="567" w:hanging="567"/>
+        <w:jc w:val="left"/>
       </w:pPr>
       <w:r>
         <w:t xml:space="preserve">Zhang, C., Zhang, Y., Cucuringu, M. and Qian, Z., 2024. Volatility forecasting with machine learning and intraday commonality. </w:t>
@@ -3354,6 +3501,8 @@
     <w:p>
       <w:pPr>
         <w:spacing w:line="360" w:lineRule="auto"/>
+        <w:ind w:left="567" w:hanging="567"/>
+        <w:jc w:val="left"/>
       </w:pPr>
       <w:r>
         <w:lastRenderedPageBreak/>

--- a/Report Draft/Chapter2-LiteratureReview.docx
+++ b/Report Draft/Chapter2-LiteratureReview.docx
@@ -38,7 +38,7 @@
         <w:t>parametric econometric</w:t>
       </w:r>
       <w:r>
-        <w:t xml:space="preserve"> tradition, from Engle's (1982) ARCH to the GARCH family of conditional-variance specifications, supplies the parsimonious baselines any new proposal must beat. The </w:t>
+        <w:t xml:space="preserve"> tradition, from Engle's (1982) ARCH to the GARCH family, supplies the parsimonious baselines any new proposal must beat. The </w:t>
       </w:r>
       <w:r>
         <w:rPr>
@@ -47,15 +47,7 @@
         <w:t>regime-switching</w:t>
       </w:r>
       <w:r>
-        <w:t xml:space="preserve"> tradition treats markets as transitioning between qualitatively distinct latent states and supplies the machinery for extracting them from returns.</w:t>
-      </w:r>
-    </w:p>
-    <w:p>
-      <w:pPr>
-        <w:spacing w:line="360" w:lineRule="auto"/>
-      </w:pPr>
-      <w:r>
-        <w:t xml:space="preserve">The </w:t>
+        <w:t xml:space="preserve"> tradition treats markets as transitioning between qualitatively distinct latent states and supplies the machinery for extracting them from returns. The </w:t>
       </w:r>
       <w:r>
         <w:rPr>
@@ -73,25 +65,16 @@
         <w:t>probabilistic-machine-learning</w:t>
       </w:r>
       <w:r>
-        <w:t xml:space="preserve"> tradition converts point forecasts into calibrated predictive distributions through stochastic forward passes and direct quantile estimation. Underpinning all four, Andersen et al. (2003) define the dependent variable, Patton (2011) the proxy-robust losses, and Diebold and Mariano (1995) with Giacomini and White (2006) the apparatus for pairwise comparison.</w:t>
-      </w:r>
-    </w:p>
-    <w:p>
-      <w:pPr>
-        <w:spacing w:line="360" w:lineRule="auto"/>
-      </w:pPr>
-      <w:r>
-        <w:t>Two broader paradigms are acknowledged rather than surveyed: option-implied volatility, as the VIX and its model-free successors extract it from traded option prices, and ultra-high-frequency modelling of the tick-by-tick price process under microstructure noise. Each targets a different measurement object, and both are scoped out to keep the pipeline on daily realised volatility built from intraday returns.</w:t>
-      </w:r>
-    </w:p>
-    <w:p>
-      <w:pPr>
-        <w:spacing w:line="360" w:lineRule="auto"/>
-      </w:pPr>
-      <w:r>
-        <w:t>Each paper below is included because it supports a specific design decision in Chapter 3 — establishing a phenomenon the model must reproduce, defining a benchmark, supplying technical apparatus, or marking a competing approach the design weighs and sets aside. The chapter proceeds by workstream, in the order of the section headings.</w:t>
-      </w:r>
-      <w:r/>
+        <w:t xml:space="preserve"> tradition converts point forecasts into calibrated predictive distributions. Underpinning all four, Andersen et al. (2003) define the dependent variable, Patton (2011) the proxy-robust losses, and Diebold and Mariano (1995) with Giacomini and White (2006) the apparatus for pairwise comparison.</w:t>
+      </w:r>
+    </w:p>
+    <w:p>
+      <w:pPr>
+        <w:spacing w:line="360" w:lineRule="auto"/>
+      </w:pPr>
+      <w:r>
+        <w:t>Two broader paradigms are acknowledged rather than surveyed: option-implied volatility, as the VIX and its model-free successors extract it from traded option prices, and ultra-high-frequency modelling of the tick-by-tick price process under microstructure noise. Each targets a different measurement object, and both are scoped out to keep the pipeline on daily realised volatility built from intraday returns. Each paper below is included because it supports a specific design decision in Chapter 3 — establishing a phenomenon the model must reproduce, defining a benchmark, supplying technical apparatus, or marking a competing approach the design weighs and sets aside. The chapter proceeds by workstream.</w:t>
+      </w:r>
     </w:p>
     <w:p>
       <w:pPr>
@@ -109,65 +92,32 @@
         <w:spacing w:line="360" w:lineRule="auto"/>
       </w:pPr>
       <w:r>
-        <w:t>Any credible model of asset-return volatility must reproduce a small set of stylised facts: returns approximately uncorrelated despite strong serial dependence in their absolute and squared values, a leptokurtic unconditional distribution, volatility clustering, and negative shocks raising future variance more than positive shocks of equal magnitude (Cont, 2001). A specification that fails to capture them misprices tail risk and underreacts to crises.</w:t>
-      </w:r>
-    </w:p>
-    <w:p>
-      <w:pPr>
-        <w:spacing w:line="360" w:lineRule="auto"/>
-      </w:pPr>
-      <w:r>
-        <w:t>They serve two purposes here. They define the empirical contract against which the GARCH baselines and the deep models of Section 2.5 are judged; and they justify regime-aware estimation, since the magnitude and persistence of these features differ qualitatively across market environments and resist a single specification calibrated to the full sample.</w:t>
-      </w:r>
-    </w:p>
-    <w:p>
-      <w:pPr>
-        <w:spacing w:line="360" w:lineRule="auto"/>
-      </w:pPr>
-      <w:r>
-        <w:t>The most durable parametric response is the Generalised Autoregressive Conditional Heteroskedasticity model of Bollerslev (1986), which extends Engle's (1982) ARCH by expressing conditional variance as a linear function of past squared residuals and past conditional variances. GARCH(1,1) reduces this to two interpretable parameters — a short-run shock response and a longer-run persistence component — with a closed-form unconditional variance.</w:t>
-      </w:r>
-    </w:p>
-    <w:p>
-      <w:pPr>
-        <w:spacing w:line="360" w:lineRule="auto"/>
-      </w:pPr>
-      <w:r>
-        <w:t>Its limitations are well documented: Gaussian innovations understate tail risk, the symmetric variance equation cannot accommodate the leverage effect, and one parameter vector is assumed stable across regimes. The stochastic-volatility alternative (Taylor, 1986) is set aside because its likelihood demands simulation-based filtering (Kim, Shephard and Chib, 1998), whereas the observation-driven GARCH variance is estimated directly. GARCH(1,1) is the primary econometric baseline not for sophistication but as the standard any alternative must beat.</w:t>
-      </w:r>
-    </w:p>
-    <w:p>
-      <w:pPr>
-        <w:spacing w:line="360" w:lineRule="auto"/>
-      </w:pPr>
-      <w:r>
-        <w:t>The leverage effect drew two competing parametric responses. The Exponential GARCH of Nelson (1991) models the logarithm of conditional variance, guaranteeing positivity without parameter restrictions, with innovations entering through both sign and magnitude so that asymmetry is captured by a smooth functional form; the GJR-GARCH of Glosten, Jagannathan and Runkle (1993) reaches the same target in levels, adding one threshold term that activates only for negative shocks — more parsimonious, but discontinuous.</w:t>
-      </w:r>
-    </w:p>
-    <w:p>
-      <w:pPr>
-        <w:spacing w:line="360" w:lineRule="auto"/>
-      </w:pPr>
-      <w:r>
-        <w:t>The two encode an identical stylised fact through contrasting mechanisms, and the literature has never decisively separated them. EGARCH is the second econometric baseline because it isolates one dimension along which GARCH(1,1) is demonstrably deficient: comparing the regime-aware deep model against both tests whether any improvement reflects genuine non-linear learning of regime-dependent dynamics, or merely an asymmetric response an asymmetric parametric model already captures within a single regime.</w:t>
-      </w:r>
-    </w:p>
-    <w:p>
-      <w:pPr>
-        <w:spacing w:line="360" w:lineRule="auto"/>
-      </w:pPr>
-      <w:r>
-        <w:t>The bar remains high. Hansen and Lunde's (2005) comparison of 330 GARCH-family specifications found that, under proxy-robust losses, none of the elaborate specifications improved significantly on plain GARCH(1,1) for exchange-rate volatility; the equity result was more nuanced, with asymmetric specifications such as EGARCH and GJR-GARCH sometimes preferred.</w:t>
-      </w:r>
-    </w:p>
-    <w:p>
-      <w:pPr>
-        <w:spacing w:line="360" w:lineRule="auto"/>
-      </w:pPr>
-      <w:r>
-        <w:t>An alternative must therefore deliver out-of-sample gains that survive scrutiny under proxy-robust losses, not merely fit better in-sample. One caveat tempers the benchmark: it is two decades old and was conducted largely on daily-return proxies rather than the high-frequency realised targets used here, so whether the GARCH(1,1) floor still binds is treated as testable rather than settled — a further reason to retain both as live baselines, and a motivation for the testing of Section 2.7.</w:t>
-      </w:r>
-      <w:r/>
+        <w:t>Any credible model of asset-return volatility must reproduce a small set of stylised facts: returns approximately uncorrelated despite strong serial dependence in their absolute and squared values, a leptokurtic unconditional distribution, volatility clustering, and negative shocks raising future variance more than positive shocks of equal magnitude (Cont, 2001). They serve two purposes here: they define the empirical contract against which the GARCH baselines and the deep models of Section 2.5 are judged, and they justify regime-aware estimation, since the magnitude and persistence of these features differ qualitatively across market environments and resist a single specification calibrated to the full sample.</w:t>
+      </w:r>
+    </w:p>
+    <w:p>
+      <w:pPr>
+        <w:spacing w:line="360" w:lineRule="auto"/>
+      </w:pPr>
+      <w:r>
+        <w:t>Bollerslev's (1986) Generalised Autoregressive Conditional Heteroskedasticity model extends Engle's (1982) ARCH by expressing conditional variance as a linear function of past squared residuals and past conditional variances; GARCH(1,1) reduces this to a short-run shock response, a longer-run persistence component and a closed-form unconditional variance. Its limitations are well documented: Gaussian innovations understate tail risk, the symmetric variance equation cannot accommodate the leverage effect, and one parameter vector is assumed stable across regimes. The stochastic-volatility alternative (Taylor, 1986) is set aside because its likelihood demands simulation-based filtering (Kim, Shephard and Chib, 1998), whereas the observation-driven GARCH variance is estimated directly. It is the primary econometric baseline not for sophistication but as the standard any alternative must beat.</w:t>
+      </w:r>
+    </w:p>
+    <w:p>
+      <w:pPr>
+        <w:spacing w:line="360" w:lineRule="auto"/>
+      </w:pPr>
+      <w:r>
+        <w:t>The leverage effect drew two competing responses. Nelson's (1991) Exponential GARCH models the logarithm of conditional variance, so positivity holds without parameter restrictions and innovations enter through both sign and magnitude; the GJR-GARCH of Glosten, Jagannathan and Runkle (1993) reaches the same target in levels through a single threshold term that activates only for negative shocks — more parsimonious, but discontinuous. The two encode an identical stylised fact through contrasting mechanisms, and the literature has never decisively separated them. EGARCH is the second econometric baseline because it isolates one dimension along which GARCH(1,1) is demonstrably deficient: comparing the regime-aware deep model against both tests whether an improvement reflects genuine non-linear learning of regime-dependent dynamics, or merely an asymmetry a parametric model already captures within a single regime.</w:t>
+      </w:r>
+    </w:p>
+    <w:p>
+      <w:pPr>
+        <w:spacing w:line="360" w:lineRule="auto"/>
+      </w:pPr>
+      <w:r>
+        <w:t>The bar remains high: Hansen and Lunde's (2005) comparison of 330 GARCH-family specifications found none improving significantly on plain GARCH(1,1) under proxy-robust losses for exchange-rate volatility, though the equity result was more nuanced and asymmetric specifications such as EGARCH and GJR-GARCH were sometimes preferred. An alternative must therefore deliver out-of-sample gains that survive proxy-robust scrutiny, not merely fit better in-sample. One caveat tempers that benchmark: it is two decades old and was conducted largely on daily-return proxies rather than the high-frequency realised targets used here, so whether the GARCH(1,1) floor still binds is treated as testable rather than settled — a further reason to retain both as live baselines, and a motivation for the testing of Section 2.7.</w:t>
+      </w:r>
     </w:p>
     <w:p>
       <w:pPr>
@@ -206,40 +156,23 @@
         <w:spacing w:line="360" w:lineRule="auto"/>
       </w:pPr>
       <w:r>
-        <w:t>It is on this observable target rather than on return-based proxies that neural architectures have most consistently outperformed parametric alternatives (Bucci, 2020; Christensen, Siggaard and Veliyev, 2023). The dissertation adopts daily realised volatility in the Andersen et al. (2003) sense throughout, obtained for the S&amp;P 500 from the Oxford-Man Realized Library (Heber et al., 2009).</w:t>
-      </w:r>
-    </w:p>
-    <w:p>
-      <w:pPr>
-        <w:spacing w:line="360" w:lineRule="auto"/>
-      </w:pPr>
-      <w:r>
-        <w:t>Once realised volatility is the target, the loss function acquires direct inferential consequence. Patton (2011) establishes that when conditional variance is replaced by a noisy proxy, only a restricted family of losses yields rankings robust to that noise: mean squared error remains valid and QLIKE has particularly attractive properties, while losses outside the family can reverse the ordering of two models.</w:t>
-      </w:r>
-    </w:p>
-    <w:p>
-      <w:pPr>
-        <w:spacing w:line="360" w:lineRule="auto"/>
-      </w:pPr>
-      <w:r>
-        <w:t>QLIKE also penalises under-prediction more heavily than over-prediction, aligning the objective with the asymmetric cost of underestimating risk. It is adopted as the primary out-of-sample metric, with mean squared error reported as a robustness check.</w:t>
-      </w:r>
-      <w:r/>
-    </w:p>
-    <w:p>
-      <w:pPr>
-        <w:spacing w:line="360" w:lineRule="auto"/>
-      </w:pPr>
-      <w:r>
-        <w:t>A second development of equal practical importance is Corsi's (2009) heterogeneous autoregressive model of realised volatility, which decomposes the conditional expectation of daily realised variance into linear contributions from daily, weekly and monthly lagged components. The heterogeneous structure captures persistence parsimoniously and routinely matches or exceeds fractionally integrated alternatives on equity indices.</w:t>
-      </w:r>
-    </w:p>
-    <w:p>
-      <w:pPr>
-        <w:spacing w:line="360" w:lineRule="auto"/>
-      </w:pPr>
-      <w:r>
-        <w:t>Its extensions — HARQ, which corrects for measurement error (Bollerslev, Patton and Quaedvlieg, 2016), and the joint return-and-RV Realized GARCH (Hansen, Huang and Shek, 2012) — refine but do not displace it. HAR-RV is the de facto benchmark on realised-volatility targets and is the third econometric baseline: a deep forecaster that fails to beat it on its native target is not a credible alternative.</w:t>
+        <w:t>It is on this observable target rather than on return-based proxies that neural architectures have most consistently outperformed parametric alternatives (Bucci, 2020; Christensen, Siggaard and Veliyev, 2023). The dissertation adopts it throughout, in the Andersen et al. (2003) sense and from the Oxford-Man Realized Library (Heber et al., 2009).</w:t>
+      </w:r>
+    </w:p>
+    <w:p>
+      <w:pPr>
+        <w:spacing w:line="360" w:lineRule="auto"/>
+      </w:pPr>
+      <w:r>
+        <w:t>Once realised volatility is the target, the loss function acquires direct inferential consequence. Patton (2011) establishes that when conditional variance is replaced by a noisy proxy, only a restricted family of losses yields rankings robust to that noise: mean squared error remains valid and QLIKE has particularly attractive properties, while losses outside the family can reverse the ordering of two models. QLIKE also penalises under-prediction more heavily than over-prediction, aligning the objective with the asymmetric cost of underestimating risk; it is adopted as the primary out-of-sample metric, with mean squared error as a robustness check.</w:t>
+      </w:r>
+    </w:p>
+    <w:p>
+      <w:pPr>
+        <w:spacing w:line="360" w:lineRule="auto"/>
+      </w:pPr>
+      <w:r>
+        <w:t>A second development of equal practical importance is Corsi's (2009) heterogeneous autoregressive model of realised volatility, which decomposes the conditional expectation of daily realised variance into linear contributions from daily, weekly and monthly lagged components, capturing persistence parsimoniously and routinely matching or exceeding fractionally integrated alternatives on equity indices. Its extensions — HARQ, which corrects for measurement error (Bollerslev, Patton and Quaedvlieg, 2016), and the joint return-and-RV Realized GARCH (Hansen, Huang and Shek, 2012) — refine but do not displace it. HAR-RV is the de facto benchmark on realised-volatility targets and is the third econometric baseline: a deep forecaster that fails to beat it on its native target is not a credible alternative.</w:t>
       </w:r>
     </w:p>
     <w:p>
@@ -266,10 +199,7 @@
         <w:spacing w:line="360" w:lineRule="auto"/>
       </w:pPr>
       <w:r>
-        <w:t>Smoothed state probabilities give interpretable retrospective inference, but forecasting must rely on filtered probabilities, which estimate the active regime from information available up to each date and so avoid look-ahead bias. Within that framework</w:t>
-      </w:r>
-      <w:r>
-        <w:t xml:space="preserve">, the dissertation adopts a </w:t>
+        <w:t xml:space="preserve">Smoothed state probabilities give interpretable retrospective inference, but forecasting must rely on filtered probabilities, which estimate the active regime from information available up to each date and so avoid look-ahead bias. Within that framework, the dissertation adopts a </w:t>
       </w:r>
       <w:r>
         <w:rPr>
@@ -278,15 +208,7 @@
         <w:t>Gaussian-emission Hidden Markov Model</w:t>
       </w:r>
       <w:r>
-        <w:t xml:space="preserve"> rather than a Markov-switching autoregression, each regime parameterised as a Gaussian distribution over standardised daily log returns.</w:t>
-      </w:r>
-    </w:p>
-    <w:p>
-      <w:pPr>
-        <w:spacing w:line="360" w:lineRule="auto"/>
-      </w:pPr>
-      <w:r>
-        <w:t>The choice is deliberate: the Gaussian-emission form keeps the regime model simple, leaving the non-linear within-regime structure to the LSTM of Section 2.5 and avoiding the identification difficulties of estimating switching and within-regime dynamics jointly. Whether regime-switching improves out-of-sample forecasts is contested — Dacco and Satchell (1999) found such models forecasting poorly despite strong in-sample fit, though regimes add value in asset allocation (Ang and Bekaert, 2002) — so the dissertation tests it rather than assuming it.</w:t>
+        <w:t xml:space="preserve"> rather than a Markov-switching autoregression, each regime parameterised as a Gaussian over standardised daily log returns. The choice keeps the regime model simple, leaving the non-linear within-regime structure to the LSTM of Section 2.5 and avoiding the identification difficulties of estimating switching and within-regime dynamics jointly. Whether regime-switching improves out-of-sample forecasts is contested — Dacco and Satchell (1999) found such models forecasting poorly despite strong in-sample fit, though regimes add value in asset allocation (Ang and Bekaert, 2002) — so the dissertation tests it rather than assuming it.</w:t>
       </w:r>
     </w:p>
     <w:p>
@@ -308,18 +230,18 @@
         <w:rPr>
           <w:b/>
         </w:rPr>
-        <w:t>The dissertation operationalises the Nystrup et al. (2020) jump penalty in the two-stage form those authors describe: the penalised objective is solved for a persistent state path, and the hidden Markov model's emissions and transition matrix are estimated from it, so the filtered posterior inherits that persistence rather than maximum likelihood's excessive switching.</w:t>
-      </w:r>
-      <w:r>
-        <w:t xml:space="preserve"> The penalty's strength governs a bias-variance trade-off between over-smoothed and over-switching state sequences, and is tuned rather than set a priori.</w:t>
-      </w:r>
-    </w:p>
-    <w:p>
-      <w:pPr>
-        <w:spacing w:line="360" w:lineRule="auto"/>
-      </w:pPr>
-      <w:r>
-        <w:t>The number of regimes is kept small and interpretable — broadly calm, transitional and crisis — because a richer state space dilutes interpretability and invites overfitting on the modest samples of daily financial data (Guidolin, 2011). Chapter 3 specifies the estimation and tuning procedures.</w:t>
+        <w:t>The dissertation operationalises the Nystrup et al. (2020) jump penalty in the two-stage form those authors describe</w:t>
+      </w:r>
+      <w:r>
+        <w:t>, so the filtered posterior inherits a persistent state path rather than maximum likelihood's excessive switching. The penalty's strength governs a bias-variance trade-off between over-smoothed and over-switching state sequences, and is tuned rather than set a priori.</w:t>
+      </w:r>
+    </w:p>
+    <w:p>
+      <w:pPr>
+        <w:spacing w:line="360" w:lineRule="auto"/>
+      </w:pPr>
+      <w:r>
+        <w:t>The number of regimes is kept small and interpretable — broadly calm, transitional and crisis — because a richer state space dilutes interpretability and invites overfitting on the modest samples of daily financial data (Guidolin, 2011).</w:t>
       </w:r>
     </w:p>
     <w:p>
@@ -363,36 +285,56 @@
         <w:spacing w:line="360" w:lineRule="auto"/>
       </w:pPr>
       <w:r>
-        <w:t>Lim and Zohren's (2021) survey supplies the design vocabulary used here. Two of its principles bear directly on volatility: financial sequences benefit from architectures with strong temporal inductive bias, their effective sample sizes being small relative to language or vision tasks; and hybrids in which a network learns residual structure on top of a statistical baseline frequently outperform either component alone.</w:t>
-      </w:r>
-    </w:p>
-    <w:p>
-      <w:pPr>
-        <w:spacing w:line="360" w:lineRule="auto"/>
-      </w:pPr>
-      <w:r>
-        <w:t>Both motivate the regime-aware variant of Chapter 3, in which the network is conditioned on an external state estimate rather than expected to learn regime structure unsupervised.</w:t>
-      </w:r>
-      <w:r>
-        <w:rPr>
-          <w:bCs/>
-        </w:rPr>
-      </w:r>
-      <w:r/>
-    </w:p>
-    <w:p>
-      <w:pPr>
-        <w:spacing w:line="360" w:lineRule="auto"/>
-      </w:pPr>
-      <w:r>
-        <w:t>The division of labour is precise: the hidden Markov model of Section 2.4 resolves the discrete regime-identification problem that a single-regime parametric specification cannot accommodate, while the LSTM resolves the continuous, non-linear residual dynamics conditional on that state, which the Gaussian-emission HMM is deliberately too simple to capture. Chapter 3 makes the decomposition explicit through two conditioning architectures, one supplying the state posterior as a feature and one gating a mixture of per-state experts (Jacobs et al., 1991) with it. Because that posterior is filtered rather than smoothed, conditioning on it introduces no look-ahead.</w:t>
-      </w:r>
-      <w:r>
-        <w:rPr>
-          <w:bCs/>
-        </w:rPr>
-      </w:r>
-      <w:r/>
+        <w:t>Lim and Zohren's (2021) survey supplies the design vocabulary used here. Two of its principles bear directly on volatility: financial sequences benefit from architectures with strong temporal inductive bias, their effective sample sizes being small relative to language or vision tasks; and hybrids in which a network learns residual structure on top of a statistical baseline frequently outperform either component alone. Both motivate conditioning the network on an external state estimate rather than expecting it to learn regime structure unsupervised.</w:t>
+      </w:r>
+    </w:p>
+    <w:p>
+      <w:pPr>
+        <w:spacing w:line="360" w:lineRule="auto"/>
+      </w:pPr>
+      <w:r>
+        <w:t>The division of labour is precise: the hidden Markov model of Section 2.4 resolves the discrete regime-identification problem that a single-regime parametric specification cannot accommodate, while the LSTM resolves the continuous, non-linear residual dynamics conditional on that state, which the Gaussian-emission HMM is deliberately too simple to capture. Chapter 3 makes that decomposition explicit, including the mixture of per-state experts of Jacobs et al. (1991).</w:t>
+      </w:r>
+    </w:p>
+    <w:p>
+      <w:pPr>
+        <w:spacing w:line="360" w:lineRule="auto"/>
+      </w:pPr>
+      <w:r>
+        <w:t>The most direct empirical precedents are two studies of recurrent networks against econometric baselines, more instructive read against each other than alone. Kim and Won (2018) hybridise an LSTM with GARCH-type models on daily KOSPI 200 data and report the hybrid beating either component; Bucci (2020) benchmarks feed-forward, LSTM and nonlinear autoregressive networks against ARFIMA and HAR on the S&amp;P 500 at monthly frequency and finds the recurrent architectures most accurate. They converge on one claim — LSTM-based models can match or modestly exceed econometric baselines on equity volatility — from opposite corners of the design space: daily frequency but a return-based target in a non-US market, against a US index at a horizon that sidesteps the daily realised-volatility problem. Neither conditions on regime, produces calibrated uncertainty, or applies proxy-robust significance tests.</w:t>
+      </w:r>
+    </w:p>
+    <w:p>
+      <w:pPr>
+        <w:spacing w:line="360" w:lineRule="auto"/>
+      </w:pPr>
+      <w:r>
+        <w:t>Those are the four gaps the dissertation closes jointly: daily realised volatility on a major US index, regime conditioning, calibrated uncertainty and proxy-robust testing. More recent work modernises the base — Christensen, Siggaard and Veliyev (2023) show machine learning outperforming HAR on daily realised volatility, while Reisenhofer, Bayer and Hautsch (2022) remains an arXiv preprint and is read as indicative — and a wave of very recent studies sharpens the precedents further, each occupying only part of the pipeline assembled here; Table 2.1 sets out the comparison. The closest comparator, Kılıç (2025), finds regime-switching HAR specifications outperforming deep models on daily S&amp;P 500 realised volatility under QLIKE — a result this dissertation confronts by placing the regime signal inside the network rather than the HAR, and testing whether the conclusion survives once uncertainty is added.</w:t>
+      </w:r>
+    </w:p>
+    <w:p>
+      <w:pPr>
+        <w:spacing w:line="360" w:lineRule="auto"/>
+      </w:pPr>
+    </w:p>
+    <w:p>
+      <w:pPr>
+        <w:pStyle w:val="Heading2"/>
+        <w:spacing w:line="360" w:lineRule="auto"/>
+      </w:pPr>
+      <w:bookmarkStart w:id="6" w:name="X52a78444787454871f991dd5dc3eed38c292db5"/>
+      <w:r>
+        <w:t>2.6 Uncertainty Quantification in Deep Forecasting</w:t>
+      </w:r>
+      <w:bookmarkEnd w:id="6"/>
+    </w:p>
+    <w:p>
+      <w:pPr>
+        <w:spacing w:line="360" w:lineRule="auto"/>
+      </w:pPr>
+      <w:r>
+        <w:t>Two complementary uncertainty-quantification methods are adopted, balancing computational cost against econometric robustness. Deep ensembles (Lakshminarayanan, Pritzel and Blundell, 2017) and full Bayesian inference were set aside on cost. Monte Carlo Dropout (Gal and Ghahramani, 2016) needs no architectural change and no extra training; pinball-loss quantile regression (Koenker and Bassett, 1978), motivated by CAViaR (Engle and Manganelli, 2004), imposes no parametric assumption on the conditional distribution.</w:t>
+      </w:r>
       <w:r>
         <w:rPr>
           <w:bCs/>
@@ -400,129 +342,95 @@
       </w:r>
       <w:r/>
       <w:r/>
-    </w:p>
-    <w:p>
-      <w:pPr>
-        <w:spacing w:line="360" w:lineRule="auto"/>
-      </w:pPr>
-      <w:r>
-        <w:t>The most direct empirical precedents are two studies of recurrent networks against econometric baselines, more instructive read against each other than alone. Kim and Won (2018) hybridise an LSTM with GARCH-type models on daily KOSPI 200 data and report the hybrid beating either component; Bucci (2020) benchmarks feed-forward, LSTM and nonlinear autoregressive networks against ARFIMA and HAR on the S&amp;P 500 at monthly frequency and finds the recurrent architectures most accurate.</w:t>
-      </w:r>
-    </w:p>
-    <w:p>
-      <w:pPr>
-        <w:spacing w:line="360" w:lineRule="auto"/>
-      </w:pPr>
-      <w:r>
-        <w:t>They converge on one claim — LSTM-based models can match or modestly exceed econometric baselines on equity volatility — from opposite corners of the design space: daily frequency but a return-based target in a non-US market, against a US index at a horizon that sidesteps the daily realised-volatility problem. Neither conditions on regime, produces calibrated uncertainty, or applies proxy-robust significance tests.</w:t>
-      </w:r>
-    </w:p>
-    <w:p>
-      <w:pPr>
-        <w:spacing w:line="360" w:lineRule="auto"/>
-      </w:pPr>
-      <w:r>
-        <w:t>Those are the four gaps the dissertation closes jointly: daily realised volatility on a major US index, regime conditioning, calibrated uncertainty and proxy-robust testing. More recent work modernises the base — Christensen, Siggaard and Veliyev (2023) show machine learning outperforming HAR on daily realised volatility, while Reisenhofer, Bayer and Hautsch (2022) remains an arXiv preprint and is read as indicative — but neither addresses the four jointly.</w:t>
+      <w:r>
+        <w:rPr>
+          <w:bCs/>
+        </w:rPr>
       </w:r>
       <w:r/>
-    </w:p>
-    <w:p>
-      <w:pPr>
-        <w:spacing w:line="360" w:lineRule="auto"/>
-      </w:pPr>
-      <w:r>
-        <w:t>A wave of very recent work sharpens these precedents, each study occupying only part of the pipeline assembled here; Table 2.1 in Section 2.8 sets out the comparison. The closest comparator, Kılıç (2025), finds regime-switching HAR specifications outperforming deep models on daily S&amp;P 500 realised volatility under QLIKE — a result this dissertation confronts by placing the regime signal inside the network rather than the HAR, and testing whether the conclusion survives once uncertainty is added.</w:t>
-      </w:r>
-    </w:p>
-    <w:p>
-      <w:pPr>
-        <w:spacing w:line="360" w:lineRule="auto"/>
-      </w:pPr>
+      <w:r>
+        <w:rPr>
+          <w:bCs/>
+        </w:rPr>
+      </w:r>
+      <w:r/>
+      <w:r>
+        <w:t xml:space="preserve"> They are paired because their failure modes do not overlap: dropout’s variational approximation may understate uncertainty under distribution shift, while quantile-regression intervals lack formal coverage guarantees and must be validated empirically.</w:t>
+      </w:r>
+    </w:p>
+    <w:p>
+      <w:pPr>
+        <w:spacing w:line="360" w:lineRule="auto"/>
+      </w:pPr>
+      <w:r>
+        <w:t>Gal and Ghahramani (2016) show that a network trained with dropout can be reinterpreted as approximate Bayesian inference over a deep Gaussian-process prior, stochastic passes at test time sampling the posterior predictive distribution. Its documented limitation is that the dropout rate acts as a hyperparameter materially affecting predictive variance, and that estimates can be over-confident under distribution shift — the regime that dominates financial test periods (Ovadia et al., 2019).</w:t>
+      </w:r>
+    </w:p>
+    <w:p>
+      <w:pPr>
+        <w:spacing w:line="360" w:lineRule="auto"/>
+      </w:pPr>
+      <w:r>
+        <w:t>Engle and Manganelli (2004) introduced the Conditional Autoregressive Value at Risk framework, modelling conditional quantiles through an autoregressive recursion estimated by minimising the pinball loss. That distribution-free loss was later adopted by neural quantile regression and refined for finite-sample coverage by conformal methods (Romano, Patterson and Candès, 2019; Xu and Xie, 2021; Gibbs and Candès, 2021), which are acknowledged rather than adopted: conformal calibration needs a held-out set disjoint from both training data and evaluation window, and the pre-test sample here is committed in full to estimating models held fixed across the test period.</w:t>
+      </w:r>
+    </w:p>
+    <w:p>
+      <w:pPr>
+        <w:spacing w:line="360" w:lineRule="auto"/>
+      </w:pPr>
+      <w:r>
+        <w:t>CAViaR therefore justifies training the LSTM to output conditional quantiles directly rather than sampling a posterior. It imposes no distributional assumption and remains valid for heavy-tailed returns, but the estimated quantiles are not guaranteed monotonic and the intervals lack the finite-sample coverage guarantees of Bayesian or conformal procedures, so their empirical coverage must be established rather than assumed.</w:t>
+      </w:r>
+    </w:p>
+    <w:p>
+      <w:pPr>
+        <w:spacing w:line="360" w:lineRule="auto"/>
+      </w:pPr>
+      <w:r>
+        <w:t>Two recent studies bring these ideas onto realised volatility itself and are the dissertation's nearest probabilistic neighbours, each stopping short of the present design; Table 2.1 records what each omits. That the full stack composes is shown outside finance by Isik and Yalcinkaya (2026), who integrate regime detection, a bidirectional LSTM, Monte Carlo Dropout and quantile intervals end-to-end for wind-power forecasting, while its financial instantiation remains unoccupied. Gunnarsson et al. (2024) underscore the point: they find deep recurrent models among the strongest realised-volatility forecasters yet explicitly identify probabilistic, uncertainty-aware machine learning as an open direction.</w:t>
+      </w:r>
     </w:p>
     <w:p>
       <w:pPr>
         <w:pStyle w:val="Heading2"/>
         <w:spacing w:line="360" w:lineRule="auto"/>
       </w:pPr>
-      <w:bookmarkStart w:id="6" w:name="X52a78444787454871f991dd5dc3eed38c292db5"/>
-      <w:r>
-        <w:t>2.6 Uncertainty Quantification in Deep Forecasting</w:t>
-      </w:r>
-      <w:bookmarkEnd w:id="6"/>
-    </w:p>
-    <w:p>
-      <w:pPr>
-        <w:spacing w:line="360" w:lineRule="auto"/>
-      </w:pPr>
-      <w:r>
-        <w:t>Two complementary uncertainty-quantification methods are adopted, balancing computational cost against econometric robustness. Deep ensembles (Lakshminarayanan, Pritzel and Blundell, 2017) and full Bayesian inference were set aside on cost. Monte Carlo Dropout (Gal and Ghahramani, 2016) needs no architectural change and no extra training; pinball-loss quantile regression (Koenker and Bassett, 1978), motivated by CAViaR (Engle and Manganelli, 2004), imposes no parametric assumption on the conditional distribution.</w:t>
-      </w:r>
-      <w:r>
-        <w:rPr>
-          <w:bCs/>
-        </w:rPr>
-      </w:r>
-      <w:r/>
-      <w:r/>
-      <w:r>
-        <w:rPr>
-          <w:bCs/>
-        </w:rPr>
-      </w:r>
-      <w:r/>
-      <w:r>
-        <w:rPr>
-          <w:bCs/>
-        </w:rPr>
-      </w:r>
-      <w:r/>
-    </w:p>
-    <w:p>
-      <w:pPr>
-        <w:spacing w:line="360" w:lineRule="auto"/>
-      </w:pPr>
-      <w:r>
-        <w:t>They are paired because their failure modes do not overlap: dropout's variational approximation may understate uncertainty under distribution shift, while quantile-regression intervals lack formal coverage guarantees and must be validated empirically. Reporting both under the proper scoring rules of Gneiting and Raftery (2007) is more defensible than either alone.</w:t>
-      </w:r>
-    </w:p>
-    <w:p>
-      <w:pPr>
-        <w:spacing w:line="360" w:lineRule="auto"/>
-      </w:pPr>
-      <w:r>
-        <w:t>Gal and Ghahramani (2016) show that a network trained with dropout can be reinterpreted as approximate Bayesian inference over a deep Gaussian-process prior, stochastic passes at test time sampling the posterior predictive distribution. Its documented limitation is that the dropout rate acts as a hyperparameter materially affecting predictive variance, and that estimates can be over-confident under distribution shift — the regime that dominates financial test periods (Ovadia et al., 2019). Calibration is therefore validated against held-out coverage.</w:t>
-      </w:r>
-    </w:p>
-    <w:p>
-      <w:pPr>
-        <w:spacing w:line="360" w:lineRule="auto"/>
-      </w:pPr>
-      <w:r>
-        <w:t>Engle and Manganelli (2004) introduced the Conditional Autoregressive Value at Risk framework, modelling conditional quantiles through an autoregressive recursion estimated by minimising the pinball loss. That same distribution-free loss was later adopted by neural quantile regression and refined for finite-sample coverage by conformal methods (Romano, Patterson and Candès, 2019; Xu and Xie, 2021; Gibbs and Candès, 2021). Those are acknowledged rather than adopted: conformal calibration needs a held-out set disjoint from both training data and evaluation window, and the pre-test sample here is committed in full to estimating models held fixed across the test period.</w:t>
-      </w:r>
-    </w:p>
-    <w:p>
-      <w:pPr>
-        <w:spacing w:line="360" w:lineRule="auto"/>
-      </w:pPr>
-      <w:r>
-        <w:t>CAViaR justifies training the LSTM to output conditional quantiles directly via the pinball loss rather than sampling a posterior. It imposes no distributional assumption and remains valid for heavy-tailed returns, but carries two caveats: the estimated quantiles are not guaranteed monotonic, and the intervals lack the finite-sample coverage guarantees of Bayesian or conformal procedures. Their empirical coverage must be established rather than assumed, by procedures deferred to Chapter 3.</w:t>
-      </w:r>
-    </w:p>
-    <w:p>
-      <w:pPr>
-        <w:spacing w:line="360" w:lineRule="auto"/>
-      </w:pPr>
-      <w:r>
-        <w:t>Two recent studies bring these ideas onto realised volatility itself and are the dissertation's nearest probabilistic neighbours, each stopping short of the present design; Table 2.1 records what each omits. That the full stack composes is shown outside finance by Isik and Yalcinkaya (2026), who integrate regime detection, a bidirectional LSTM, Monte Carlo Dropout and quantile intervals end-to-end for wind-power forecasting, while its financial instantiation remains unoccupied.</w:t>
-      </w:r>
-    </w:p>
-    <w:p>
-      <w:pPr>
-        <w:spacing w:line="360" w:lineRule="auto"/>
-      </w:pPr>
-      <w:r>
-        <w:t>That the uncertainty dimension is itself under-developed in financial machine learning is underscored by Gunnarsson et al. (2024), who find deep recurrent models among the strongest realised-volatility forecasters yet explicitly identify probabilistic, uncertainty-aware machine learning as an open direction.</w:t>
+      <w:bookmarkStart w:id="7" w:name="forecast-evaluation-and-comparison"/>
+      <w:r>
+        <w:t>2.7 Forecast Evaluation and Comparison</w:t>
+      </w:r>
+      <w:bookmarkEnd w:id="7"/>
+    </w:p>
+    <w:p>
+      <w:pPr>
+        <w:spacing w:line="360" w:lineRule="auto"/>
+      </w:pPr>
+      <w:r>
+        <w:t>The standard apparatus for testing whether one forecast is more accurate than another is the pairwise test of Diebold and Mariano (1995), which asks whether the mean loss differential between two forecasts differs significantly from zero under a heteroskedasticity- and autocorrelation-consistent estimate of its long-run variance. It suits volatility forecasting because it accommodates non-Gaussian loss differentials and non-nested comparisons (Gu, Kelly and Xiu, 2020; Makridakis et al., 2020).</w:t>
+      </w:r>
+    </w:p>
+    <w:p>
+      <w:pPr>
+        <w:spacing w:line="360" w:lineRule="auto"/>
+      </w:pPr>
+      <w:r>
+        <w:t>The dissertation uses it as its primary pairwise test, with QLIKE following Patton (2011). Because the pipeline compares many models, pairwise testing invites multiple-comparison error, so superiority is also assessed with the Model Confidence Set (Hansen, Lunde and Nason, 2011). Giacomini and White (2006) refine the framework for the long-memory loss series typical of volatility, and their conditional test asks the sharper question of whether the better model is predictable from the state known at the forecast origin — the form RQ2 takes. One condition of that refinement is not satisfied uniformly here, since it assumes a finite estimation window and the econometric baselines are re-estimated on an expanding one; Chapter 3 records the qualification.</w:t>
+      </w:r>
+    </w:p>
+    <w:p>
+      <w:pPr>
+        <w:spacing w:line="360" w:lineRule="auto"/>
+      </w:pPr>
+      <w:r>
+        <w:t>The criteria for the uncertainty-aware variants come from Gneiting and Raftery (2007), the canonical reference for evaluating probabilistic forecasts. They formalise the strictly proper scoring rule — a loss whose expected value is minimised at the true predictive distribution — and develop the continuous ranked probability score and the interval (Winkler) score as integrated criteria rewarding both location and spread. The principle they crystallise is that a probabilistic forecast cannot be judged by its point estimate alone: two forecasts with identical means may differ substantially in tail behaviour, and therefore in economic value to a risk manager sizing positions or setting capital.</w:t>
+      </w:r>
+    </w:p>
+    <w:p>
+      <w:pPr>
+        <w:spacing w:line="360" w:lineRule="auto"/>
+      </w:pPr>
+      <w:r>
+        <w:t>A distinct literature evaluates interval forecasts as value-at-risk backtests and supplies three criteria Chapter 3 applies. Kupiec (1995) tests whether the unconditional rate of violations matches its nominal level; Christoffersen (1998) extends this to conditional coverage by testing their independence, so a band with the right average rate but clustered breaches is rejected; and the dynamic-quantile regression of Engle and Manganelli (2004) asks whether violations are predictable at the forecast origin. Applied across methods, levels and tails they form a family subject to multiple-comparison error, which the Holm (1979) correction controls.</w:t>
       </w:r>
     </w:p>
     <w:p>
@@ -530,136 +438,31 @@
         <w:pStyle w:val="Heading2"/>
         <w:spacing w:line="360" w:lineRule="auto"/>
       </w:pPr>
-      <w:bookmarkStart w:id="7" w:name="forecast-evaluation-and-comparison"/>
-      <w:r>
-        <w:t>2.7 Forecast Evaluation and Comparison</w:t>
-      </w:r>
-      <w:bookmarkEnd w:id="7"/>
-    </w:p>
-    <w:p>
-      <w:pPr>
-        <w:spacing w:line="360" w:lineRule="auto"/>
-      </w:pPr>
-      <w:r>
-        <w:t>The standard apparatus for testing whether one forecast is more accurate than another is the pairwise test of Diebold and Mariano (1995), which asks whether the mean loss differential between two forecasts differs significantly from zero under a heteroskedasticity- and autocorrelation-consistent estimate of its long-run variance. It suits volatility forecasting because it accommodates non-Gaussian loss differentials and non-nested comparisons (Gu, Kelly and Xiu, 2020; Makridakis et al., 2020).</w:t>
-      </w:r>
-    </w:p>
-    <w:p>
-      <w:pPr>
-        <w:spacing w:line="360" w:lineRule="auto"/>
-      </w:pPr>
-      <w:r>
-        <w:t>The dissertation uses it as its primary pairwise test, with QLIKE following Patton (2011). Because the pipeline compares many models, pairwise testing invites multiple-comparison error, so superiority is also assessed with the Model Confidence Set (Hansen, Lunde and Nason, 2011). Giacomini and White (2006) refine the framework for the long-memory loss series typical of volatility, and their conditional test asks the sharper question of whether the better model is predictable from the state known at the forecast origin — the form RQ2 takes. One condition of that refinement is not satisfied uniformly here, since it assumes a finite estimation window and the econometric baselines are re-estimated on an expanding one; Chapter 3 records the qualification.</w:t>
-      </w:r>
-      <w:r/>
-    </w:p>
-    <w:p>
-      <w:pPr>
-        <w:spacing w:line="360" w:lineRule="auto"/>
-      </w:pPr>
-      <w:r>
-        <w:t>The criteria for the uncertainty-aware variants come from Gneiting and Raftery (2007), the canonical reference for evaluating probabilistic forecasts. They formalise the strictly proper scoring rule — a loss whose expected value is minimised at the true predictive distribution — and develop the continuous ranked probability score and the interval (Winkler) score as integrated criteria rewarding both location and spread.</w:t>
-      </w:r>
-    </w:p>
-    <w:p>
-      <w:pPr>
-        <w:spacing w:line="360" w:lineRule="auto"/>
-      </w:pPr>
-      <w:r>
-        <w:t>The principle they crystallise is that a probabilistic forecast cannot be judged by its point estimate alone: two forecasts with identical means may differ substantially in tail behaviour, and therefore in economic value to a risk manager sizing positions or setting capital. Coverage, sharpness and a proper score are accordingly reported alongside point accuracy, which is treated as necessary but not sufficient.</w:t>
-      </w:r>
-    </w:p>
-    <w:p>
-      <w:pPr>
-        <w:spacing w:line="360" w:lineRule="auto"/>
-      </w:pPr>
-      <w:r>
-        <w:t>A distinct literature evaluates interval forecasts as value-at-risk backtests and supplies three criteria Chapter 3 applies. Kupiec (1995) tests whether the unconditional rate of violations matches its nominal level; Christoffersen (1998) extends this to conditional coverage by testing their independence, so a band with the right average rate but clustered breaches is rejected; and the dynamic-quantile regression of Engle and Manganelli (2004) asks whether violations are predictable at the forecast origin. Applied across methods, levels and tails they form a family subject to multiple-comparison error, which the Holm (1979) correction controls.</w:t>
-      </w:r>
-    </w:p>
-    <w:p>
-      <w:pPr>
-        <w:pStyle w:val="Heading2"/>
-        <w:spacing w:line="360" w:lineRule="auto"/>
-      </w:pPr>
       <w:bookmarkStart w:id="8" w:name="synthesis-and-identified-gap"/>
-      <w:r>
-        <w:t>2.8 Synthesis and Identified Gap</w:t>
-      </w:r>
       <w:bookmarkEnd w:id="8"/>
-    </w:p>
-    <w:p>
-      <w:pPr>
-        <w:spacing w:line="360" w:lineRule="auto"/>
-      </w:pPr>
-      <w:r>
-        <w:t xml:space="preserve">The four traditions describe a coherent landscape whose components have not been integrated into one empirical pipeline for daily realised-volatility forecasting on a major US equity index. The </w:t>
+      <w:r>
+        <w:t>2.8 Synthesis, Identified Gap and Summary</w:t>
+      </w:r>
+    </w:p>
+    <w:p>
+      <w:pPr>
+        <w:spacing w:line="360" w:lineRule="auto"/>
+      </w:pPr>
+      <w:r>
+        <w:t>The four traditions describe a coherent landscape whose components have not been integrated into one empirical pipeline for daily realised-volatility forecasting on a major US equity index. The regime-switching machinery for extracting persistent states is almost always paired with parametric rather than neural models; LSTMs have matched or modestly exceeded econometric baselines (Kim and Won, 2018; Bucci, 2020) but rarely on daily realised volatility for a major US index and rarely conditioned on regime; and the two routes to calibrated predictive distributions (Gal and Ghahramani, 2016; Engle and Manganelli, 2004) are benchmarked mostly on general tasks. Across all four the evidence is uneven, and so indicative rather than decisive here.</w:t>
+      </w:r>
+    </w:p>
+    <w:p>
+      <w:pPr>
+        <w:spacing w:line="360" w:lineRule="auto"/>
+      </w:pPr>
+      <w:r>
+        <w:t xml:space="preserve">The gap is therefore one of </w:t>
       </w:r>
       <w:r>
         <w:rPr>
           <w:b/>
         </w:rPr>
-        <w:t>parametric econometric</w:t>
-      </w:r>
-      <w:r>
-        <w:t xml:space="preserve"> tradition (Engle, 1982; Bollerslev, 1986; Nelson, 1991; Corsi, 2009) supplies the benchmarks, to be measured under proxy-robust losses (Patton, 2011) and significance tests (Diebold and Mariano, 1995).</w:t>
-      </w:r>
-    </w:p>
-    <w:p>
-      <w:pPr>
-        <w:spacing w:line="360" w:lineRule="auto"/>
-      </w:pPr>
-      <w:r>
-        <w:t xml:space="preserve">The </w:t>
-      </w:r>
-      <w:r>
-        <w:rPr>
-          <w:b/>
-        </w:rPr>
-        <w:t>regime-switching</w:t>
-      </w:r>
-      <w:r>
-        <w:t xml:space="preserve"> tradition (Hamilton, 1989; Nystrup, Lindström and Madsen, 2020) supplies mature machinery for extracting persistent states, but almost always paired with parametric rather than neural models. The </w:t>
-      </w:r>
-      <w:r>
-        <w:rPr>
-          <w:b/>
-        </w:rPr>
-        <w:t>deep-learning</w:t>
-      </w:r>
-      <w:r>
-        <w:t xml:space="preserve"> tradition (Hochreiter and Schmidhuber, 1997; Lim and Zohren, 2021) has shown LSTMs matching or modestly exceeding econometric baselines (Kim and Won, 2018; Bucci, 2020), but rarely on daily realised volatility for a major US index and rarely conditioned on regime.</w:t>
-      </w:r>
-    </w:p>
-    <w:p>
-      <w:pPr>
-        <w:spacing w:line="360" w:lineRule="auto"/>
-      </w:pPr>
-      <w:r>
-        <w:lastRenderedPageBreak/>
-        <w:t xml:space="preserve">The </w:t>
-      </w:r>
-      <w:r>
-        <w:rPr>
-          <w:b/>
-        </w:rPr>
-        <w:t>probabilistic / uncertainty-quantification</w:t>
-      </w:r>
-      <w:r>
-        <w:t xml:space="preserve"> tradition provides two routes to calibrated predictive distributions — Monte Carlo Dropout (Gal and Ghahramani, 2016) and pinball-loss quantile regression (Engle and Manganelli, 2004) — evaluated against proper scoring rules (Gneiting and Raftery, 2007), but benchmarked mostly on general tasks. Across all four the evidence is uneven, and so indicative rather than decisive here.</w:t>
-      </w:r>
-    </w:p>
-    <w:p>
-      <w:pPr>
-        <w:spacing w:line="360" w:lineRule="auto"/>
-      </w:pPr>
-      <w:r>
-        <w:t xml:space="preserve">The gap is therefore one of </w:t>
-      </w:r>
-      <w:r>
-        <w:rPr>
-          <w:b/>
-        </w:rPr>
         <w:t>integration</w:t>
       </w:r>
       <w:r>
@@ -671,15 +474,7 @@
         <w:spacing w:line="360" w:lineRule="auto"/>
       </w:pPr>
       <w:r>
-        <w:t>The proposed pipeline assembles GARCH(1,1), EGARCH and HAR-RV as parametric baselines, an unconditional LSTM as a non-linear sequence baseline, two regime-aware LSTMs conditioned on a jump-penalised Gaussian-emission HMM, and uncertainty-aware variants using Monte Carlo Dropout and pinball-loss quantile regression. All are evaluated on the same out-of-sample window under QLIKE and MSE, with Diebold-Mariano tests for point forecasts and proper-score diagnostics for the probabilistic variants. The aim is not a novel architecture but a rigorous test of the integrated pipeline.</w:t>
-      </w:r>
-    </w:p>
-    <w:p>
-      <w:pPr>
-        <w:spacing w:line="360" w:lineRule="auto"/>
-      </w:pPr>
-      <w:r>
-        <w:t>Table 2.1 places the dissertation against its nearest neighbours and makes the boundary precise: each occupies part of the pipeline, none the whole of it. To the best of this review — extensive but not exhaustive — no study combines a regime-conditioned LSTM with dual uncertainty quantification for equity realised volatility on the Oxford-Man Realized Library under Model-Confidence-Set and interval-coverage evaluation. That intersection, integrative rather than methodological, is what the dissertation claims.</w:t>
+        <w:t>Table 2.1 places the dissertation against its nearest neighbours and makes the boundary precise: each occupies part of the pipeline, none the whole of it. To the best of this review — extensive but not exhaustive — no study combines a regime-conditioned LSTM with dual uncertainty quantification for equity realised volatility on the Oxford-Man Realized Library under Model-Confidence-Set and interval-coverage evaluation. That intersection, integrative rather than methodological, is what the dissertation claims: the aim is not a novel architecture but a rigorous test of the integrated pipeline, which Chapter 3 specifies.</w:t>
       </w:r>
     </w:p>
     <w:p>
@@ -2317,7 +2112,7 @@
               <w:rPr>
                 <w:sz w:val="18"/>
               </w:rPr>
-              <w:t>S&amp;P 500 daily RV (Oxford-Man)</w:t>
+              <w:t>S&amp;P 500 daily RV (Oxford-Man); Russell 2000 and FTSE 100 transfer check</w:t>
             </w:r>
           </w:p>
         </w:tc>

--- a/Report Draft/Chapter2-LiteratureReview.docx
+++ b/Report Draft/Chapter2-LiteratureReview.docx
@@ -430,7 +430,7 @@
         <w:spacing w:line="360" w:lineRule="auto"/>
       </w:pPr>
       <w:r>
-        <w:t>A distinct literature evaluates interval forecasts as value-at-risk backtests and supplies three criteria Chapter 3 applies. Kupiec (1995) tests whether the unconditional rate of violations matches its nominal level; Christoffersen (1998) extends this to conditional coverage by testing their independence, so a band with the right average rate but clustered breaches is rejected; and the dynamic-quantile regression of Engle and Manganelli (2004) asks whether violations are predictable at the forecast origin. Applied across methods, levels and tails they form a family subject to multiple-comparison error, which the Holm (1979) correction controls.</w:t>
+        <w:t>A distinct literature evaluates interval forecasts as value-at-risk backtests and supplies three criteria Chapter 3 applies. Kupiec (1995) tests whether the unconditional rate of violations matches its nominal level; Christoffersen (1998) extends this to conditional coverage by testing their independence, so a band with the right average rate but clustered breaches is rejected; and the dynamic-quantile regression of Engle and Manganelli (2004) asks whether violations are predictable at the forecast origin. Applied across methods, levels and tails they form a family subject to multiple-comparison error, which the Holm (1979) correction controls. That this family comes from risk-management practice matters: an interval whose stated confidence is not met misstates risk to whoever relies on it, so coverage is tested rather than assumed.</w:t>
       </w:r>
     </w:p>
     <w:p>

--- a/Report Draft/Chapter2-LiteratureReview.docx
+++ b/Report Draft/Chapter2-LiteratureReview.docx
@@ -9,7 +9,7 @@
       </w:pPr>
       <w:bookmarkStart w:id="0" w:name="chapter-2-literature-review"/>
       <w:r>
-        <w:t>Chapter 2: Literature Review</w:t>
+        <w:t>Literature Review</w:t>
       </w:r>
       <w:bookmarkEnd w:id="0"/>
     </w:p>
@@ -56,7 +56,7 @@
         <w:t>deep-learning</w:t>
       </w:r>
       <w:r>
-        <w:t xml:space="preserve"> tradition, built on the Long Short-Term Memory cell, supplies the non-linear sequence model that learns the residual structure within those states. The </w:t>
+        <w:t xml:space="preserve"> tradition, built on the long short-term memory cell, supplies the non-linear sequence model that learns the residual structure within those states. The </w:t>
       </w:r>
       <w:r>
         <w:rPr>
@@ -205,7 +205,7 @@
         <w:rPr>
           <w:b/>
         </w:rPr>
-        <w:t>Gaussian-emission Hidden Markov Model</w:t>
+        <w:t>Gaussian-emission hidden Markov model</w:t>
       </w:r>
       <w:r>
         <w:t xml:space="preserve"> rather than a Markov-switching autoregression, each regime parameterised as a Gaussian over standardised daily log returns. The choice keeps the regime model simple, leaving the non-linear within-regime structure to the LSTM of Section 2.5 and avoiding the identification difficulties of estimating switching and within-regime dynamics jointly. Whether regime-switching improves out-of-sample forecasts is contested — Dacco and Satchell (1999) found such models forecasting poorly despite strong in-sample fit, though regimes add value in asset allocation (Ang and Bekaert, 2002) — so the dissertation tests it rather than assuming it.</w:t>
@@ -269,7 +269,7 @@
         <w:spacing w:line="360" w:lineRule="auto"/>
       </w:pPr>
       <w:r>
-        <w:t>The architectural backbone is the Long Short-Term Memory cell of Hochreiter and Schmidhuber (1997), still the workhorse for sequences with moderate context length and limited data — both of which describe daily financial series. Its gated constant-error carousel overcame the vanishing-gradient pathology that had made recurrent networks impractical for long-range dependencies, and its inductive bias — that the present is best predicted from a selectively retained summary of the recent past — aligns with the persistence structure of volatility (Cont, 2001).</w:t>
+        <w:t>The architectural backbone is the long short-term memory cell of Hochreiter and Schmidhuber (1997), still the workhorse for sequences with moderate context length and limited data — both of which describe daily financial series. Its gated constant-error carousel overcame the vanishing-gradient pathology that had made recurrent networks impractical for long-range dependencies, and its inductive bias — that the present is best predicted from a selectively retained summary of the recent past — aligns with the persistence structure of volatility (Cont, 2001).</w:t>
       </w:r>
     </w:p>
     <w:p>
@@ -333,7 +333,7 @@
         <w:spacing w:line="360" w:lineRule="auto"/>
       </w:pPr>
       <w:r>
-        <w:t>Two complementary uncertainty-quantification methods are adopted, balancing computational cost against econometric robustness. Deep ensembles (Lakshminarayanan, Pritzel and Blundell, 2017) and full Bayesian inference were set aside on cost. Monte Carlo Dropout (Gal and Ghahramani, 2016) needs no architectural change and no extra training; pinball-loss quantile regression (Koenker and Bassett, 1978), motivated by CAViaR (Engle and Manganelli, 2004), imposes no parametric assumption on the conditional distribution.</w:t>
+        <w:t>Two complementary uncertainty-quantification methods are adopted, balancing computational cost against econometric robustness. Deep ensembles (Lakshminarayanan, Pritzel and Blundell, 2017) and full Bayesian inference were set aside on cost. Monte Carlo dropout (Gal and Ghahramani, 2016) needs no architectural change and no extra training; pinball-loss quantile regression (Koenker and Bassett, 1978), motivated by CAViaR (Engle and Manganelli, 2004), imposes no parametric assumption on the conditional distribution.</w:t>
       </w:r>
       <w:r>
         <w:rPr>
@@ -387,7 +387,7 @@
         <w:spacing w:line="360" w:lineRule="auto"/>
       </w:pPr>
       <w:r>
-        <w:t>Two recent studies bring these ideas onto realised volatility itself and are the dissertation's nearest probabilistic neighbours, each stopping short of the present design; Table 2.1 records what each omits. That the full stack composes is shown outside finance by Isik and Yalcinkaya (2026), who integrate regime detection, a bidirectional LSTM, Monte Carlo Dropout and quantile intervals end-to-end for wind-power forecasting, while its financial instantiation remains unoccupied. Gunnarsson et al. (2024) underscore the point: they find deep recurrent models among the strongest realised-volatility forecasters yet explicitly identify probabilistic, uncertainty-aware machine learning as an open direction.</w:t>
+        <w:t>Two recent studies bring these ideas onto realised volatility itself and are the dissertation's nearest probabilistic neighbours, each stopping short of the present design; Table 2.1 records what each omits. That the full stack composes is shown outside finance by Isik and Yalcinkaya (2026), who integrate regime detection, a bidirectional LSTM, Monte Carlo dropout and quantile intervals end-to-end for wind-power forecasting, while its financial instantiation remains unoccupied. Gunnarsson et al. (2024) underscore the point: they find deep recurrent models among the strongest realised-volatility forecasters yet explicitly identify probabilistic, uncertainty-aware machine learning as an open direction.</w:t>
       </w:r>
     </w:p>
     <w:p>
@@ -479,7 +479,7 @@
     </w:p>
     <w:p>
       <w:pPr>
-        <w:spacing w:line="360" w:lineRule="auto"/>
+        <w:pStyle w:val="Caption"/>
       </w:pPr>
       <w:r>
         <w:t xml:space="preserve">Table 2.1  The nearest studies and what each leaves open. A dash marks a component the study does not include.</w:t>
@@ -4454,6 +4454,24 @@
       <w:szCs w:val="28"/>
     </w:rPr>
   </w:style>
+  <w:style w:type="paragraph" w:styleId="Caption">
+    <w:name w:val="caption"/>
+    <w:basedOn w:val="Normal"/>
+    <w:next w:val="Normal"/>
+    <w:uiPriority w:val="35"/>
+    <w:unhideWhenUsed/>
+    <w:qFormat/>
+    <w:pPr>
+      <w:spacing w:after="200" w:line="240" w:lineRule="auto"/>
+    </w:pPr>
+    <w:rPr>
+      <w:i/>
+      <w:iCs/>
+      <w:color w:val="44546A"/>
+      <w:sz w:val="18"/>
+      <w:szCs w:val="18"/>
+    </w:rPr>
+  </w:style>
 </w:styles>
 </file>
 

--- a/Report Draft/Chapter2-LiteratureReview.docx
+++ b/Report Draft/Chapter2-LiteratureReview.docx
@@ -249,7 +249,7 @@
         <w:spacing w:line="360" w:lineRule="auto"/>
       </w:pPr>
       <w:r>
-        <w:t>The tradition remains active on this dissertation's own target: Blake, Gandhi and Jakkula (2025) apply soft Markov-switching and clustering-based regimes to daily S&amp;P 500 realised volatility and report material gains over an autoregressive baseline, but use neither a deep sequence model nor uncertainty quantification — the two layers Sections 2.5 and 2.6 add.</w:t>
+        <w:t xml:space="preserve">The tradition remains active on this dissertation's own target: in a preprint, Blake, Gandhi and Jakkula (2025) apply soft Markov-switching and clustering-based regimes to daily S&amp;P 500 realised volatility and report material gains over an autoregressive baseline, but use neither a deep sequence model nor uncertainty quantification — the two layers Sections 2.5 and 2.6 add.</w:t>
       </w:r>
     </w:p>
     <w:p>
@@ -482,7 +482,7 @@
         <w:pStyle w:val="Caption"/>
       </w:pPr>
       <w:r>
-        <w:t xml:space="preserve">Table 2.1  The nearest studies and what each leaves open. A dash marks a component the study does not include.</w:t>
+        <w:t xml:space="preserve">Table 2.1  The nearest studies and what each leaves open. A dash marks a component the study does not include. Reisenhofer et al. (2022), Blake et al. (2025), Dudek et al. (2025) and Goel et al. (2025) are preprints, and are read as indicative.</w:t>
       </w:r>
     </w:p>
     <w:tbl>
